--- a/白蓝清新通用行业招聘面试简历.docx
+++ b/白蓝清新通用行业招聘面试简历.docx
@@ -25,10 +25,10 @@
               <wp:posOffset>5178425</wp:posOffset>
             </wp:positionH>
             <wp:positionV relativeFrom="paragraph">
-              <wp:posOffset>-29607</wp:posOffset>
+              <wp:posOffset>-42545</wp:posOffset>
             </wp:positionV>
-            <wp:extent cx="1467096" cy="1422400"/>
-            <wp:effectExtent l="0" t="0" r="0" b="6350"/>
+            <wp:extent cx="1504950" cy="1478915"/>
+            <wp:effectExtent l="0" t="0" r="0" b="6985"/>
             <wp:wrapNone/>
             <wp:docPr id="66" name="图片 66"/>
             <wp:cNvGraphicFramePr>
@@ -58,7 +58,7 @@
                   <pic:spPr>
                     <a:xfrm>
                       <a:off x="0" y="0"/>
-                      <a:ext cx="1467096" cy="1422400"/>
+                      <a:ext cx="1510634" cy="1484501"/>
                     </a:xfrm>
                     <a:prstGeom prst="rect">
                       <a:avLst/>
@@ -101,7 +101,6 @@
         </w:rPr>
         <w:t>求职意向：</w:t>
       </w:r>
-      <w:proofErr w:type="spellStart"/>
       <w:r>
         <w:rPr>
           <w:rStyle w:val="11"/>
@@ -109,9 +108,17 @@
           <w:b/>
           <w:bCs/>
         </w:rPr>
-        <w:t>ETl</w:t>
-      </w:r>
-      <w:proofErr w:type="spellEnd"/>
+        <w:t>ET</w:t>
+      </w:r>
+      <w:r>
+        <w:rPr>
+          <w:rStyle w:val="11"/>
+          <w:rFonts w:ascii="MiSans" w:eastAsia="MiSans" w:hAnsi="MiSans" w:cs="MiSans"/>
+          <w:b/>
+          <w:bCs/>
+        </w:rPr>
+        <w:t>L</w:t>
+      </w:r>
       <w:r>
         <w:rPr>
           <w:rStyle w:val="11"/>
@@ -157,25 +164,7 @@
         <w:rPr>
           <w:rFonts w:ascii="MiSans" w:eastAsia="MiSans" w:hAnsi="MiSans" w:cs="MiSans" w:hint="eastAsia"/>
         </w:rPr>
-        <w:t>年龄：</w:t>
-      </w:r>
-      <w:r>
-        <w:rPr>
-          <w:rFonts w:ascii="MiSans" w:eastAsia="MiSans" w:hAnsi="MiSans" w:cs="MiSans" w:hint="eastAsia"/>
-        </w:rPr>
-        <w:t>2</w:t>
-      </w:r>
-      <w:r>
-        <w:rPr>
-          <w:rFonts w:ascii="MiSans" w:eastAsia="MiSans" w:hAnsi="MiSans" w:cs="MiSans"/>
-        </w:rPr>
-        <w:t>7</w:t>
-      </w:r>
-      <w:r>
-        <w:rPr>
-          <w:rFonts w:ascii="MiSans" w:eastAsia="MiSans" w:hAnsi="MiSans" w:cs="MiSans" w:hint="eastAsia"/>
-        </w:rPr>
-        <w:t>岁</w:t>
+        <w:t>学历：本科统招</w:t>
       </w:r>
       <w:r>
         <w:rPr>
@@ -199,6 +188,9 @@
     <w:p>
       <w:pPr>
         <w:pStyle w:val="a6"/>
+        <w:tabs>
+          <w:tab w:val="clear" w:pos="3780"/>
+        </w:tabs>
         <w:rPr>
           <w:rFonts w:ascii="MiSans" w:eastAsia="MiSans" w:hAnsi="MiSans" w:cs="MiSans"/>
         </w:rPr>
@@ -215,33 +207,83 @@
         </w:rPr>
         <w:t xml:space="preserve">19924669034    </w:t>
       </w:r>
-      <w:r>
-        <w:rPr>
-          <w:rFonts w:ascii="MiSans" w:eastAsia="MiSans" w:hAnsi="MiSans" w:cs="MiSans" w:hint="eastAsia"/>
-        </w:rPr>
-        <w:t>电子邮箱：</w:t>
-      </w:r>
-      <w:r>
-        <w:rPr>
-          <w:rFonts w:ascii="MiSans" w:eastAsia="MiSans" w:hAnsi="MiSans" w:cs="MiSans"/>
-        </w:rPr>
-        <w:t>3210355288@</w:t>
-      </w:r>
-      <w:r>
-        <w:rPr>
-          <w:rFonts w:ascii="MiSans" w:eastAsia="MiSans" w:hAnsi="MiSans" w:cs="MiSans" w:hint="eastAsia"/>
-        </w:rPr>
-        <w:t>qq.</w:t>
-      </w:r>
-      <w:r>
-        <w:rPr>
-          <w:rFonts w:ascii="MiSans" w:eastAsia="MiSans" w:hAnsi="MiSans" w:cs="MiSans"/>
-        </w:rPr>
-        <w:t>com</w:t>
-      </w:r>
-      <w:r>
-        <w:rPr>
-          <w:rFonts w:ascii="MiSans" w:eastAsia="MiSans" w:hAnsi="MiSans" w:cs="MiSans" w:hint="eastAsia"/>
+    </w:p>
+    <w:p>
+      <w:pPr>
+        <w:pStyle w:val="a6"/>
+        <w:tabs>
+          <w:tab w:val="clear" w:pos="3780"/>
+          <w:tab w:val="left" w:pos="2900"/>
+        </w:tabs>
+        <w:rPr>
+          <w:rFonts w:ascii="MiSans" w:eastAsia="MiSans" w:hAnsi="MiSans" w:cs="MiSans"/>
+        </w:rPr>
+      </w:pPr>
+      <w:r>
+        <w:rPr>
+          <w:rFonts w:ascii="MiSans" w:eastAsia="MiSans" w:hAnsi="MiSans" w:cs="MiSans" w:hint="eastAsia"/>
+        </w:rPr>
+        <w:t>专业证书：CET-4、计算机二级证书</w:t>
+      </w:r>
+      <w:r>
+        <w:rPr>
+          <w:rFonts w:ascii="MiSans" w:eastAsia="MiSans" w:hAnsi="MiSans" w:cs="MiSans"/>
+        </w:rPr>
+        <w:tab/>
+      </w:r>
+    </w:p>
+    <w:p>
+      <w:pPr>
+        <w:pStyle w:val="a6"/>
+        <w:tabs>
+          <w:tab w:val="clear" w:pos="3780"/>
+          <w:tab w:val="left" w:pos="2900"/>
+        </w:tabs>
+        <w:ind w:firstLineChars="500" w:firstLine="1100"/>
+        <w:rPr>
+          <w:rFonts w:ascii="MiSans" w:eastAsia="MiSans" w:hAnsi="MiSans" w:cs="MiSans"/>
+        </w:rPr>
+      </w:pPr>
+      <w:r>
+        <w:rPr>
+          <w:rFonts w:ascii="MiSans" w:eastAsia="MiSans" w:hAnsi="MiSans" w:cs="MiSans" w:hint="eastAsia"/>
+        </w:rPr>
+        <w:t>华为ICT学院数据管理与分析认证</w:t>
+      </w:r>
+    </w:p>
+    <w:p>
+      <w:pPr>
+        <w:pStyle w:val="a6"/>
+        <w:tabs>
+          <w:tab w:val="clear" w:pos="3780"/>
+          <w:tab w:val="left" w:pos="2900"/>
+        </w:tabs>
+        <w:ind w:firstLineChars="500" w:firstLine="1100"/>
+        <w:rPr>
+          <w:rFonts w:ascii="MiSans" w:eastAsia="MiSans" w:hAnsi="MiSans" w:cs="MiSans"/>
+        </w:rPr>
+      </w:pPr>
+      <w:r>
+        <w:rPr>
+          <w:rFonts w:ascii="MiSans" w:eastAsia="MiSans" w:hAnsi="MiSans" w:cs="MiSans" w:hint="eastAsia"/>
+        </w:rPr>
+        <w:t>阿里云ECS认证</w:t>
+      </w:r>
+    </w:p>
+    <w:p>
+      <w:pPr>
+        <w:pStyle w:val="a6"/>
+        <w:tabs>
+          <w:tab w:val="clear" w:pos="3780"/>
+          <w:tab w:val="left" w:pos="2900"/>
+        </w:tabs>
+        <w:rPr>
+          <w:rFonts w:ascii="MiSans" w:eastAsia="MiSans" w:hAnsi="MiSans" w:cs="MiSans"/>
+        </w:rPr>
+      </w:pPr>
+      <w:r>
+        <w:rPr>
+          <w:rFonts w:ascii="MiSans" w:eastAsia="MiSans" w:hAnsi="MiSans" w:cs="MiSans"/>
         </w:rPr>
         <w:tab/>
       </w:r>
@@ -1128,7 +1170,13 @@
         <w:rPr>
           <w:rFonts w:ascii="MiSans" w:eastAsia="MiSans" w:hAnsi="MiSans" w:cs="MiSans" w:hint="eastAsia"/>
         </w:rPr>
-        <w:t>hivesql</w:t>
+        <w:t>H</w:t>
+      </w:r>
+      <w:r>
+        <w:rPr>
+          <w:rFonts w:ascii="MiSans" w:eastAsia="MiSans" w:hAnsi="MiSans" w:cs="MiSans" w:hint="eastAsia"/>
+        </w:rPr>
+        <w:t>ivesql</w:t>
       </w:r>
       <w:proofErr w:type="spellEnd"/>
       <w:r>
@@ -1142,7 +1190,13 @@
         <w:rPr>
           <w:rFonts w:ascii="MiSans" w:eastAsia="MiSans" w:hAnsi="MiSans" w:cs="MiSans" w:hint="eastAsia"/>
         </w:rPr>
-        <w:t>sparksql</w:t>
+        <w:t>S</w:t>
+      </w:r>
+      <w:r>
+        <w:rPr>
+          <w:rFonts w:ascii="MiSans" w:eastAsia="MiSans" w:hAnsi="MiSans" w:cs="MiSans" w:hint="eastAsia"/>
+        </w:rPr>
+        <w:t>parksql</w:t>
       </w:r>
       <w:proofErr w:type="spellEnd"/>
     </w:p>
@@ -1170,14 +1224,32 @@
         <w:rPr>
           <w:rFonts w:ascii="MiSans" w:eastAsia="MiSans" w:hAnsi="MiSans" w:cs="MiSans" w:hint="eastAsia"/>
         </w:rPr>
-        <w:t>hivesql</w:t>
+        <w:t>H</w:t>
+      </w:r>
+      <w:r>
+        <w:rPr>
+          <w:rFonts w:ascii="MiSans" w:eastAsia="MiSans" w:hAnsi="MiSans" w:cs="MiSans" w:hint="eastAsia"/>
+        </w:rPr>
+        <w:t>ivesql</w:t>
       </w:r>
       <w:proofErr w:type="spellEnd"/>
       <w:r>
         <w:rPr>
           <w:rFonts w:ascii="MiSans" w:eastAsia="MiSans" w:hAnsi="MiSans" w:cs="MiSans" w:hint="eastAsia"/>
         </w:rPr>
-        <w:t>自定义函数编写、hive调优</w:t>
+        <w:t>自定义函数编写、</w:t>
+      </w:r>
+      <w:r>
+        <w:rPr>
+          <w:rFonts w:ascii="MiSans" w:eastAsia="MiSans" w:hAnsi="MiSans" w:cs="MiSans" w:hint="eastAsia"/>
+        </w:rPr>
+        <w:t>H</w:t>
+      </w:r>
+      <w:r>
+        <w:rPr>
+          <w:rFonts w:ascii="MiSans" w:eastAsia="MiSans" w:hAnsi="MiSans" w:cs="MiSans" w:hint="eastAsia"/>
+        </w:rPr>
+        <w:t>ive调优</w:t>
       </w:r>
     </w:p>
     <w:p>
@@ -1211,7 +1283,19 @@
         <w:rPr>
           <w:rFonts w:ascii="MiSans" w:eastAsia="MiSans" w:hAnsi="MiSans" w:cs="MiSans" w:hint="eastAsia"/>
         </w:rPr>
-        <w:t>操作系统（centos、乌班图）</w:t>
+        <w:t>操作系统（</w:t>
+      </w:r>
+      <w:r>
+        <w:rPr>
+          <w:rFonts w:ascii="MiSans" w:eastAsia="MiSans" w:hAnsi="MiSans" w:cs="MiSans"/>
+        </w:rPr>
+        <w:t>C</w:t>
+      </w:r>
+      <w:r>
+        <w:rPr>
+          <w:rFonts w:ascii="MiSans" w:eastAsia="MiSans" w:hAnsi="MiSans" w:cs="MiSans" w:hint="eastAsia"/>
+        </w:rPr>
+        <w:t>entos、乌班图）</w:t>
       </w:r>
     </w:p>
     <w:p>
@@ -1245,14 +1329,32 @@
         <w:rPr>
           <w:rFonts w:ascii="MiSans" w:eastAsia="MiSans" w:hAnsi="MiSans" w:cs="MiSans" w:hint="eastAsia"/>
         </w:rPr>
-        <w:t>工具：kettle、</w:t>
+        <w:t>工具：</w:t>
+      </w:r>
+      <w:r>
+        <w:rPr>
+          <w:rFonts w:ascii="MiSans" w:eastAsia="MiSans" w:hAnsi="MiSans" w:cs="MiSans"/>
+        </w:rPr>
+        <w:t>K</w:t>
+      </w:r>
+      <w:r>
+        <w:rPr>
+          <w:rFonts w:ascii="MiSans" w:eastAsia="MiSans" w:hAnsi="MiSans" w:cs="MiSans" w:hint="eastAsia"/>
+        </w:rPr>
+        <w:t>ettle、</w:t>
       </w:r>
       <w:proofErr w:type="spellStart"/>
       <w:r>
         <w:rPr>
-          <w:rFonts w:ascii="MiSans" w:eastAsia="MiSans" w:hAnsi="MiSans" w:cs="MiSans" w:hint="eastAsia"/>
-        </w:rPr>
-        <w:t>sqoop</w:t>
+          <w:rFonts w:ascii="MiSans" w:eastAsia="MiSans" w:hAnsi="MiSans" w:cs="MiSans"/>
+        </w:rPr>
+        <w:t>S</w:t>
+      </w:r>
+      <w:r>
+        <w:rPr>
+          <w:rFonts w:ascii="MiSans" w:eastAsia="MiSans" w:hAnsi="MiSans" w:cs="MiSans" w:hint="eastAsia"/>
+        </w:rPr>
+        <w:t>qoop</w:t>
       </w:r>
       <w:proofErr w:type="spellEnd"/>
       <w:r>
@@ -1264,9 +1366,15 @@
       <w:proofErr w:type="spellStart"/>
       <w:r>
         <w:rPr>
-          <w:rFonts w:ascii="MiSans" w:eastAsia="MiSans" w:hAnsi="MiSans" w:cs="MiSans" w:hint="eastAsia"/>
-        </w:rPr>
-        <w:t>datdx</w:t>
+          <w:rFonts w:ascii="MiSans" w:eastAsia="MiSans" w:hAnsi="MiSans" w:cs="MiSans"/>
+        </w:rPr>
+        <w:t>D</w:t>
+      </w:r>
+      <w:r>
+        <w:rPr>
+          <w:rFonts w:ascii="MiSans" w:eastAsia="MiSans" w:hAnsi="MiSans" w:cs="MiSans" w:hint="eastAsia"/>
+        </w:rPr>
+        <w:t>atdx</w:t>
       </w:r>
       <w:proofErr w:type="spellEnd"/>
     </w:p>
@@ -1357,47 +1465,49 @@
         </w:rPr>
         <w:t>熟悉运用</w:t>
       </w:r>
+      <w:r>
+        <w:rPr>
+          <w:rFonts w:ascii="MiSans" w:eastAsia="MiSans" w:hAnsi="MiSans" w:cs="MiSans"/>
+        </w:rPr>
+        <w:t>P</w:t>
+      </w:r>
+      <w:r>
+        <w:rPr>
+          <w:rFonts w:ascii="MiSans" w:eastAsia="MiSans" w:hAnsi="MiSans" w:cs="MiSans" w:hint="eastAsia"/>
+        </w:rPr>
+        <w:t>l/</w:t>
+      </w:r>
       <w:proofErr w:type="spellStart"/>
       <w:r>
         <w:rPr>
-          <w:rFonts w:ascii="MiSans" w:eastAsia="MiSans" w:hAnsi="MiSans" w:cs="MiSans" w:hint="eastAsia"/>
-        </w:rPr>
-        <w:t>pl</w:t>
+          <w:rFonts w:ascii="MiSans" w:eastAsia="MiSans" w:hAnsi="MiSans" w:cs="MiSans"/>
+        </w:rPr>
+        <w:t>S</w:t>
+      </w:r>
+      <w:r>
+        <w:rPr>
+          <w:rFonts w:ascii="MiSans" w:eastAsia="MiSans" w:hAnsi="MiSans" w:cs="MiSans" w:hint="eastAsia"/>
+        </w:rPr>
+        <w:t>ql</w:t>
       </w:r>
       <w:proofErr w:type="spellEnd"/>
       <w:r>
         <w:rPr>
           <w:rFonts w:ascii="MiSans" w:eastAsia="MiSans" w:hAnsi="MiSans" w:cs="MiSans" w:hint="eastAsia"/>
         </w:rPr>
-        <w:t>/</w:t>
-      </w:r>
-      <w:proofErr w:type="spellStart"/>
-      <w:r>
-        <w:rPr>
-          <w:rFonts w:ascii="MiSans" w:eastAsia="MiSans" w:hAnsi="MiSans" w:cs="MiSans" w:hint="eastAsia"/>
-        </w:rPr>
-        <w:t>sql</w:t>
-      </w:r>
-      <w:proofErr w:type="spellEnd"/>
-      <w:r>
-        <w:rPr>
-          <w:rFonts w:ascii="MiSans" w:eastAsia="MiSans" w:hAnsi="MiSans" w:cs="MiSans" w:hint="eastAsia"/>
-        </w:rPr>
-        <w:t>、shell、c语言、</w:t>
-      </w:r>
-      <w:proofErr w:type="spellStart"/>
-      <w:r>
-        <w:rPr>
-          <w:rFonts w:ascii="MiSans" w:eastAsia="MiSans" w:hAnsi="MiSans" w:cs="MiSans" w:hint="eastAsia"/>
-        </w:rPr>
-        <w:t>c++</w:t>
-      </w:r>
-      <w:proofErr w:type="spellEnd"/>
-      <w:r>
-        <w:rPr>
-          <w:rFonts w:ascii="MiSans" w:eastAsia="MiSans" w:hAnsi="MiSans" w:cs="MiSans" w:hint="eastAsia"/>
-        </w:rPr>
-        <w:t>、java</w:t>
+        <w:t>、</w:t>
+      </w:r>
+      <w:r>
+        <w:rPr>
+          <w:rFonts w:ascii="MiSans" w:eastAsia="MiSans" w:hAnsi="MiSans" w:cs="MiSans"/>
+        </w:rPr>
+        <w:t>S</w:t>
+      </w:r>
+      <w:r>
+        <w:rPr>
+          <w:rFonts w:ascii="MiSans" w:eastAsia="MiSans" w:hAnsi="MiSans" w:cs="MiSans" w:hint="eastAsia"/>
+        </w:rPr>
+        <w:t>hell</w:t>
       </w:r>
     </w:p>
     <w:p>
@@ -1417,66 +1527,26 @@
         <w:rPr>
           <w:rFonts w:ascii="MiSans" w:eastAsia="MiSans" w:hAnsi="MiSans" w:cs="MiSans" w:hint="eastAsia"/>
         </w:rPr>
-        <w:t>熟悉</w:t>
-      </w:r>
-      <w:proofErr w:type="spellStart"/>
-      <w:r>
-        <w:rPr>
-          <w:rFonts w:ascii="MiSans" w:eastAsia="MiSans" w:hAnsi="MiSans" w:cs="MiSans" w:hint="eastAsia"/>
-        </w:rPr>
-        <w:t>hadoop</w:t>
-      </w:r>
-      <w:proofErr w:type="spellEnd"/>
-      <w:proofErr w:type="gramStart"/>
-      <w:r>
-        <w:rPr>
-          <w:rFonts w:ascii="MiSans" w:eastAsia="MiSans" w:hAnsi="MiSans" w:cs="MiSans" w:hint="eastAsia"/>
-        </w:rPr>
-        <w:t>数仓工具</w:t>
-      </w:r>
-      <w:proofErr w:type="gramEnd"/>
-      <w:r>
-        <w:rPr>
-          <w:rFonts w:ascii="MiSans" w:eastAsia="MiSans" w:hAnsi="MiSans" w:cs="MiSans" w:hint="eastAsia"/>
-        </w:rPr>
-        <w:t>（</w:t>
-      </w:r>
-      <w:proofErr w:type="spellStart"/>
-      <w:r>
-        <w:rPr>
-          <w:rFonts w:ascii="MiSans" w:eastAsia="MiSans" w:hAnsi="MiSans" w:cs="MiSans" w:hint="eastAsia"/>
-        </w:rPr>
-        <w:t>hdfs</w:t>
-      </w:r>
-      <w:proofErr w:type="spellEnd"/>
-      <w:r>
-        <w:rPr>
-          <w:rFonts w:ascii="MiSans" w:eastAsia="MiSans" w:hAnsi="MiSans" w:cs="MiSans" w:hint="eastAsia"/>
-        </w:rPr>
-        <w:t>、</w:t>
-      </w:r>
-      <w:proofErr w:type="spellStart"/>
-      <w:r>
-        <w:rPr>
-          <w:rFonts w:ascii="MiSans" w:eastAsia="MiSans" w:hAnsi="MiSans" w:cs="MiSans" w:hint="eastAsia"/>
-        </w:rPr>
-        <w:t>MapReduce</w:t>
-      </w:r>
-      <w:proofErr w:type="spellEnd"/>
-      <w:r>
-        <w:rPr>
-          <w:rFonts w:ascii="MiSans" w:eastAsia="MiSans" w:hAnsi="MiSans" w:cs="MiSans" w:hint="eastAsia"/>
-        </w:rPr>
-        <w:t>、yarn）、</w:t>
-      </w:r>
-      <w:proofErr w:type="spellStart"/>
-      <w:r>
-        <w:rPr>
-          <w:rFonts w:ascii="MiSans" w:eastAsia="MiSans" w:hAnsi="MiSans" w:cs="MiSans" w:hint="eastAsia"/>
-        </w:rPr>
-        <w:t>sparksql</w:t>
-      </w:r>
-      <w:proofErr w:type="spellEnd"/>
+        <w:t>熟悉Azkaban</w:t>
+      </w:r>
+      <w:r>
+        <w:rPr>
+          <w:rFonts w:ascii="MiSans" w:eastAsia="MiSans" w:hAnsi="MiSans" w:cs="MiSans" w:hint="eastAsia"/>
+        </w:rPr>
+        <w:t>实现定时调度</w:t>
+      </w:r>
+      <w:r>
+        <w:rPr>
+          <w:rFonts w:ascii="MiSans" w:eastAsia="MiSans" w:hAnsi="MiSans" w:cs="MiSans" w:hint="eastAsia"/>
+        </w:rPr>
+        <w:t>工具、</w:t>
+      </w:r>
+      <w:r>
+        <w:rPr>
+          <w:rFonts w:ascii="MiSans" w:eastAsia="MiSans" w:hAnsi="MiSans" w:cs="MiSans" w:hint="eastAsia"/>
+        </w:rPr>
+        <w:t>有向无环图</w:t>
+      </w:r>
     </w:p>
     <w:p>
       <w:pPr>
@@ -1489,7 +1559,47 @@
         <w:rPr>
           <w:rFonts w:ascii="MiSans" w:eastAsia="MiSans" w:hAnsi="MiSans" w:cs="MiSans" w:hint="eastAsia"/>
         </w:rPr>
-        <w:t>8、</w:t>
+        <w:t>8、熟悉</w:t>
+      </w:r>
+      <w:r>
+        <w:rPr>
+          <w:rFonts w:ascii="MiSans" w:eastAsia="MiSans" w:hAnsi="MiSans" w:cs="MiSans" w:hint="eastAsia"/>
+        </w:rPr>
+        <w:t>阿里云</w:t>
+      </w:r>
+      <w:proofErr w:type="spellStart"/>
+      <w:r>
+        <w:rPr>
+          <w:rFonts w:ascii="MiSans" w:eastAsia="MiSans" w:hAnsi="MiSans" w:cs="MiSans"/>
+        </w:rPr>
+        <w:t>DataWorks</w:t>
+      </w:r>
+      <w:proofErr w:type="spellEnd"/>
+      <w:r>
+        <w:rPr>
+          <w:rFonts w:ascii="MiSans" w:eastAsia="MiSans" w:hAnsi="MiSans" w:cs="MiSans" w:hint="eastAsia"/>
+        </w:rPr>
+        <w:t xml:space="preserve"> </w:t>
+      </w:r>
+    </w:p>
+    <w:p>
+      <w:pPr>
+        <w:pStyle w:val="ab"/>
+        <w:rPr>
+          <w:rFonts w:ascii="MiSans" w:eastAsia="MiSans" w:hAnsi="MiSans" w:cs="MiSans"/>
+        </w:rPr>
+      </w:pPr>
+      <w:r>
+        <w:rPr>
+          <w:rFonts w:ascii="MiSans" w:eastAsia="MiSans" w:hAnsi="MiSans" w:cs="MiSans"/>
+        </w:rPr>
+        <w:t>9</w:t>
+      </w:r>
+      <w:r>
+        <w:rPr>
+          <w:rFonts w:ascii="MiSans" w:eastAsia="MiSans" w:hAnsi="MiSans" w:cs="MiSans" w:hint="eastAsia"/>
+        </w:rPr>
+        <w:t>、</w:t>
       </w:r>
       <w:r>
         <w:rPr>
@@ -1510,14 +1620,32 @@
         <w:rPr>
           <w:rFonts w:ascii="MiSans" w:eastAsia="MiSans" w:hAnsi="MiSans" w:cs="MiSans" w:hint="eastAsia"/>
         </w:rPr>
-        <w:t>finereport</w:t>
+        <w:t>F</w:t>
+      </w:r>
+      <w:r>
+        <w:rPr>
+          <w:rFonts w:ascii="MiSans" w:eastAsia="MiSans" w:hAnsi="MiSans" w:cs="MiSans" w:hint="eastAsia"/>
+        </w:rPr>
+        <w:t>inereport</w:t>
       </w:r>
       <w:proofErr w:type="spellEnd"/>
       <w:r>
         <w:rPr>
           <w:rFonts w:ascii="MiSans" w:eastAsia="MiSans" w:hAnsi="MiSans" w:cs="MiSans" w:hint="eastAsia"/>
         </w:rPr>
-        <w:t>、dashboard</w:t>
+        <w:t>、</w:t>
+      </w:r>
+      <w:r>
+        <w:rPr>
+          <w:rFonts w:ascii="MiSans" w:eastAsia="MiSans" w:hAnsi="MiSans" w:cs="MiSans" w:hint="eastAsia"/>
+        </w:rPr>
+        <w:t>D</w:t>
+      </w:r>
+      <w:r>
+        <w:rPr>
+          <w:rFonts w:ascii="MiSans" w:eastAsia="MiSans" w:hAnsi="MiSans" w:cs="MiSans" w:hint="eastAsia"/>
+        </w:rPr>
+        <w:t>ashboard</w:t>
       </w:r>
     </w:p>
     <w:p>
@@ -1527,41 +1655,23 @@
           <w:rFonts w:ascii="MiSans" w:eastAsia="MiSans" w:hAnsi="MiSans" w:cs="MiSans"/>
         </w:rPr>
       </w:pPr>
-    </w:p>
-    <w:p>
-      <w:pPr>
-        <w:pStyle w:val="ab"/>
-        <w:numPr>
-          <w:ilvl w:val="0"/>
-          <w:numId w:val="1"/>
-        </w:numPr>
-        <w:rPr>
-          <w:rFonts w:ascii="MiSans" w:eastAsia="MiSans" w:hAnsi="MiSans" w:cs="MiSans"/>
-        </w:rPr>
-      </w:pPr>
-      <w:r>
-        <w:rPr>
-          <w:rFonts w:ascii="MiSans" w:eastAsia="MiSans" w:hAnsi="MiSans" w:cs="MiSans" w:hint="eastAsia"/>
-        </w:rPr>
-        <w:t>语言技能： 大学英语四级（CET-4），良好的听说读写能力，快速浏览英文文件</w:t>
-      </w:r>
-    </w:p>
-    <w:p>
-      <w:pPr>
-        <w:pStyle w:val="ab"/>
-        <w:numPr>
-          <w:ilvl w:val="0"/>
-          <w:numId w:val="1"/>
-        </w:numPr>
-        <w:rPr>
-          <w:rFonts w:ascii="MiSans" w:eastAsia="MiSans" w:hAnsi="MiSans" w:cs="MiSans"/>
-        </w:rPr>
-      </w:pPr>
-      <w:r>
-        <w:rPr>
-          <w:rFonts w:ascii="MiSans" w:eastAsia="MiSans" w:hAnsi="MiSans" w:cs="MiSans" w:hint="eastAsia"/>
-        </w:rPr>
-        <w:t>专业证书： 华为ICT学院数据管理与分析认证、阿里云ECS认证、计算机二级证书</w:t>
+      <w:r>
+        <w:rPr>
+          <w:rFonts w:ascii="MiSans" w:eastAsia="MiSans" w:hAnsi="MiSans" w:cs="MiSans"/>
+        </w:rPr>
+        <w:t>10</w:t>
+      </w:r>
+      <w:r>
+        <w:rPr>
+          <w:rFonts w:ascii="MiSans" w:eastAsia="MiSans" w:hAnsi="MiSans" w:cs="MiSans" w:hint="eastAsia"/>
+        </w:rPr>
+        <w:t>、了解Java</w:t>
+      </w:r>
+      <w:r>
+        <w:rPr>
+          <w:rFonts w:ascii="MiSans" w:eastAsia="MiSans" w:hAnsi="MiSans" w:cs="MiSans" w:hint="eastAsia"/>
+        </w:rPr>
+        <w:t>编程、熟悉C语言函数编写与调度</w:t>
       </w:r>
     </w:p>
     <w:p>
@@ -1901,7 +2011,13 @@
         <w:rPr>
           <w:rFonts w:ascii="MiSans" w:eastAsia="MiSans" w:hAnsi="MiSans" w:cs="MiSans" w:hint="eastAsia"/>
         </w:rPr>
-        <w:t>大数据开发工程师</w:t>
+        <w:t>数据</w:t>
+      </w:r>
+      <w:r>
+        <w:rPr>
+          <w:rFonts w:ascii="MiSans" w:eastAsia="MiSans" w:hAnsi="MiSans" w:cs="MiSans" w:hint="eastAsia"/>
+        </w:rPr>
+        <w:t>开发工程师</w:t>
       </w:r>
     </w:p>
     <w:p>
@@ -2194,7 +2310,7 @@
                           <wps:spPr>
                             <a:xfrm>
                               <a:off x="5955" y="4060"/>
-                              <a:ext cx="2107" cy="501"/>
+                              <a:ext cx="2146" cy="500"/>
                             </a:xfrm>
                             <a:prstGeom prst="chevron">
                               <a:avLst>
@@ -2337,12 +2453,12 @@
           </mc:Choice>
           <mc:Fallback>
             <w:pict>
-              <v:group w14:anchorId="765428DF" id="组合 1" o:spid="_x0000_s1044" style="width:518.8pt;height:25.6pt;mso-position-horizontal-relative:char;mso-position-vertical-relative:line" coordorigin="4574,5959" coordsize="10448,516" o:gfxdata="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">
+              <v:group w14:anchorId="765428DF" id="组合 1" o:spid="_x0000_s1044" style="width:518.8pt;height:25.6pt;mso-position-horizontal-relative:char;mso-position-vertical-relative:line" coordorigin="4574,5959" coordsize="10448,516" o:gfxdata="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">
                 <v:group id="组合 2" o:spid="_x0000_s1045" style="position:absolute;left:4574;top:5959;width:10448;height:516" coordorigin="5462,4054" coordsize="10448,516" o:gfxdata="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">
                   <v:line id="直接连接符 8" o:spid="_x0000_s1046" style="position:absolute;visibility:visible;mso-wrap-style:square" from="7803,4312" to="15910,4312" o:connectortype="straight" o:gfxdata="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" strokecolor="#d8d8d8 [2732]" strokeweight="1pt">
                     <v:stroke joinstyle="miter"/>
                   </v:line>
-                  <v:shape id="燕尾形 49" o:spid="_x0000_s1047" type="#_x0000_t55" style="position:absolute;left:5955;top:4060;width:2107;height:501;visibility:visible;mso-wrap-style:none;v-text-anchor:middle" o:gfxdata="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" adj="19858" fillcolor="white [3212]" strokecolor="#d8d8d8 [2732]" strokeweight="1pt">
+                  <v:shape id="燕尾形 49" o:spid="_x0000_s1047" type="#_x0000_t55" style="position:absolute;left:5955;top:4060;width:2146;height:500;visibility:visible;mso-wrap-style:none;v-text-anchor:middle" o:gfxdata="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" adj="19893" fillcolor="white [3212]" strokecolor="#d8d8d8 [2732]" strokeweight="1pt">
                     <v:textbox inset="5mm,0,5mm,0">
                       <w:txbxContent>
                         <w:p>
@@ -2395,23 +2511,27 @@
           <w:rFonts w:hint="eastAsia"/>
           <w:sz w:val="28"/>
         </w:rPr>
-        <w:t>华安财险贵州分公司收</w:t>
-      </w:r>
-      <w:proofErr w:type="gramStart"/>
+        <w:t>华安财险</w:t>
+      </w:r>
+      <w:r>
+        <w:rPr>
+          <w:sz w:val="28"/>
+        </w:rPr>
+        <w:t>销售人员绩效管理系</w:t>
+      </w:r>
       <w:r>
         <w:rPr>
           <w:rFonts w:hint="eastAsia"/>
           <w:sz w:val="28"/>
         </w:rPr>
-        <w:t>展人员</w:t>
-      </w:r>
-      <w:proofErr w:type="gramEnd"/>
+        <w:t>统</w:t>
+      </w:r>
       <w:r>
         <w:rPr>
           <w:rFonts w:hint="eastAsia"/>
           <w:sz w:val="28"/>
         </w:rPr>
-        <w:t>业务经营体系考核项目建设</w:t>
+        <w:t>项目建设</w:t>
       </w:r>
     </w:p>
     <w:p>
@@ -2429,6 +2549,7 @@
         <w:rPr>
           <w:rFonts w:ascii="MiSans" w:eastAsia="MiSans" w:hAnsi="MiSans" w:cs="MiSans" w:hint="eastAsia"/>
         </w:rPr>
+        <w:lastRenderedPageBreak/>
         <w:t>项目介绍</w:t>
       </w:r>
     </w:p>
@@ -2457,14 +2578,7 @@
         <w:rPr>
           <w:rFonts w:ascii="MiSans" w:eastAsia="MiSans" w:hAnsi="MiSans" w:cs="MiSans" w:hint="eastAsia"/>
         </w:rPr>
-        <w:t>经营考核数据仓库及大数据分析平台建设，旨在打通承保、佣金、活动量</w:t>
-      </w:r>
-      <w:r>
-        <w:rPr>
-          <w:rFonts w:ascii="MiSans" w:eastAsia="MiSans" w:hAnsi="MiSans" w:cs="MiSans" w:hint="eastAsia"/>
-        </w:rPr>
-        <w:lastRenderedPageBreak/>
-        <w:t>等多源数据，实现考核指标的系统化自动加工与多维度可视化，以数据驱动队伍精细化管理与业务结构优化。</w:t>
+        <w:t>经营考核数据仓库及大数据分析平台建设，旨在打通承保、佣金、活动量等多源数据，实现考核指标的系统化自动加工与多维度可视化，以数据驱动队伍精细化管理与业务结构优化。</w:t>
       </w:r>
     </w:p>
     <w:p>
@@ -2496,13 +2610,12 @@
     <w:p>
       <w:pPr>
         <w:pStyle w:val="ab"/>
-        <w:ind w:left="420"/>
+        <w:ind w:firstLine="420"/>
         <w:rPr>
           <w:rFonts w:ascii="Consolas" w:hAnsi="Consolas"/>
           <w:color w:val="0F1115"/>
-          <w:sz w:val="21"/>
+          <w:sz w:val="24"/>
           <w:szCs w:val="21"/>
-          <w:shd w:val="clear" w:color="auto" w:fill="EBEEF2"/>
           <w14:textFill>
             <w14:solidFill>
               <w14:srgbClr w14:val="0F1115">
@@ -2515,17 +2628,10 @@
       </w:pPr>
       <w:r>
         <w:rPr>
-          <w:rFonts w:ascii="MiSans" w:eastAsia="MiSans" w:hAnsi="MiSans" w:cs="MiSans"/>
-        </w:rPr>
-        <w:t>基于</w:t>
-      </w:r>
-      <w:r>
-        <w:rPr>
           <w:rFonts w:ascii="Consolas" w:hAnsi="Consolas"/>
           <w:color w:val="0F1115"/>
-          <w:sz w:val="21"/>
+          <w:sz w:val="24"/>
           <w:szCs w:val="21"/>
-          <w:shd w:val="clear" w:color="auto" w:fill="EBEEF2"/>
           <w14:textFill>
             <w14:solidFill>
               <w14:srgbClr w14:val="0F1115">
@@ -2542,9 +2648,8 @@
         <w:rPr>
           <w:rFonts w:ascii="Consolas" w:hAnsi="Consolas"/>
           <w:color w:val="0F1115"/>
-          <w:sz w:val="21"/>
+          <w:sz w:val="24"/>
           <w:szCs w:val="21"/>
-          <w:shd w:val="clear" w:color="auto" w:fill="EBEEF2"/>
           <w14:textFill>
             <w14:solidFill>
               <w14:srgbClr w14:val="0F1115">
@@ -2561,9 +2666,8 @@
         <w:rPr>
           <w:rFonts w:ascii="Consolas" w:hAnsi="Consolas"/>
           <w:color w:val="0F1115"/>
-          <w:sz w:val="21"/>
+          <w:sz w:val="24"/>
           <w:szCs w:val="21"/>
-          <w:shd w:val="clear" w:color="auto" w:fill="EBEEF2"/>
           <w14:textFill>
             <w14:solidFill>
               <w14:srgbClr w14:val="0F1115">
@@ -2580,9 +2684,8 @@
         <w:rPr>
           <w:rFonts w:ascii="Consolas" w:hAnsi="Consolas"/>
           <w:color w:val="0F1115"/>
-          <w:sz w:val="21"/>
+          <w:sz w:val="24"/>
           <w:szCs w:val="21"/>
-          <w:shd w:val="clear" w:color="auto" w:fill="EBEEF2"/>
           <w14:textFill>
             <w14:solidFill>
               <w14:srgbClr w14:val="0F1115">
@@ -2611,7 +2714,7 @@
         <w:rPr>
           <w:rFonts w:ascii="MiSans" w:eastAsia="MiSans" w:hAnsi="MiSans" w:cs="MiSans" w:hint="eastAsia"/>
         </w:rPr>
-        <w:t>工作内容</w:t>
+        <w:t>工作职责</w:t>
       </w:r>
     </w:p>
     <w:p>
@@ -2653,14 +2756,14 @@
         </w:rPr>
         <w:t>老收展员月度达星</w:t>
       </w:r>
+      <w:r>
+        <w:rPr>
+          <w:rFonts w:ascii="MiSans" w:eastAsia="MiSans" w:hAnsi="MiSans" w:cs="MiSans" w:hint="eastAsia"/>
+          <w:bCs/>
+        </w:rPr>
+        <w:t>情况</w:t>
+      </w:r>
       <w:proofErr w:type="gramEnd"/>
-      <w:r>
-        <w:rPr>
-          <w:rFonts w:ascii="MiSans" w:eastAsia="MiSans" w:hAnsi="MiSans" w:cs="MiSans"/>
-          <w:bCs/>
-        </w:rPr>
-        <w:t>率</w:t>
-      </w:r>
       <w:r>
         <w:rPr>
           <w:rFonts w:ascii="MiSans" w:eastAsia="MiSans" w:hAnsi="MiSans" w:cs="MiSans"/>
@@ -2707,7 +2810,13 @@
         <w:rPr>
           <w:rFonts w:ascii="MiSans" w:eastAsia="MiSans" w:hAnsi="MiSans" w:cs="MiSans"/>
         </w:rPr>
-        <w:t>使用Excel编写ODS到ADS各层的Mapping文档，明确表结构设计、取样规则、表间关联关系及字段计算逻辑，重点</w:t>
+        <w:t>使用Excel编写ODS到ADS各层的Mapping文档，明确</w:t>
+      </w:r>
+      <w:r>
+        <w:rPr>
+          <w:rFonts w:ascii="MiSans" w:eastAsia="MiSans" w:hAnsi="MiSans" w:cs="MiSans"/>
+        </w:rPr>
+        <w:t>表结构设计、取样规则、表间关联关系及字段计算逻辑，重点</w:t>
       </w:r>
       <w:proofErr w:type="gramStart"/>
       <w:r>
@@ -2721,25 +2830,7 @@
         <w:rPr>
           <w:rFonts w:ascii="MiSans" w:eastAsia="MiSans" w:hAnsi="MiSans" w:cs="MiSans"/>
         </w:rPr>
-        <w:t>（月度FYC达标）、达Q</w:t>
-      </w:r>
-      <w:r>
-        <w:rPr>
-          <w:rFonts w:ascii="MiSans" w:eastAsia="MiSans" w:hAnsi="MiSans" w:cs="MiSans"/>
-        </w:rPr>
-        <w:t>（</w:t>
-      </w:r>
-      <w:r>
-        <w:rPr>
-          <w:rFonts w:ascii="MiSans" w:eastAsia="MiSans" w:hAnsi="MiSans" w:cs="MiSans" w:hint="eastAsia"/>
-        </w:rPr>
-        <w:t>新人</w:t>
-      </w:r>
-      <w:r>
-        <w:rPr>
-          <w:rFonts w:ascii="MiSans" w:eastAsia="MiSans" w:hAnsi="MiSans" w:cs="MiSans"/>
-        </w:rPr>
-        <w:t>期内累计件数与FYC达标）的取数口径与判定规则，确保开发前与业务方对齐，减少后续数据核对成本。</w:t>
+        <w:t>、达Q的取数口径与判定规则，确保开发前与业务方对齐，减少后续数据核对成本。</w:t>
       </w:r>
     </w:p>
     <w:p>
@@ -2771,7 +2862,19 @@
         <w:rPr>
           <w:rFonts w:ascii="MiSans" w:eastAsia="MiSans" w:hAnsi="MiSans" w:cs="MiSans"/>
         </w:rPr>
-        <w:t>脚本将承保、佣金、CRM、考勤等6套MySQL/Oracle源系统数据全量及增量抽取至Hive ODS层；在ODS-DWD清洗环节使用Hive SQL对手机号、身份证号等敏感字段进行哈希加密脱敏，保障数据安全与合</w:t>
+        <w:t>脚本将承保、佣金、CRM、考勤等6套</w:t>
+      </w:r>
+      <w:r>
+        <w:rPr>
+          <w:rFonts w:ascii="MiSans" w:eastAsia="MiSans" w:hAnsi="MiSans" w:cs="MiSans"/>
+        </w:rPr>
+        <w:t>MySQL</w:t>
+      </w:r>
+      <w:r>
+        <w:rPr>
+          <w:rFonts w:ascii="MiSans" w:eastAsia="MiSans" w:hAnsi="MiSans" w:cs="MiSans"/>
+        </w:rPr>
+        <w:t>源系统数据全量及增量抽取至Hive ODS层；在ODS-DWD清洗环节使用Hive SQL对手机号、身份证号等敏感字段进行哈希加密脱敏，保障数据安全与合</w:t>
       </w:r>
       <w:proofErr w:type="gramStart"/>
       <w:r>
@@ -2803,7 +2906,31 @@
         <w:rPr>
           <w:rFonts w:ascii="MiSans" w:eastAsia="MiSans" w:hAnsi="MiSans" w:cs="MiSans"/>
         </w:rPr>
-        <w:t>通过Hive SQL关联多张事实表与维度表（包括代理人信息表、客户经营信息表、保单表、佣金表、活动记录表等），构建以</w:t>
+        <w:t>通过Hive SQL关联多张事</w:t>
+      </w:r>
+      <w:r>
+        <w:rPr>
+          <w:rFonts w:ascii="MiSans" w:eastAsia="MiSans" w:hAnsi="MiSans" w:cs="MiSans"/>
+        </w:rPr>
+        <w:t>实表与维度表</w:t>
+      </w:r>
+      <w:r>
+        <w:rPr>
+          <w:rFonts w:ascii="MiSans" w:eastAsia="MiSans" w:hAnsi="MiSans" w:cs="MiSans" w:hint="eastAsia"/>
+        </w:rPr>
+        <w:t>，</w:t>
+      </w:r>
+      <w:r>
+        <w:rPr>
+          <w:rFonts w:ascii="MiSans" w:eastAsia="MiSans" w:hAnsi="MiSans" w:cs="MiSans"/>
+        </w:rPr>
+        <w:t>包括代理人信息表、客户经营信息表、保单表、佣金表、活动记录表等</w:t>
+      </w:r>
+      <w:r>
+        <w:rPr>
+          <w:rFonts w:ascii="MiSans" w:eastAsia="MiSans" w:hAnsi="MiSans" w:cs="MiSans"/>
+        </w:rPr>
+        <w:t>，构建以</w:t>
       </w:r>
       <w:r>
         <w:rPr>
@@ -3053,29 +3180,40 @@
       <w:r>
         <w:rPr>
           <w:rFonts w:ascii="MiSans" w:eastAsia="MiSans" w:hAnsi="MiSans" w:cs="MiSans"/>
-          <w:bCs/>
-        </w:rPr>
-        <w:t>数据口径统一与多粒度聚合</w:t>
-      </w:r>
-      <w:r>
-        <w:rPr>
-          <w:rFonts w:ascii="MiSans" w:eastAsia="MiSans" w:hAnsi="MiSans" w:cs="MiSans"/>
-        </w:rPr>
-        <w:t>：对人力、渠道等主题中历史口径不一致的数据进行清洗对齐，使用Hive SQL按日、周、月、季度、年度等粒度</w:t>
+        </w:rPr>
+        <w:t>根据业务</w:t>
       </w:r>
       <w:proofErr w:type="gramStart"/>
       <w:r>
         <w:rPr>
           <w:rFonts w:ascii="MiSans" w:eastAsia="MiSans" w:hAnsi="MiSans" w:cs="MiSans"/>
         </w:rPr>
-        <w:t>对达星率</w:t>
+        <w:t>方需求</w:t>
       </w:r>
       <w:proofErr w:type="gramEnd"/>
       <w:r>
         <w:rPr>
           <w:rFonts w:ascii="MiSans" w:eastAsia="MiSans" w:hAnsi="MiSans" w:cs="MiSans"/>
         </w:rPr>
-        <w:t>、达Q率、有效拜访数等指标进行聚合计算，确保各层级报表数据的一致性与可比性。</w:t>
+        <w:t>对宽表层数据进行</w:t>
+      </w:r>
+      <w:r>
+        <w:rPr>
+          <w:rFonts w:ascii="MiSans" w:eastAsia="MiSans" w:hAnsi="MiSans" w:cs="MiSans" w:hint="eastAsia"/>
+        </w:rPr>
+        <w:t>简单</w:t>
+      </w:r>
+      <w:r>
+        <w:rPr>
+          <w:rFonts w:ascii="MiSans" w:eastAsia="MiSans" w:hAnsi="MiSans" w:cs="MiSans"/>
+        </w:rPr>
+        <w:t>加工，输出至目标表</w:t>
+      </w:r>
+      <w:r>
+        <w:rPr>
+          <w:rFonts w:ascii="MiSans" w:eastAsia="MiSans" w:hAnsi="MiSans" w:cs="MiSans" w:hint="eastAsia"/>
+        </w:rPr>
+        <w:t>中。</w:t>
       </w:r>
     </w:p>
     <w:p>
@@ -3093,44 +3231,6 @@
         <w:rPr>
           <w:rFonts w:ascii="MiSans" w:eastAsia="MiSans" w:hAnsi="MiSans" w:cs="MiSans"/>
         </w:rPr>
-        <w:t>根据业务方需求对宽表层数据进行</w:t>
-      </w:r>
-      <w:r>
-        <w:rPr>
-          <w:rFonts w:ascii="MiSans" w:eastAsia="MiSans" w:hAnsi="MiSans" w:cs="MiSans" w:hint="eastAsia"/>
-        </w:rPr>
-        <w:t>简单</w:t>
-      </w:r>
-      <w:r>
-        <w:rPr>
-          <w:rFonts w:ascii="MiSans" w:eastAsia="MiSans" w:hAnsi="MiSans" w:cs="MiSans"/>
-        </w:rPr>
-        <w:t>加工，输出至目标表</w:t>
-      </w:r>
-      <w:r>
-        <w:rPr>
-          <w:rFonts w:ascii="MiSans" w:eastAsia="MiSans" w:hAnsi="MiSans" w:cs="MiSans" w:hint="eastAsia"/>
-        </w:rPr>
-        <w:t>中。</w:t>
-      </w:r>
-      <w:bookmarkStart w:id="0" w:name="_GoBack"/>
-      <w:bookmarkEnd w:id="0"/>
-    </w:p>
-    <w:p>
-      <w:pPr>
-        <w:pStyle w:val="ab"/>
-        <w:numPr>
-          <w:ilvl w:val="0"/>
-          <w:numId w:val="9"/>
-        </w:numPr>
-        <w:rPr>
-          <w:rFonts w:ascii="MiSans" w:eastAsia="MiSans" w:hAnsi="MiSans" w:cs="MiSans"/>
-        </w:rPr>
-      </w:pPr>
-      <w:r>
-        <w:rPr>
-          <w:rFonts w:ascii="MiSans" w:eastAsia="MiSans" w:hAnsi="MiSans" w:cs="MiSans"/>
-        </w:rPr>
         <w:t>将调试通过的Hive SQL按照项目模板进行封装</w:t>
       </w:r>
       <w:r>
@@ -3275,23 +3375,1225 @@
         <w:rPr>
           <w:rFonts w:ascii="MiSans" w:eastAsia="MiSans" w:hAnsi="MiSans" w:cs="MiSans" w:hint="eastAsia"/>
         </w:rPr>
-        <w:t>通过调度系统有效减少人力干涉且提高了对数据处理的效率，</w:t>
-      </w:r>
-      <w:r>
-        <w:rPr>
-          <w:rFonts w:ascii="MiSans" w:eastAsia="MiSans" w:hAnsi="MiSans" w:cs="MiSans" w:hint="eastAsia"/>
-        </w:rPr>
-        <w:t>减轻了客户团队数据分析的人力资源耗费，提高业务效率和工作的积极性。</w:t>
+        <w:t>通过调度系统有效减少人力干涉且提高了对数据处理的效率，减轻了客户团队数据分析的人力资源耗费，提高业务效率和工作的积极性。</w:t>
       </w:r>
     </w:p>
     <w:p>
       <w:pPr>
         <w:pStyle w:val="ab"/>
+        <w:rPr>
+          <w:rFonts w:ascii="MiSans" w:eastAsia="MiSans" w:hAnsi="MiSans" w:cs="MiSans"/>
+        </w:rPr>
+      </w:pPr>
+      <w:r>
+        <w:rPr>
+          <w:rFonts w:ascii="MiSans" w:eastAsia="MiSans" w:hAnsi="MiSans" w:cs="MiSans" w:hint="eastAsia"/>
+          <w:noProof/>
+        </w:rPr>
+        <mc:AlternateContent>
+          <mc:Choice Requires="wpg">
+            <w:drawing>
+              <wp:inline distT="0" distB="0" distL="114300" distR="114300" wp14:anchorId="6EC93E7C" wp14:editId="396F1016">
+                <wp:extent cx="6588760" cy="325402"/>
+                <wp:effectExtent l="0" t="0" r="21590" b="17780"/>
+                <wp:docPr id="35" name="组合 35"/>
+                <wp:cNvGraphicFramePr/>
+                <a:graphic xmlns:a="http://schemas.openxmlformats.org/drawingml/2006/main">
+                  <a:graphicData uri="http://schemas.microsoft.com/office/word/2010/wordprocessingGroup">
+                    <wpg:wgp>
+                      <wpg:cNvGrpSpPr/>
+                      <wpg:grpSpPr>
+                        <a:xfrm>
+                          <a:off x="0" y="0"/>
+                          <a:ext cx="6588760" cy="325402"/>
+                          <a:chOff x="4574" y="5959"/>
+                          <a:chExt cx="10448" cy="516"/>
+                        </a:xfrm>
+                      </wpg:grpSpPr>
+                      <wpg:grpSp>
+                        <wpg:cNvPr id="44" name="组合 44"/>
+                        <wpg:cNvGrpSpPr/>
+                        <wpg:grpSpPr>
+                          <a:xfrm>
+                            <a:off x="4574" y="5959"/>
+                            <a:ext cx="10448" cy="516"/>
+                            <a:chOff x="5462" y="4054"/>
+                            <a:chExt cx="10448" cy="516"/>
+                          </a:xfrm>
+                        </wpg:grpSpPr>
+                        <wps:wsp>
+                          <wps:cNvPr id="50" name="直接连接符 8"/>
+                          <wps:cNvCnPr/>
+                          <wps:spPr>
+                            <a:xfrm>
+                              <a:off x="7803" y="4312"/>
+                              <a:ext cx="8107" cy="0"/>
+                            </a:xfrm>
+                            <a:prstGeom prst="line">
+                              <a:avLst/>
+                            </a:prstGeom>
+                            <a:ln w="12700">
+                              <a:solidFill>
+                                <a:schemeClr val="bg1">
+                                  <a:lumMod val="85000"/>
+                                </a:schemeClr>
+                              </a:solidFill>
+                            </a:ln>
+                          </wps:spPr>
+                          <wps:style>
+                            <a:lnRef idx="1">
+                              <a:schemeClr val="accent1"/>
+                            </a:lnRef>
+                            <a:fillRef idx="0">
+                              <a:schemeClr val="accent1"/>
+                            </a:fillRef>
+                            <a:effectRef idx="0">
+                              <a:schemeClr val="accent1"/>
+                            </a:effectRef>
+                            <a:fontRef idx="minor">
+                              <a:schemeClr val="tx1"/>
+                            </a:fontRef>
+                          </wps:style>
+                          <wps:bodyPr/>
+                        </wps:wsp>
+                        <wps:wsp>
+                          <wps:cNvPr id="53" name="燕尾形 49"/>
+                          <wps:cNvSpPr/>
+                          <wps:spPr>
+                            <a:xfrm>
+                              <a:off x="5955" y="4060"/>
+                              <a:ext cx="2146" cy="500"/>
+                            </a:xfrm>
+                            <a:prstGeom prst="chevron">
+                              <a:avLst>
+                                <a:gd name="adj" fmla="val 33914"/>
+                              </a:avLst>
+                            </a:prstGeom>
+                            <a:solidFill>
+                              <a:schemeClr val="bg1"/>
+                            </a:solidFill>
+                            <a:ln w="12700">
+                              <a:solidFill>
+                                <a:schemeClr val="bg1">
+                                  <a:lumMod val="85000"/>
+                                </a:schemeClr>
+                              </a:solidFill>
+                            </a:ln>
+                          </wps:spPr>
+                          <wps:style>
+                            <a:lnRef idx="2">
+                              <a:schemeClr val="accent1">
+                                <a:shade val="50000"/>
+                              </a:schemeClr>
+                            </a:lnRef>
+                            <a:fillRef idx="1">
+                              <a:schemeClr val="accent1"/>
+                            </a:fillRef>
+                            <a:effectRef idx="0">
+                              <a:schemeClr val="accent1"/>
+                            </a:effectRef>
+                            <a:fontRef idx="minor">
+                              <a:schemeClr val="lt1"/>
+                            </a:fontRef>
+                          </wps:style>
+                          <wps:txbx>
+                            <w:txbxContent>
+                              <w:p>
+                                <w:pPr>
+                                  <w:pStyle w:val="a7"/>
+                                </w:pPr>
+                                <w:r>
+                                  <w:rPr>
+                                    <w:rFonts w:hint="eastAsia"/>
+                                  </w:rPr>
+                                  <w:t>项目经历</w:t>
+                                </w:r>
+                              </w:p>
+                            </w:txbxContent>
+                          </wps:txbx>
+                          <wps:bodyPr rot="0" spcFirstLastPara="0" vertOverflow="overflow" horzOverflow="overflow" vert="horz" wrap="none" lIns="180000" tIns="0" rIns="180000" bIns="0" numCol="1" spcCol="0" rtlCol="0" fromWordArt="0" anchor="ctr" anchorCtr="0" forceAA="0" compatLnSpc="1">
+                            <a:noAutofit/>
+                          </wps:bodyPr>
+                        </wps:wsp>
+                        <wps:wsp>
+                          <wps:cNvPr id="54" name="燕尾形 21"/>
+                          <wps:cNvSpPr/>
+                          <wps:spPr>
+                            <a:xfrm>
+                              <a:off x="5462" y="4054"/>
+                              <a:ext cx="760" cy="516"/>
+                            </a:xfrm>
+                            <a:prstGeom prst="homePlate">
+                              <a:avLst>
+                                <a:gd name="adj" fmla="val 33914"/>
+                              </a:avLst>
+                            </a:prstGeom>
+                            <a:solidFill>
+                              <a:schemeClr val="tx2">
+                                <a:lumMod val="75000"/>
+                              </a:schemeClr>
+                            </a:solidFill>
+                            <a:ln w="19050">
+                              <a:noFill/>
+                            </a:ln>
+                          </wps:spPr>
+                          <wps:style>
+                            <a:lnRef idx="2">
+                              <a:schemeClr val="accent1">
+                                <a:shade val="50000"/>
+                              </a:schemeClr>
+                            </a:lnRef>
+                            <a:fillRef idx="1">
+                              <a:schemeClr val="accent1"/>
+                            </a:fillRef>
+                            <a:effectRef idx="0">
+                              <a:schemeClr val="accent1"/>
+                            </a:effectRef>
+                            <a:fontRef idx="minor">
+                              <a:schemeClr val="lt1"/>
+                            </a:fontRef>
+                          </wps:style>
+                          <wps:txbx>
+                            <w:txbxContent>
+                              <w:p>
+                                <w:pPr>
+                                  <w:jc w:val="center"/>
+                                </w:pPr>
+                              </w:p>
+                            </w:txbxContent>
+                          </wps:txbx>
+                          <wps:bodyPr rot="0" spcFirstLastPara="0" vertOverflow="overflow" horzOverflow="overflow" vert="horz" wrap="square" lIns="91440" tIns="45720" rIns="91440" bIns="45720" numCol="1" spcCol="0" rtlCol="0" fromWordArt="0" anchor="ctr" anchorCtr="0" forceAA="0" compatLnSpc="1">
+                            <a:noAutofit/>
+                          </wps:bodyPr>
+                        </wps:wsp>
+                      </wpg:grpSp>
+                      <pic:pic xmlns:pic="http://schemas.openxmlformats.org/drawingml/2006/picture">
+                        <pic:nvPicPr>
+                          <pic:cNvPr id="55" name="https://img8.file.cache.docer.com/storage/official/image/2023/05/15/2eb4fbbf9f54261388e3d4ca726f6b08.png" descr="eyJpZCI6MjE1ODAxMDAsInJlc291cmNlX2tleSI6IjEwIn0K"/>
+                          <pic:cNvPicPr>
+                            <a:picLocks noChangeAspect="1"/>
+                          </pic:cNvPicPr>
+                        </pic:nvPicPr>
+                        <pic:blipFill>
+                          <a:blip r:embed="rId16">
+                            <a:extLst>
+                              <a:ext uri="{96DAC541-7B7A-43D3-8B79-37D633B846F1}">
+                                <asvg:svgBlip xmlns="" xmlns:o="urn:schemas-microsoft-com:office:office" xmlns:v="urn:schemas-microsoft-com:vml" xmlns:w="http://schemas.openxmlformats.org/wordprocessingml/2006/main" xmlns:w10="urn:schemas-microsoft-com:office:word" xmlns:wpsCustomData="http://www.wps.cn/officeDocument/2013/wpsCustomData" xmlns:asvg="http://schemas.microsoft.com/office/drawing/2016/SVG/main" r:embed="rId17"/>
+                              </a:ext>
+                            </a:extLst>
+                          </a:blip>
+                          <a:srcRect/>
+                          <a:stretch>
+                            <a:fillRect/>
+                          </a:stretch>
+                        </pic:blipFill>
+                        <pic:spPr>
+                          <a:xfrm>
+                            <a:off x="4701" y="6030"/>
+                            <a:ext cx="382" cy="382"/>
+                          </a:xfrm>
+                          <a:prstGeom prst="rect">
+                            <a:avLst/>
+                          </a:prstGeom>
+                        </pic:spPr>
+                      </pic:pic>
+                    </wpg:wgp>
+                  </a:graphicData>
+                </a:graphic>
+              </wp:inline>
+            </w:drawing>
+          </mc:Choice>
+          <mc:Fallback>
+            <w:pict>
+              <v:group w14:anchorId="6EC93E7C" id="组合 35" o:spid="_x0000_s1050" style="width:518.8pt;height:25.6pt;mso-position-horizontal-relative:char;mso-position-vertical-relative:line" coordorigin="4574,5959" coordsize="10448,516" o:gfxdata="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">
+                <v:group id="组合 44" o:spid="_x0000_s1051" style="position:absolute;left:4574;top:5959;width:10448;height:516" coordorigin="5462,4054" coordsize="10448,516" o:gfxdata="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">
+                  <v:line id="直接连接符 8" o:spid="_x0000_s1052" style="position:absolute;visibility:visible;mso-wrap-style:square" from="7803,4312" to="15910,4312" o:connectortype="straight" o:gfxdata="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" strokecolor="#d8d8d8 [2732]" strokeweight="1pt">
+                    <v:stroke joinstyle="miter"/>
+                  </v:line>
+                  <v:shape id="燕尾形 49" o:spid="_x0000_s1053" type="#_x0000_t55" style="position:absolute;left:5955;top:4060;width:2146;height:500;visibility:visible;mso-wrap-style:none;v-text-anchor:middle" o:gfxdata="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" adj="19893" fillcolor="white [3212]" strokecolor="#d8d8d8 [2732]" strokeweight="1pt">
+                    <v:textbox inset="5mm,0,5mm,0">
+                      <w:txbxContent>
+                        <w:p>
+                          <w:pPr>
+                            <w:pStyle w:val="a7"/>
+                          </w:pPr>
+                          <w:r>
+                            <w:rPr>
+                              <w:rFonts w:hint="eastAsia"/>
+                            </w:rPr>
+                            <w:t>项目经历</w:t>
+                          </w:r>
+                        </w:p>
+                      </w:txbxContent>
+                    </v:textbox>
+                  </v:shape>
+                  <v:shape id="燕尾形 21" o:spid="_x0000_s1054" type="#_x0000_t15" style="position:absolute;left:5462;top:4054;width:760;height:516;visibility:visible;mso-wrap-style:square;v-text-anchor:middle" o:gfxdata="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" adj="16626" fillcolor="#5a6e8b [2415]" stroked="f" strokeweight="1.5pt">
+                    <v:textbox>
+                      <w:txbxContent>
+                        <w:p>
+                          <w:pPr>
+                            <w:jc w:val="center"/>
+                          </w:pPr>
+                        </w:p>
+                      </w:txbxContent>
+                    </v:textbox>
+                  </v:shape>
+                </v:group>
+                <v:shape id="https://img8.file.cache.docer.com/storage/official/image/2023/05/15/2eb4fbbf9f54261388e3d4ca726f6b08.png" o:spid="_x0000_s1055" type="#_x0000_t75" alt="eyJpZCI6MjE1ODAxMDAsInJlc291cmNlX2tleSI6IjEwIn0K" style="position:absolute;left:4701;top:6030;width:382;height:382;visibility:visible;mso-wrap-style:square" o:gfxdata="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">
+                  <v:imagedata r:id="rId18" o:title="eyJpZCI6MjE1ODAxMDAsInJlc291cmNlX2tleSI6IjEwIn0K"/>
+                  <v:path arrowok="t"/>
+                </v:shape>
+                <w10:anchorlock/>
+              </v:group>
+            </w:pict>
+          </mc:Fallback>
+        </mc:AlternateContent>
+      </w:r>
+    </w:p>
+    <w:p>
+      <w:pPr>
+        <w:pStyle w:val="a5"/>
+        <w:spacing w:before="156"/>
+        <w:rPr>
+          <w:rFonts w:hint="eastAsia"/>
+          <w:sz w:val="28"/>
+        </w:rPr>
+      </w:pPr>
+      <w:r>
+        <w:rPr>
+          <w:sz w:val="28"/>
+        </w:rPr>
+        <w:t>都</w:t>
+      </w:r>
+      <w:proofErr w:type="gramStart"/>
+      <w:r>
+        <w:rPr>
+          <w:sz w:val="28"/>
+        </w:rPr>
+        <w:t>邦</w:t>
+      </w:r>
+      <w:proofErr w:type="gramEnd"/>
+      <w:r>
+        <w:rPr>
+          <w:sz w:val="28"/>
+        </w:rPr>
+        <w:t>财险</w:t>
+      </w:r>
+      <w:proofErr w:type="gramStart"/>
+      <w:r>
+        <w:rPr>
+          <w:rFonts w:hint="eastAsia"/>
+          <w:sz w:val="28"/>
+        </w:rPr>
+        <w:t>个客场景化标签</w:t>
+      </w:r>
+      <w:proofErr w:type="gramEnd"/>
+      <w:r>
+        <w:rPr>
+          <w:rFonts w:hint="eastAsia"/>
+          <w:sz w:val="28"/>
+        </w:rPr>
+        <w:t>建设项目</w:t>
+      </w:r>
+    </w:p>
+    <w:p>
+      <w:pPr>
+        <w:pStyle w:val="ab"/>
+        <w:numPr>
+          <w:ilvl w:val="0"/>
+          <w:numId w:val="6"/>
+        </w:numPr>
+        <w:rPr>
+          <w:rFonts w:ascii="MiSans" w:eastAsia="MiSans" w:hAnsi="MiSans" w:cs="MiSans"/>
+        </w:rPr>
+      </w:pPr>
+      <w:r>
+        <w:rPr>
+          <w:rFonts w:ascii="MiSans" w:eastAsia="MiSans" w:hAnsi="MiSans" w:cs="MiSans" w:hint="eastAsia"/>
+        </w:rPr>
+        <w:t>项目介绍</w:t>
+      </w:r>
+    </w:p>
+    <w:p>
+      <w:pPr>
+        <w:pStyle w:val="ab"/>
         <w:ind w:left="420"/>
         <w:rPr>
-          <w:rFonts w:ascii="MiSans" w:eastAsia="MiSans" w:hAnsi="MiSans" w:cs="MiSans" w:hint="eastAsia"/>
-        </w:rPr>
-      </w:pPr>
+          <w:rFonts w:ascii="MiSans" w:eastAsia="MiSans" w:hAnsi="MiSans" w:cs="MiSans"/>
+        </w:rPr>
+      </w:pPr>
+      <w:r>
+        <w:rPr>
+          <w:rFonts w:ascii="MiSans" w:eastAsia="MiSans" w:hAnsi="MiSans" w:cs="MiSans"/>
+        </w:rPr>
+        <w:lastRenderedPageBreak/>
+        <w:t>都邦财险</w:t>
+      </w:r>
+      <w:r>
+        <w:rPr>
+          <w:rFonts w:ascii="MiSans" w:eastAsia="MiSans" w:hAnsi="MiSans" w:cs="MiSans" w:hint="eastAsia"/>
+        </w:rPr>
+        <w:t>个人</w:t>
+      </w:r>
+      <w:bookmarkStart w:id="0" w:name="_GoBack"/>
+      <w:bookmarkEnd w:id="0"/>
+      <w:r>
+        <w:rPr>
+          <w:rFonts w:ascii="MiSans" w:eastAsia="MiSans" w:hAnsi="MiSans" w:cs="MiSans" w:hint="eastAsia"/>
+        </w:rPr>
+        <w:t>业务占公司占比超7</w:t>
+      </w:r>
+      <w:r>
+        <w:rPr>
+          <w:rFonts w:ascii="MiSans" w:eastAsia="MiSans" w:hAnsi="MiSans" w:cs="MiSans"/>
+        </w:rPr>
+        <w:t>0%</w:t>
+      </w:r>
+      <w:r>
+        <w:rPr>
+          <w:rFonts w:ascii="MiSans" w:eastAsia="MiSans" w:hAnsi="MiSans" w:cs="MiSans" w:hint="eastAsia"/>
+        </w:rPr>
+        <w:t>，客户存量规模超百万级别。</w:t>
+      </w:r>
+      <w:r>
+        <w:rPr>
+          <w:rFonts w:ascii="MiSans" w:eastAsia="MiSans" w:hAnsi="MiSans" w:cs="MiSans"/>
+        </w:rPr>
+        <w:t>客户数据分散在承保、理赔、续期、客服</w:t>
+      </w:r>
+      <w:r>
+        <w:rPr>
+          <w:rFonts w:ascii="MiSans" w:eastAsia="MiSans" w:hAnsi="MiSans" w:cs="MiSans"/>
+        </w:rPr>
+        <w:t>等多个独立系统中，缺乏统一的客户全景视图</w:t>
+      </w:r>
+      <w:r>
+        <w:rPr>
+          <w:rFonts w:ascii="MiSans" w:eastAsia="MiSans" w:hAnsi="MiSans" w:cs="MiSans" w:hint="eastAsia"/>
+        </w:rPr>
+        <w:t>。</w:t>
+      </w:r>
+      <w:r>
+        <w:rPr>
+          <w:rFonts w:ascii="MiSans" w:eastAsia="MiSans" w:hAnsi="MiSans" w:cs="MiSans"/>
+        </w:rPr>
+        <w:t>为此启动客户画像标签体系与数据仓库建设，</w:t>
+      </w:r>
+      <w:proofErr w:type="gramStart"/>
+      <w:r>
+        <w:rPr>
+          <w:rFonts w:ascii="MiSans" w:eastAsia="MiSans" w:hAnsi="MiSans" w:cs="MiSans"/>
+        </w:rPr>
+        <w:t>整合全量客户</w:t>
+      </w:r>
+      <w:proofErr w:type="gramEnd"/>
+      <w:r>
+        <w:rPr>
+          <w:rFonts w:ascii="MiSans" w:eastAsia="MiSans" w:hAnsi="MiSans" w:cs="MiSans"/>
+        </w:rPr>
+        <w:t>数据，构建多维度标签体系，支撑精准营销与差异化运营。</w:t>
+      </w:r>
+    </w:p>
+    <w:p>
+      <w:pPr>
+        <w:pStyle w:val="ab"/>
+        <w:numPr>
+          <w:ilvl w:val="0"/>
+          <w:numId w:val="6"/>
+        </w:numPr>
+        <w:rPr>
+          <w:rFonts w:ascii="MiSans" w:eastAsia="MiSans" w:hAnsi="MiSans" w:cs="MiSans"/>
+        </w:rPr>
+      </w:pPr>
+      <w:r>
+        <w:rPr>
+          <w:rFonts w:ascii="MiSans" w:eastAsia="MiSans" w:hAnsi="MiSans" w:cs="MiSans" w:hint="eastAsia"/>
+        </w:rPr>
+        <w:t>技术</w:t>
+      </w:r>
+      <w:proofErr w:type="gramStart"/>
+      <w:r>
+        <w:rPr>
+          <w:rFonts w:ascii="MiSans" w:eastAsia="MiSans" w:hAnsi="MiSans" w:cs="MiSans" w:hint="eastAsia"/>
+        </w:rPr>
+        <w:t>栈</w:t>
+      </w:r>
+      <w:proofErr w:type="gramEnd"/>
+    </w:p>
+    <w:p>
+      <w:pPr>
+        <w:pStyle w:val="ab"/>
+        <w:ind w:firstLine="420"/>
+        <w:rPr>
+          <w:rFonts w:ascii="Consolas" w:hAnsi="Consolas" w:hint="eastAsia"/>
+          <w:color w:val="0F1115"/>
+          <w:sz w:val="24"/>
+          <w:szCs w:val="21"/>
+          <w14:textFill>
+            <w14:solidFill>
+              <w14:srgbClr w14:val="0F1115">
+                <w14:lumMod w14:val="65000"/>
+                <w14:lumOff w14:val="35000"/>
+              </w14:srgbClr>
+            </w14:solidFill>
+          </w14:textFill>
+        </w:rPr>
+      </w:pPr>
+      <w:r>
+        <w:rPr>
+          <w:rFonts w:ascii="Consolas" w:hAnsi="Consolas"/>
+          <w:color w:val="0F1115"/>
+          <w:sz w:val="24"/>
+          <w:szCs w:val="21"/>
+          <w14:textFill>
+            <w14:solidFill>
+              <w14:srgbClr w14:val="0F1115">
+                <w14:lumMod w14:val="65000"/>
+                <w14:lumOff w14:val="35000"/>
+              </w14:srgbClr>
+            </w14:solidFill>
+          </w14:textFill>
+        </w:rPr>
+        <w:t>阿里云</w:t>
+      </w:r>
+      <w:proofErr w:type="spellStart"/>
+      <w:r>
+        <w:rPr>
+          <w:rFonts w:ascii="Consolas" w:hAnsi="Consolas"/>
+          <w:color w:val="0F1115"/>
+          <w:sz w:val="24"/>
+          <w:szCs w:val="21"/>
+          <w14:textFill>
+            <w14:solidFill>
+              <w14:srgbClr w14:val="0F1115">
+                <w14:lumMod w14:val="65000"/>
+                <w14:lumOff w14:val="35000"/>
+              </w14:srgbClr>
+            </w14:solidFill>
+          </w14:textFill>
+        </w:rPr>
+        <w:t>MaxCompute</w:t>
+      </w:r>
+      <w:proofErr w:type="spellEnd"/>
+      <w:r>
+        <w:rPr>
+          <w:rFonts w:ascii="Consolas" w:hAnsi="Consolas"/>
+          <w:color w:val="0F1115"/>
+          <w:sz w:val="24"/>
+          <w:szCs w:val="21"/>
+          <w14:textFill>
+            <w14:solidFill>
+              <w14:srgbClr w14:val="0F1115">
+                <w14:lumMod w14:val="65000"/>
+                <w14:lumOff w14:val="35000"/>
+              </w14:srgbClr>
+            </w14:solidFill>
+          </w14:textFill>
+        </w:rPr>
+        <w:t xml:space="preserve"> + </w:t>
+      </w:r>
+      <w:proofErr w:type="spellStart"/>
+      <w:r>
+        <w:rPr>
+          <w:rFonts w:ascii="Consolas" w:hAnsi="Consolas"/>
+          <w:color w:val="0F1115"/>
+          <w:sz w:val="24"/>
+          <w:szCs w:val="21"/>
+          <w14:textFill>
+            <w14:solidFill>
+              <w14:srgbClr w14:val="0F1115">
+                <w14:lumMod w14:val="65000"/>
+                <w14:lumOff w14:val="35000"/>
+              </w14:srgbClr>
+            </w14:solidFill>
+          </w14:textFill>
+        </w:rPr>
+        <w:t>DataWorks</w:t>
+      </w:r>
+      <w:proofErr w:type="spellEnd"/>
+      <w:r>
+        <w:rPr>
+          <w:rFonts w:ascii="Consolas" w:hAnsi="Consolas"/>
+          <w:color w:val="0F1115"/>
+          <w:sz w:val="24"/>
+          <w:szCs w:val="21"/>
+          <w14:textFill>
+            <w14:solidFill>
+              <w14:srgbClr w14:val="0F1115">
+                <w14:lumMod w14:val="65000"/>
+                <w14:lumOff w14:val="35000"/>
+              </w14:srgbClr>
+            </w14:solidFill>
+          </w14:textFill>
+        </w:rPr>
+        <w:t xml:space="preserve"> + </w:t>
+      </w:r>
+      <w:proofErr w:type="spellStart"/>
+      <w:r>
+        <w:rPr>
+          <w:rFonts w:ascii="Consolas" w:hAnsi="Consolas"/>
+          <w:color w:val="0F1115"/>
+          <w:sz w:val="24"/>
+          <w:szCs w:val="21"/>
+          <w14:textFill>
+            <w14:solidFill>
+              <w14:srgbClr w14:val="0F1115">
+                <w14:lumMod w14:val="65000"/>
+                <w14:lumOff w14:val="35000"/>
+              </w14:srgbClr>
+            </w14:solidFill>
+          </w14:textFill>
+        </w:rPr>
+        <w:t>DataX</w:t>
+      </w:r>
+      <w:proofErr w:type="spellEnd"/>
+      <w:r>
+        <w:rPr>
+          <w:rFonts w:ascii="Consolas" w:hAnsi="Consolas"/>
+          <w:color w:val="0F1115"/>
+          <w:sz w:val="24"/>
+          <w:szCs w:val="21"/>
+          <w14:textFill>
+            <w14:solidFill>
+              <w14:srgbClr w14:val="0F1115">
+                <w14:lumMod w14:val="65000"/>
+                <w14:lumOff w14:val="35000"/>
+              </w14:srgbClr>
+            </w14:solidFill>
+          </w14:textFill>
+        </w:rPr>
+        <w:t xml:space="preserve"> + </w:t>
+      </w:r>
+      <w:r>
+        <w:rPr>
+          <w:rFonts w:ascii="Consolas" w:hAnsi="Consolas"/>
+          <w:color w:val="0F1115"/>
+          <w:sz w:val="24"/>
+          <w:szCs w:val="21"/>
+          <w14:textFill>
+            <w14:solidFill>
+              <w14:srgbClr w14:val="0F1115">
+                <w14:lumMod w14:val="65000"/>
+                <w14:lumOff w14:val="35000"/>
+              </w14:srgbClr>
+            </w14:solidFill>
+          </w14:textFill>
+        </w:rPr>
+        <w:t> </w:t>
+      </w:r>
+      <w:proofErr w:type="spellStart"/>
+      <w:r>
+        <w:rPr>
+          <w:rFonts w:ascii="Consolas" w:hAnsi="Consolas"/>
+          <w:color w:val="0F1115"/>
+          <w:sz w:val="24"/>
+          <w:szCs w:val="21"/>
+          <w14:textFill>
+            <w14:solidFill>
+              <w14:srgbClr w14:val="0F1115">
+                <w14:lumMod w14:val="65000"/>
+                <w14:lumOff w14:val="35000"/>
+              </w14:srgbClr>
+            </w14:solidFill>
+          </w14:textFill>
+        </w:rPr>
+        <w:t>FineReport</w:t>
+      </w:r>
+      <w:proofErr w:type="spellEnd"/>
+    </w:p>
+    <w:p>
+      <w:pPr>
+        <w:pStyle w:val="ab"/>
+        <w:numPr>
+          <w:ilvl w:val="0"/>
+          <w:numId w:val="6"/>
+        </w:numPr>
+        <w:rPr>
+          <w:rFonts w:ascii="MiSans" w:eastAsia="MiSans" w:hAnsi="MiSans" w:cs="MiSans"/>
+        </w:rPr>
+      </w:pPr>
+      <w:r>
+        <w:rPr>
+          <w:rFonts w:ascii="MiSans" w:eastAsia="MiSans" w:hAnsi="MiSans" w:cs="MiSans" w:hint="eastAsia"/>
+        </w:rPr>
+        <w:t>工作职责</w:t>
+      </w:r>
+    </w:p>
+    <w:p>
+      <w:pPr>
+        <w:pStyle w:val="ab"/>
+        <w:numPr>
+          <w:ilvl w:val="0"/>
+          <w:numId w:val="15"/>
+        </w:numPr>
+        <w:rPr>
+          <w:rFonts w:ascii="MiSans" w:eastAsia="MiSans" w:hAnsi="MiSans" w:cs="MiSans"/>
+        </w:rPr>
+      </w:pPr>
+      <w:r>
+        <w:rPr>
+          <w:rFonts w:ascii="MiSans" w:eastAsia="MiSans" w:hAnsi="MiSans" w:cs="MiSans"/>
+        </w:rPr>
+        <w:t>参与项目启动，与市场、续期、理赔、客服等部门沟通，将“提升续保留存”“挖掘交叉销售机会”等业务目标转化为客户价值分、续保意向评分、产品偏好、理赔风险、流失预警等可量化标签，明确计算口径与更新频率，并编写ODS到ADS四层Mapping文档，统一客户ID打通规则。</w:t>
+      </w:r>
+    </w:p>
+    <w:p>
+      <w:pPr>
+        <w:pStyle w:val="ab"/>
+        <w:numPr>
+          <w:ilvl w:val="0"/>
+          <w:numId w:val="15"/>
+        </w:numPr>
+        <w:rPr>
+          <w:rFonts w:ascii="MiSans" w:eastAsia="MiSans" w:hAnsi="MiSans" w:cs="MiSans"/>
+        </w:rPr>
+      </w:pPr>
+      <w:r>
+        <w:rPr>
+          <w:rFonts w:ascii="MiSans" w:eastAsia="MiSans" w:hAnsi="MiSans" w:cs="MiSans"/>
+        </w:rPr>
+        <w:t>使用</w:t>
+      </w:r>
+      <w:proofErr w:type="spellStart"/>
+      <w:r>
+        <w:rPr>
+          <w:rFonts w:ascii="MiSans" w:eastAsia="MiSans" w:hAnsi="MiSans" w:cs="MiSans"/>
+        </w:rPr>
+        <w:t>DataX</w:t>
+      </w:r>
+      <w:proofErr w:type="spellEnd"/>
+      <w:r>
+        <w:rPr>
+          <w:rFonts w:ascii="MiSans" w:eastAsia="MiSans" w:hAnsi="MiSans" w:cs="MiSans"/>
+        </w:rPr>
+        <w:t>将承保、理赔、续期、</w:t>
+      </w:r>
+      <w:proofErr w:type="gramStart"/>
+      <w:r>
+        <w:rPr>
+          <w:rFonts w:ascii="MiSans" w:eastAsia="MiSans" w:hAnsi="MiSans" w:cs="MiSans"/>
+        </w:rPr>
+        <w:t>客服工单</w:t>
+      </w:r>
+      <w:proofErr w:type="gramEnd"/>
+      <w:r>
+        <w:rPr>
+          <w:rFonts w:ascii="MiSans" w:eastAsia="MiSans" w:hAnsi="MiSans" w:cs="MiSans"/>
+        </w:rPr>
+        <w:t>、</w:t>
+      </w:r>
+      <w:proofErr w:type="gramStart"/>
+      <w:r>
+        <w:rPr>
+          <w:rFonts w:ascii="MiSans" w:eastAsia="MiSans" w:hAnsi="MiSans" w:cs="MiSans"/>
+        </w:rPr>
+        <w:t>官网埋点5套源</w:t>
+      </w:r>
+      <w:proofErr w:type="gramEnd"/>
+      <w:r>
+        <w:rPr>
+          <w:rFonts w:ascii="MiSans" w:eastAsia="MiSans" w:hAnsi="MiSans" w:cs="MiSans"/>
+        </w:rPr>
+        <w:t>系统数据同步至</w:t>
+      </w:r>
+      <w:proofErr w:type="spellStart"/>
+      <w:r>
+        <w:rPr>
+          <w:rFonts w:ascii="MiSans" w:eastAsia="MiSans" w:hAnsi="MiSans" w:cs="MiSans"/>
+        </w:rPr>
+        <w:t>MaxCompute</w:t>
+      </w:r>
+      <w:proofErr w:type="spellEnd"/>
+      <w:r>
+        <w:rPr>
+          <w:rFonts w:ascii="MiSans" w:eastAsia="MiSans" w:hAnsi="MiSans" w:cs="MiSans"/>
+        </w:rPr>
+        <w:t xml:space="preserve"> ODS层，并编写SQL完成清洗脱敏；以统一客户ID为主键关联多张事实表，构建包含基础属性、投保汇总、理赔特征、续保记录、在线行为等字段的客户全景明细宽表。</w:t>
+      </w:r>
+    </w:p>
+    <w:p>
+      <w:pPr>
+        <w:pStyle w:val="ab"/>
+        <w:numPr>
+          <w:ilvl w:val="0"/>
+          <w:numId w:val="15"/>
+        </w:numPr>
+        <w:rPr>
+          <w:rFonts w:ascii="MiSans" w:eastAsia="MiSans" w:hAnsi="MiSans" w:cs="MiSans"/>
+        </w:rPr>
+      </w:pPr>
+      <w:proofErr w:type="gramStart"/>
+      <w:r>
+        <w:rPr>
+          <w:rFonts w:ascii="MiSans" w:eastAsia="MiSans" w:hAnsi="MiSans" w:cs="MiSans"/>
+        </w:rPr>
+        <w:t>基于宽表编写</w:t>
+      </w:r>
+      <w:proofErr w:type="spellStart"/>
+      <w:proofErr w:type="gramEnd"/>
+      <w:r>
+        <w:rPr>
+          <w:rFonts w:ascii="MiSans" w:eastAsia="MiSans" w:hAnsi="MiSans" w:cs="MiSans"/>
+        </w:rPr>
+        <w:t>MaxCompute</w:t>
+      </w:r>
+      <w:proofErr w:type="spellEnd"/>
+      <w:r>
+        <w:rPr>
+          <w:rFonts w:ascii="MiSans" w:eastAsia="MiSans" w:hAnsi="MiSans" w:cs="MiSans"/>
+        </w:rPr>
+        <w:t xml:space="preserve"> SQL</w:t>
+      </w:r>
+      <w:r>
+        <w:rPr>
+          <w:rFonts w:ascii="MiSans" w:eastAsia="MiSans" w:hAnsi="MiSans" w:cs="MiSans" w:hint="eastAsia"/>
+        </w:rPr>
+        <w:t>实现汇总层的数据加工</w:t>
+      </w:r>
+    </w:p>
+    <w:p>
+      <w:pPr>
+        <w:pStyle w:val="ab"/>
+        <w:numPr>
+          <w:ilvl w:val="0"/>
+          <w:numId w:val="15"/>
+        </w:numPr>
+        <w:rPr>
+          <w:rFonts w:ascii="MiSans" w:eastAsia="MiSans" w:hAnsi="MiSans" w:cs="MiSans"/>
+        </w:rPr>
+      </w:pPr>
+      <w:r>
+        <w:rPr>
+          <w:rFonts w:ascii="MiSans" w:eastAsia="MiSans" w:hAnsi="MiSans" w:cs="MiSans"/>
+        </w:rPr>
+        <w:t>将</w:t>
+      </w:r>
+      <w:r>
+        <w:rPr>
+          <w:rFonts w:ascii="MiSans" w:eastAsia="MiSans" w:hAnsi="MiSans" w:cs="MiSans" w:hint="eastAsia"/>
+        </w:rPr>
+        <w:t>汇总层的</w:t>
+      </w:r>
+      <w:proofErr w:type="gramStart"/>
+      <w:r>
+        <w:rPr>
+          <w:rFonts w:ascii="MiSans" w:eastAsia="MiSans" w:hAnsi="MiSans" w:cs="MiSans" w:hint="eastAsia"/>
+        </w:rPr>
+        <w:t>表</w:t>
+      </w:r>
+      <w:r>
+        <w:rPr>
+          <w:rFonts w:ascii="MiSans" w:eastAsia="MiSans" w:hAnsi="MiSans" w:cs="MiSans" w:hint="eastAsia"/>
+        </w:rPr>
+        <w:t>加工</w:t>
+      </w:r>
+      <w:proofErr w:type="gramEnd"/>
+      <w:r>
+        <w:rPr>
+          <w:rFonts w:ascii="MiSans" w:eastAsia="MiSans" w:hAnsi="MiSans" w:cs="MiSans" w:hint="eastAsia"/>
+        </w:rPr>
+        <w:t>到</w:t>
+      </w:r>
+      <w:r>
+        <w:rPr>
+          <w:rFonts w:ascii="MiSans" w:eastAsia="MiSans" w:hAnsi="MiSans" w:cs="MiSans"/>
+        </w:rPr>
+        <w:t>ADS客户标签宽表，使用</w:t>
+      </w:r>
+      <w:r>
+        <w:rPr>
+          <w:rFonts w:ascii="Segoe UI" w:hAnsi="Segoe UI" w:cs="Segoe UI"/>
+          <w:color w:val="0F1115"/>
+          <w:shd w:val="clear" w:color="auto" w:fill="FFFFFF"/>
+        </w:rPr>
+        <w:t> </w:t>
+      </w:r>
+      <w:proofErr w:type="spellStart"/>
+      <w:r>
+        <w:rPr>
+          <w:rFonts w:ascii="Segoe UI" w:hAnsi="Segoe UI" w:cs="Segoe UI"/>
+          <w:color w:val="0F1115"/>
+          <w:shd w:val="clear" w:color="auto" w:fill="FFFFFF"/>
+        </w:rPr>
+        <w:t>FineReport</w:t>
+      </w:r>
+      <w:proofErr w:type="spellEnd"/>
+      <w:r>
+        <w:rPr>
+          <w:rFonts w:ascii="MiSans" w:eastAsia="MiSans" w:hAnsi="MiSans" w:cs="MiSans"/>
+        </w:rPr>
+        <w:t>开发客户画像全景看板、分群分布地图、流失预警</w:t>
+      </w:r>
+      <w:r>
+        <w:rPr>
+          <w:rFonts w:ascii="MiSans" w:eastAsia="MiSans" w:hAnsi="MiSans" w:cs="MiSans"/>
+        </w:rPr>
+        <w:t>图、</w:t>
+      </w:r>
+      <w:r>
+        <w:rPr>
+          <w:rFonts w:ascii="MiSans" w:eastAsia="MiSans" w:hAnsi="MiSans" w:cs="MiSans"/>
+        </w:rPr>
+        <w:t>销售推荐列表等10</w:t>
+      </w:r>
+      <w:r>
+        <w:rPr>
+          <w:rFonts w:ascii="MiSans" w:eastAsia="MiSans" w:hAnsi="MiSans" w:cs="MiSans"/>
+        </w:rPr>
+        <w:t>余张报表</w:t>
+      </w:r>
+      <w:r>
+        <w:rPr>
+          <w:rFonts w:ascii="MiSans" w:eastAsia="MiSans" w:hAnsi="MiSans" w:cs="MiSans"/>
+        </w:rPr>
+        <w:t>。</w:t>
+      </w:r>
+    </w:p>
+    <w:p>
+      <w:pPr>
+        <w:pStyle w:val="ab"/>
+        <w:numPr>
+          <w:ilvl w:val="0"/>
+          <w:numId w:val="6"/>
+        </w:numPr>
+        <w:rPr>
+          <w:rFonts w:ascii="MiSans" w:eastAsia="MiSans" w:hAnsi="MiSans" w:cs="MiSans"/>
+        </w:rPr>
+      </w:pPr>
+      <w:r>
+        <w:rPr>
+          <w:rFonts w:ascii="MiSans" w:eastAsia="MiSans" w:hAnsi="MiSans" w:cs="MiSans" w:hint="eastAsia"/>
+        </w:rPr>
+        <w:t>业务成果</w:t>
+      </w:r>
+    </w:p>
+    <w:p>
+      <w:pPr>
+        <w:pStyle w:val="ab"/>
+        <w:numPr>
+          <w:ilvl w:val="0"/>
+          <w:numId w:val="16"/>
+        </w:numPr>
+        <w:rPr>
+          <w:rFonts w:ascii="MiSans" w:eastAsia="MiSans" w:hAnsi="MiSans" w:cs="MiSans"/>
+        </w:rPr>
+      </w:pPr>
+      <w:r>
+        <w:rPr>
+          <w:rFonts w:ascii="MiSans" w:eastAsia="MiSans" w:hAnsi="MiSans" w:cs="MiSans"/>
+        </w:rPr>
+        <w:t>基于流失预警与续保意向标签实施差异化续保，整体续保率提升约8个百分点；利用产品偏好标签精准</w:t>
+      </w:r>
+      <w:proofErr w:type="gramStart"/>
+      <w:r>
+        <w:rPr>
+          <w:rFonts w:ascii="MiSans" w:eastAsia="MiSans" w:hAnsi="MiSans" w:cs="MiSans"/>
+        </w:rPr>
+        <w:t>推荐非</w:t>
+      </w:r>
+      <w:proofErr w:type="gramEnd"/>
+      <w:r>
+        <w:rPr>
+          <w:rFonts w:ascii="MiSans" w:eastAsia="MiSans" w:hAnsi="MiSans" w:cs="MiSans"/>
+        </w:rPr>
+        <w:t>车险产品，交叉销售转化率提升约20%，客均持有保单数由1.3件增至1.7件。</w:t>
+      </w:r>
+    </w:p>
+    <w:p>
+      <w:pPr>
+        <w:pStyle w:val="ab"/>
+        <w:numPr>
+          <w:ilvl w:val="0"/>
+          <w:numId w:val="16"/>
+        </w:numPr>
+        <w:rPr>
+          <w:rFonts w:ascii="MiSans" w:eastAsia="MiSans" w:hAnsi="MiSans" w:cs="MiSans" w:hint="eastAsia"/>
+        </w:rPr>
+      </w:pPr>
+      <w:r>
+        <w:rPr>
+          <w:rFonts w:ascii="MiSans" w:eastAsia="MiSans" w:hAnsi="MiSans" w:cs="MiSans"/>
+        </w:rPr>
+        <w:t>营销由全量推送转为按标签精准</w:t>
+      </w:r>
+      <w:r>
+        <w:rPr>
+          <w:rFonts w:ascii="MiSans" w:eastAsia="MiSans" w:hAnsi="MiSans" w:cs="MiSans" w:hint="eastAsia"/>
+        </w:rPr>
+        <w:t>投放</w:t>
+      </w:r>
+      <w:r>
+        <w:rPr>
+          <w:rFonts w:ascii="MiSans" w:eastAsia="MiSans" w:hAnsi="MiSans" w:cs="MiSans"/>
+        </w:rPr>
+        <w:t>，</w:t>
+      </w:r>
+      <w:proofErr w:type="gramStart"/>
+      <w:r>
+        <w:rPr>
+          <w:rFonts w:ascii="MiSans" w:eastAsia="MiSans" w:hAnsi="MiSans" w:cs="MiSans"/>
+        </w:rPr>
+        <w:t>触达量</w:t>
+      </w:r>
+      <w:proofErr w:type="gramEnd"/>
+      <w:r>
+        <w:rPr>
+          <w:rFonts w:ascii="MiSans" w:eastAsia="MiSans" w:hAnsi="MiSans" w:cs="MiSans"/>
+        </w:rPr>
+        <w:t>减少约45%，响应率提升</w:t>
+      </w:r>
+      <w:r>
+        <w:rPr>
+          <w:rFonts w:ascii="MiSans" w:eastAsia="MiSans" w:hAnsi="MiSans" w:cs="MiSans" w:hint="eastAsia"/>
+        </w:rPr>
+        <w:t>。</w:t>
+      </w:r>
+      <w:r>
+        <w:rPr>
+          <w:rFonts w:ascii="MiSans" w:eastAsia="MiSans" w:hAnsi="MiSans" w:cs="MiSans"/>
+        </w:rPr>
+        <w:t>理赔风险标签接入客服系统触发差异化服务，高价值客户流失率降低约10%，客户投诉率下降15%。</w:t>
+      </w:r>
+    </w:p>
+    <w:p>
+      <w:pPr>
+        <w:pStyle w:val="ab"/>
+        <w:rPr>
+          <w:rFonts w:ascii="MiSans" w:eastAsia="MiSans" w:hAnsi="MiSans" w:cs="MiSans" w:hint="eastAsia"/>
+        </w:rPr>
+      </w:pPr>
+      <w:r>
+        <w:rPr>
+          <w:rFonts w:ascii="MiSans" w:eastAsia="MiSans" w:hAnsi="MiSans" w:cs="MiSans" w:hint="eastAsia"/>
+          <w:noProof/>
+          <w:color w:val="auto"/>
+          <w:kern w:val="2"/>
+          <w:sz w:val="21"/>
+          <w:szCs w:val="24"/>
+        </w:rPr>
+        <mc:AlternateContent>
+          <mc:Choice Requires="wpg">
+            <w:drawing>
+              <wp:inline distT="0" distB="0" distL="114300" distR="114300" wp14:anchorId="68A9E9E9" wp14:editId="597F8475">
+                <wp:extent cx="6588760" cy="325120"/>
+                <wp:effectExtent l="0" t="0" r="21590" b="17780"/>
+                <wp:docPr id="62" name="组合 62"/>
+                <wp:cNvGraphicFramePr/>
+                <a:graphic xmlns:a="http://schemas.openxmlformats.org/drawingml/2006/main">
+                  <a:graphicData uri="http://schemas.microsoft.com/office/word/2010/wordprocessingGroup">
+                    <wpg:wgp>
+                      <wpg:cNvGrpSpPr/>
+                      <wpg:grpSpPr>
+                        <a:xfrm>
+                          <a:off x="0" y="0"/>
+                          <a:ext cx="6588760" cy="325120"/>
+                          <a:chOff x="4574" y="5959"/>
+                          <a:chExt cx="10448" cy="516"/>
+                        </a:xfrm>
+                      </wpg:grpSpPr>
+                      <wpg:grpSp>
+                        <wpg:cNvPr id="63" name="组合 63"/>
+                        <wpg:cNvGrpSpPr/>
+                        <wpg:grpSpPr>
+                          <a:xfrm>
+                            <a:off x="4574" y="5959"/>
+                            <a:ext cx="10448" cy="516"/>
+                            <a:chOff x="5462" y="4054"/>
+                            <a:chExt cx="10448" cy="516"/>
+                          </a:xfrm>
+                        </wpg:grpSpPr>
+                        <wps:wsp>
+                          <wps:cNvPr id="64" name="直接连接符 8"/>
+                          <wps:cNvCnPr/>
+                          <wps:spPr>
+                            <a:xfrm>
+                              <a:off x="7803" y="4312"/>
+                              <a:ext cx="8107" cy="0"/>
+                            </a:xfrm>
+                            <a:prstGeom prst="line">
+                              <a:avLst/>
+                            </a:prstGeom>
+                            <a:noFill/>
+                            <a:ln w="12700" cap="flat" cmpd="sng" algn="ctr">
+                              <a:solidFill>
+                                <a:srgbClr val="FFFFFF">
+                                  <a:lumMod val="85000"/>
+                                </a:srgbClr>
+                              </a:solidFill>
+                              <a:prstDash val="solid"/>
+                              <a:miter lim="800000"/>
+                            </a:ln>
+                            <a:effectLst/>
+                          </wps:spPr>
+                          <wps:bodyPr/>
+                        </wps:wsp>
+                        <wps:wsp>
+                          <wps:cNvPr id="65" name="燕尾形 49"/>
+                          <wps:cNvSpPr/>
+                          <wps:spPr>
+                            <a:xfrm>
+                              <a:off x="5955" y="4060"/>
+                              <a:ext cx="2146" cy="500"/>
+                            </a:xfrm>
+                            <a:prstGeom prst="chevron">
+                              <a:avLst>
+                                <a:gd name="adj" fmla="val 33914"/>
+                              </a:avLst>
+                            </a:prstGeom>
+                            <a:solidFill>
+                              <a:srgbClr val="FFFFFF"/>
+                            </a:solidFill>
+                            <a:ln w="12700" cap="flat" cmpd="sng" algn="ctr">
+                              <a:solidFill>
+                                <a:srgbClr val="FFFFFF">
+                                  <a:lumMod val="85000"/>
+                                </a:srgbClr>
+                              </a:solidFill>
+                              <a:prstDash val="solid"/>
+                              <a:miter lim="800000"/>
+                            </a:ln>
+                            <a:effectLst/>
+                          </wps:spPr>
+                          <wps:txbx>
+                            <w:txbxContent>
+                              <w:p>
+                                <w:pPr>
+                                  <w:pStyle w:val="a7"/>
+                                </w:pPr>
+                                <w:r>
+                                  <w:rPr>
+                                    <w:rFonts w:hint="eastAsia"/>
+                                  </w:rPr>
+                                  <w:t>项目经历</w:t>
+                                </w:r>
+                              </w:p>
+                            </w:txbxContent>
+                          </wps:txbx>
+                          <wps:bodyPr rot="0" spcFirstLastPara="0" vertOverflow="overflow" horzOverflow="overflow" vert="horz" wrap="none" lIns="180000" tIns="0" rIns="180000" bIns="0" numCol="1" spcCol="0" rtlCol="0" fromWordArt="0" anchor="ctr" anchorCtr="0" forceAA="0" compatLnSpc="1">
+                            <a:noAutofit/>
+                          </wps:bodyPr>
+                        </wps:wsp>
+                        <wps:wsp>
+                          <wps:cNvPr id="67" name="燕尾形 21"/>
+                          <wps:cNvSpPr/>
+                          <wps:spPr>
+                            <a:xfrm>
+                              <a:off x="5462" y="4054"/>
+                              <a:ext cx="760" cy="516"/>
+                            </a:xfrm>
+                            <a:prstGeom prst="homePlate">
+                              <a:avLst>
+                                <a:gd name="adj" fmla="val 33914"/>
+                              </a:avLst>
+                            </a:prstGeom>
+                            <a:solidFill>
+                              <a:srgbClr val="8496AF">
+                                <a:lumMod val="75000"/>
+                              </a:srgbClr>
+                            </a:solidFill>
+                            <a:ln w="19050" cap="flat" cmpd="sng" algn="ctr">
+                              <a:noFill/>
+                              <a:prstDash val="solid"/>
+                              <a:miter lim="800000"/>
+                            </a:ln>
+                            <a:effectLst/>
+                          </wps:spPr>
+                          <wps:txbx>
+                            <w:txbxContent>
+                              <w:p>
+                                <w:pPr>
+                                  <w:jc w:val="center"/>
+                                </w:pPr>
+                              </w:p>
+                            </w:txbxContent>
+                          </wps:txbx>
+                          <wps:bodyPr rot="0" spcFirstLastPara="0" vertOverflow="overflow" horzOverflow="overflow" vert="horz" wrap="square" lIns="91440" tIns="45720" rIns="91440" bIns="45720" numCol="1" spcCol="0" rtlCol="0" fromWordArt="0" anchor="ctr" anchorCtr="0" forceAA="0" compatLnSpc="1">
+                            <a:noAutofit/>
+                          </wps:bodyPr>
+                        </wps:wsp>
+                      </wpg:grpSp>
+                      <pic:pic xmlns:pic="http://schemas.openxmlformats.org/drawingml/2006/picture">
+                        <pic:nvPicPr>
+                          <pic:cNvPr id="68" name="https://img8.file.cache.docer.com/storage/official/image/2023/05/15/2eb4fbbf9f54261388e3d4ca726f6b08.png" descr="eyJpZCI6MjE1ODAxMDAsInJlc291cmNlX2tleSI6IjEwIn0K"/>
+                          <pic:cNvPicPr>
+                            <a:picLocks noChangeAspect="1"/>
+                          </pic:cNvPicPr>
+                        </pic:nvPicPr>
+                        <pic:blipFill>
+                          <a:blip r:embed="rId16">
+                            <a:extLst>
+                              <a:ext uri="{96DAC541-7B7A-43D3-8B79-37D633B846F1}">
+                                <asvg:svgBlip xmlns="" xmlns:o="urn:schemas-microsoft-com:office:office" xmlns:v="urn:schemas-microsoft-com:vml" xmlns:w="http://schemas.openxmlformats.org/wordprocessingml/2006/main" xmlns:w10="urn:schemas-microsoft-com:office:word" xmlns:wpsCustomData="http://www.wps.cn/officeDocument/2013/wpsCustomData" xmlns:asvg="http://schemas.microsoft.com/office/drawing/2016/SVG/main" r:embed="rId17"/>
+                              </a:ext>
+                            </a:extLst>
+                          </a:blip>
+                          <a:srcRect/>
+                          <a:stretch>
+                            <a:fillRect/>
+                          </a:stretch>
+                        </pic:blipFill>
+                        <pic:spPr>
+                          <a:xfrm>
+                            <a:off x="4701" y="6030"/>
+                            <a:ext cx="382" cy="382"/>
+                          </a:xfrm>
+                          <a:prstGeom prst="rect">
+                            <a:avLst/>
+                          </a:prstGeom>
+                        </pic:spPr>
+                      </pic:pic>
+                    </wpg:wgp>
+                  </a:graphicData>
+                </a:graphic>
+              </wp:inline>
+            </w:drawing>
+          </mc:Choice>
+          <mc:Fallback>
+            <w:pict>
+              <v:group w14:anchorId="68A9E9E9" id="组合 62" o:spid="_x0000_s1056" style="width:518.8pt;height:25.6pt;mso-position-horizontal-relative:char;mso-position-vertical-relative:line" coordorigin="4574,5959" coordsize="10448,516" o:gfxdata="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">
+                <v:group id="组合 63" o:spid="_x0000_s1057" style="position:absolute;left:4574;top:5959;width:10448;height:516" coordorigin="5462,4054" coordsize="10448,516" o:gfxdata="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">
+                  <v:line id="直接连接符 8" o:spid="_x0000_s1058" style="position:absolute;visibility:visible;mso-wrap-style:square" from="7803,4312" to="15910,4312" o:connectortype="straight" o:gfxdata="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" strokecolor="#d9d9d9" strokeweight="1pt">
+                    <v:stroke joinstyle="miter"/>
+                  </v:line>
+                  <v:shape id="燕尾形 49" o:spid="_x0000_s1059" type="#_x0000_t55" style="position:absolute;left:5955;top:4060;width:2146;height:500;visibility:visible;mso-wrap-style:none;v-text-anchor:middle" o:gfxdata="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" adj="19893" strokecolor="#d9d9d9" strokeweight="1pt">
+                    <v:textbox inset="5mm,0,5mm,0">
+                      <w:txbxContent>
+                        <w:p>
+                          <w:pPr>
+                            <w:pStyle w:val="a7"/>
+                          </w:pPr>
+                          <w:r>
+                            <w:rPr>
+                              <w:rFonts w:hint="eastAsia"/>
+                            </w:rPr>
+                            <w:t>项目经历</w:t>
+                          </w:r>
+                        </w:p>
+                      </w:txbxContent>
+                    </v:textbox>
+                  </v:shape>
+                  <v:shape id="燕尾形 21" o:spid="_x0000_s1060" type="#_x0000_t15" style="position:absolute;left:5462;top:4054;width:760;height:516;visibility:visible;mso-wrap-style:square;v-text-anchor:middle" o:gfxdata="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" adj="16626" fillcolor="#5b6f8c" stroked="f" strokeweight="1.5pt">
+                    <v:textbox>
+                      <w:txbxContent>
+                        <w:p>
+                          <w:pPr>
+                            <w:jc w:val="center"/>
+                          </w:pPr>
+                        </w:p>
+                      </w:txbxContent>
+                    </v:textbox>
+                  </v:shape>
+                </v:group>
+                <v:shape id="https://img8.file.cache.docer.com/storage/official/image/2023/05/15/2eb4fbbf9f54261388e3d4ca726f6b08.png" o:spid="_x0000_s1061" type="#_x0000_t75" alt="eyJpZCI6MjE1ODAxMDAsInJlc291cmNlX2tleSI6IjEwIn0K" style="position:absolute;left:4701;top:6030;width:382;height:382;visibility:visible;mso-wrap-style:square" o:gfxdata="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">
+                  <v:imagedata r:id="rId18" o:title="eyJpZCI6MjE1ODAxMDAsInJlc291cmNlX2tleSI6IjEwIn0K"/>
+                  <v:path arrowok="t"/>
+                </v:shape>
+                <w10:anchorlock/>
+              </v:group>
+            </w:pict>
+          </mc:Fallback>
+        </mc:AlternateContent>
+      </w:r>
     </w:p>
     <w:sectPr>
       <w:headerReference w:type="default" r:id="rId19"/>
@@ -3875,7 +5177,7 @@
               <v:stroke joinstyle="miter"/>
               <v:path gradientshapeok="t" o:connecttype="rect"/>
             </v:shapetype>
-            <v:shape id="文本框 34" o:spid="_x0000_s1050" type="#_x0000_t202" style="position:absolute;left:0;text-align:left;margin-left:-8.05pt;margin-top:-3.25pt;width:125.65pt;height:22.5pt;z-index:251662336;visibility:visible;mso-wrap-style:square;mso-wrap-distance-left:9pt;mso-wrap-distance-top:0;mso-wrap-distance-right:9pt;mso-wrap-distance-bottom:0;mso-position-horizontal:absolute;mso-position-horizontal-relative:text;mso-position-vertical:absolute;mso-position-vertical-relative:text;v-text-anchor:top" o:gfxdata="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" filled="f" stroked="f" strokeweight=".5pt">
+            <v:shape id="文本框 34" o:spid="_x0000_s1062" type="#_x0000_t202" style="position:absolute;left:0;text-align:left;margin-left:-8.05pt;margin-top:-3.25pt;width:125.65pt;height:22.5pt;z-index:251662336;visibility:visible;mso-wrap-style:square;mso-wrap-distance-left:9pt;mso-wrap-distance-top:0;mso-wrap-distance-right:9pt;mso-wrap-distance-bottom:0;mso-position-horizontal:absolute;mso-position-horizontal-relative:text;mso-position-vertical:absolute;mso-position-vertical-relative:text;v-text-anchor:top" o:gfxdata="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" filled="f" stroked="f" strokeweight=".5pt">
               <v:textbox>
                 <w:txbxContent>
                   <w:p>
@@ -4473,6 +5775,184 @@
     </w:lvl>
   </w:abstractNum>
   <w:abstractNum w:abstractNumId="4" w15:restartNumberingAfterBreak="0">
+    <w:nsid w:val="2B5C1979"/>
+    <w:multiLevelType w:val="hybridMultilevel"/>
+    <w:tmpl w:val="A0F42D3E"/>
+    <w:lvl w:ilvl="0" w:tplc="0B76FBB2">
+      <w:start w:val="1"/>
+      <w:numFmt w:val="decimal"/>
+      <w:lvlText w:val="%1."/>
+      <w:lvlJc w:val="left"/>
+      <w:pPr>
+        <w:ind w:left="780" w:hanging="360"/>
+      </w:pPr>
+      <w:rPr>
+        <w:rFonts w:hint="default"/>
+      </w:rPr>
+    </w:lvl>
+    <w:lvl w:ilvl="1" w:tplc="04090019" w:tentative="1">
+      <w:start w:val="1"/>
+      <w:numFmt w:val="lowerLetter"/>
+      <w:lvlText w:val="%2)"/>
+      <w:lvlJc w:val="left"/>
+      <w:pPr>
+        <w:ind w:left="1260" w:hanging="420"/>
+      </w:pPr>
+    </w:lvl>
+    <w:lvl w:ilvl="2" w:tplc="0409001B" w:tentative="1">
+      <w:start w:val="1"/>
+      <w:numFmt w:val="lowerRoman"/>
+      <w:lvlText w:val="%3."/>
+      <w:lvlJc w:val="right"/>
+      <w:pPr>
+        <w:ind w:left="1680" w:hanging="420"/>
+      </w:pPr>
+    </w:lvl>
+    <w:lvl w:ilvl="3" w:tplc="0409000F" w:tentative="1">
+      <w:start w:val="1"/>
+      <w:numFmt w:val="decimal"/>
+      <w:lvlText w:val="%4."/>
+      <w:lvlJc w:val="left"/>
+      <w:pPr>
+        <w:ind w:left="2100" w:hanging="420"/>
+      </w:pPr>
+    </w:lvl>
+    <w:lvl w:ilvl="4" w:tplc="04090019" w:tentative="1">
+      <w:start w:val="1"/>
+      <w:numFmt w:val="lowerLetter"/>
+      <w:lvlText w:val="%5)"/>
+      <w:lvlJc w:val="left"/>
+      <w:pPr>
+        <w:ind w:left="2520" w:hanging="420"/>
+      </w:pPr>
+    </w:lvl>
+    <w:lvl w:ilvl="5" w:tplc="0409001B" w:tentative="1">
+      <w:start w:val="1"/>
+      <w:numFmt w:val="lowerRoman"/>
+      <w:lvlText w:val="%6."/>
+      <w:lvlJc w:val="right"/>
+      <w:pPr>
+        <w:ind w:left="2940" w:hanging="420"/>
+      </w:pPr>
+    </w:lvl>
+    <w:lvl w:ilvl="6" w:tplc="0409000F" w:tentative="1">
+      <w:start w:val="1"/>
+      <w:numFmt w:val="decimal"/>
+      <w:lvlText w:val="%7."/>
+      <w:lvlJc w:val="left"/>
+      <w:pPr>
+        <w:ind w:left="3360" w:hanging="420"/>
+      </w:pPr>
+    </w:lvl>
+    <w:lvl w:ilvl="7" w:tplc="04090019" w:tentative="1">
+      <w:start w:val="1"/>
+      <w:numFmt w:val="lowerLetter"/>
+      <w:lvlText w:val="%8)"/>
+      <w:lvlJc w:val="left"/>
+      <w:pPr>
+        <w:ind w:left="3780" w:hanging="420"/>
+      </w:pPr>
+    </w:lvl>
+    <w:lvl w:ilvl="8" w:tplc="0409001B" w:tentative="1">
+      <w:start w:val="1"/>
+      <w:numFmt w:val="lowerRoman"/>
+      <w:lvlText w:val="%9."/>
+      <w:lvlJc w:val="right"/>
+      <w:pPr>
+        <w:ind w:left="4200" w:hanging="420"/>
+      </w:pPr>
+    </w:lvl>
+  </w:abstractNum>
+  <w:abstractNum w:abstractNumId="5" w15:restartNumberingAfterBreak="0">
+    <w:nsid w:val="2BFD5459"/>
+    <w:multiLevelType w:val="hybridMultilevel"/>
+    <w:tmpl w:val="0C50A30A"/>
+    <w:lvl w:ilvl="0" w:tplc="6D8029D4">
+      <w:start w:val="1"/>
+      <w:numFmt w:val="decimal"/>
+      <w:lvlText w:val="%1."/>
+      <w:lvlJc w:val="left"/>
+      <w:pPr>
+        <w:ind w:left="780" w:hanging="360"/>
+      </w:pPr>
+      <w:rPr>
+        <w:rFonts w:hint="default"/>
+      </w:rPr>
+    </w:lvl>
+    <w:lvl w:ilvl="1" w:tplc="04090019" w:tentative="1">
+      <w:start w:val="1"/>
+      <w:numFmt w:val="lowerLetter"/>
+      <w:lvlText w:val="%2)"/>
+      <w:lvlJc w:val="left"/>
+      <w:pPr>
+        <w:ind w:left="1260" w:hanging="420"/>
+      </w:pPr>
+    </w:lvl>
+    <w:lvl w:ilvl="2" w:tplc="0409001B" w:tentative="1">
+      <w:start w:val="1"/>
+      <w:numFmt w:val="lowerRoman"/>
+      <w:lvlText w:val="%3."/>
+      <w:lvlJc w:val="right"/>
+      <w:pPr>
+        <w:ind w:left="1680" w:hanging="420"/>
+      </w:pPr>
+    </w:lvl>
+    <w:lvl w:ilvl="3" w:tplc="0409000F" w:tentative="1">
+      <w:start w:val="1"/>
+      <w:numFmt w:val="decimal"/>
+      <w:lvlText w:val="%4."/>
+      <w:lvlJc w:val="left"/>
+      <w:pPr>
+        <w:ind w:left="2100" w:hanging="420"/>
+      </w:pPr>
+    </w:lvl>
+    <w:lvl w:ilvl="4" w:tplc="04090019" w:tentative="1">
+      <w:start w:val="1"/>
+      <w:numFmt w:val="lowerLetter"/>
+      <w:lvlText w:val="%5)"/>
+      <w:lvlJc w:val="left"/>
+      <w:pPr>
+        <w:ind w:left="2520" w:hanging="420"/>
+      </w:pPr>
+    </w:lvl>
+    <w:lvl w:ilvl="5" w:tplc="0409001B" w:tentative="1">
+      <w:start w:val="1"/>
+      <w:numFmt w:val="lowerRoman"/>
+      <w:lvlText w:val="%6."/>
+      <w:lvlJc w:val="right"/>
+      <w:pPr>
+        <w:ind w:left="2940" w:hanging="420"/>
+      </w:pPr>
+    </w:lvl>
+    <w:lvl w:ilvl="6" w:tplc="0409000F" w:tentative="1">
+      <w:start w:val="1"/>
+      <w:numFmt w:val="decimal"/>
+      <w:lvlText w:val="%7."/>
+      <w:lvlJc w:val="left"/>
+      <w:pPr>
+        <w:ind w:left="3360" w:hanging="420"/>
+      </w:pPr>
+    </w:lvl>
+    <w:lvl w:ilvl="7" w:tplc="04090019" w:tentative="1">
+      <w:start w:val="1"/>
+      <w:numFmt w:val="lowerLetter"/>
+      <w:lvlText w:val="%8)"/>
+      <w:lvlJc w:val="left"/>
+      <w:pPr>
+        <w:ind w:left="3780" w:hanging="420"/>
+      </w:pPr>
+    </w:lvl>
+    <w:lvl w:ilvl="8" w:tplc="0409001B" w:tentative="1">
+      <w:start w:val="1"/>
+      <w:numFmt w:val="lowerRoman"/>
+      <w:lvlText w:val="%9."/>
+      <w:lvlJc w:val="right"/>
+      <w:pPr>
+        <w:ind w:left="4200" w:hanging="420"/>
+      </w:pPr>
+    </w:lvl>
+  </w:abstractNum>
+  <w:abstractNum w:abstractNumId="6" w15:restartNumberingAfterBreak="0">
     <w:nsid w:val="36DF37CD"/>
     <w:multiLevelType w:val="multilevel"/>
     <w:tmpl w:val="D3FE4752"/>
@@ -4585,7 +6065,7 @@
       </w:pPr>
     </w:lvl>
   </w:abstractNum>
-  <w:abstractNum w:abstractNumId="5" w15:restartNumberingAfterBreak="0">
+  <w:abstractNum w:abstractNumId="7" w15:restartNumberingAfterBreak="0">
     <w:nsid w:val="45227931"/>
     <w:multiLevelType w:val="hybridMultilevel"/>
     <w:tmpl w:val="18EC716E"/>
@@ -4698,7 +6178,7 @@
       </w:rPr>
     </w:lvl>
   </w:abstractNum>
-  <w:abstractNum w:abstractNumId="6" w15:restartNumberingAfterBreak="0">
+  <w:abstractNum w:abstractNumId="8" w15:restartNumberingAfterBreak="0">
     <w:nsid w:val="4AAF58F7"/>
     <w:multiLevelType w:val="hybridMultilevel"/>
     <w:tmpl w:val="239EA9AE"/>
@@ -4787,7 +6267,7 @@
       </w:pPr>
     </w:lvl>
   </w:abstractNum>
-  <w:abstractNum w:abstractNumId="7" w15:restartNumberingAfterBreak="0">
+  <w:abstractNum w:abstractNumId="9" w15:restartNumberingAfterBreak="0">
     <w:nsid w:val="57854D35"/>
     <w:multiLevelType w:val="multilevel"/>
     <w:tmpl w:val="76D8CA8E"/>
@@ -4936,7 +6416,7 @@
       </w:rPr>
     </w:lvl>
   </w:abstractNum>
-  <w:abstractNum w:abstractNumId="8" w15:restartNumberingAfterBreak="0">
+  <w:abstractNum w:abstractNumId="10" w15:restartNumberingAfterBreak="0">
     <w:nsid w:val="5D8577E2"/>
     <w:multiLevelType w:val="hybridMultilevel"/>
     <w:tmpl w:val="EA16FFBA"/>
@@ -5025,7 +6505,7 @@
       </w:pPr>
     </w:lvl>
   </w:abstractNum>
-  <w:abstractNum w:abstractNumId="9" w15:restartNumberingAfterBreak="0">
+  <w:abstractNum w:abstractNumId="11" w15:restartNumberingAfterBreak="0">
     <w:nsid w:val="63AD325A"/>
     <w:multiLevelType w:val="hybridMultilevel"/>
     <w:tmpl w:val="BC80FEDA"/>
@@ -5138,7 +6618,7 @@
       </w:rPr>
     </w:lvl>
   </w:abstractNum>
-  <w:abstractNum w:abstractNumId="10" w15:restartNumberingAfterBreak="0">
+  <w:abstractNum w:abstractNumId="12" w15:restartNumberingAfterBreak="0">
     <w:nsid w:val="653A30F2"/>
     <w:multiLevelType w:val="multilevel"/>
     <w:tmpl w:val="05F25DAA"/>
@@ -5251,7 +6731,7 @@
       </w:pPr>
     </w:lvl>
   </w:abstractNum>
-  <w:abstractNum w:abstractNumId="11" w15:restartNumberingAfterBreak="0">
+  <w:abstractNum w:abstractNumId="13" w15:restartNumberingAfterBreak="0">
     <w:nsid w:val="67F86857"/>
     <w:multiLevelType w:val="hybridMultilevel"/>
     <w:tmpl w:val="42C4CE5C"/>
@@ -5364,7 +6844,7 @@
       </w:rPr>
     </w:lvl>
   </w:abstractNum>
-  <w:abstractNum w:abstractNumId="12" w15:restartNumberingAfterBreak="0">
+  <w:abstractNum w:abstractNumId="14" w15:restartNumberingAfterBreak="0">
     <w:nsid w:val="6F1832A9"/>
     <w:multiLevelType w:val="multilevel"/>
     <w:tmpl w:val="55C86FA4"/>
@@ -5477,7 +6957,7 @@
       </w:pPr>
     </w:lvl>
   </w:abstractNum>
-  <w:abstractNum w:abstractNumId="13" w15:restartNumberingAfterBreak="0">
+  <w:abstractNum w:abstractNumId="15" w15:restartNumberingAfterBreak="0">
     <w:nsid w:val="7C760A5A"/>
     <w:multiLevelType w:val="hybridMultilevel"/>
     <w:tmpl w:val="807A6584"/>
@@ -5591,16 +7071,16 @@
     </w:lvl>
   </w:abstractNum>
   <w:num w:numId="1">
-    <w:abstractNumId w:val="13"/>
+    <w:abstractNumId w:val="15"/>
   </w:num>
   <w:num w:numId="2">
-    <w:abstractNumId w:val="5"/>
+    <w:abstractNumId w:val="7"/>
   </w:num>
   <w:num w:numId="3">
-    <w:abstractNumId w:val="9"/>
+    <w:abstractNumId w:val="11"/>
   </w:num>
   <w:num w:numId="4">
-    <w:abstractNumId w:val="11"/>
+    <w:abstractNumId w:val="13"/>
   </w:num>
   <w:num w:numId="5">
     <w:abstractNumId w:val="2"/>
@@ -5612,25 +7092,31 @@
     <w:abstractNumId w:val="1"/>
   </w:num>
   <w:num w:numId="8">
-    <w:abstractNumId w:val="7"/>
+    <w:abstractNumId w:val="9"/>
   </w:num>
   <w:num w:numId="9">
-    <w:abstractNumId w:val="6"/>
+    <w:abstractNumId w:val="8"/>
   </w:num>
   <w:num w:numId="10">
-    <w:abstractNumId w:val="10"/>
+    <w:abstractNumId w:val="12"/>
   </w:num>
   <w:num w:numId="11">
     <w:abstractNumId w:val="3"/>
   </w:num>
   <w:num w:numId="12">
+    <w:abstractNumId w:val="6"/>
+  </w:num>
+  <w:num w:numId="13">
+    <w:abstractNumId w:val="14"/>
+  </w:num>
+  <w:num w:numId="14">
+    <w:abstractNumId w:val="10"/>
+  </w:num>
+  <w:num w:numId="15">
     <w:abstractNumId w:val="4"/>
   </w:num>
-  <w:num w:numId="13">
-    <w:abstractNumId w:val="12"/>
-  </w:num>
-  <w:num w:numId="14">
-    <w:abstractNumId w:val="8"/>
+  <w:num w:numId="16">
+    <w:abstractNumId w:val="5"/>
   </w:num>
 </w:numbering>
 </file>
@@ -5965,6 +7451,28 @@
       <w:szCs w:val="44"/>
     </w:rPr>
   </w:style>
+  <w:style w:type="paragraph" w:styleId="3">
+    <w:name w:val="heading 3"/>
+    <w:basedOn w:val="a"/>
+    <w:next w:val="a"/>
+    <w:link w:val="30"/>
+    <w:semiHidden/>
+    <w:unhideWhenUsed/>
+    <w:qFormat/>
+    <w:rsid w:val="00B927A3"/>
+    <w:pPr>
+      <w:keepNext/>
+      <w:keepLines/>
+      <w:spacing w:before="260" w:after="260" w:line="416" w:lineRule="auto"/>
+      <w:outlineLvl w:val="2"/>
+    </w:pPr>
+    <w:rPr>
+      <w:b/>
+      <w:bCs/>
+      <w:sz w:val="32"/>
+      <w:szCs w:val="32"/>
+    </w:rPr>
+  </w:style>
   <w:style w:type="character" w:default="1" w:styleId="a0">
     <w:name w:val="Default Paragraph Font"/>
     <w:uiPriority w:val="1"/>
@@ -6244,6 +7752,29 @@
       <w:ind w:firstLineChars="200" w:firstLine="420"/>
     </w:pPr>
   </w:style>
+  <w:style w:type="character" w:customStyle="1" w:styleId="30">
+    <w:name w:val="标题 3 字符"/>
+    <w:basedOn w:val="a0"/>
+    <w:link w:val="3"/>
+    <w:semiHidden/>
+    <w:rsid w:val="00B927A3"/>
+    <w:rPr>
+      <w:b/>
+      <w:bCs/>
+      <w:kern w:val="2"/>
+      <w:sz w:val="32"/>
+      <w:szCs w:val="32"/>
+    </w:rPr>
+  </w:style>
+  <w:style w:type="character" w:styleId="af0">
+    <w:name w:val="Hyperlink"/>
+    <w:basedOn w:val="a0"/>
+    <w:rsid w:val="00A12B96"/>
+    <w:rPr>
+      <w:color w:val="0026E5" w:themeColor="hyperlink"/>
+      <w:u w:val="single"/>
+    </w:rPr>
+  </w:style>
 </w:styles>
 </file>
 
@@ -6517,7 +8048,7 @@
 </file>
 
 <file path=customXml/itemProps2.xml><?xml version="1.0" encoding="utf-8"?>
-<ds:datastoreItem xmlns:ds="http://schemas.openxmlformats.org/officeDocument/2006/customXml" ds:itemID="{3E6CBD97-9573-4F37-8DB2-EAAE483263A8}">
+<ds:datastoreItem xmlns:ds="http://schemas.openxmlformats.org/officeDocument/2006/customXml" ds:itemID="{620B9935-4C46-49A3-B193-3D97E9375C32}">
   <ds:schemaRefs>
     <ds:schemaRef ds:uri="http://schemas.openxmlformats.org/officeDocument/2006/bibliography"/>
   </ds:schemaRefs>

--- a/白蓝清新通用行业招聘面试简历.docx
+++ b/白蓝清新通用行业招聘面试简历.docx
@@ -1,13 +1,13 @@
 
 <file path=word/document.xml><?xml version="1.0" encoding="utf-8"?>
-<w:document xmlns:wpc="http://schemas.microsoft.com/office/word/2010/wordprocessingCanvas" xmlns:cx="http://schemas.microsoft.com/office/drawing/2014/chartex" xmlns:cx1="http://schemas.microsoft.com/office/drawing/2015/9/8/chartex" xmlns:mc="http://schemas.openxmlformats.org/markup-compatibility/2006" xmlns:o="urn:schemas-microsoft-com:office:office" xmlns:r="http://schemas.openxmlformats.org/officeDocument/2006/relationships" xmlns:m="http://schemas.openxmlformats.org/officeDocument/2006/math" xmlns:v="urn:schemas-microsoft-com:vml" xmlns:wp14="http://schemas.microsoft.com/office/word/2010/wordprocessingDrawing" xmlns:wp="http://schemas.openxmlformats.org/drawingml/2006/wordprocessingDrawing" xmlns:w10="urn:schemas-microsoft-com:office:word" xmlns:w="http://schemas.openxmlformats.org/wordprocessingml/2006/main" xmlns:w14="http://schemas.microsoft.com/office/word/2010/wordml" xmlns:w15="http://schemas.microsoft.com/office/word/2012/wordml" xmlns:w16se="http://schemas.microsoft.com/office/word/2015/wordml/symex" xmlns:wpg="http://schemas.microsoft.com/office/word/2010/wordprocessingGroup" xmlns:wpi="http://schemas.microsoft.com/office/word/2010/wordprocessingInk" xmlns:wne="http://schemas.microsoft.com/office/word/2006/wordml" xmlns:wps="http://schemas.microsoft.com/office/word/2010/wordprocessingShape" mc:Ignorable="w14 w15 w16se wp14">
+<w:document xmlns:wpc="http://schemas.microsoft.com/office/word/2010/wordprocessingCanvas" xmlns:cx="http://schemas.microsoft.com/office/drawing/2014/chartex" xmlns:cx1="http://schemas.microsoft.com/office/drawing/2015/9/8/chartex" xmlns:cx2="http://schemas.microsoft.com/office/drawing/2015/10/21/chartex" xmlns:cx3="http://schemas.microsoft.com/office/drawing/2016/5/9/chartex" xmlns:cx4="http://schemas.microsoft.com/office/drawing/2016/5/10/chartex" xmlns:cx5="http://schemas.microsoft.com/office/drawing/2016/5/11/chartex" xmlns:cx6="http://schemas.microsoft.com/office/drawing/2016/5/12/chartex" xmlns:cx7="http://schemas.microsoft.com/office/drawing/2016/5/13/chartex" xmlns:cx8="http://schemas.microsoft.com/office/drawing/2016/5/14/chartex" xmlns:mc="http://schemas.openxmlformats.org/markup-compatibility/2006" xmlns:aink="http://schemas.microsoft.com/office/drawing/2016/ink" xmlns:am3d="http://schemas.microsoft.com/office/drawing/2017/model3d" xmlns:o="urn:schemas-microsoft-com:office:office" xmlns:oel="http://schemas.microsoft.com/office/2019/extlst" xmlns:r="http://schemas.openxmlformats.org/officeDocument/2006/relationships" xmlns:m="http://schemas.openxmlformats.org/officeDocument/2006/math" xmlns:v="urn:schemas-microsoft-com:vml" xmlns:wp14="http://schemas.microsoft.com/office/word/2010/wordprocessingDrawing" xmlns:wp="http://schemas.openxmlformats.org/drawingml/2006/wordprocessingDrawing" xmlns:w10="urn:schemas-microsoft-com:office:word" xmlns:w="http://schemas.openxmlformats.org/wordprocessingml/2006/main" xmlns:w14="http://schemas.microsoft.com/office/word/2010/wordml" xmlns:w15="http://schemas.microsoft.com/office/word/2012/wordml" xmlns:w16cex="http://schemas.microsoft.com/office/word/2018/wordml/cex" xmlns:w16cid="http://schemas.microsoft.com/office/word/2016/wordml/cid" xmlns:w16="http://schemas.microsoft.com/office/word/2018/wordml" xmlns:w16du="http://schemas.microsoft.com/office/word/2023/wordml/word16du" xmlns:w16sdtdh="http://schemas.microsoft.com/office/word/2020/wordml/sdtdatahash" xmlns:w16sdtfl="http://schemas.microsoft.com/office/word/2024/wordml/sdtformatlock" xmlns:w16se="http://schemas.microsoft.com/office/word/2015/wordml/symex" xmlns:wpg="http://schemas.microsoft.com/office/word/2010/wordprocessingGroup" xmlns:wpi="http://schemas.microsoft.com/office/word/2010/wordprocessingInk" xmlns:wne="http://schemas.microsoft.com/office/word/2006/wordml" xmlns:wps="http://schemas.microsoft.com/office/word/2010/wordprocessingShape" mc:Ignorable="w14 w15 w16se w16cid w16 w16cex w16sdtdh w16sdtfl w16du wp14">
   <w:body>
     <w:p>
       <w:pPr>
         <w:pStyle w:val="a5"/>
         <w:spacing w:before="156"/>
         <w:rPr>
-          <w:rFonts w:ascii="MiSans" w:eastAsia="MiSans" w:hAnsi="MiSans" w:cs="MiSans"/>
+          <w:rFonts w:ascii="MiSans" w:eastAsia="MiSans" w:hAnsi="MiSans" w:cs="MiSans" w:hint="eastAsia"/>
           <w:sz w:val="24"/>
           <w:szCs w:val="24"/>
         </w:rPr>
@@ -19,7 +19,7 @@
           <w:noProof/>
         </w:rPr>
         <w:drawing>
-          <wp:anchor distT="0" distB="0" distL="114300" distR="114300" simplePos="0" relativeHeight="251663360" behindDoc="0" locked="0" layoutInCell="1" allowOverlap="1">
+          <wp:anchor distT="0" distB="0" distL="114300" distR="114300" simplePos="0" relativeHeight="251663360" behindDoc="0" locked="0" layoutInCell="1" allowOverlap="1" wp14:anchorId="30C2CC48" wp14:editId="3C23C086">
             <wp:simplePos x="0" y="0"/>
             <wp:positionH relativeFrom="column">
               <wp:posOffset>5178425</wp:posOffset>
@@ -76,7 +76,6 @@
           </wp:anchor>
         </w:drawing>
       </w:r>
-      <w:proofErr w:type="gramStart"/>
       <w:r>
         <w:rPr>
           <w:rStyle w:val="Char"/>
@@ -84,7 +83,6 @@
         </w:rPr>
         <w:t>毛智明</w:t>
       </w:r>
-      <w:proofErr w:type="gramEnd"/>
       <w:r>
         <w:rPr>
           <w:rFonts w:ascii="MiSans" w:eastAsia="MiSans" w:hAnsi="MiSans" w:cs="MiSans" w:hint="eastAsia"/>
@@ -126,27 +124,7 @@
           <w:b/>
           <w:bCs/>
         </w:rPr>
-        <w:t>数据开发工程师、</w:t>
-      </w:r>
-      <w:proofErr w:type="gramStart"/>
-      <w:r>
-        <w:rPr>
-          <w:rStyle w:val="11"/>
-          <w:rFonts w:ascii="MiSans" w:eastAsia="MiSans" w:hAnsi="MiSans" w:cs="MiSans" w:hint="eastAsia"/>
-          <w:b/>
-          <w:bCs/>
-        </w:rPr>
-        <w:t>数仓开发</w:t>
-      </w:r>
-      <w:proofErr w:type="gramEnd"/>
-      <w:r>
-        <w:rPr>
-          <w:rStyle w:val="11"/>
-          <w:rFonts w:ascii="MiSans" w:eastAsia="MiSans" w:hAnsi="MiSans" w:cs="MiSans" w:hint="eastAsia"/>
-          <w:b/>
-          <w:bCs/>
-        </w:rPr>
-        <w:t>工程师</w:t>
+        <w:t>数据开发工程师、数仓开发工程师</w:t>
       </w:r>
     </w:p>
     <w:p>
@@ -157,7 +135,7 @@
           <w:tab w:val="left" w:pos="2900"/>
         </w:tabs>
         <w:rPr>
-          <w:rFonts w:ascii="MiSans" w:eastAsia="MiSans" w:hAnsi="MiSans" w:cs="MiSans"/>
+          <w:rFonts w:ascii="MiSans" w:eastAsia="MiSans" w:hAnsi="MiSans" w:cs="MiSans" w:hint="eastAsia"/>
         </w:rPr>
       </w:pPr>
       <w:r>
@@ -192,7 +170,7 @@
           <w:tab w:val="clear" w:pos="3780"/>
         </w:tabs>
         <w:rPr>
-          <w:rFonts w:ascii="MiSans" w:eastAsia="MiSans" w:hAnsi="MiSans" w:cs="MiSans"/>
+          <w:rFonts w:ascii="MiSans" w:eastAsia="MiSans" w:hAnsi="MiSans" w:cs="MiSans" w:hint="eastAsia"/>
         </w:rPr>
       </w:pPr>
       <w:r>
@@ -216,7 +194,7 @@
           <w:tab w:val="left" w:pos="2900"/>
         </w:tabs>
         <w:rPr>
-          <w:rFonts w:ascii="MiSans" w:eastAsia="MiSans" w:hAnsi="MiSans" w:cs="MiSans"/>
+          <w:rFonts w:ascii="MiSans" w:eastAsia="MiSans" w:hAnsi="MiSans" w:cs="MiSans" w:hint="eastAsia"/>
         </w:rPr>
       </w:pPr>
       <w:r>
@@ -241,7 +219,7 @@
         </w:tabs>
         <w:ind w:firstLineChars="500" w:firstLine="1100"/>
         <w:rPr>
-          <w:rFonts w:ascii="MiSans" w:eastAsia="MiSans" w:hAnsi="MiSans" w:cs="MiSans"/>
+          <w:rFonts w:ascii="MiSans" w:eastAsia="MiSans" w:hAnsi="MiSans" w:cs="MiSans" w:hint="eastAsia"/>
         </w:rPr>
       </w:pPr>
       <w:r>
@@ -260,7 +238,7 @@
         </w:tabs>
         <w:ind w:firstLineChars="500" w:firstLine="1100"/>
         <w:rPr>
-          <w:rFonts w:ascii="MiSans" w:eastAsia="MiSans" w:hAnsi="MiSans" w:cs="MiSans"/>
+          <w:rFonts w:ascii="MiSans" w:eastAsia="MiSans" w:hAnsi="MiSans" w:cs="MiSans" w:hint="eastAsia"/>
         </w:rPr>
       </w:pPr>
       <w:r>
@@ -278,7 +256,7 @@
           <w:tab w:val="left" w:pos="2900"/>
         </w:tabs>
         <w:rPr>
-          <w:rFonts w:ascii="MiSans" w:eastAsia="MiSans" w:hAnsi="MiSans" w:cs="MiSans"/>
+          <w:rFonts w:ascii="MiSans" w:eastAsia="MiSans" w:hAnsi="MiSans" w:cs="MiSans" w:hint="eastAsia"/>
         </w:rPr>
       </w:pPr>
       <w:r>
@@ -293,7 +271,7 @@
         <w:pStyle w:val="a8"/>
         <w:spacing w:before="374" w:after="93"/>
         <w:rPr>
-          <w:rFonts w:ascii="MiSans" w:eastAsia="MiSans" w:hAnsi="MiSans" w:cs="MiSans"/>
+          <w:rFonts w:ascii="MiSans" w:eastAsia="MiSans" w:hAnsi="MiSans" w:cs="MiSans" w:hint="eastAsia"/>
         </w:rPr>
       </w:pPr>
       <w:r>
@@ -304,7 +282,7 @@
         <mc:AlternateContent>
           <mc:Choice Requires="wpg">
             <w:drawing>
-              <wp:inline distT="0" distB="0" distL="114300" distR="114300">
+              <wp:inline distT="0" distB="0" distL="114300" distR="114300" wp14:anchorId="429D95E8" wp14:editId="328CB083">
                 <wp:extent cx="6634480" cy="327660"/>
                 <wp:effectExtent l="0" t="0" r="33020" b="15240"/>
                 <wp:docPr id="37" name="组合 37"/>
@@ -414,6 +392,9 @@
                               <w:p>
                                 <w:pPr>
                                   <w:pStyle w:val="a7"/>
+                                  <w:rPr>
+                                    <w:rFonts w:hint="eastAsia"/>
+                                  </w:rPr>
                                 </w:pPr>
                                 <w:r>
                                   <w:rPr>
@@ -491,7 +472,7 @@
                           <a:blip r:embed="rId10">
                             <a:extLst>
                               <a:ext uri="{96DAC541-7B7A-43D3-8B79-37D633B846F1}">
-                                <asvg:svgBlip xmlns="" xmlns:o="urn:schemas-microsoft-com:office:office" xmlns:v="urn:schemas-microsoft-com:vml" xmlns:w="http://schemas.openxmlformats.org/wordprocessingml/2006/main" xmlns:w10="urn:schemas-microsoft-com:office:word" xmlns:wpsCustomData="http://www.wps.cn/officeDocument/2013/wpsCustomData" xmlns:asvg="http://schemas.microsoft.com/office/drawing/2016/SVG/main" r:embed="rId11"/>
+                                <asvg:svgBlip xmlns:asvg="http://schemas.microsoft.com/office/drawing/2016/SVG/main" r:embed="rId11"/>
                               </a:ext>
                             </a:extLst>
                           </a:blip>
@@ -518,7 +499,7 @@
           </mc:Choice>
           <mc:Fallback>
             <w:pict>
-              <v:group id="组合 37" o:spid="_x0000_s1026" style="width:522.4pt;height:25.8pt;mso-position-horizontal-relative:char;mso-position-vertical-relative:line" coordorigin="5462,4054" coordsize="10448,516" o:gfxdata="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">
+              <v:group w14:anchorId="429D95E8" id="组合 37" o:spid="_x0000_s1026" style="width:522.4pt;height:25.8pt;mso-position-horizontal-relative:char;mso-position-vertical-relative:line" coordorigin="5462,4054" coordsize="10448,516" o:gfxdata="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">
                 <v:group id="组合 36" o:spid="_x0000_s1027" style="position:absolute;left:5462;top:4054;width:10448;height:516" coordorigin="5462,4054" coordsize="10448,516" o:gfxdata="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">
                   <v:line id="直接连接符 8" o:spid="_x0000_s1028" style="position:absolute;visibility:visible;mso-wrap-style:square" from="7803,4312" to="15910,4312" o:connectortype="straight" o:gfxdata="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" strokecolor="#d8d8d8 [2732]" strokeweight="1pt">
                     <v:stroke joinstyle="miter"/>
@@ -541,6 +522,9 @@
                         <w:p>
                           <w:pPr>
                             <w:pStyle w:val="a7"/>
+                            <w:rPr>
+                              <w:rFonts w:hint="eastAsia"/>
+                            </w:rPr>
                           </w:pPr>
                           <w:r>
                             <w:rPr>
@@ -594,9 +578,8 @@
                   <v:path o:extrusionok="f" gradientshapeok="t" o:connecttype="rect"/>
                   <o:lock v:ext="edit" aspectratio="t"/>
                 </v:shapetype>
-                <v:shape id="https://img8.file.cache.docer.com/storage/official/image/2023/05/15/495f3a8c9009b12804a03db28a6b4c87.png" o:spid="_x0000_s1031" type="#_x0000_t75" alt="eyJpZCI6MjE1ODAxMDYsInJlc291cmNlX2tleSI6IjEwIn0K" style="position:absolute;left:5595;top:4123;width:362;height:362;visibility:visible;mso-wrap-style:square" o:gfxdata="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">
+                <v:shape id="https://img8.file.cache.docer.com/storage/official/image/2023/05/15/495f3a8c9009b12804a03db28a6b4c87.png" o:spid="_x0000_s1031" type="#_x0000_t75" alt="eyJpZCI6MjE1ODAxMDYsInJlc291cmNlX2tleSI6IjEwIn0K" style="position:absolute;left:5595;top:4123;width:362;height:362;visibility:visible;mso-wrap-style:square" o:gfxdata="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">
                   <v:imagedata r:id="rId12" o:title="eyJpZCI6MjE1ODAxMDYsInJlc291cmNlX2tleSI6IjEwIn0K"/>
-                  <v:path arrowok="t"/>
                 </v:shape>
                 <w10:anchorlock/>
               </v:group>
@@ -609,7 +592,7 @@
       <w:pPr>
         <w:pStyle w:val="a9"/>
         <w:rPr>
-          <w:rFonts w:ascii="MiSans" w:eastAsia="MiSans" w:hAnsi="MiSans" w:cs="MiSans"/>
+          <w:rFonts w:ascii="MiSans" w:eastAsia="MiSans" w:hAnsi="MiSans" w:cs="MiSans" w:hint="eastAsia"/>
         </w:rPr>
       </w:pPr>
       <w:r>
@@ -695,7 +678,7 @@
       <w:pPr>
         <w:pStyle w:val="aa"/>
         <w:rPr>
-          <w:rFonts w:ascii="MiSans" w:eastAsia="MiSans" w:hAnsi="MiSans" w:cs="MiSans"/>
+          <w:rFonts w:ascii="MiSans" w:eastAsia="MiSans" w:hAnsi="MiSans" w:cs="MiSans" w:hint="eastAsia"/>
         </w:rPr>
       </w:pPr>
       <w:r>
@@ -709,7 +692,7 @@
       <w:pPr>
         <w:pStyle w:val="aa"/>
         <w:rPr>
-          <w:rFonts w:ascii="MiSans" w:eastAsia="MiSans" w:hAnsi="MiSans" w:cs="MiSans"/>
+          <w:rFonts w:ascii="MiSans" w:eastAsia="MiSans" w:hAnsi="MiSans" w:cs="MiSans" w:hint="eastAsia"/>
         </w:rPr>
       </w:pPr>
       <w:r>
@@ -782,21 +765,7 @@
         <w:rPr>
           <w:rFonts w:ascii="MiSans" w:eastAsia="MiSans" w:hAnsi="MiSans" w:cs="MiSans" w:hint="eastAsia"/>
         </w:rPr>
-        <w:t>、</w:t>
-      </w:r>
-      <w:proofErr w:type="spellStart"/>
-      <w:r>
-        <w:rPr>
-          <w:rFonts w:ascii="MiSans" w:eastAsia="MiSans" w:hAnsi="MiSans" w:cs="MiSans" w:hint="eastAsia"/>
-        </w:rPr>
-        <w:t>liunx</w:t>
-      </w:r>
-      <w:proofErr w:type="spellEnd"/>
-      <w:r>
-        <w:rPr>
-          <w:rFonts w:ascii="MiSans" w:eastAsia="MiSans" w:hAnsi="MiSans" w:cs="MiSans" w:hint="eastAsia"/>
-        </w:rPr>
-        <w:t>操作系统、MYSQL数据库原理</w:t>
+        <w:t>、liunx操作系统、MYSQL数据库原理</w:t>
       </w:r>
     </w:p>
     <w:p>
@@ -804,7 +773,7 @@
         <w:pStyle w:val="a8"/>
         <w:spacing w:before="374" w:after="93"/>
         <w:rPr>
-          <w:rFonts w:ascii="MiSans" w:eastAsia="MiSans" w:hAnsi="MiSans" w:cs="MiSans"/>
+          <w:rFonts w:ascii="MiSans" w:eastAsia="MiSans" w:hAnsi="MiSans" w:cs="MiSans" w:hint="eastAsia"/>
         </w:rPr>
       </w:pPr>
       <w:r>
@@ -923,6 +892,9 @@
                               <w:p>
                                 <w:pPr>
                                   <w:pStyle w:val="a7"/>
+                                  <w:rPr>
+                                    <w:rFonts w:hint="eastAsia"/>
+                                  </w:rPr>
                                 </w:pPr>
                                 <w:r>
                                   <w:rPr>
@@ -1000,7 +972,7 @@
                           <a:blip r:embed="rId13">
                             <a:extLst>
                               <a:ext uri="{96DAC541-7B7A-43D3-8B79-37D633B846F1}">
-                                <asvg:svgBlip xmlns="" xmlns:o="urn:schemas-microsoft-com:office:office" xmlns:v="urn:schemas-microsoft-com:vml" xmlns:w="http://schemas.openxmlformats.org/wordprocessingml/2006/main" xmlns:w10="urn:schemas-microsoft-com:office:word" xmlns:wpsCustomData="http://www.wps.cn/officeDocument/2013/wpsCustomData" xmlns:asvg="http://schemas.microsoft.com/office/drawing/2016/SVG/main" r:embed="rId14"/>
+                                <asvg:svgBlip xmlns:asvg="http://schemas.microsoft.com/office/drawing/2016/SVG/main" r:embed="rId14"/>
                               </a:ext>
                             </a:extLst>
                           </a:blip>
@@ -1027,7 +999,7 @@
           </mc:Choice>
           <mc:Fallback>
             <w:pict>
-              <v:group w14:anchorId="430A65C2" id="组合 52" o:spid="_x0000_s1032" style="width:522.4pt;height:25.8pt;mso-position-horizontal-relative:char;mso-position-vertical-relative:line" coordorigin="2622,11180" coordsize="10448,516" o:gfxdata="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">
+              <v:group w14:anchorId="430A65C2" id="组合 52" o:spid="_x0000_s1032" style="width:522.4pt;height:25.8pt;mso-position-horizontal-relative:char;mso-position-vertical-relative:line" coordorigin="2622,11180" coordsize="10448,516" o:gfxdata="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">
                 <v:group id="组合 38" o:spid="_x0000_s1033" style="position:absolute;left:2622;top:11180;width:10448;height:516" coordorigin="5462,4054" coordsize="10448,516" o:gfxdata="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">
                   <v:line id="直接连接符 8" o:spid="_x0000_s1034" style="position:absolute;visibility:visible;mso-wrap-style:square" from="7803,4312" to="15910,4312" o:connectortype="straight" o:gfxdata="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" strokecolor="#d8d8d8 [2732]" strokeweight="1pt">
                     <v:stroke joinstyle="miter"/>
@@ -1038,6 +1010,9 @@
                         <w:p>
                           <w:pPr>
                             <w:pStyle w:val="a7"/>
+                            <w:rPr>
+                              <w:rFonts w:hint="eastAsia"/>
+                            </w:rPr>
                           </w:pPr>
                           <w:r>
                             <w:rPr>
@@ -1061,9 +1036,8 @@
                     </v:textbox>
                   </v:shape>
                 </v:group>
-                <v:shape id="https://img8.file.cache.docer.com/storage/official/image/2023/05/15/d5346592edf718b06f1b3b668229e2a6.png" o:spid="_x0000_s1037" type="#_x0000_t75" alt="eyJpZCI6MzY1NjYwMSwicmVzb3VyY2Vfa2V5IjoiMTAifQo=" style="position:absolute;left:2757;top:11262;width:354;height:354;visibility:visible;mso-wrap-style:square" o:gfxdata="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">
+                <v:shape id="https://img8.file.cache.docer.com/storage/official/image/2023/05/15/d5346592edf718b06f1b3b668229e2a6.png" o:spid="_x0000_s1037" type="#_x0000_t75" alt="eyJpZCI6MzY1NjYwMSwicmVzb3VyY2Vfa2V5IjoiMTAifQo=" style="position:absolute;left:2757;top:11262;width:354;height:354;visibility:visible;mso-wrap-style:square" o:gfxdata="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">
                   <v:imagedata r:id="rId15" o:title="eyJpZCI6MzY1NjYwMSwicmVzb3VyY2Vfa2V5IjoiMTAifQo="/>
-                  <v:path arrowok="t"/>
                 </v:shape>
                 <w10:anchorlock/>
               </v:group>
@@ -1076,7 +1050,7 @@
       <w:pPr>
         <w:pStyle w:val="ab"/>
         <w:rPr>
-          <w:rFonts w:ascii="MiSans" w:eastAsia="MiSans" w:hAnsi="MiSans" w:cs="MiSans"/>
+          <w:rFonts w:ascii="MiSans" w:eastAsia="MiSans" w:hAnsi="MiSans" w:cs="MiSans" w:hint="eastAsia"/>
         </w:rPr>
       </w:pPr>
       <w:r>
@@ -1089,31 +1063,8 @@
         <w:rPr>
           <w:rFonts w:ascii="MiSans" w:eastAsia="MiSans" w:hAnsi="MiSans" w:cs="MiSans" w:hint="eastAsia"/>
         </w:rPr>
-        <w:t>熟悉</w:t>
-      </w:r>
-      <w:proofErr w:type="spellStart"/>
-      <w:r>
-        <w:rPr>
-          <w:rFonts w:ascii="MiSans" w:eastAsia="MiSans" w:hAnsi="MiSans" w:cs="MiSans" w:hint="eastAsia"/>
-        </w:rPr>
-        <w:t>hadoop</w:t>
-      </w:r>
-      <w:proofErr w:type="spellEnd"/>
-      <w:proofErr w:type="gramStart"/>
-      <w:r>
-        <w:rPr>
-          <w:rFonts w:ascii="MiSans" w:eastAsia="MiSans" w:hAnsi="MiSans" w:cs="MiSans" w:hint="eastAsia"/>
-        </w:rPr>
-        <w:t>数仓工具</w:t>
-      </w:r>
-      <w:proofErr w:type="gramEnd"/>
-      <w:r>
-        <w:rPr>
-          <w:rFonts w:ascii="MiSans" w:eastAsia="MiSans" w:hAnsi="MiSans" w:cs="MiSans" w:hint="eastAsia"/>
-        </w:rPr>
-        <w:t>（</w:t>
-      </w:r>
-      <w:proofErr w:type="spellStart"/>
+        <w:t>熟悉hadoop数仓工具（</w:t>
+      </w:r>
       <w:r>
         <w:rPr>
           <w:rFonts w:ascii="MiSans" w:eastAsia="MiSans" w:hAnsi="MiSans" w:cs="MiSans"/>
@@ -1124,23 +1075,38 @@
         <w:rPr>
           <w:rFonts w:ascii="MiSans" w:eastAsia="MiSans" w:hAnsi="MiSans" w:cs="MiSans" w:hint="eastAsia"/>
         </w:rPr>
-        <w:t>dfs</w:t>
-      </w:r>
-      <w:proofErr w:type="spellEnd"/>
+        <w:t>dfs、MapReduce、</w:t>
+      </w:r>
+      <w:r>
+        <w:rPr>
+          <w:rFonts w:ascii="MiSans" w:eastAsia="MiSans" w:hAnsi="MiSans" w:cs="MiSans" w:hint="eastAsia"/>
+        </w:rPr>
+        <w:t>Y</w:t>
+      </w:r>
+      <w:r>
+        <w:rPr>
+          <w:rFonts w:ascii="MiSans" w:eastAsia="MiSans" w:hAnsi="MiSans" w:cs="MiSans" w:hint="eastAsia"/>
+        </w:rPr>
+        <w:t>arn）</w:t>
+      </w:r>
       <w:r>
         <w:rPr>
           <w:rFonts w:ascii="MiSans" w:eastAsia="MiSans" w:hAnsi="MiSans" w:cs="MiSans" w:hint="eastAsia"/>
         </w:rPr>
         <w:t>、</w:t>
       </w:r>
-      <w:proofErr w:type="spellStart"/>
-      <w:r>
-        <w:rPr>
-          <w:rFonts w:ascii="MiSans" w:eastAsia="MiSans" w:hAnsi="MiSans" w:cs="MiSans" w:hint="eastAsia"/>
-        </w:rPr>
-        <w:t>MapReduce</w:t>
-      </w:r>
-      <w:proofErr w:type="spellEnd"/>
+      <w:r>
+        <w:rPr>
+          <w:rFonts w:ascii="MiSans" w:eastAsia="MiSans" w:hAnsi="MiSans" w:cs="MiSans" w:hint="eastAsia"/>
+        </w:rPr>
+        <w:t>H</w:t>
+      </w:r>
+      <w:r>
+        <w:rPr>
+          <w:rFonts w:ascii="MiSans" w:eastAsia="MiSans" w:hAnsi="MiSans" w:cs="MiSans" w:hint="eastAsia"/>
+        </w:rPr>
+        <w:t>ivesql</w:t>
+      </w:r>
       <w:r>
         <w:rPr>
           <w:rFonts w:ascii="MiSans" w:eastAsia="MiSans" w:hAnsi="MiSans" w:cs="MiSans" w:hint="eastAsia"/>
@@ -1151,45 +1117,6 @@
         <w:rPr>
           <w:rFonts w:ascii="MiSans" w:eastAsia="MiSans" w:hAnsi="MiSans" w:cs="MiSans" w:hint="eastAsia"/>
         </w:rPr>
-        <w:t>Y</w:t>
-      </w:r>
-      <w:r>
-        <w:rPr>
-          <w:rFonts w:ascii="MiSans" w:eastAsia="MiSans" w:hAnsi="MiSans" w:cs="MiSans" w:hint="eastAsia"/>
-        </w:rPr>
-        <w:t>arn）</w:t>
-      </w:r>
-      <w:r>
-        <w:rPr>
-          <w:rFonts w:ascii="MiSans" w:eastAsia="MiSans" w:hAnsi="MiSans" w:cs="MiSans" w:hint="eastAsia"/>
-        </w:rPr>
-        <w:t>、</w:t>
-      </w:r>
-      <w:proofErr w:type="spellStart"/>
-      <w:r>
-        <w:rPr>
-          <w:rFonts w:ascii="MiSans" w:eastAsia="MiSans" w:hAnsi="MiSans" w:cs="MiSans" w:hint="eastAsia"/>
-        </w:rPr>
-        <w:t>H</w:t>
-      </w:r>
-      <w:r>
-        <w:rPr>
-          <w:rFonts w:ascii="MiSans" w:eastAsia="MiSans" w:hAnsi="MiSans" w:cs="MiSans" w:hint="eastAsia"/>
-        </w:rPr>
-        <w:t>ivesql</w:t>
-      </w:r>
-      <w:proofErr w:type="spellEnd"/>
-      <w:r>
-        <w:rPr>
-          <w:rFonts w:ascii="MiSans" w:eastAsia="MiSans" w:hAnsi="MiSans" w:cs="MiSans" w:hint="eastAsia"/>
-        </w:rPr>
-        <w:t>、</w:t>
-      </w:r>
-      <w:proofErr w:type="spellStart"/>
-      <w:r>
-        <w:rPr>
-          <w:rFonts w:ascii="MiSans" w:eastAsia="MiSans" w:hAnsi="MiSans" w:cs="MiSans" w:hint="eastAsia"/>
-        </w:rPr>
         <w:t>S</w:t>
       </w:r>
       <w:r>
@@ -1198,13 +1125,12 @@
         </w:rPr>
         <w:t>parksql</w:t>
       </w:r>
-      <w:proofErr w:type="spellEnd"/>
     </w:p>
     <w:p>
       <w:pPr>
         <w:pStyle w:val="ab"/>
         <w:rPr>
-          <w:rFonts w:ascii="MiSans" w:eastAsia="MiSans" w:hAnsi="MiSans" w:cs="MiSans"/>
+          <w:rFonts w:ascii="MiSans" w:eastAsia="MiSans" w:hAnsi="MiSans" w:cs="MiSans" w:hint="eastAsia"/>
         </w:rPr>
       </w:pPr>
       <w:r>
@@ -1219,7 +1145,6 @@
         </w:rPr>
         <w:t>熟悉hive生态 包括</w:t>
       </w:r>
-      <w:proofErr w:type="spellStart"/>
       <w:r>
         <w:rPr>
           <w:rFonts w:ascii="MiSans" w:eastAsia="MiSans" w:hAnsi="MiSans" w:cs="MiSans" w:hint="eastAsia"/>
@@ -1230,14 +1155,7 @@
         <w:rPr>
           <w:rFonts w:ascii="MiSans" w:eastAsia="MiSans" w:hAnsi="MiSans" w:cs="MiSans" w:hint="eastAsia"/>
         </w:rPr>
-        <w:t>ivesql</w:t>
-      </w:r>
-      <w:proofErr w:type="spellEnd"/>
-      <w:r>
-        <w:rPr>
-          <w:rFonts w:ascii="MiSans" w:eastAsia="MiSans" w:hAnsi="MiSans" w:cs="MiSans" w:hint="eastAsia"/>
-        </w:rPr>
-        <w:t>自定义函数编写、</w:t>
+        <w:t>ivesql自定义函数编写、</w:t>
       </w:r>
       <w:r>
         <w:rPr>
@@ -1256,7 +1174,7 @@
       <w:pPr>
         <w:pStyle w:val="ab"/>
         <w:rPr>
-          <w:rFonts w:ascii="MiSans" w:eastAsia="MiSans" w:hAnsi="MiSans" w:cs="MiSans"/>
+          <w:rFonts w:ascii="MiSans" w:eastAsia="MiSans" w:hAnsi="MiSans" w:cs="MiSans" w:hint="eastAsia"/>
         </w:rPr>
       </w:pPr>
       <w:r>
@@ -1269,21 +1187,7 @@
         <w:rPr>
           <w:rFonts w:ascii="MiSans" w:eastAsia="MiSans" w:hAnsi="MiSans" w:cs="MiSans" w:hint="eastAsia"/>
         </w:rPr>
-        <w:t>熟悉</w:t>
-      </w:r>
-      <w:proofErr w:type="spellStart"/>
-      <w:r>
-        <w:rPr>
-          <w:rFonts w:ascii="MiSans" w:eastAsia="MiSans" w:hAnsi="MiSans" w:cs="MiSans" w:hint="eastAsia"/>
-        </w:rPr>
-        <w:t>liunx</w:t>
-      </w:r>
-      <w:proofErr w:type="spellEnd"/>
-      <w:r>
-        <w:rPr>
-          <w:rFonts w:ascii="MiSans" w:eastAsia="MiSans" w:hAnsi="MiSans" w:cs="MiSans" w:hint="eastAsia"/>
-        </w:rPr>
-        <w:t>操作系统（</w:t>
+        <w:t>熟悉liunx操作系统（</w:t>
       </w:r>
       <w:r>
         <w:rPr>
@@ -1302,7 +1206,7 @@
       <w:pPr>
         <w:pStyle w:val="ab"/>
         <w:rPr>
-          <w:rFonts w:ascii="MiSans" w:eastAsia="MiSans" w:hAnsi="MiSans" w:cs="MiSans"/>
+          <w:rFonts w:ascii="MiSans" w:eastAsia="MiSans" w:hAnsi="MiSans" w:cs="MiSans" w:hint="eastAsia"/>
         </w:rPr>
       </w:pPr>
       <w:r>
@@ -1315,21 +1219,7 @@
         <w:rPr>
           <w:rFonts w:ascii="MiSans" w:eastAsia="MiSans" w:hAnsi="MiSans" w:cs="MiSans" w:hint="eastAsia"/>
         </w:rPr>
-        <w:t>熟悉</w:t>
-      </w:r>
-      <w:proofErr w:type="spellStart"/>
-      <w:r>
-        <w:rPr>
-          <w:rFonts w:ascii="MiSans" w:eastAsia="MiSans" w:hAnsi="MiSans" w:cs="MiSans" w:hint="eastAsia"/>
-        </w:rPr>
-        <w:t>etl</w:t>
-      </w:r>
-      <w:proofErr w:type="spellEnd"/>
-      <w:r>
-        <w:rPr>
-          <w:rFonts w:ascii="MiSans" w:eastAsia="MiSans" w:hAnsi="MiSans" w:cs="MiSans" w:hint="eastAsia"/>
-        </w:rPr>
-        <w:t>工具：</w:t>
+        <w:t>熟悉etl工具：</w:t>
       </w:r>
       <w:r>
         <w:rPr>
@@ -1343,7 +1233,6 @@
         </w:rPr>
         <w:t>ettle、</w:t>
       </w:r>
-      <w:proofErr w:type="spellStart"/>
       <w:r>
         <w:rPr>
           <w:rFonts w:ascii="MiSans" w:eastAsia="MiSans" w:hAnsi="MiSans" w:cs="MiSans"/>
@@ -1354,16 +1243,8 @@
         <w:rPr>
           <w:rFonts w:ascii="MiSans" w:eastAsia="MiSans" w:hAnsi="MiSans" w:cs="MiSans" w:hint="eastAsia"/>
         </w:rPr>
-        <w:t>qoop</w:t>
-      </w:r>
-      <w:proofErr w:type="spellEnd"/>
-      <w:r>
-        <w:rPr>
-          <w:rFonts w:ascii="MiSans" w:eastAsia="MiSans" w:hAnsi="MiSans" w:cs="MiSans" w:hint="eastAsia"/>
-        </w:rPr>
-        <w:t>、</w:t>
-      </w:r>
-      <w:proofErr w:type="spellStart"/>
+        <w:t>qoop、</w:t>
+      </w:r>
       <w:r>
         <w:rPr>
           <w:rFonts w:ascii="MiSans" w:eastAsia="MiSans" w:hAnsi="MiSans" w:cs="MiSans"/>
@@ -1376,13 +1257,12 @@
         </w:rPr>
         <w:t>atdx</w:t>
       </w:r>
-      <w:proofErr w:type="spellEnd"/>
     </w:p>
     <w:p>
       <w:pPr>
         <w:pStyle w:val="ab"/>
         <w:rPr>
-          <w:rFonts w:ascii="MiSans" w:eastAsia="MiSans" w:hAnsi="MiSans" w:cs="MiSans"/>
+          <w:rFonts w:ascii="MiSans" w:eastAsia="MiSans" w:hAnsi="MiSans" w:cs="MiSans" w:hint="eastAsia"/>
         </w:rPr>
       </w:pPr>
       <w:r>
@@ -1395,30 +1275,8 @@
         <w:rPr>
           <w:rFonts w:ascii="MiSans" w:eastAsia="MiSans" w:hAnsi="MiSans" w:cs="MiSans" w:hint="eastAsia"/>
         </w:rPr>
-        <w:t>熟练使用数据库 oracle、存储过程（</w:t>
-      </w:r>
-      <w:proofErr w:type="spellStart"/>
-      <w:r>
-        <w:rPr>
-          <w:rFonts w:ascii="MiSans" w:eastAsia="MiSans" w:hAnsi="MiSans" w:cs="MiSans" w:hint="eastAsia"/>
-        </w:rPr>
-        <w:t>pl</w:t>
-      </w:r>
-      <w:proofErr w:type="spellEnd"/>
-      <w:r>
-        <w:rPr>
-          <w:rFonts w:ascii="MiSans" w:eastAsia="MiSans" w:hAnsi="MiSans" w:cs="MiSans" w:hint="eastAsia"/>
-        </w:rPr>
-        <w:t>/</w:t>
-      </w:r>
-      <w:proofErr w:type="spellStart"/>
-      <w:r>
-        <w:rPr>
-          <w:rFonts w:ascii="MiSans" w:eastAsia="MiSans" w:hAnsi="MiSans" w:cs="MiSans" w:hint="eastAsia"/>
-        </w:rPr>
-        <w:t>sql</w:t>
-      </w:r>
-      <w:proofErr w:type="spellEnd"/>
+        <w:t>熟练使用数据库 oracle、存储过程（pl/sql</w:t>
+      </w:r>
       <w:r>
         <w:rPr>
           <w:rFonts w:ascii="MiSans" w:eastAsia="MiSans" w:hAnsi="MiSans" w:cs="MiSans" w:hint="eastAsia"/>
@@ -1429,28 +1287,14 @@
         <w:rPr>
           <w:rFonts w:ascii="MiSans" w:eastAsia="MiSans" w:hAnsi="MiSans" w:cs="MiSans" w:hint="eastAsia"/>
         </w:rPr>
-        <w:t>、</w:t>
-      </w:r>
-      <w:proofErr w:type="spellStart"/>
-      <w:r>
-        <w:rPr>
-          <w:rFonts w:ascii="MiSans" w:eastAsia="MiSans" w:hAnsi="MiSans" w:cs="MiSans" w:hint="eastAsia"/>
-        </w:rPr>
-        <w:t>sql</w:t>
-      </w:r>
-      <w:proofErr w:type="spellEnd"/>
-      <w:r>
-        <w:rPr>
-          <w:rFonts w:ascii="MiSans" w:eastAsia="MiSans" w:hAnsi="MiSans" w:cs="MiSans" w:hint="eastAsia"/>
-        </w:rPr>
-        <w:t>调优</w:t>
+        <w:t>、sql调优</w:t>
       </w:r>
     </w:p>
     <w:p>
       <w:pPr>
         <w:pStyle w:val="ab"/>
         <w:rPr>
-          <w:rFonts w:ascii="MiSans" w:eastAsia="MiSans" w:hAnsi="MiSans" w:cs="MiSans"/>
+          <w:rFonts w:ascii="MiSans" w:eastAsia="MiSans" w:hAnsi="MiSans" w:cs="MiSans" w:hint="eastAsia"/>
         </w:rPr>
       </w:pPr>
       <w:r>
@@ -1477,7 +1321,6 @@
         </w:rPr>
         <w:t>l/</w:t>
       </w:r>
-      <w:proofErr w:type="spellStart"/>
       <w:r>
         <w:rPr>
           <w:rFonts w:ascii="MiSans" w:eastAsia="MiSans" w:hAnsi="MiSans" w:cs="MiSans"/>
@@ -1488,14 +1331,7 @@
         <w:rPr>
           <w:rFonts w:ascii="MiSans" w:eastAsia="MiSans" w:hAnsi="MiSans" w:cs="MiSans" w:hint="eastAsia"/>
         </w:rPr>
-        <w:t>ql</w:t>
-      </w:r>
-      <w:proofErr w:type="spellEnd"/>
-      <w:r>
-        <w:rPr>
-          <w:rFonts w:ascii="MiSans" w:eastAsia="MiSans" w:hAnsi="MiSans" w:cs="MiSans" w:hint="eastAsia"/>
-        </w:rPr>
-        <w:t>、</w:t>
+        <w:t>ql、</w:t>
       </w:r>
       <w:r>
         <w:rPr>
@@ -1514,7 +1350,7 @@
       <w:pPr>
         <w:pStyle w:val="ab"/>
         <w:rPr>
-          <w:rFonts w:ascii="MiSans" w:eastAsia="MiSans" w:hAnsi="MiSans" w:cs="MiSans"/>
+          <w:rFonts w:ascii="MiSans" w:eastAsia="MiSans" w:hAnsi="MiSans" w:cs="MiSans" w:hint="eastAsia"/>
         </w:rPr>
       </w:pPr>
       <w:r>
@@ -1552,7 +1388,7 @@
       <w:pPr>
         <w:pStyle w:val="ab"/>
         <w:rPr>
-          <w:rFonts w:ascii="MiSans" w:eastAsia="MiSans" w:hAnsi="MiSans" w:cs="MiSans"/>
+          <w:rFonts w:ascii="MiSans" w:eastAsia="MiSans" w:hAnsi="MiSans" w:cs="MiSans" w:hint="eastAsia"/>
         </w:rPr>
       </w:pPr>
       <w:r>
@@ -1567,14 +1403,12 @@
         </w:rPr>
         <w:t>阿里云</w:t>
       </w:r>
-      <w:proofErr w:type="spellStart"/>
       <w:r>
         <w:rPr>
           <w:rFonts w:ascii="MiSans" w:eastAsia="MiSans" w:hAnsi="MiSans" w:cs="MiSans"/>
         </w:rPr>
         <w:t>DataWorks</w:t>
       </w:r>
-      <w:proofErr w:type="spellEnd"/>
       <w:r>
         <w:rPr>
           <w:rFonts w:ascii="MiSans" w:eastAsia="MiSans" w:hAnsi="MiSans" w:cs="MiSans" w:hint="eastAsia"/>
@@ -1586,7 +1420,7 @@
       <w:pPr>
         <w:pStyle w:val="ab"/>
         <w:rPr>
-          <w:rFonts w:ascii="MiSans" w:eastAsia="MiSans" w:hAnsi="MiSans" w:cs="MiSans"/>
+          <w:rFonts w:ascii="MiSans" w:eastAsia="MiSans" w:hAnsi="MiSans" w:cs="MiSans" w:hint="eastAsia"/>
         </w:rPr>
       </w:pPr>
       <w:r>
@@ -1605,17 +1439,8 @@
         <w:rPr>
           <w:rFonts w:ascii="MiSans" w:eastAsia="MiSans" w:hAnsi="MiSans" w:cs="MiSans" w:hint="eastAsia"/>
         </w:rPr>
-        <w:t xml:space="preserve">熟悉可视化工具 </w:t>
-      </w:r>
-      <w:proofErr w:type="gramStart"/>
-      <w:r>
-        <w:rPr>
-          <w:rFonts w:ascii="MiSans" w:eastAsia="MiSans" w:hAnsi="MiSans" w:cs="MiSans" w:hint="eastAsia"/>
-        </w:rPr>
-        <w:t>帆软</w:t>
-      </w:r>
-      <w:proofErr w:type="spellStart"/>
-      <w:proofErr w:type="gramEnd"/>
+        <w:t>熟悉可视化工具 帆软</w:t>
+      </w:r>
       <w:r>
         <w:rPr>
           <w:rFonts w:ascii="MiSans" w:eastAsia="MiSans" w:hAnsi="MiSans" w:cs="MiSans" w:hint="eastAsia"/>
@@ -1626,14 +1451,7 @@
         <w:rPr>
           <w:rFonts w:ascii="MiSans" w:eastAsia="MiSans" w:hAnsi="MiSans" w:cs="MiSans" w:hint="eastAsia"/>
         </w:rPr>
-        <w:t>inereport</w:t>
-      </w:r>
-      <w:proofErr w:type="spellEnd"/>
-      <w:r>
-        <w:rPr>
-          <w:rFonts w:ascii="MiSans" w:eastAsia="MiSans" w:hAnsi="MiSans" w:cs="MiSans" w:hint="eastAsia"/>
-        </w:rPr>
-        <w:t>、</w:t>
+        <w:t>inereport、</w:t>
       </w:r>
       <w:r>
         <w:rPr>
@@ -1652,7 +1470,7 @@
       <w:pPr>
         <w:pStyle w:val="ab"/>
         <w:rPr>
-          <w:rFonts w:ascii="MiSans" w:eastAsia="MiSans" w:hAnsi="MiSans" w:cs="MiSans"/>
+          <w:rFonts w:ascii="MiSans" w:eastAsia="MiSans" w:hAnsi="MiSans" w:cs="MiSans" w:hint="eastAsia"/>
         </w:rPr>
       </w:pPr>
       <w:r>
@@ -1678,7 +1496,7 @@
       <w:pPr>
         <w:pStyle w:val="aa"/>
         <w:rPr>
-          <w:rFonts w:ascii="MiSans" w:eastAsia="MiSans" w:hAnsi="MiSans" w:cs="MiSans"/>
+          <w:rFonts w:ascii="MiSans" w:eastAsia="MiSans" w:hAnsi="MiSans" w:cs="MiSans" w:hint="eastAsia"/>
         </w:rPr>
       </w:pPr>
       <w:r>
@@ -1689,7 +1507,7 @@
         <mc:AlternateContent>
           <mc:Choice Requires="wpg">
             <w:drawing>
-              <wp:inline distT="0" distB="0" distL="114300" distR="114300">
+              <wp:inline distT="0" distB="0" distL="114300" distR="114300" wp14:anchorId="5A5C5327" wp14:editId="22EED689">
                 <wp:extent cx="6634480" cy="327660"/>
                 <wp:effectExtent l="0" t="0" r="33020" b="15240"/>
                 <wp:docPr id="43" name="组合 43"/>
@@ -1797,6 +1615,9 @@
                               <w:p>
                                 <w:pPr>
                                   <w:pStyle w:val="a7"/>
+                                  <w:rPr>
+                                    <w:rFonts w:hint="eastAsia"/>
+                                  </w:rPr>
                                 </w:pPr>
                                 <w:r>
                                   <w:rPr>
@@ -1874,7 +1695,7 @@
                           <a:blip r:embed="rId16">
                             <a:extLst>
                               <a:ext uri="{96DAC541-7B7A-43D3-8B79-37D633B846F1}">
-                                <asvg:svgBlip xmlns="" xmlns:o="urn:schemas-microsoft-com:office:office" xmlns:v="urn:schemas-microsoft-com:vml" xmlns:w="http://schemas.openxmlformats.org/wordprocessingml/2006/main" xmlns:w10="urn:schemas-microsoft-com:office:word" xmlns:wpsCustomData="http://www.wps.cn/officeDocument/2013/wpsCustomData" xmlns:asvg="http://schemas.microsoft.com/office/drawing/2016/SVG/main" r:embed="rId17"/>
+                                <asvg:svgBlip xmlns:asvg="http://schemas.microsoft.com/office/drawing/2016/SVG/main" r:embed="rId17"/>
                               </a:ext>
                             </a:extLst>
                           </a:blip>
@@ -1901,7 +1722,7 @@
           </mc:Choice>
           <mc:Fallback>
             <w:pict>
-              <v:group id="组合 43" o:spid="_x0000_s1038" style="width:522.4pt;height:25.8pt;mso-position-horizontal-relative:char;mso-position-vertical-relative:line" coordorigin="4574,5959" coordsize="10448,516" o:gfxdata="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">
+              <v:group w14:anchorId="5A5C5327" id="组合 43" o:spid="_x0000_s1038" style="width:522.4pt;height:25.8pt;mso-position-horizontal-relative:char;mso-position-vertical-relative:line" coordorigin="4574,5959" coordsize="10448,516" o:gfxdata="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">
                 <v:group id="组合 38" o:spid="_x0000_s1039" style="position:absolute;left:4574;top:5959;width:10448;height:516" coordorigin="5462,4054" coordsize="10448,516" o:gfxdata="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">
                   <v:line id="直接连接符 8" o:spid="_x0000_s1040" style="position:absolute;visibility:visible;mso-wrap-style:square" from="7803,4312" to="15910,4312" o:connectortype="straight" o:gfxdata="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" strokecolor="#d8d8d8 [2732]" strokeweight="1pt">
                     <v:stroke joinstyle="miter"/>
@@ -1912,6 +1733,9 @@
                         <w:p>
                           <w:pPr>
                             <w:pStyle w:val="a7"/>
+                            <w:rPr>
+                              <w:rFonts w:hint="eastAsia"/>
+                            </w:rPr>
                           </w:pPr>
                           <w:r>
                             <w:rPr>
@@ -1935,9 +1759,8 @@
                     </v:textbox>
                   </v:shape>
                 </v:group>
-                <v:shape id="https://img8.file.cache.docer.com/storage/official/image/2023/05/15/2eb4fbbf9f54261388e3d4ca726f6b08.png" o:spid="_x0000_s1043" type="#_x0000_t75" alt="eyJpZCI6MjE1ODAxMDAsInJlc291cmNlX2tleSI6IjEwIn0K" style="position:absolute;left:4701;top:6030;width:382;height:382;visibility:visible;mso-wrap-style:square" o:gfxdata="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">
+                <v:shape id="https://img8.file.cache.docer.com/storage/official/image/2023/05/15/2eb4fbbf9f54261388e3d4ca726f6b08.png" o:spid="_x0000_s1043" type="#_x0000_t75" alt="eyJpZCI6MjE1ODAxMDAsInJlc291cmNlX2tleSI6IjEwIn0K" style="position:absolute;left:4701;top:6030;width:382;height:382;visibility:visible;mso-wrap-style:square" o:gfxdata="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">
                   <v:imagedata r:id="rId18" o:title="eyJpZCI6MjE1ODAxMDAsInJlc291cmNlX2tleSI6IjEwIn0K"/>
-                  <v:path arrowok="t"/>
                 </v:shape>
                 <w10:anchorlock/>
               </v:group>
@@ -1949,8 +1772,12 @@
     <w:p>
       <w:pPr>
         <w:pStyle w:val="a9"/>
-        <w:rPr>
-          <w:rFonts w:ascii="MiSans" w:eastAsia="MiSans" w:hAnsi="MiSans" w:cs="MiSans"/>
+        <w:tabs>
+          <w:tab w:val="clear" w:pos="4620"/>
+          <w:tab w:val="left" w:pos="3946"/>
+        </w:tabs>
+        <w:rPr>
+          <w:rFonts w:ascii="MiSans" w:eastAsia="MiSans" w:hAnsi="MiSans" w:cs="MiSans" w:hint="eastAsia"/>
         </w:rPr>
       </w:pPr>
       <w:r>
@@ -1991,15 +1818,9 @@
       </w:r>
       <w:r>
         <w:rPr>
-          <w:rFonts w:ascii="MiSans" w:eastAsia="MiSans" w:hAnsi="MiSans" w:cs="MiSans" w:hint="eastAsia"/>
-        </w:rPr>
-        <w:t>xxx</w:t>
-      </w:r>
-      <w:r>
-        <w:rPr>
-          <w:rFonts w:ascii="MiSans" w:eastAsia="MiSans" w:hAnsi="MiSans" w:cs="MiSans" w:hint="eastAsia"/>
-        </w:rPr>
-        <w:t>有限公司</w:t>
+          <w:rFonts w:ascii="MiSans" w:eastAsia="MiSans" w:hAnsi="MiSans" w:cs="MiSans"/>
+        </w:rPr>
+        <w:t>贵州数算互联科技有限公司</w:t>
       </w:r>
       <w:r>
         <w:rPr>
@@ -2024,7 +1845,7 @@
       <w:pPr>
         <w:pStyle w:val="aa"/>
         <w:rPr>
-          <w:rFonts w:ascii="MiSans" w:eastAsia="MiSans" w:hAnsi="MiSans" w:cs="MiSans"/>
+          <w:rFonts w:ascii="MiSans" w:eastAsia="MiSans" w:hAnsi="MiSans" w:cs="MiSans" w:hint="eastAsia"/>
         </w:rPr>
       </w:pPr>
       <w:r>
@@ -2044,7 +1865,7 @@
       <w:pPr>
         <w:pStyle w:val="ab"/>
         <w:rPr>
-          <w:rFonts w:ascii="MiSans" w:eastAsia="MiSans" w:hAnsi="MiSans" w:cs="MiSans"/>
+          <w:rFonts w:ascii="MiSans" w:eastAsia="MiSans" w:hAnsi="MiSans" w:cs="MiSans" w:hint="eastAsia"/>
         </w:rPr>
       </w:pPr>
       <w:r>
@@ -2076,7 +1897,7 @@
       <w:pPr>
         <w:pStyle w:val="ab"/>
         <w:rPr>
-          <w:rFonts w:ascii="MiSans" w:eastAsia="MiSans" w:hAnsi="MiSans" w:cs="MiSans"/>
+          <w:rFonts w:ascii="MiSans" w:eastAsia="MiSans" w:hAnsi="MiSans" w:cs="MiSans" w:hint="eastAsia"/>
         </w:rPr>
       </w:pPr>
       <w:r>
@@ -2101,16 +1922,8 @@
         <w:rPr>
           <w:rFonts w:ascii="MiSans" w:eastAsia="MiSans" w:hAnsi="MiSans" w:cs="MiSans"/>
         </w:rPr>
-        <w:t>平台的开发和维护，掌握Hive、Spark、</w:t>
-      </w:r>
-      <w:proofErr w:type="spellStart"/>
-      <w:r>
-        <w:rPr>
-          <w:rFonts w:ascii="MiSans" w:eastAsia="MiSans" w:hAnsi="MiSans" w:cs="MiSans"/>
-        </w:rPr>
-        <w:t>Flink</w:t>
-      </w:r>
-      <w:proofErr w:type="spellEnd"/>
+        <w:t>平台的开发和维护，掌握Hive、Spark、Flink</w:t>
+      </w:r>
       <w:r>
         <w:rPr>
           <w:rFonts w:ascii="MiSans" w:eastAsia="MiSans" w:hAnsi="MiSans" w:cs="MiSans"/>
@@ -2128,7 +1941,7 @@
       <w:pPr>
         <w:pStyle w:val="ab"/>
         <w:rPr>
-          <w:rFonts w:ascii="MiSans" w:eastAsia="MiSans" w:hAnsi="MiSans" w:cs="MiSans"/>
+          <w:rFonts w:ascii="MiSans" w:eastAsia="MiSans" w:hAnsi="MiSans" w:cs="MiSans" w:hint="eastAsia"/>
         </w:rPr>
       </w:pPr>
       <w:r>
@@ -2142,7 +1955,7 @@
       <w:pPr>
         <w:pStyle w:val="ab"/>
         <w:rPr>
-          <w:rFonts w:ascii="MiSans" w:eastAsia="MiSans" w:hAnsi="MiSans" w:cs="MiSans"/>
+          <w:rFonts w:ascii="MiSans" w:eastAsia="MiSans" w:hAnsi="MiSans" w:cs="MiSans" w:hint="eastAsia"/>
         </w:rPr>
       </w:pPr>
       <w:r>
@@ -2179,27 +1992,13 @@
         <w:rPr>
           <w:rFonts w:ascii="MiSans" w:eastAsia="MiSans" w:hAnsi="MiSans" w:cs="MiSans" w:hint="eastAsia"/>
         </w:rPr>
-        <w:t>将数据</w:t>
-      </w:r>
-      <w:proofErr w:type="gramStart"/>
-      <w:r>
-        <w:rPr>
-          <w:rFonts w:ascii="MiSans" w:eastAsia="MiSans" w:hAnsi="MiSans" w:cs="MiSans" w:hint="eastAsia"/>
-        </w:rPr>
-        <w:t>接入</w:t>
-      </w:r>
-      <w:r>
-        <w:rPr>
-          <w:rFonts w:ascii="MiSans" w:eastAsia="MiSans" w:hAnsi="MiSans" w:cs="MiSans"/>
-        </w:rPr>
-        <w:t>数仓</w:t>
-      </w:r>
-      <w:proofErr w:type="gramEnd"/>
-      <w:r>
-        <w:rPr>
-          <w:rFonts w:ascii="MiSans" w:eastAsia="MiSans" w:hAnsi="MiSans" w:cs="MiSans"/>
-        </w:rPr>
-        <w:t>各层（ODS、DWD</w:t>
+        <w:t>将数据接入</w:t>
+      </w:r>
+      <w:r>
+        <w:rPr>
+          <w:rFonts w:ascii="MiSans" w:eastAsia="MiSans" w:hAnsi="MiSans" w:cs="MiSans"/>
+        </w:rPr>
+        <w:t>数仓各层（ODS、DWD</w:t>
       </w:r>
       <w:r>
         <w:rPr>
@@ -2230,7 +2029,7 @@
       <w:pPr>
         <w:pStyle w:val="ab"/>
         <w:rPr>
-          <w:rFonts w:ascii="MiSans" w:eastAsia="MiSans" w:hAnsi="MiSans" w:cs="MiSans"/>
+          <w:rFonts w:ascii="MiSans" w:eastAsia="MiSans" w:hAnsi="MiSans" w:cs="MiSans" w:hint="eastAsia"/>
         </w:rPr>
       </w:pPr>
       <w:r>
@@ -2349,6 +2148,9 @@
                               <w:p>
                                 <w:pPr>
                                   <w:pStyle w:val="a7"/>
+                                  <w:rPr>
+                                    <w:rFonts w:hint="eastAsia"/>
+                                  </w:rPr>
                                 </w:pPr>
                                 <w:r>
                                   <w:rPr>
@@ -2426,7 +2228,7 @@
                           <a:blip r:embed="rId16">
                             <a:extLst>
                               <a:ext uri="{96DAC541-7B7A-43D3-8B79-37D633B846F1}">
-                                <asvg:svgBlip xmlns="" xmlns:o="urn:schemas-microsoft-com:office:office" xmlns:v="urn:schemas-microsoft-com:vml" xmlns:w="http://schemas.openxmlformats.org/wordprocessingml/2006/main" xmlns:w10="urn:schemas-microsoft-com:office:word" xmlns:wpsCustomData="http://www.wps.cn/officeDocument/2013/wpsCustomData" xmlns:asvg="http://schemas.microsoft.com/office/drawing/2016/SVG/main" r:embed="rId17"/>
+                                <asvg:svgBlip xmlns:asvg="http://schemas.microsoft.com/office/drawing/2016/SVG/main" r:embed="rId17"/>
                               </a:ext>
                             </a:extLst>
                           </a:blip>
@@ -2453,7 +2255,7 @@
           </mc:Choice>
           <mc:Fallback>
             <w:pict>
-              <v:group w14:anchorId="765428DF" id="组合 1" o:spid="_x0000_s1044" style="width:518.8pt;height:25.6pt;mso-position-horizontal-relative:char;mso-position-vertical-relative:line" coordorigin="4574,5959" coordsize="10448,516" o:gfxdata="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">
+              <v:group w14:anchorId="765428DF" id="组合 1" o:spid="_x0000_s1044" style="width:518.8pt;height:25.6pt;mso-position-horizontal-relative:char;mso-position-vertical-relative:line" coordorigin="4574,5959" coordsize="10448,516" o:gfxdata="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">
                 <v:group id="组合 2" o:spid="_x0000_s1045" style="position:absolute;left:4574;top:5959;width:10448;height:516" coordorigin="5462,4054" coordsize="10448,516" o:gfxdata="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">
                   <v:line id="直接连接符 8" o:spid="_x0000_s1046" style="position:absolute;visibility:visible;mso-wrap-style:square" from="7803,4312" to="15910,4312" o:connectortype="straight" o:gfxdata="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" strokecolor="#d8d8d8 [2732]" strokeweight="1pt">
                     <v:stroke joinstyle="miter"/>
@@ -2464,6 +2266,9 @@
                         <w:p>
                           <w:pPr>
                             <w:pStyle w:val="a7"/>
+                            <w:rPr>
+                              <w:rFonts w:hint="eastAsia"/>
+                            </w:rPr>
                           </w:pPr>
                           <w:r>
                             <w:rPr>
@@ -2487,9 +2292,8 @@
                     </v:textbox>
                   </v:shape>
                 </v:group>
-                <v:shape id="https://img8.file.cache.docer.com/storage/official/image/2023/05/15/2eb4fbbf9f54261388e3d4ca726f6b08.png" o:spid="_x0000_s1049" type="#_x0000_t75" alt="eyJpZCI6MjE1ODAxMDAsInJlc291cmNlX2tleSI6IjEwIn0K" style="position:absolute;left:4701;top:6030;width:382;height:382;visibility:visible;mso-wrap-style:square" o:gfxdata="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">
+                <v:shape id="https://img8.file.cache.docer.com/storage/official/image/2023/05/15/2eb4fbbf9f54261388e3d4ca726f6b08.png" o:spid="_x0000_s1049" type="#_x0000_t75" alt="eyJpZCI6MjE1ODAxMDAsInJlc291cmNlX2tleSI6IjEwIn0K" style="position:absolute;left:4701;top:6030;width:382;height:382;visibility:visible;mso-wrap-style:square" o:gfxdata="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">
                   <v:imagedata r:id="rId18" o:title="eyJpZCI6MjE1ODAxMDAsInJlc291cmNlX2tleSI6IjEwIn0K"/>
-                  <v:path arrowok="t"/>
                 </v:shape>
                 <w10:anchorlock/>
               </v:group>
@@ -2503,14 +2307,16 @@
         <w:pStyle w:val="a5"/>
         <w:spacing w:before="156"/>
         <w:rPr>
-          <w:sz w:val="28"/>
-        </w:rPr>
-      </w:pPr>
-      <w:r>
-        <w:rPr>
           <w:rFonts w:hint="eastAsia"/>
           <w:sz w:val="28"/>
         </w:rPr>
+      </w:pPr>
+      <w:r>
+        <w:rPr>
+          <w:rFonts w:hint="eastAsia"/>
+          <w:sz w:val="28"/>
+        </w:rPr>
+        <w:lastRenderedPageBreak/>
         <w:t>华安财险</w:t>
       </w:r>
       <w:r>
@@ -2542,14 +2348,13 @@
           <w:numId w:val="6"/>
         </w:numPr>
         <w:rPr>
-          <w:rFonts w:ascii="MiSans" w:eastAsia="MiSans" w:hAnsi="MiSans" w:cs="MiSans"/>
-        </w:rPr>
-      </w:pPr>
-      <w:r>
-        <w:rPr>
-          <w:rFonts w:ascii="MiSans" w:eastAsia="MiSans" w:hAnsi="MiSans" w:cs="MiSans" w:hint="eastAsia"/>
-        </w:rPr>
-        <w:lastRenderedPageBreak/>
+          <w:rFonts w:ascii="MiSans" w:eastAsia="MiSans" w:hAnsi="MiSans" w:cs="MiSans" w:hint="eastAsia"/>
+        </w:rPr>
+      </w:pPr>
+      <w:r>
+        <w:rPr>
+          <w:rFonts w:ascii="MiSans" w:eastAsia="MiSans" w:hAnsi="MiSans" w:cs="MiSans" w:hint="eastAsia"/>
+        </w:rPr>
         <w:t>项目介绍</w:t>
       </w:r>
     </w:p>
@@ -2557,28 +2362,14 @@
       <w:pPr>
         <w:pStyle w:val="ab"/>
         <w:rPr>
-          <w:rFonts w:ascii="MiSans" w:eastAsia="MiSans" w:hAnsi="MiSans" w:cs="MiSans"/>
-        </w:rPr>
-      </w:pPr>
-      <w:r>
-        <w:rPr>
-          <w:rFonts w:ascii="MiSans" w:eastAsia="MiSans" w:hAnsi="MiSans" w:cs="MiSans" w:hint="eastAsia"/>
-        </w:rPr>
-        <w:t>华安财险贵州分公司收展团队规模超200人，原有考核依赖手工报表，存在数据分散、口径不一、过程管理缺失等问题，为此启动收</w:t>
-      </w:r>
-      <w:proofErr w:type="gramStart"/>
-      <w:r>
-        <w:rPr>
-          <w:rFonts w:ascii="MiSans" w:eastAsia="MiSans" w:hAnsi="MiSans" w:cs="MiSans" w:hint="eastAsia"/>
-        </w:rPr>
-        <w:t>展人员</w:t>
-      </w:r>
-      <w:proofErr w:type="gramEnd"/>
-      <w:r>
-        <w:rPr>
-          <w:rFonts w:ascii="MiSans" w:eastAsia="MiSans" w:hAnsi="MiSans" w:cs="MiSans" w:hint="eastAsia"/>
-        </w:rPr>
-        <w:t>经营考核数据仓库及大数据分析平台建设，旨在打通承保、佣金、活动量等多源数据，实现考核指标的系统化自动加工与多维度可视化，以数据驱动队伍精细化管理与业务结构优化。</w:t>
+          <w:rFonts w:ascii="MiSans" w:eastAsia="MiSans" w:hAnsi="MiSans" w:cs="MiSans" w:hint="eastAsia"/>
+        </w:rPr>
+      </w:pPr>
+      <w:r>
+        <w:rPr>
+          <w:rFonts w:ascii="MiSans" w:eastAsia="MiSans" w:hAnsi="MiSans" w:cs="MiSans" w:hint="eastAsia"/>
+        </w:rPr>
+        <w:t>华安财险贵州分公司收展团队规模超200人，原有考核依赖手工报表，存在数据分散、口径不一、过程管理缺失等问题，为此启动收展人员经营考核数据仓库及大数据分析平台建设，旨在打通承保、佣金、活动量等多源数据，实现考核指标的系统化自动加工与多维度可视化，以数据驱动队伍精细化管理与业务结构优化。</w:t>
       </w:r>
     </w:p>
     <w:p>
@@ -2589,28 +2380,36 @@
           <w:numId w:val="6"/>
         </w:numPr>
         <w:rPr>
-          <w:rFonts w:ascii="MiSans" w:eastAsia="MiSans" w:hAnsi="MiSans" w:cs="MiSans"/>
-        </w:rPr>
-      </w:pPr>
-      <w:r>
-        <w:rPr>
-          <w:rFonts w:ascii="MiSans" w:eastAsia="MiSans" w:hAnsi="MiSans" w:cs="MiSans" w:hint="eastAsia"/>
-        </w:rPr>
-        <w:t>技术</w:t>
-      </w:r>
-      <w:proofErr w:type="gramStart"/>
-      <w:r>
-        <w:rPr>
-          <w:rFonts w:ascii="MiSans" w:eastAsia="MiSans" w:hAnsi="MiSans" w:cs="MiSans" w:hint="eastAsia"/>
-        </w:rPr>
-        <w:t>栈</w:t>
-      </w:r>
-      <w:proofErr w:type="gramEnd"/>
+          <w:rFonts w:ascii="MiSans" w:eastAsia="MiSans" w:hAnsi="MiSans" w:cs="MiSans" w:hint="eastAsia"/>
+        </w:rPr>
+      </w:pPr>
+      <w:r>
+        <w:rPr>
+          <w:rFonts w:ascii="MiSans" w:eastAsia="MiSans" w:hAnsi="MiSans" w:cs="MiSans" w:hint="eastAsia"/>
+        </w:rPr>
+        <w:t>技术栈</w:t>
+      </w:r>
     </w:p>
     <w:p>
       <w:pPr>
         <w:pStyle w:val="ab"/>
         <w:ind w:firstLine="420"/>
+        <w:rPr>
+          <w:rFonts w:ascii="Consolas" w:hAnsi="Consolas" w:hint="eastAsia"/>
+          <w:color w:val="0F1115"/>
+          <w:sz w:val="24"/>
+          <w:szCs w:val="21"/>
+          <w14:textFill>
+            <w14:solidFill>
+              <w14:srgbClr w14:val="0F1115">
+                <w14:lumMod w14:val="65000"/>
+                <w14:lumOff w14:val="35000"/>
+              </w14:srgbClr>
+            </w14:solidFill>
+          </w14:textFill>
+        </w:rPr>
+      </w:pPr>
+      <w:r>
         <w:rPr>
           <w:rFonts w:ascii="Consolas" w:hAnsi="Consolas"/>
           <w:color w:val="0F1115"/>
@@ -2625,7 +2424,59 @@
             </w14:solidFill>
           </w14:textFill>
         </w:rPr>
-      </w:pPr>
+        <w:t>Hadoop HDFS + Hive + Sqoop</w:t>
+      </w:r>
+      <w:r>
+        <w:rPr>
+          <w:rFonts w:ascii="Consolas" w:hAnsi="Consolas" w:hint="eastAsia"/>
+          <w:color w:val="0F1115"/>
+          <w:sz w:val="24"/>
+          <w:szCs w:val="21"/>
+          <w14:textFill>
+            <w14:solidFill>
+              <w14:srgbClr w14:val="0F1115">
+                <w14:lumMod w14:val="65000"/>
+                <w14:lumOff w14:val="35000"/>
+              </w14:srgbClr>
+            </w14:solidFill>
+          </w14:textFill>
+        </w:rPr>
+        <w:t xml:space="preserve"> +</w:t>
+      </w:r>
+      <w:r>
+        <w:rPr>
+          <w:rFonts w:ascii="Consolas" w:hAnsi="Consolas" w:hint="eastAsia"/>
+          <w:color w:val="0F1115"/>
+          <w:sz w:val="24"/>
+          <w:szCs w:val="21"/>
+          <w14:textFill>
+            <w14:solidFill>
+              <w14:srgbClr w14:val="0F1115">
+                <w14:lumMod w14:val="65000"/>
+                <w14:lumOff w14:val="35000"/>
+              </w14:srgbClr>
+            </w14:solidFill>
+          </w14:textFill>
+        </w:rPr>
+        <w:t xml:space="preserve"> </w:t>
+      </w:r>
+      <w:r>
+        <w:rPr>
+          <w:rFonts w:ascii="Consolas" w:hAnsi="Consolas" w:hint="eastAsia"/>
+          <w:color w:val="0F1115"/>
+          <w:sz w:val="24"/>
+          <w:szCs w:val="21"/>
+          <w14:textFill>
+            <w14:solidFill>
+              <w14:srgbClr w14:val="0F1115">
+                <w14:lumMod w14:val="65000"/>
+                <w14:lumOff w14:val="35000"/>
+              </w14:srgbClr>
+            </w14:solidFill>
+          </w14:textFill>
+        </w:rPr>
+        <w:t>DBeaver</w:t>
+      </w:r>
       <w:r>
         <w:rPr>
           <w:rFonts w:ascii="Consolas" w:hAnsi="Consolas"/>
@@ -2641,9 +2492,14 @@
             </w14:solidFill>
           </w14:textFill>
         </w:rPr>
-        <w:t xml:space="preserve">Hadoop HDFS + Hive + </w:t>
-      </w:r>
-      <w:proofErr w:type="spellStart"/>
+        <w:t xml:space="preserve"> + Shell + </w:t>
+      </w:r>
+      <w:r>
+        <w:rPr>
+          <w:rFonts w:ascii="MiSans" w:eastAsia="MiSans" w:hAnsi="MiSans" w:cs="MiSans"/>
+        </w:rPr>
+        <w:t>帆软</w:t>
+      </w:r>
       <w:r>
         <w:rPr>
           <w:rFonts w:ascii="Consolas" w:hAnsi="Consolas"/>
@@ -2659,9 +2515,36 @@
             </w14:solidFill>
           </w14:textFill>
         </w:rPr>
-        <w:t>Sqoop</w:t>
-      </w:r>
-      <w:proofErr w:type="spellEnd"/>
+        <w:t>FineReport</w:t>
+      </w:r>
+      <w:r>
+        <w:rPr>
+          <w:rFonts w:ascii="Consolas" w:hAnsi="Consolas" w:hint="eastAsia"/>
+          <w:color w:val="0F1115"/>
+          <w:sz w:val="24"/>
+          <w:szCs w:val="21"/>
+          <w14:textFill>
+            <w14:solidFill>
+              <w14:srgbClr w14:val="0F1115">
+                <w14:lumMod w14:val="65000"/>
+                <w14:lumOff w14:val="35000"/>
+              </w14:srgbClr>
+            </w14:solidFill>
+          </w14:textFill>
+        </w:rPr>
+        <w:t xml:space="preserve"> +</w:t>
+      </w:r>
+      <w:r>
+        <w:rPr>
+          <w:rFonts w:ascii="Segoe UI" w:eastAsiaTheme="minorEastAsia" w:hAnsi="Segoe UI" w:cs="Segoe UI"/>
+          <w:color w:val="0F1115"/>
+          <w:kern w:val="2"/>
+          <w:sz w:val="21"/>
+          <w:szCs w:val="24"/>
+          <w:shd w:val="clear" w:color="auto" w:fill="FFFFFF"/>
+        </w:rPr>
+        <w:t xml:space="preserve"> </w:t>
+      </w:r>
       <w:r>
         <w:rPr>
           <w:rFonts w:ascii="Consolas" w:hAnsi="Consolas"/>
@@ -2677,27 +2560,8 @@
             </w14:solidFill>
           </w14:textFill>
         </w:rPr>
-        <w:t xml:space="preserve"> + Shell + </w:t>
-      </w:r>
-      <w:proofErr w:type="spellStart"/>
-      <w:r>
-        <w:rPr>
-          <w:rFonts w:ascii="Consolas" w:hAnsi="Consolas"/>
-          <w:color w:val="0F1115"/>
-          <w:sz w:val="24"/>
-          <w:szCs w:val="21"/>
-          <w14:textFill>
-            <w14:solidFill>
-              <w14:srgbClr w14:val="0F1115">
-                <w14:lumMod w14:val="65000"/>
-                <w14:lumOff w14:val="35000"/>
-              </w14:srgbClr>
-            </w14:solidFill>
-          </w14:textFill>
-        </w:rPr>
-        <w:t>FineReport</w:t>
-      </w:r>
-      <w:proofErr w:type="spellEnd"/>
+        <w:t>Azkaban</w:t>
+      </w:r>
     </w:p>
     <w:p>
       <w:pPr>
@@ -2707,7 +2571,7 @@
           <w:numId w:val="6"/>
         </w:numPr>
         <w:rPr>
-          <w:rFonts w:ascii="MiSans" w:eastAsia="MiSans" w:hAnsi="MiSans" w:cs="MiSans"/>
+          <w:rFonts w:ascii="MiSans" w:eastAsia="MiSans" w:hAnsi="MiSans" w:cs="MiSans" w:hint="eastAsia"/>
         </w:rPr>
       </w:pPr>
       <w:r>
@@ -2725,7 +2589,7 @@
           <w:numId w:val="9"/>
         </w:numPr>
         <w:rPr>
-          <w:rFonts w:ascii="MiSans" w:eastAsia="MiSans" w:hAnsi="MiSans" w:cs="MiSans"/>
+          <w:rFonts w:ascii="MiSans" w:eastAsia="MiSans" w:hAnsi="MiSans" w:cs="MiSans" w:hint="eastAsia"/>
         </w:rPr>
       </w:pPr>
       <w:r>
@@ -2748,7 +2612,6 @@
         </w:rPr>
         <w:t>参会转化率、有效参会人数、</w:t>
       </w:r>
-      <w:proofErr w:type="gramStart"/>
       <w:r>
         <w:rPr>
           <w:rFonts w:ascii="MiSans" w:eastAsia="MiSans" w:hAnsi="MiSans" w:cs="MiSans"/>
@@ -2763,7 +2626,6 @@
         </w:rPr>
         <w:t>情况</w:t>
       </w:r>
-      <w:proofErr w:type="gramEnd"/>
       <w:r>
         <w:rPr>
           <w:rFonts w:ascii="MiSans" w:eastAsia="MiSans" w:hAnsi="MiSans" w:cs="MiSans"/>
@@ -2787,12 +2649,6 @@
           <w:rFonts w:ascii="MiSans" w:eastAsia="MiSans" w:hAnsi="MiSans" w:cs="MiSans"/>
         </w:rPr>
         <w:t>维度（每日、每周、月度、季度、年度）</w:t>
-      </w:r>
-      <w:r>
-        <w:rPr>
-          <w:rFonts w:ascii="MiSans" w:eastAsia="MiSans" w:hAnsi="MiSans" w:cs="MiSans" w:hint="eastAsia"/>
-        </w:rPr>
-        <w:t>。</w:t>
       </w:r>
     </w:p>
     <w:p>
@@ -2803,7 +2659,7 @@
           <w:numId w:val="9"/>
         </w:numPr>
         <w:rPr>
-          <w:rFonts w:ascii="MiSans" w:eastAsia="MiSans" w:hAnsi="MiSans" w:cs="MiSans"/>
+          <w:rFonts w:ascii="MiSans" w:eastAsia="MiSans" w:hAnsi="MiSans" w:cs="MiSans" w:hint="eastAsia"/>
         </w:rPr>
       </w:pPr>
       <w:r>
@@ -2816,21 +2672,13 @@
         <w:rPr>
           <w:rFonts w:ascii="MiSans" w:eastAsia="MiSans" w:hAnsi="MiSans" w:cs="MiSans"/>
         </w:rPr>
-        <w:t>表结构设计、取样规则、表间关联关系及字段计算逻辑，重点</w:t>
-      </w:r>
-      <w:proofErr w:type="gramStart"/>
-      <w:r>
-        <w:rPr>
-          <w:rFonts w:ascii="MiSans" w:eastAsia="MiSans" w:hAnsi="MiSans" w:cs="MiSans"/>
-        </w:rPr>
-        <w:t>定义达星</w:t>
-      </w:r>
-      <w:proofErr w:type="gramEnd"/>
-      <w:r>
-        <w:rPr>
-          <w:rFonts w:ascii="MiSans" w:eastAsia="MiSans" w:hAnsi="MiSans" w:cs="MiSans"/>
-        </w:rPr>
-        <w:t>、达Q的取数口径与判定规则，确保开发前与业务方对齐，减少后续数据核对成本。</w:t>
+        <w:t>表结构设计、取样规则、表间关联关系及字段计算逻辑，重点定义达星</w:t>
+      </w:r>
+      <w:r>
+        <w:rPr>
+          <w:rFonts w:ascii="MiSans" w:eastAsia="MiSans" w:hAnsi="MiSans" w:cs="MiSans"/>
+        </w:rPr>
+        <w:t>、达Q的取数口径与判定规则，确保开发前与业务方对齐，减少后续数据核对成本</w:t>
       </w:r>
     </w:p>
     <w:p>
@@ -2841,28 +2689,14 @@
           <w:numId w:val="9"/>
         </w:numPr>
         <w:rPr>
-          <w:rFonts w:ascii="MiSans" w:eastAsia="MiSans" w:hAnsi="MiSans" w:cs="MiSans"/>
-        </w:rPr>
-      </w:pPr>
-      <w:r>
-        <w:rPr>
-          <w:rFonts w:ascii="MiSans" w:eastAsia="MiSans" w:hAnsi="MiSans" w:cs="MiSans"/>
-        </w:rPr>
-        <w:t>编写</w:t>
-      </w:r>
-      <w:proofErr w:type="spellStart"/>
-      <w:r>
-        <w:rPr>
-          <w:rFonts w:ascii="MiSans" w:eastAsia="MiSans" w:hAnsi="MiSans" w:cs="MiSans"/>
-        </w:rPr>
-        <w:t>Sqoop</w:t>
-      </w:r>
-      <w:proofErr w:type="spellEnd"/>
-      <w:r>
-        <w:rPr>
-          <w:rFonts w:ascii="MiSans" w:eastAsia="MiSans" w:hAnsi="MiSans" w:cs="MiSans"/>
-        </w:rPr>
-        <w:t>脚本将承保、佣金、CRM、考勤等6套</w:t>
+          <w:rFonts w:ascii="MiSans" w:eastAsia="MiSans" w:hAnsi="MiSans" w:cs="MiSans" w:hint="eastAsia"/>
+        </w:rPr>
+      </w:pPr>
+      <w:r>
+        <w:rPr>
+          <w:rFonts w:ascii="MiSans" w:eastAsia="MiSans" w:hAnsi="MiSans" w:cs="MiSans"/>
+        </w:rPr>
+        <w:t>编写Sqoop脚本将承保、佣金、CRM、考勤等6套</w:t>
       </w:r>
       <w:r>
         <w:rPr>
@@ -2874,21 +2708,19 @@
         <w:rPr>
           <w:rFonts w:ascii="MiSans" w:eastAsia="MiSans" w:hAnsi="MiSans" w:cs="MiSans"/>
         </w:rPr>
-        <w:t>源系统数据全量及增量抽取至Hive ODS层；在ODS-DWD清洗环节使用Hive SQL对手机号、身份证号等敏感字段进行哈希加密脱敏，保障数据安全与合</w:t>
-      </w:r>
-      <w:proofErr w:type="gramStart"/>
-      <w:r>
-        <w:rPr>
-          <w:rFonts w:ascii="MiSans" w:eastAsia="MiSans" w:hAnsi="MiSans" w:cs="MiSans"/>
-        </w:rPr>
-        <w:t>规</w:t>
-      </w:r>
-      <w:proofErr w:type="gramEnd"/>
-      <w:r>
-        <w:rPr>
-          <w:rFonts w:ascii="MiSans" w:eastAsia="MiSans" w:hAnsi="MiSans" w:cs="MiSans"/>
-        </w:rPr>
-        <w:t>。</w:t>
+        <w:t>源系统数据全量及增量抽取至Hive ODS层；在ODS-DWD清洗环节使用Hive SQL</w:t>
+      </w:r>
+      <w:r>
+        <w:rPr>
+          <w:rFonts w:ascii="MiSans" w:eastAsia="MiSans" w:hAnsi="MiSans" w:cs="MiSans" w:hint="eastAsia"/>
+        </w:rPr>
+        <w:t>自定义函数</w:t>
+      </w:r>
+      <w:r>
+        <w:rPr>
+          <w:rFonts w:ascii="MiSans" w:eastAsia="MiSans" w:hAnsi="MiSans" w:cs="MiSans"/>
+        </w:rPr>
+        <w:t>对手机号、身份证号等敏感字段进行哈希加密脱敏，保障数据安全与合规</w:t>
       </w:r>
     </w:p>
     <w:p>
@@ -2899,7 +2731,7 @@
           <w:numId w:val="9"/>
         </w:numPr>
         <w:rPr>
-          <w:rFonts w:ascii="MiSans" w:eastAsia="MiSans" w:hAnsi="MiSans" w:cs="MiSans"/>
+          <w:rFonts w:ascii="MiSans" w:eastAsia="MiSans" w:hAnsi="MiSans" w:cs="MiSans" w:hint="eastAsia"/>
         </w:rPr>
       </w:pPr>
       <w:r>
@@ -2956,21 +2788,7 @@
         <w:rPr>
           <w:rFonts w:ascii="MiSans" w:eastAsia="MiSans" w:hAnsi="MiSans" w:cs="MiSans"/>
         </w:rPr>
-        <w:t>为核心的一体化维度模型，生成</w:t>
-      </w:r>
-      <w:proofErr w:type="gramStart"/>
-      <w:r>
-        <w:rPr>
-          <w:rFonts w:ascii="MiSans" w:eastAsia="MiSans" w:hAnsi="MiSans" w:cs="MiSans"/>
-        </w:rPr>
-        <w:t>包含收展员基础</w:t>
-      </w:r>
-      <w:proofErr w:type="gramEnd"/>
-      <w:r>
-        <w:rPr>
-          <w:rFonts w:ascii="MiSans" w:eastAsia="MiSans" w:hAnsi="MiSans" w:cs="MiSans"/>
-        </w:rPr>
-        <w:t>信息、日常活动、业绩产出的明细宽表，支撑后续多维分析。</w:t>
+        <w:t>为核心的一体化维度模型，生成包含收展员基础信息、日常活动、业绩产出的明细宽表，支撑后续多维分析</w:t>
       </w:r>
     </w:p>
     <w:p>
@@ -2981,105 +2799,40 @@
           <w:numId w:val="9"/>
         </w:numPr>
         <w:rPr>
-          <w:rFonts w:ascii="MiSans" w:eastAsia="MiSans" w:hAnsi="MiSans" w:cs="MiSans"/>
-        </w:rPr>
-      </w:pPr>
-      <w:r>
-        <w:rPr>
-          <w:rFonts w:ascii="MiSans" w:eastAsia="MiSans" w:hAnsi="MiSans" w:cs="MiSans"/>
-        </w:rPr>
-        <w:t>基于明细宽表，编写Hive SQL实现汇总</w:t>
-      </w:r>
-      <w:proofErr w:type="gramStart"/>
-      <w:r>
-        <w:rPr>
-          <w:rFonts w:ascii="MiSans" w:eastAsia="MiSans" w:hAnsi="MiSans" w:cs="MiSans"/>
-        </w:rPr>
-        <w:t>层指标</w:t>
-      </w:r>
-      <w:proofErr w:type="gramEnd"/>
-      <w:r>
-        <w:rPr>
-          <w:rFonts w:ascii="MiSans" w:eastAsia="MiSans" w:hAnsi="MiSans" w:cs="MiSans"/>
-        </w:rPr>
-        <w:t>计算，核心逻辑包括：</w:t>
-      </w:r>
-      <w:proofErr w:type="gramStart"/>
+          <w:rFonts w:ascii="MiSans" w:eastAsia="MiSans" w:hAnsi="MiSans" w:cs="MiSans" w:hint="eastAsia"/>
+        </w:rPr>
+      </w:pPr>
+      <w:r>
+        <w:rPr>
+          <w:rFonts w:ascii="MiSans" w:eastAsia="MiSans" w:hAnsi="MiSans" w:cs="MiSans"/>
+        </w:rPr>
+        <w:t>基于明细宽表，编写Hive SQL实现汇总层指标计算，核心逻辑包括：</w:t>
+      </w:r>
       <w:r>
         <w:rPr>
           <w:rFonts w:ascii="MiSans" w:eastAsia="MiSans" w:hAnsi="MiSans" w:cs="MiSans"/>
           <w:bCs/>
         </w:rPr>
-        <w:t>老收展员达星</w:t>
-      </w:r>
-      <w:proofErr w:type="gramEnd"/>
+        <w:t>老收展员达星判定</w:t>
+      </w:r>
+      <w:r>
+        <w:rPr>
+          <w:rFonts w:ascii="MiSans" w:eastAsia="MiSans" w:hAnsi="MiSans" w:cs="MiSans"/>
+        </w:rPr>
+        <w:t>（按月汇总入司超12月人员的FYC，自动标记是否达星并统计连续未达星月数）、</w:t>
+      </w:r>
       <w:r>
         <w:rPr>
           <w:rFonts w:ascii="MiSans" w:eastAsia="MiSans" w:hAnsi="MiSans" w:cs="MiSans"/>
           <w:bCs/>
         </w:rPr>
-        <w:t>判定</w:t>
-      </w:r>
-      <w:r>
-        <w:rPr>
-          <w:rFonts w:ascii="MiSans" w:eastAsia="MiSans" w:hAnsi="MiSans" w:cs="MiSans"/>
-        </w:rPr>
-        <w:t>（按月汇总</w:t>
-      </w:r>
-      <w:proofErr w:type="gramStart"/>
-      <w:r>
-        <w:rPr>
-          <w:rFonts w:ascii="MiSans" w:eastAsia="MiSans" w:hAnsi="MiSans" w:cs="MiSans"/>
-        </w:rPr>
-        <w:t>入司超</w:t>
-      </w:r>
-      <w:proofErr w:type="gramEnd"/>
-      <w:r>
-        <w:rPr>
-          <w:rFonts w:ascii="MiSans" w:eastAsia="MiSans" w:hAnsi="MiSans" w:cs="MiSans"/>
-        </w:rPr>
-        <w:t>12月人员的FYC，自动标记是否</w:t>
-      </w:r>
-      <w:proofErr w:type="gramStart"/>
-      <w:r>
-        <w:rPr>
-          <w:rFonts w:ascii="MiSans" w:eastAsia="MiSans" w:hAnsi="MiSans" w:cs="MiSans"/>
-        </w:rPr>
-        <w:t>达星并</w:t>
-      </w:r>
-      <w:proofErr w:type="gramEnd"/>
-      <w:r>
-        <w:rPr>
-          <w:rFonts w:ascii="MiSans" w:eastAsia="MiSans" w:hAnsi="MiSans" w:cs="MiSans"/>
-        </w:rPr>
-        <w:t>统计连续未达星月数）、</w:t>
-      </w:r>
-      <w:r>
-        <w:rPr>
-          <w:rFonts w:ascii="MiSans" w:eastAsia="MiSans" w:hAnsi="MiSans" w:cs="MiSans"/>
-          <w:bCs/>
-        </w:rPr>
         <w:t>新人达Q追踪</w:t>
       </w:r>
       <w:r>
         <w:rPr>
           <w:rFonts w:ascii="MiSans" w:eastAsia="MiSans" w:hAnsi="MiSans" w:cs="MiSans"/>
         </w:rPr>
-        <w:t>（按日累计</w:t>
-      </w:r>
-      <w:proofErr w:type="gramStart"/>
-      <w:r>
-        <w:rPr>
-          <w:rFonts w:ascii="MiSans" w:eastAsia="MiSans" w:hAnsi="MiSans" w:cs="MiSans"/>
-        </w:rPr>
-        <w:t>新人举绩件数</w:t>
-      </w:r>
-      <w:proofErr w:type="gramEnd"/>
-      <w:r>
-        <w:rPr>
-          <w:rFonts w:ascii="MiSans" w:eastAsia="MiSans" w:hAnsi="MiSans" w:cs="MiSans"/>
-        </w:rPr>
-        <w:t>与FYC</w:t>
+        <w:t>（按日累计新人举绩件数与FYC</w:t>
       </w:r>
       <w:r>
         <w:rPr>
@@ -3103,7 +2856,7 @@
         <w:rPr>
           <w:rFonts w:ascii="MiSans" w:eastAsia="MiSans" w:hAnsi="MiSans" w:cs="MiSans"/>
         </w:rPr>
-        <w:t>等过程指标的多周期汇总。</w:t>
+        <w:t>等过程指标的多周期汇总</w:t>
       </w:r>
     </w:p>
     <w:p>
@@ -3114,56 +2867,14 @@
           <w:numId w:val="9"/>
         </w:numPr>
         <w:rPr>
-          <w:rFonts w:ascii="MiSans" w:eastAsia="MiSans" w:hAnsi="MiSans" w:cs="MiSans"/>
-        </w:rPr>
-      </w:pPr>
-      <w:r>
-        <w:rPr>
-          <w:rFonts w:ascii="MiSans" w:eastAsia="MiSans" w:hAnsi="MiSans" w:cs="MiSans"/>
-        </w:rPr>
-        <w:t>针对</w:t>
-      </w:r>
-      <w:proofErr w:type="gramStart"/>
-      <w:r>
-        <w:rPr>
-          <w:rFonts w:ascii="MiSans" w:eastAsia="MiSans" w:hAnsi="MiSans" w:cs="MiSans"/>
-        </w:rPr>
-        <w:t>大宽表多表</w:t>
-      </w:r>
-      <w:proofErr w:type="gramEnd"/>
-      <w:r>
-        <w:rPr>
-          <w:rFonts w:ascii="MiSans" w:eastAsia="MiSans" w:hAnsi="MiSans" w:cs="MiSans"/>
-        </w:rPr>
-        <w:t>连接导致的性能瓶颈，采用按“代理人团队”字段</w:t>
-      </w:r>
-      <w:proofErr w:type="gramStart"/>
-      <w:r>
-        <w:rPr>
-          <w:rFonts w:ascii="MiSans" w:eastAsia="MiSans" w:hAnsi="MiSans" w:cs="MiSans"/>
-        </w:rPr>
-        <w:t>进行分桶处理</w:t>
-      </w:r>
-      <w:proofErr w:type="gramEnd"/>
-      <w:r>
-        <w:rPr>
-          <w:rFonts w:ascii="MiSans" w:eastAsia="MiSans" w:hAnsi="MiSans" w:cs="MiSans"/>
-        </w:rPr>
-        <w:t>，将大任务拆分为多个并行子任务，</w:t>
-      </w:r>
-      <w:proofErr w:type="gramStart"/>
-      <w:r>
-        <w:rPr>
-          <w:rFonts w:ascii="MiSans" w:eastAsia="MiSans" w:hAnsi="MiSans" w:cs="MiSans"/>
-        </w:rPr>
-        <w:t>减少全表扫描</w:t>
-      </w:r>
-      <w:proofErr w:type="gramEnd"/>
-      <w:r>
-        <w:rPr>
-          <w:rFonts w:ascii="MiSans" w:eastAsia="MiSans" w:hAnsi="MiSans" w:cs="MiSans"/>
-        </w:rPr>
-        <w:t>与Shuffle开销，显著提升Hive查询效率，保障每日T+1出数时效。</w:t>
+          <w:rFonts w:ascii="MiSans" w:eastAsia="MiSans" w:hAnsi="MiSans" w:cs="MiSans" w:hint="eastAsia"/>
+        </w:rPr>
+      </w:pPr>
+      <w:r>
+        <w:rPr>
+          <w:rFonts w:ascii="MiSans" w:eastAsia="MiSans" w:hAnsi="MiSans" w:cs="MiSans"/>
+        </w:rPr>
+        <w:t>针对大宽表多表连接导致的性能瓶颈，采用按“代理人团队”字段进行分桶处理，将大任务拆分为多个并行子任务，减少全表扫描与Shuffle开销，显著提升Hive查询效率，保障每日T+1出数时效</w:t>
       </w:r>
     </w:p>
     <w:p>
@@ -3174,28 +2885,14 @@
           <w:numId w:val="9"/>
         </w:numPr>
         <w:rPr>
-          <w:rFonts w:ascii="MiSans" w:eastAsia="MiSans" w:hAnsi="MiSans" w:cs="MiSans"/>
-        </w:rPr>
-      </w:pPr>
-      <w:r>
-        <w:rPr>
-          <w:rFonts w:ascii="MiSans" w:eastAsia="MiSans" w:hAnsi="MiSans" w:cs="MiSans"/>
-        </w:rPr>
-        <w:t>根据业务</w:t>
-      </w:r>
-      <w:proofErr w:type="gramStart"/>
-      <w:r>
-        <w:rPr>
-          <w:rFonts w:ascii="MiSans" w:eastAsia="MiSans" w:hAnsi="MiSans" w:cs="MiSans"/>
-        </w:rPr>
-        <w:t>方需求</w:t>
-      </w:r>
-      <w:proofErr w:type="gramEnd"/>
-      <w:r>
-        <w:rPr>
-          <w:rFonts w:ascii="MiSans" w:eastAsia="MiSans" w:hAnsi="MiSans" w:cs="MiSans"/>
-        </w:rPr>
-        <w:t>对宽表层数据进行</w:t>
+          <w:rFonts w:ascii="MiSans" w:eastAsia="MiSans" w:hAnsi="MiSans" w:cs="MiSans" w:hint="eastAsia"/>
+        </w:rPr>
+      </w:pPr>
+      <w:r>
+        <w:rPr>
+          <w:rFonts w:ascii="MiSans" w:eastAsia="MiSans" w:hAnsi="MiSans" w:cs="MiSans"/>
+        </w:rPr>
+        <w:t>根据业务方需求对宽表层数据进行</w:t>
       </w:r>
       <w:r>
         <w:rPr>
@@ -3213,7 +2910,7 @@
         <w:rPr>
           <w:rFonts w:ascii="MiSans" w:eastAsia="MiSans" w:hAnsi="MiSans" w:cs="MiSans" w:hint="eastAsia"/>
         </w:rPr>
-        <w:t>中。</w:t>
+        <w:t>中</w:t>
       </w:r>
     </w:p>
     <w:p>
@@ -3224,7 +2921,7 @@
           <w:numId w:val="9"/>
         </w:numPr>
         <w:rPr>
-          <w:rFonts w:ascii="MiSans" w:eastAsia="MiSans" w:hAnsi="MiSans" w:cs="MiSans"/>
+          <w:rFonts w:ascii="MiSans" w:eastAsia="MiSans" w:hAnsi="MiSans" w:cs="MiSans" w:hint="eastAsia"/>
         </w:rPr>
       </w:pPr>
       <w:r>
@@ -3266,7 +2963,7 @@
           <w:numId w:val="6"/>
         </w:numPr>
         <w:rPr>
-          <w:rFonts w:ascii="MiSans" w:eastAsia="MiSans" w:hAnsi="MiSans" w:cs="MiSans"/>
+          <w:rFonts w:ascii="MiSans" w:eastAsia="MiSans" w:hAnsi="MiSans" w:cs="MiSans" w:hint="eastAsia"/>
         </w:rPr>
       </w:pPr>
       <w:r>
@@ -3284,56 +2981,14 @@
           <w:numId w:val="14"/>
         </w:numPr>
         <w:rPr>
-          <w:rFonts w:ascii="MiSans" w:eastAsia="MiSans" w:hAnsi="MiSans" w:cs="MiSans"/>
-        </w:rPr>
-      </w:pPr>
-      <w:r>
-        <w:rPr>
-          <w:rFonts w:ascii="MiSans" w:eastAsia="MiSans" w:hAnsi="MiSans" w:cs="MiSans" w:hint="eastAsia"/>
-        </w:rPr>
-        <w:t>帮助业务团队快速分析</w:t>
-      </w:r>
-      <w:proofErr w:type="gramStart"/>
-      <w:r>
-        <w:rPr>
-          <w:rFonts w:ascii="MiSans" w:eastAsia="MiSans" w:hAnsi="MiSans" w:cs="MiSans" w:hint="eastAsia"/>
-        </w:rPr>
-        <w:t>每个收展员</w:t>
-      </w:r>
-      <w:proofErr w:type="gramEnd"/>
-      <w:r>
-        <w:rPr>
-          <w:rFonts w:ascii="MiSans" w:eastAsia="MiSans" w:hAnsi="MiSans" w:cs="MiSans" w:hint="eastAsia"/>
-        </w:rPr>
-        <w:t>的“有效参会人数”、</w:t>
-      </w:r>
-      <w:proofErr w:type="gramStart"/>
-      <w:r>
-        <w:rPr>
-          <w:rFonts w:ascii="MiSans" w:eastAsia="MiSans" w:hAnsi="MiSans" w:cs="MiSans" w:hint="eastAsia"/>
-        </w:rPr>
-        <w:t>“</w:t>
-      </w:r>
-      <w:proofErr w:type="gramEnd"/>
-      <w:r>
-        <w:rPr>
-          <w:rFonts w:ascii="MiSans" w:eastAsia="MiSans" w:hAnsi="MiSans" w:cs="MiSans" w:hint="eastAsia"/>
-        </w:rPr>
-        <w:t>有效拜访人数</w:t>
-      </w:r>
-      <w:proofErr w:type="gramStart"/>
-      <w:r>
-        <w:rPr>
-          <w:rFonts w:ascii="MiSans" w:eastAsia="MiSans" w:hAnsi="MiSans" w:cs="MiSans" w:hint="eastAsia"/>
-        </w:rPr>
-        <w:t>“</w:t>
-      </w:r>
-      <w:proofErr w:type="gramEnd"/>
-      <w:r>
-        <w:rPr>
-          <w:rFonts w:ascii="MiSans" w:eastAsia="MiSans" w:hAnsi="MiSans" w:cs="MiSans" w:hint="eastAsia"/>
-        </w:rPr>
-        <w:t>、“达星”情况等数据的分析，使客户团队的参会转化率增加了1</w:t>
+          <w:rFonts w:ascii="MiSans" w:eastAsia="MiSans" w:hAnsi="MiSans" w:cs="MiSans" w:hint="eastAsia"/>
+        </w:rPr>
+      </w:pPr>
+      <w:r>
+        <w:rPr>
+          <w:rFonts w:ascii="MiSans" w:eastAsia="MiSans" w:hAnsi="MiSans" w:cs="MiSans" w:hint="eastAsia"/>
+        </w:rPr>
+        <w:t>帮助业务团队快速分析每个收展员的“有效参会人数”、“有效拜访人数“、“达星”情况等数据的分析，使客户团队的参会转化率增加了1</w:t>
       </w:r>
       <w:r>
         <w:rPr>
@@ -3375,14 +3030,14 @@
         <w:rPr>
           <w:rFonts w:ascii="MiSans" w:eastAsia="MiSans" w:hAnsi="MiSans" w:cs="MiSans" w:hint="eastAsia"/>
         </w:rPr>
-        <w:t>通过调度系统有效减少人力干涉且提高了对数据处理的效率，减轻了客户团队数据分析的人力资源耗费，提高业务效率和工作的积极性。</w:t>
+        <w:t>通过调度系统有效减少人力干涉且提高了对数据处理的效率，减轻了客户团队数据分析的人力资源耗费，提高业务效率和工作的积极性</w:t>
       </w:r>
     </w:p>
     <w:p>
       <w:pPr>
         <w:pStyle w:val="ab"/>
         <w:rPr>
-          <w:rFonts w:ascii="MiSans" w:eastAsia="MiSans" w:hAnsi="MiSans" w:cs="MiSans"/>
+          <w:rFonts w:ascii="MiSans" w:eastAsia="MiSans" w:hAnsi="MiSans" w:cs="MiSans" w:hint="eastAsia"/>
         </w:rPr>
       </w:pPr>
       <w:r>
@@ -3501,6 +3156,9 @@
                               <w:p>
                                 <w:pPr>
                                   <w:pStyle w:val="a7"/>
+                                  <w:rPr>
+                                    <w:rFonts w:hint="eastAsia"/>
+                                  </w:rPr>
                                 </w:pPr>
                                 <w:r>
                                   <w:rPr>
@@ -3578,7 +3236,7 @@
                           <a:blip r:embed="rId16">
                             <a:extLst>
                               <a:ext uri="{96DAC541-7B7A-43D3-8B79-37D633B846F1}">
-                                <asvg:svgBlip xmlns="" xmlns:o="urn:schemas-microsoft-com:office:office" xmlns:v="urn:schemas-microsoft-com:vml" xmlns:w="http://schemas.openxmlformats.org/wordprocessingml/2006/main" xmlns:w10="urn:schemas-microsoft-com:office:word" xmlns:wpsCustomData="http://www.wps.cn/officeDocument/2013/wpsCustomData" xmlns:asvg="http://schemas.microsoft.com/office/drawing/2016/SVG/main" r:embed="rId17"/>
+                                <asvg:svgBlip xmlns:asvg="http://schemas.microsoft.com/office/drawing/2016/SVG/main" r:embed="rId17"/>
                               </a:ext>
                             </a:extLst>
                           </a:blip>
@@ -3605,7 +3263,7 @@
           </mc:Choice>
           <mc:Fallback>
             <w:pict>
-              <v:group w14:anchorId="6EC93E7C" id="组合 35" o:spid="_x0000_s1050" style="width:518.8pt;height:25.6pt;mso-position-horizontal-relative:char;mso-position-vertical-relative:line" coordorigin="4574,5959" coordsize="10448,516" o:gfxdata="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">
+              <v:group w14:anchorId="6EC93E7C" id="组合 35" o:spid="_x0000_s1050" style="width:518.8pt;height:25.6pt;mso-position-horizontal-relative:char;mso-position-vertical-relative:line" coordorigin="4574,5959" coordsize="10448,516" o:gfxdata="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">
                 <v:group id="组合 44" o:spid="_x0000_s1051" style="position:absolute;left:4574;top:5959;width:10448;height:516" coordorigin="5462,4054" coordsize="10448,516" o:gfxdata="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">
                   <v:line id="直接连接符 8" o:spid="_x0000_s1052" style="position:absolute;visibility:visible;mso-wrap-style:square" from="7803,4312" to="15910,4312" o:connectortype="straight" o:gfxdata="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" strokecolor="#d8d8d8 [2732]" strokeweight="1pt">
                     <v:stroke joinstyle="miter"/>
@@ -3616,6 +3274,9 @@
                         <w:p>
                           <w:pPr>
                             <w:pStyle w:val="a7"/>
+                            <w:rPr>
+                              <w:rFonts w:hint="eastAsia"/>
+                            </w:rPr>
                           </w:pPr>
                           <w:r>
                             <w:rPr>
@@ -3639,9 +3300,8 @@
                     </v:textbox>
                   </v:shape>
                 </v:group>
-                <v:shape id="https://img8.file.cache.docer.com/storage/official/image/2023/05/15/2eb4fbbf9f54261388e3d4ca726f6b08.png" o:spid="_x0000_s1055" type="#_x0000_t75" alt="eyJpZCI6MjE1ODAxMDAsInJlc291cmNlX2tleSI6IjEwIn0K" style="position:absolute;left:4701;top:6030;width:382;height:382;visibility:visible;mso-wrap-style:square" o:gfxdata="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">
+                <v:shape id="https://img8.file.cache.docer.com/storage/official/image/2023/05/15/2eb4fbbf9f54261388e3d4ca726f6b08.png" o:spid="_x0000_s1055" type="#_x0000_t75" alt="eyJpZCI6MjE1ODAxMDAsInJlc291cmNlX2tleSI6IjEwIn0K" style="position:absolute;left:4701;top:6030;width:382;height:382;visibility:visible;mso-wrap-style:square" o:gfxdata="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">
                   <v:imagedata r:id="rId18" o:title="eyJpZCI6MjE1ODAxMDAsInJlc291cmNlX2tleSI6IjEwIn0K"/>
-                  <v:path arrowok="t"/>
                 </v:shape>
                 <w10:anchorlock/>
               </v:group>
@@ -3663,37 +3323,14 @@
         <w:rPr>
           <w:sz w:val="28"/>
         </w:rPr>
-        <w:t>都</w:t>
-      </w:r>
-      <w:proofErr w:type="gramStart"/>
-      <w:r>
-        <w:rPr>
-          <w:sz w:val="28"/>
-        </w:rPr>
-        <w:t>邦</w:t>
-      </w:r>
-      <w:proofErr w:type="gramEnd"/>
-      <w:r>
-        <w:rPr>
-          <w:sz w:val="28"/>
-        </w:rPr>
-        <w:t>财险</w:t>
-      </w:r>
-      <w:proofErr w:type="gramStart"/>
+        <w:t>都邦财险</w:t>
+      </w:r>
       <w:r>
         <w:rPr>
           <w:rFonts w:hint="eastAsia"/>
           <w:sz w:val="28"/>
         </w:rPr>
-        <w:t>个客场景化标签</w:t>
-      </w:r>
-      <w:proofErr w:type="gramEnd"/>
-      <w:r>
-        <w:rPr>
-          <w:rFonts w:hint="eastAsia"/>
-          <w:sz w:val="28"/>
-        </w:rPr>
-        <w:t>建设项目</w:t>
+        <w:t>个客场景化标签建设项目</w:t>
       </w:r>
     </w:p>
     <w:p>
@@ -3704,13 +3341,14 @@
           <w:numId w:val="6"/>
         </w:numPr>
         <w:rPr>
-          <w:rFonts w:ascii="MiSans" w:eastAsia="MiSans" w:hAnsi="MiSans" w:cs="MiSans"/>
-        </w:rPr>
-      </w:pPr>
-      <w:r>
-        <w:rPr>
-          <w:rFonts w:ascii="MiSans" w:eastAsia="MiSans" w:hAnsi="MiSans" w:cs="MiSans" w:hint="eastAsia"/>
-        </w:rPr>
+          <w:rFonts w:ascii="MiSans" w:eastAsia="MiSans" w:hAnsi="MiSans" w:cs="MiSans" w:hint="eastAsia"/>
+        </w:rPr>
+      </w:pPr>
+      <w:r>
+        <w:rPr>
+          <w:rFonts w:ascii="MiSans" w:eastAsia="MiSans" w:hAnsi="MiSans" w:cs="MiSans" w:hint="eastAsia"/>
+        </w:rPr>
+        <w:lastRenderedPageBreak/>
         <w:t>项目介绍</w:t>
       </w:r>
     </w:p>
@@ -3719,14 +3357,13 @@
         <w:pStyle w:val="ab"/>
         <w:ind w:left="420"/>
         <w:rPr>
-          <w:rFonts w:ascii="MiSans" w:eastAsia="MiSans" w:hAnsi="MiSans" w:cs="MiSans"/>
-        </w:rPr>
-      </w:pPr>
-      <w:r>
-        <w:rPr>
-          <w:rFonts w:ascii="MiSans" w:eastAsia="MiSans" w:hAnsi="MiSans" w:cs="MiSans"/>
-        </w:rPr>
-        <w:lastRenderedPageBreak/>
+          <w:rFonts w:ascii="MiSans" w:eastAsia="MiSans" w:hAnsi="MiSans" w:cs="MiSans" w:hint="eastAsia"/>
+        </w:rPr>
+      </w:pPr>
+      <w:r>
+        <w:rPr>
+          <w:rFonts w:ascii="MiSans" w:eastAsia="MiSans" w:hAnsi="MiSans" w:cs="MiSans"/>
+        </w:rPr>
         <w:t>都邦财险</w:t>
       </w:r>
       <w:r>
@@ -3735,8 +3372,6 @@
         </w:rPr>
         <w:t>个人</w:t>
       </w:r>
-      <w:bookmarkStart w:id="0" w:name="_GoBack"/>
-      <w:bookmarkEnd w:id="0"/>
       <w:r>
         <w:rPr>
           <w:rFonts w:ascii="MiSans" w:eastAsia="MiSans" w:hAnsi="MiSans" w:cs="MiSans" w:hint="eastAsia"/>
@@ -3777,21 +3412,7 @@
         <w:rPr>
           <w:rFonts w:ascii="MiSans" w:eastAsia="MiSans" w:hAnsi="MiSans" w:cs="MiSans"/>
         </w:rPr>
-        <w:t>为此启动客户画像标签体系与数据仓库建设，</w:t>
-      </w:r>
-      <w:proofErr w:type="gramStart"/>
-      <w:r>
-        <w:rPr>
-          <w:rFonts w:ascii="MiSans" w:eastAsia="MiSans" w:hAnsi="MiSans" w:cs="MiSans"/>
-        </w:rPr>
-        <w:t>整合全量客户</w:t>
-      </w:r>
-      <w:proofErr w:type="gramEnd"/>
-      <w:r>
-        <w:rPr>
-          <w:rFonts w:ascii="MiSans" w:eastAsia="MiSans" w:hAnsi="MiSans" w:cs="MiSans"/>
-        </w:rPr>
-        <w:t>数据，构建多维度标签体系，支撑精准营销与差异化运营。</w:t>
+        <w:t>为此启动客户画像标签体系与数据仓库建设，整合全量客户数据，构建多维度标签体系，支撑精准营销与差异化运营。</w:t>
       </w:r>
     </w:p>
     <w:p>
@@ -3802,23 +3423,15 @@
           <w:numId w:val="6"/>
         </w:numPr>
         <w:rPr>
-          <w:rFonts w:ascii="MiSans" w:eastAsia="MiSans" w:hAnsi="MiSans" w:cs="MiSans"/>
-        </w:rPr>
-      </w:pPr>
-      <w:r>
-        <w:rPr>
-          <w:rFonts w:ascii="MiSans" w:eastAsia="MiSans" w:hAnsi="MiSans" w:cs="MiSans" w:hint="eastAsia"/>
-        </w:rPr>
-        <w:t>技术</w:t>
-      </w:r>
-      <w:proofErr w:type="gramStart"/>
-      <w:r>
-        <w:rPr>
-          <w:rFonts w:ascii="MiSans" w:eastAsia="MiSans" w:hAnsi="MiSans" w:cs="MiSans" w:hint="eastAsia"/>
-        </w:rPr>
-        <w:t>栈</w:t>
-      </w:r>
-      <w:proofErr w:type="gramEnd"/>
+          <w:rFonts w:ascii="MiSans" w:eastAsia="MiSans" w:hAnsi="MiSans" w:cs="MiSans" w:hint="eastAsia"/>
+        </w:rPr>
+      </w:pPr>
+      <w:r>
+        <w:rPr>
+          <w:rFonts w:ascii="MiSans" w:eastAsia="MiSans" w:hAnsi="MiSans" w:cs="MiSans" w:hint="eastAsia"/>
+        </w:rPr>
+        <w:t>技术栈</w:t>
+      </w:r>
     </w:p>
     <w:p>
       <w:pPr>
@@ -3856,7 +3469,6 @@
         </w:rPr>
         <w:t>阿里云</w:t>
       </w:r>
-      <w:proofErr w:type="spellStart"/>
       <w:r>
         <w:rPr>
           <w:rFonts w:ascii="Consolas" w:hAnsi="Consolas"/>
@@ -3872,9 +3484,25 @@
             </w14:solidFill>
           </w14:textFill>
         </w:rPr>
-        <w:t>MaxCompute</w:t>
-      </w:r>
-      <w:proofErr w:type="spellEnd"/>
+        <w:t>MaxCompute + DataWorks + DataX</w:t>
+      </w:r>
+      <w:r>
+        <w:rPr>
+          <w:rFonts w:ascii="Consolas" w:hAnsi="Consolas" w:hint="eastAsia"/>
+          <w:color w:val="0F1115"/>
+          <w:sz w:val="24"/>
+          <w:szCs w:val="21"/>
+          <w14:textFill>
+            <w14:solidFill>
+              <w14:srgbClr w14:val="0F1115">
+                <w14:lumMod w14:val="65000"/>
+                <w14:lumOff w14:val="35000"/>
+              </w14:srgbClr>
+            </w14:solidFill>
+          </w14:textFill>
+        </w:rPr>
+        <w:t xml:space="preserve"> </w:t>
+      </w:r>
       <w:r>
         <w:rPr>
           <w:rFonts w:ascii="Consolas" w:hAnsi="Consolas"/>
@@ -3890,12 +3518,11 @@
             </w14:solidFill>
           </w14:textFill>
         </w:rPr>
-        <w:t xml:space="preserve"> + </w:t>
-      </w:r>
-      <w:proofErr w:type="spellStart"/>
-      <w:r>
-        <w:rPr>
-          <w:rFonts w:ascii="Consolas" w:hAnsi="Consolas"/>
+        <w:t>+</w:t>
+      </w:r>
+      <w:r>
+        <w:rPr>
+          <w:rFonts w:ascii="Consolas" w:hAnsi="Consolas" w:hint="eastAsia"/>
           <w:color w:val="0F1115"/>
           <w:sz w:val="24"/>
           <w:szCs w:val="21"/>
@@ -3908,12 +3535,11 @@
             </w14:solidFill>
           </w14:textFill>
         </w:rPr>
-        <w:t>DataWorks</w:t>
-      </w:r>
-      <w:proofErr w:type="spellEnd"/>
-      <w:r>
-        <w:rPr>
-          <w:rFonts w:ascii="Consolas" w:hAnsi="Consolas"/>
+        <w:t xml:space="preserve"> DI</w:t>
+      </w:r>
+      <w:r>
+        <w:rPr>
+          <w:rFonts w:ascii="Consolas" w:hAnsi="Consolas" w:hint="eastAsia"/>
           <w:color w:val="0F1115"/>
           <w:sz w:val="24"/>
           <w:szCs w:val="21"/>
@@ -3926,12 +3552,11 @@
             </w14:solidFill>
           </w14:textFill>
         </w:rPr>
-        <w:t xml:space="preserve"> + </w:t>
-      </w:r>
-      <w:proofErr w:type="spellStart"/>
-      <w:r>
-        <w:rPr>
-          <w:rFonts w:ascii="Consolas" w:hAnsi="Consolas"/>
+        <w:t>离线同步</w:t>
+      </w:r>
+      <w:r>
+        <w:rPr>
+          <w:rFonts w:ascii="Consolas" w:hAnsi="Consolas" w:hint="eastAsia"/>
           <w:color w:val="0F1115"/>
           <w:sz w:val="24"/>
           <w:szCs w:val="21"/>
@@ -3944,12 +3569,11 @@
             </w14:solidFill>
           </w14:textFill>
         </w:rPr>
-        <w:t>DataX</w:t>
-      </w:r>
-      <w:proofErr w:type="spellEnd"/>
-      <w:r>
-        <w:rPr>
-          <w:rFonts w:ascii="Consolas" w:hAnsi="Consolas"/>
+        <w:t xml:space="preserve"> </w:t>
+      </w:r>
+      <w:r>
+        <w:rPr>
+          <w:rFonts w:ascii="Consolas" w:hAnsi="Consolas" w:hint="eastAsia"/>
           <w:color w:val="0F1115"/>
           <w:sz w:val="24"/>
           <w:szCs w:val="21"/>
@@ -3962,11 +3586,11 @@
             </w14:solidFill>
           </w14:textFill>
         </w:rPr>
-        <w:t xml:space="preserve"> + </w:t>
-      </w:r>
-      <w:r>
-        <w:rPr>
-          <w:rFonts w:ascii="Consolas" w:hAnsi="Consolas"/>
+        <w:t>+</w:t>
+      </w:r>
+      <w:r>
+        <w:rPr>
+          <w:rFonts w:ascii="Consolas" w:hAnsi="Consolas" w:hint="eastAsia"/>
           <w:color w:val="0F1115"/>
           <w:sz w:val="24"/>
           <w:szCs w:val="21"/>
@@ -3979,27 +3603,14 @@
             </w14:solidFill>
           </w14:textFill>
         </w:rPr>
-        <w:t> </w:t>
-      </w:r>
-      <w:proofErr w:type="spellStart"/>
-      <w:r>
-        <w:rPr>
-          <w:rFonts w:ascii="Consolas" w:hAnsi="Consolas"/>
-          <w:color w:val="0F1115"/>
-          <w:sz w:val="24"/>
-          <w:szCs w:val="21"/>
-          <w14:textFill>
-            <w14:solidFill>
-              <w14:srgbClr w14:val="0F1115">
-                <w14:lumMod w14:val="65000"/>
-                <w14:lumOff w14:val="35000"/>
-              </w14:srgbClr>
-            </w14:solidFill>
-          </w14:textFill>
-        </w:rPr>
-        <w:t>FineReport</w:t>
-      </w:r>
-      <w:proofErr w:type="spellEnd"/>
+        <w:t xml:space="preserve"> </w:t>
+      </w:r>
+      <w:r>
+        <w:rPr>
+          <w:rFonts w:ascii="MiSans" w:eastAsia="MiSans" w:hAnsi="MiSans" w:cs="MiSans" w:hint="eastAsia"/>
+        </w:rPr>
+        <w:t>Quick BI</w:t>
+      </w:r>
     </w:p>
     <w:p>
       <w:pPr>
@@ -4009,7 +3620,7 @@
           <w:numId w:val="6"/>
         </w:numPr>
         <w:rPr>
-          <w:rFonts w:ascii="MiSans" w:eastAsia="MiSans" w:hAnsi="MiSans" w:cs="MiSans"/>
+          <w:rFonts w:ascii="MiSans" w:eastAsia="MiSans" w:hAnsi="MiSans" w:cs="MiSans" w:hint="eastAsia"/>
         </w:rPr>
       </w:pPr>
       <w:r>
@@ -4027,14 +3638,14 @@
           <w:numId w:val="15"/>
         </w:numPr>
         <w:rPr>
-          <w:rFonts w:ascii="MiSans" w:eastAsia="MiSans" w:hAnsi="MiSans" w:cs="MiSans"/>
-        </w:rPr>
-      </w:pPr>
-      <w:r>
-        <w:rPr>
-          <w:rFonts w:ascii="MiSans" w:eastAsia="MiSans" w:hAnsi="MiSans" w:cs="MiSans"/>
-        </w:rPr>
-        <w:t>参与项目启动，与市场、续期、理赔、客服等部门沟通，将“提升续保留存”“挖掘交叉销售机会”等业务目标转化为客户价值分、续保意向评分、产品偏好、理赔风险、流失预警等可量化标签，明确计算口径与更新频率，并编写ODS到ADS四层Mapping文档，统一客户ID打通规则。</w:t>
+          <w:rFonts w:ascii="MiSans" w:eastAsia="MiSans" w:hAnsi="MiSans" w:cs="MiSans" w:hint="eastAsia"/>
+        </w:rPr>
+      </w:pPr>
+      <w:r>
+        <w:rPr>
+          <w:rFonts w:ascii="MiSans" w:eastAsia="MiSans" w:hAnsi="MiSans" w:cs="MiSans"/>
+        </w:rPr>
+        <w:t>参与项目启动，与市场、续期、理赔、客服等部门沟通，将“提升续保留存”“挖掘交叉销售机会”等业务目标转化为客户价值分、续保意向评分、产品偏好、理赔风险、流失预警等可量化标签，明确计算口径与更新频率，并编写ODS到ADS四层Mapping文档，统一客户ID打通规则</w:t>
       </w:r>
     </w:p>
     <w:p>
@@ -4045,70 +3656,14 @@
           <w:numId w:val="15"/>
         </w:numPr>
         <w:rPr>
-          <w:rFonts w:ascii="MiSans" w:eastAsia="MiSans" w:hAnsi="MiSans" w:cs="MiSans"/>
-        </w:rPr>
-      </w:pPr>
-      <w:r>
-        <w:rPr>
-          <w:rFonts w:ascii="MiSans" w:eastAsia="MiSans" w:hAnsi="MiSans" w:cs="MiSans"/>
-        </w:rPr>
-        <w:t>使用</w:t>
-      </w:r>
-      <w:proofErr w:type="spellStart"/>
-      <w:r>
-        <w:rPr>
-          <w:rFonts w:ascii="MiSans" w:eastAsia="MiSans" w:hAnsi="MiSans" w:cs="MiSans"/>
-        </w:rPr>
-        <w:t>DataX</w:t>
-      </w:r>
-      <w:proofErr w:type="spellEnd"/>
-      <w:r>
-        <w:rPr>
-          <w:rFonts w:ascii="MiSans" w:eastAsia="MiSans" w:hAnsi="MiSans" w:cs="MiSans"/>
-        </w:rPr>
-        <w:t>将承保、理赔、续期、</w:t>
-      </w:r>
-      <w:proofErr w:type="gramStart"/>
-      <w:r>
-        <w:rPr>
-          <w:rFonts w:ascii="MiSans" w:eastAsia="MiSans" w:hAnsi="MiSans" w:cs="MiSans"/>
-        </w:rPr>
-        <w:t>客服工单</w:t>
-      </w:r>
-      <w:proofErr w:type="gramEnd"/>
-      <w:r>
-        <w:rPr>
-          <w:rFonts w:ascii="MiSans" w:eastAsia="MiSans" w:hAnsi="MiSans" w:cs="MiSans"/>
-        </w:rPr>
-        <w:t>、</w:t>
-      </w:r>
-      <w:proofErr w:type="gramStart"/>
-      <w:r>
-        <w:rPr>
-          <w:rFonts w:ascii="MiSans" w:eastAsia="MiSans" w:hAnsi="MiSans" w:cs="MiSans"/>
-        </w:rPr>
-        <w:t>官网埋点5套源</w:t>
-      </w:r>
-      <w:proofErr w:type="gramEnd"/>
-      <w:r>
-        <w:rPr>
-          <w:rFonts w:ascii="MiSans" w:eastAsia="MiSans" w:hAnsi="MiSans" w:cs="MiSans"/>
-        </w:rPr>
-        <w:t>系统数据同步至</w:t>
-      </w:r>
-      <w:proofErr w:type="spellStart"/>
-      <w:r>
-        <w:rPr>
-          <w:rFonts w:ascii="MiSans" w:eastAsia="MiSans" w:hAnsi="MiSans" w:cs="MiSans"/>
-        </w:rPr>
-        <w:t>MaxCompute</w:t>
-      </w:r>
-      <w:proofErr w:type="spellEnd"/>
-      <w:r>
-        <w:rPr>
-          <w:rFonts w:ascii="MiSans" w:eastAsia="MiSans" w:hAnsi="MiSans" w:cs="MiSans"/>
-        </w:rPr>
-        <w:t xml:space="preserve"> ODS层，并编写SQL完成清洗脱敏；以统一客户ID为主键关联多张事实表，构建包含基础属性、投保汇总、理赔特征、续保记录、在线行为等字段的客户全景明细宽表。</w:t>
+          <w:rFonts w:ascii="MiSans" w:eastAsia="MiSans" w:hAnsi="MiSans" w:cs="MiSans" w:hint="eastAsia"/>
+        </w:rPr>
+      </w:pPr>
+      <w:r>
+        <w:rPr>
+          <w:rFonts w:ascii="MiSans" w:eastAsia="MiSans" w:hAnsi="MiSans" w:cs="MiSans"/>
+        </w:rPr>
+        <w:t>使用DataX将承保、理赔、续期、客服工单、官网埋点5套源系统数据同步至MaxCompute ODS层，并编写SQL完成清洗脱敏；以统一客户ID为主键关联多张事实表，构建包含基础属性、投保汇总、理赔特征、续保记录、在线行为等字段的客户全景明细宽表</w:t>
       </w:r>
     </w:p>
     <w:p>
@@ -4119,30 +3674,14 @@
           <w:numId w:val="15"/>
         </w:numPr>
         <w:rPr>
-          <w:rFonts w:ascii="MiSans" w:eastAsia="MiSans" w:hAnsi="MiSans" w:cs="MiSans"/>
-        </w:rPr>
-      </w:pPr>
-      <w:proofErr w:type="gramStart"/>
-      <w:r>
-        <w:rPr>
-          <w:rFonts w:ascii="MiSans" w:eastAsia="MiSans" w:hAnsi="MiSans" w:cs="MiSans"/>
-        </w:rPr>
-        <w:t>基于宽表编写</w:t>
-      </w:r>
-      <w:proofErr w:type="spellStart"/>
-      <w:proofErr w:type="gramEnd"/>
-      <w:r>
-        <w:rPr>
-          <w:rFonts w:ascii="MiSans" w:eastAsia="MiSans" w:hAnsi="MiSans" w:cs="MiSans"/>
-        </w:rPr>
-        <w:t>MaxCompute</w:t>
-      </w:r>
-      <w:proofErr w:type="spellEnd"/>
-      <w:r>
-        <w:rPr>
-          <w:rFonts w:ascii="MiSans" w:eastAsia="MiSans" w:hAnsi="MiSans" w:cs="MiSans"/>
-        </w:rPr>
-        <w:t xml:space="preserve"> SQL</w:t>
+          <w:rFonts w:ascii="MiSans" w:eastAsia="MiSans" w:hAnsi="MiSans" w:cs="MiSans" w:hint="eastAsia"/>
+        </w:rPr>
+      </w:pPr>
+      <w:r>
+        <w:rPr>
+          <w:rFonts w:ascii="MiSans" w:eastAsia="MiSans" w:hAnsi="MiSans" w:cs="MiSans"/>
+        </w:rPr>
+        <w:t>基于宽表编写MaxCompute SQL</w:t>
       </w:r>
       <w:r>
         <w:rPr>
@@ -4159,7 +3698,7 @@
           <w:numId w:val="15"/>
         </w:numPr>
         <w:rPr>
-          <w:rFonts w:ascii="MiSans" w:eastAsia="MiSans" w:hAnsi="MiSans" w:cs="MiSans"/>
+          <w:rFonts w:ascii="MiSans" w:eastAsia="MiSans" w:hAnsi="MiSans" w:cs="MiSans" w:hint="eastAsia"/>
         </w:rPr>
       </w:pPr>
       <w:r>
@@ -4172,27 +3711,13 @@
         <w:rPr>
           <w:rFonts w:ascii="MiSans" w:eastAsia="MiSans" w:hAnsi="MiSans" w:cs="MiSans" w:hint="eastAsia"/>
         </w:rPr>
-        <w:t>汇总层的</w:t>
-      </w:r>
-      <w:proofErr w:type="gramStart"/>
-      <w:r>
-        <w:rPr>
-          <w:rFonts w:ascii="MiSans" w:eastAsia="MiSans" w:hAnsi="MiSans" w:cs="MiSans" w:hint="eastAsia"/>
-        </w:rPr>
-        <w:t>表</w:t>
-      </w:r>
-      <w:r>
-        <w:rPr>
-          <w:rFonts w:ascii="MiSans" w:eastAsia="MiSans" w:hAnsi="MiSans" w:cs="MiSans" w:hint="eastAsia"/>
-        </w:rPr>
-        <w:t>加工</w:t>
-      </w:r>
-      <w:proofErr w:type="gramEnd"/>
-      <w:r>
-        <w:rPr>
-          <w:rFonts w:ascii="MiSans" w:eastAsia="MiSans" w:hAnsi="MiSans" w:cs="MiSans" w:hint="eastAsia"/>
-        </w:rPr>
-        <w:t>到</w:t>
+        <w:t>汇总层的表</w:t>
+      </w:r>
+      <w:r>
+        <w:rPr>
+          <w:rFonts w:ascii="MiSans" w:eastAsia="MiSans" w:hAnsi="MiSans" w:cs="MiSans" w:hint="eastAsia"/>
+        </w:rPr>
+        <w:t>加工到</w:t>
       </w:r>
       <w:r>
         <w:rPr>
@@ -4208,16 +3733,12 @@
         </w:rPr>
         <w:t> </w:t>
       </w:r>
-      <w:proofErr w:type="spellStart"/>
-      <w:r>
-        <w:rPr>
-          <w:rFonts w:ascii="Segoe UI" w:hAnsi="Segoe UI" w:cs="Segoe UI"/>
-          <w:color w:val="0F1115"/>
-          <w:shd w:val="clear" w:color="auto" w:fill="FFFFFF"/>
-        </w:rPr>
-        <w:t>FineReport</w:t>
-      </w:r>
-      <w:proofErr w:type="spellEnd"/>
+      <w:r>
+        <w:rPr>
+          <w:rFonts w:ascii="MiSans" w:eastAsia="MiSans" w:hAnsi="MiSans" w:cs="MiSans" w:hint="eastAsia"/>
+        </w:rPr>
+        <w:t>Quick BI</w:t>
+      </w:r>
       <w:r>
         <w:rPr>
           <w:rFonts w:ascii="MiSans" w:eastAsia="MiSans" w:hAnsi="MiSans" w:cs="MiSans"/>
@@ -4241,12 +3762,6 @@
           <w:rFonts w:ascii="MiSans" w:eastAsia="MiSans" w:hAnsi="MiSans" w:cs="MiSans"/>
         </w:rPr>
         <w:t>余张报表</w:t>
-      </w:r>
-      <w:r>
-        <w:rPr>
-          <w:rFonts w:ascii="MiSans" w:eastAsia="MiSans" w:hAnsi="MiSans" w:cs="MiSans"/>
-        </w:rPr>
-        <w:t>。</w:t>
       </w:r>
     </w:p>
     <w:p>
@@ -4257,7 +3772,7 @@
           <w:numId w:val="6"/>
         </w:numPr>
         <w:rPr>
-          <w:rFonts w:ascii="MiSans" w:eastAsia="MiSans" w:hAnsi="MiSans" w:cs="MiSans"/>
+          <w:rFonts w:ascii="MiSans" w:eastAsia="MiSans" w:hAnsi="MiSans" w:cs="MiSans" w:hint="eastAsia"/>
         </w:rPr>
       </w:pPr>
       <w:r>
@@ -4275,28 +3790,14 @@
           <w:numId w:val="16"/>
         </w:numPr>
         <w:rPr>
-          <w:rFonts w:ascii="MiSans" w:eastAsia="MiSans" w:hAnsi="MiSans" w:cs="MiSans"/>
-        </w:rPr>
-      </w:pPr>
-      <w:r>
-        <w:rPr>
-          <w:rFonts w:ascii="MiSans" w:eastAsia="MiSans" w:hAnsi="MiSans" w:cs="MiSans"/>
-        </w:rPr>
-        <w:t>基于流失预警与续保意向标签实施差异化续保，整体续保率提升约8个百分点；利用产品偏好标签精准</w:t>
-      </w:r>
-      <w:proofErr w:type="gramStart"/>
-      <w:r>
-        <w:rPr>
-          <w:rFonts w:ascii="MiSans" w:eastAsia="MiSans" w:hAnsi="MiSans" w:cs="MiSans"/>
-        </w:rPr>
-        <w:t>推荐非</w:t>
-      </w:r>
-      <w:proofErr w:type="gramEnd"/>
-      <w:r>
-        <w:rPr>
-          <w:rFonts w:ascii="MiSans" w:eastAsia="MiSans" w:hAnsi="MiSans" w:cs="MiSans"/>
-        </w:rPr>
-        <w:t>车险产品，交叉销售转化率提升约20%，客均持有保单数由1.3件增至1.7件。</w:t>
+          <w:rFonts w:ascii="MiSans" w:eastAsia="MiSans" w:hAnsi="MiSans" w:cs="MiSans" w:hint="eastAsia"/>
+        </w:rPr>
+      </w:pPr>
+      <w:r>
+        <w:rPr>
+          <w:rFonts w:ascii="MiSans" w:eastAsia="MiSans" w:hAnsi="MiSans" w:cs="MiSans"/>
+        </w:rPr>
+        <w:t>基于流失预警与续保意向标签实施差异化续保，整体续保率提升约8个百分点；利用产品偏好标签精准推荐非车险产品，交叉销售转化率提升约20%，客均持有保单数由1.3件增至1.7件。</w:t>
       </w:r>
     </w:p>
     <w:p>
@@ -4326,21 +3827,7 @@
         <w:rPr>
           <w:rFonts w:ascii="MiSans" w:eastAsia="MiSans" w:hAnsi="MiSans" w:cs="MiSans"/>
         </w:rPr>
-        <w:t>，</w:t>
-      </w:r>
-      <w:proofErr w:type="gramStart"/>
-      <w:r>
-        <w:rPr>
-          <w:rFonts w:ascii="MiSans" w:eastAsia="MiSans" w:hAnsi="MiSans" w:cs="MiSans"/>
-        </w:rPr>
-        <w:t>触达量</w:t>
-      </w:r>
-      <w:proofErr w:type="gramEnd"/>
-      <w:r>
-        <w:rPr>
-          <w:rFonts w:ascii="MiSans" w:eastAsia="MiSans" w:hAnsi="MiSans" w:cs="MiSans"/>
-        </w:rPr>
-        <w:t>减少约45%，响应率提升</w:t>
+        <w:t>，响应率提升</w:t>
       </w:r>
       <w:r>
         <w:rPr>
@@ -4359,7 +3846,7 @@
       <w:pPr>
         <w:pStyle w:val="ab"/>
         <w:rPr>
-          <w:rFonts w:ascii="MiSans" w:eastAsia="MiSans" w:hAnsi="MiSans" w:cs="MiSans" w:hint="eastAsia"/>
+          <w:rFonts w:ascii="MiSans" w:eastAsia="MiSans" w:hAnsi="MiSans" w:cs="MiSans"/>
         </w:rPr>
       </w:pPr>
       <w:r>
@@ -4459,6 +3946,9 @@
                               <w:p>
                                 <w:pPr>
                                   <w:pStyle w:val="a7"/>
+                                  <w:rPr>
+                                    <w:rFonts w:hint="eastAsia"/>
+                                  </w:rPr>
                                 </w:pPr>
                                 <w:r>
                                   <w:rPr>
@@ -4523,7 +4013,7 @@
                           <a:blip r:embed="rId16">
                             <a:extLst>
                               <a:ext uri="{96DAC541-7B7A-43D3-8B79-37D633B846F1}">
-                                <asvg:svgBlip xmlns="" xmlns:o="urn:schemas-microsoft-com:office:office" xmlns:v="urn:schemas-microsoft-com:vml" xmlns:w="http://schemas.openxmlformats.org/wordprocessingml/2006/main" xmlns:w10="urn:schemas-microsoft-com:office:word" xmlns:wpsCustomData="http://www.wps.cn/officeDocument/2013/wpsCustomData" xmlns:asvg="http://schemas.microsoft.com/office/drawing/2016/SVG/main" r:embed="rId17"/>
+                                <asvg:svgBlip xmlns:asvg="http://schemas.microsoft.com/office/drawing/2016/SVG/main" r:embed="rId17"/>
                               </a:ext>
                             </a:extLst>
                           </a:blip>
@@ -4550,7 +4040,7 @@
           </mc:Choice>
           <mc:Fallback>
             <w:pict>
-              <v:group w14:anchorId="68A9E9E9" id="组合 62" o:spid="_x0000_s1056" style="width:518.8pt;height:25.6pt;mso-position-horizontal-relative:char;mso-position-vertical-relative:line" coordorigin="4574,5959" coordsize="10448,516" o:gfxdata="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">
+              <v:group w14:anchorId="68A9E9E9" id="组合 62" o:spid="_x0000_s1056" style="width:518.8pt;height:25.6pt;mso-position-horizontal-relative:char;mso-position-vertical-relative:line" coordorigin="4574,5959" coordsize="10448,516" o:gfxdata="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">
                 <v:group id="组合 63" o:spid="_x0000_s1057" style="position:absolute;left:4574;top:5959;width:10448;height:516" coordorigin="5462,4054" coordsize="10448,516" o:gfxdata="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">
                   <v:line id="直接连接符 8" o:spid="_x0000_s1058" style="position:absolute;visibility:visible;mso-wrap-style:square" from="7803,4312" to="15910,4312" o:connectortype="straight" o:gfxdata="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" strokecolor="#d9d9d9" strokeweight="1pt">
                     <v:stroke joinstyle="miter"/>
@@ -4561,6 +4051,9 @@
                         <w:p>
                           <w:pPr>
                             <w:pStyle w:val="a7"/>
+                            <w:rPr>
+                              <w:rFonts w:hint="eastAsia"/>
+                            </w:rPr>
                           </w:pPr>
                           <w:r>
                             <w:rPr>
@@ -4584,9 +4077,8 @@
                     </v:textbox>
                   </v:shape>
                 </v:group>
-                <v:shape id="https://img8.file.cache.docer.com/storage/official/image/2023/05/15/2eb4fbbf9f54261388e3d4ca726f6b08.png" o:spid="_x0000_s1061" type="#_x0000_t75" alt="eyJpZCI6MjE1ODAxMDAsInJlc291cmNlX2tleSI6IjEwIn0K" style="position:absolute;left:4701;top:6030;width:382;height:382;visibility:visible;mso-wrap-style:square" o:gfxdata="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">
+                <v:shape id="https://img8.file.cache.docer.com/storage/official/image/2023/05/15/2eb4fbbf9f54261388e3d4ca726f6b08.png" o:spid="_x0000_s1061" type="#_x0000_t75" alt="eyJpZCI6MjE1ODAxMDAsInJlc291cmNlX2tleSI6IjEwIn0K" style="position:absolute;left:4701;top:6030;width:382;height:382;visibility:visible;mso-wrap-style:square" o:gfxdata="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">
                   <v:imagedata r:id="rId18" o:title="eyJpZCI6MjE1ODAxMDAsInJlc291cmNlX2tleSI6IjEwIn0K"/>
-                  <v:path arrowok="t"/>
                 </v:shape>
                 <w10:anchorlock/>
               </v:group>
@@ -4594,6 +4086,278 @@
           </mc:Fallback>
         </mc:AlternateContent>
       </w:r>
+    </w:p>
+    <w:p>
+      <w:pPr>
+        <w:pStyle w:val="a5"/>
+        <w:spacing w:before="156"/>
+        <w:rPr>
+          <w:sz w:val="28"/>
+        </w:rPr>
+      </w:pPr>
+      <w:r>
+        <w:rPr>
+          <w:sz w:val="28"/>
+        </w:rPr>
+        <w:t>贵州省农村信用社联合社信贷风险数仓与经营指标分析平台</w:t>
+      </w:r>
+    </w:p>
+    <w:p>
+      <w:pPr>
+        <w:pStyle w:val="ab"/>
+        <w:numPr>
+          <w:ilvl w:val="0"/>
+          <w:numId w:val="6"/>
+        </w:numPr>
+        <w:rPr>
+          <w:rFonts w:ascii="MiSans" w:eastAsia="MiSans" w:hAnsi="MiSans" w:cs="MiSans"/>
+        </w:rPr>
+      </w:pPr>
+      <w:r>
+        <w:rPr>
+          <w:rFonts w:ascii="MiSans" w:eastAsia="MiSans" w:hAnsi="MiSans" w:cs="MiSans" w:hint="eastAsia"/>
+        </w:rPr>
+        <w:t>项目介绍</w:t>
+      </w:r>
+    </w:p>
+    <w:p>
+      <w:pPr>
+        <w:pStyle w:val="ab"/>
+        <w:rPr>
+          <w:rFonts w:ascii="MiSans" w:eastAsia="MiSans" w:hAnsi="MiSans" w:cs="MiSans" w:hint="eastAsia"/>
+        </w:rPr>
+      </w:pPr>
+      <w:r>
+        <w:rPr>
+          <w:rFonts w:ascii="MiSans" w:eastAsia="MiSans" w:hAnsi="MiSans" w:cs="MiSans"/>
+        </w:rPr>
+        <w:t>贵州省农村信用社联合社作为服务“三农”的主力军，拥有全省最大的县域金融服务网络，</w:t>
+      </w:r>
+      <w:r>
+        <w:rPr>
+          <w:rFonts w:ascii="MiSans" w:eastAsia="MiSans" w:hAnsi="MiSans" w:cs="MiSans"/>
+        </w:rPr>
+        <w:t>项目整合全社信贷业务数据，构建业绩考核与资产质量监控一体化数据仓库，实现贷款投放、不良率等核心指标的自动化计算与多层级穿透分析。</w:t>
+      </w:r>
+    </w:p>
+    <w:p>
+      <w:pPr>
+        <w:pStyle w:val="ab"/>
+        <w:numPr>
+          <w:ilvl w:val="0"/>
+          <w:numId w:val="6"/>
+        </w:numPr>
+        <w:rPr>
+          <w:rFonts w:ascii="MiSans" w:eastAsia="MiSans" w:hAnsi="MiSans" w:cs="MiSans" w:hint="eastAsia"/>
+        </w:rPr>
+      </w:pPr>
+      <w:r>
+        <w:rPr>
+          <w:rFonts w:ascii="MiSans" w:eastAsia="MiSans" w:hAnsi="MiSans" w:cs="MiSans" w:hint="eastAsia"/>
+        </w:rPr>
+        <w:t>技术栈</w:t>
+      </w:r>
+    </w:p>
+    <w:p>
+      <w:pPr>
+        <w:pStyle w:val="ab"/>
+        <w:rPr>
+          <w:rFonts w:ascii="MiSans" w:eastAsia="MiSans" w:hAnsi="MiSans" w:cs="MiSans" w:hint="eastAsia"/>
+        </w:rPr>
+      </w:pPr>
+      <w:r>
+        <w:rPr>
+          <w:rFonts w:ascii="MiSans" w:eastAsia="MiSans" w:hAnsi="MiSans" w:cs="MiSans"/>
+        </w:rPr>
+        <w:t>OceanBase + DataX + Hive + Dolphin Scheduler + Hadoop + Sqoop + DBeaver + Shell + 帆软FineReport + SVN</w:t>
+      </w:r>
+    </w:p>
+    <w:p>
+      <w:pPr>
+        <w:pStyle w:val="ab"/>
+        <w:numPr>
+          <w:ilvl w:val="0"/>
+          <w:numId w:val="6"/>
+        </w:numPr>
+        <w:rPr>
+          <w:rFonts w:ascii="MiSans" w:eastAsia="MiSans" w:hAnsi="MiSans" w:cs="MiSans" w:hint="eastAsia"/>
+        </w:rPr>
+      </w:pPr>
+      <w:r>
+        <w:rPr>
+          <w:rFonts w:ascii="MiSans" w:eastAsia="MiSans" w:hAnsi="MiSans" w:cs="MiSans" w:hint="eastAsia"/>
+        </w:rPr>
+        <w:t>工作职责</w:t>
+      </w:r>
+    </w:p>
+    <w:p>
+      <w:pPr>
+        <w:pStyle w:val="ab"/>
+        <w:numPr>
+          <w:ilvl w:val="0"/>
+          <w:numId w:val="18"/>
+        </w:numPr>
+        <w:rPr>
+          <w:rFonts w:ascii="MiSans" w:eastAsia="MiSans" w:hAnsi="MiSans" w:cs="MiSans"/>
+        </w:rPr>
+      </w:pPr>
+      <w:r>
+        <w:rPr>
+          <w:rFonts w:ascii="MiSans" w:eastAsia="MiSans" w:hAnsi="MiSans" w:cs="MiSans"/>
+        </w:rPr>
+        <w:t>参与需求调研，与信贷、风控、人力等部门沟通，将业务目标转化为累计贷款发放额、不良贷款率、逾期率等核心考核指标，编写ODS到ADS四层Mapping文档</w:t>
+      </w:r>
+    </w:p>
+    <w:p>
+      <w:pPr>
+        <w:pStyle w:val="ab"/>
+        <w:numPr>
+          <w:ilvl w:val="0"/>
+          <w:numId w:val="18"/>
+        </w:numPr>
+        <w:rPr>
+          <w:rFonts w:ascii="MiSans" w:eastAsia="MiSans" w:hAnsi="MiSans" w:cs="MiSans"/>
+        </w:rPr>
+      </w:pPr>
+      <w:r>
+        <w:rPr>
+          <w:rFonts w:ascii="MiSans" w:eastAsia="MiSans" w:hAnsi="MiSans" w:cs="MiSans"/>
+        </w:rPr>
+        <w:t>使用DataX将源端OceanBase核心业务与信贷管理系统数据同步至Hadoop HDFS，使用Sqoop抽取MySQL系统数据至Hive ODS层</w:t>
+      </w:r>
+    </w:p>
+    <w:p>
+      <w:pPr>
+        <w:pStyle w:val="ab"/>
+        <w:numPr>
+          <w:ilvl w:val="0"/>
+          <w:numId w:val="18"/>
+        </w:numPr>
+        <w:rPr>
+          <w:rFonts w:ascii="MiSans" w:eastAsia="MiSans" w:hAnsi="MiSans" w:cs="MiSans"/>
+        </w:rPr>
+      </w:pPr>
+      <w:r>
+        <w:rPr>
+          <w:rFonts w:ascii="MiSans" w:eastAsia="MiSans" w:hAnsi="MiSans" w:cs="MiSans"/>
+        </w:rPr>
+        <w:t>基于宽表编写Hive SQL实现DWS层指标汇总</w:t>
+      </w:r>
+    </w:p>
+    <w:p>
+      <w:pPr>
+        <w:pStyle w:val="ab"/>
+        <w:numPr>
+          <w:ilvl w:val="0"/>
+          <w:numId w:val="18"/>
+        </w:numPr>
+        <w:rPr>
+          <w:rFonts w:ascii="MiSans" w:eastAsia="MiSans" w:hAnsi="MiSans" w:cs="MiSans"/>
+        </w:rPr>
+      </w:pPr>
+      <w:r>
+        <w:rPr>
+          <w:rFonts w:ascii="MiSans" w:eastAsia="MiSans" w:hAnsi="MiSans" w:cs="MiSans"/>
+        </w:rPr>
+        <w:lastRenderedPageBreak/>
+        <w:t>将汇总结果输出至ADS层业绩考核表与资产质量监控表，使用FineReport连接Hive开发信贷投放进度、不良率趋势、联社资产质量排名、客户经理绩效排名、监管报送指标等看板，SQL脚本与报表模板通过SVN管理</w:t>
+      </w:r>
+    </w:p>
+    <w:p>
+      <w:pPr>
+        <w:pStyle w:val="ab"/>
+        <w:numPr>
+          <w:ilvl w:val="0"/>
+          <w:numId w:val="18"/>
+        </w:numPr>
+        <w:rPr>
+          <w:rFonts w:ascii="MiSans" w:eastAsia="MiSans" w:hAnsi="MiSans" w:cs="MiSans" w:hint="eastAsia"/>
+        </w:rPr>
+      </w:pPr>
+      <w:r>
+        <w:rPr>
+          <w:rFonts w:ascii="MiSans" w:eastAsia="MiSans" w:hAnsi="MiSans" w:cs="MiSans"/>
+        </w:rPr>
+        <w:t>使用Dolphin Scheduler编排全链路DAG工作流实现每日自动调度与告警，编写Shell脚本配合Hive SQL稽核贷款总额一致性与不良率口径合规性，每日跑批后输出质量报告</w:t>
+      </w:r>
+    </w:p>
+    <w:p>
+      <w:pPr>
+        <w:pStyle w:val="ab"/>
+        <w:numPr>
+          <w:ilvl w:val="0"/>
+          <w:numId w:val="6"/>
+        </w:numPr>
+        <w:rPr>
+          <w:rFonts w:ascii="MiSans" w:eastAsia="MiSans" w:hAnsi="MiSans" w:cs="MiSans" w:hint="eastAsia"/>
+        </w:rPr>
+      </w:pPr>
+      <w:r>
+        <w:rPr>
+          <w:rFonts w:ascii="MiSans" w:eastAsia="MiSans" w:hAnsi="MiSans" w:cs="MiSans" w:hint="eastAsia"/>
+        </w:rPr>
+        <w:t>业务成果</w:t>
+      </w:r>
+    </w:p>
+    <w:p>
+      <w:pPr>
+        <w:pStyle w:val="ab"/>
+        <w:numPr>
+          <w:ilvl w:val="0"/>
+          <w:numId w:val="19"/>
+        </w:numPr>
+        <w:rPr>
+          <w:rFonts w:ascii="MiSans" w:eastAsia="MiSans" w:hAnsi="MiSans" w:cs="MiSans"/>
+        </w:rPr>
+      </w:pPr>
+      <w:r>
+        <w:rPr>
+          <w:rFonts w:ascii="MiSans" w:eastAsia="MiSans" w:hAnsi="MiSans" w:cs="MiSans"/>
+        </w:rPr>
+        <w:t>信贷投放与不良率数据由次月手工汇总提前至T+1日自动生成，不良贷款率监控从滞后30天缩短至按日追踪，客户经理绩效考核自动化率提升至100%。</w:t>
+      </w:r>
+    </w:p>
+    <w:p>
+      <w:pPr>
+        <w:pStyle w:val="ab"/>
+        <w:numPr>
+          <w:ilvl w:val="0"/>
+          <w:numId w:val="19"/>
+        </w:numPr>
+        <w:rPr>
+          <w:rFonts w:ascii="MiSans" w:eastAsia="MiSans" w:hAnsi="MiSans" w:cs="MiSans" w:hint="eastAsia"/>
+        </w:rPr>
+      </w:pPr>
+      <w:r>
+        <w:rPr>
+          <w:rFonts w:ascii="MiSans" w:eastAsia="MiSans" w:hAnsi="MiSans" w:cs="MiSans"/>
+        </w:rPr>
+        <w:t>通过日度不良率预警机制提前识别高风险贷款，全社不良贷款率下降0.8个百分点；监管报送数据准确率提升</w:t>
+      </w:r>
+      <w:r>
+        <w:rPr>
+          <w:rFonts w:ascii="MiSans" w:eastAsia="MiSans" w:hAnsi="MiSans" w:cs="MiSans" w:hint="eastAsia"/>
+        </w:rPr>
+        <w:t>。</w:t>
+      </w:r>
+    </w:p>
+    <w:p>
+      <w:pPr>
+        <w:pStyle w:val="ab"/>
+        <w:ind w:left="420"/>
+        <w:rPr>
+          <w:rFonts w:ascii="MiSans" w:eastAsia="MiSans" w:hAnsi="MiSans" w:cs="MiSans"/>
+        </w:rPr>
+      </w:pPr>
+    </w:p>
+    <w:p>
+      <w:pPr>
+        <w:pStyle w:val="ab"/>
+        <w:ind w:left="420"/>
+        <w:rPr>
+          <w:rFonts w:ascii="MiSans" w:eastAsia="MiSans" w:hAnsi="MiSans" w:cs="MiSans" w:hint="eastAsia"/>
+        </w:rPr>
+      </w:pPr>
     </w:p>
     <w:sectPr>
       <w:headerReference w:type="default" r:id="rId19"/>
@@ -4607,7 +4371,7 @@
 </file>
 
 <file path=word/endnotes.xml><?xml version="1.0" encoding="utf-8"?>
-<w:endnotes xmlns:wpc="http://schemas.microsoft.com/office/word/2010/wordprocessingCanvas" xmlns:cx="http://schemas.microsoft.com/office/drawing/2014/chartex" xmlns:cx1="http://schemas.microsoft.com/office/drawing/2015/9/8/chartex" xmlns:mc="http://schemas.openxmlformats.org/markup-compatibility/2006" xmlns:o="urn:schemas-microsoft-com:office:office" xmlns:r="http://schemas.openxmlformats.org/officeDocument/2006/relationships" xmlns:m="http://schemas.openxmlformats.org/officeDocument/2006/math" xmlns:v="urn:schemas-microsoft-com:vml" xmlns:wp14="http://schemas.microsoft.com/office/word/2010/wordprocessingDrawing" xmlns:wp="http://schemas.openxmlformats.org/drawingml/2006/wordprocessingDrawing" xmlns:w10="urn:schemas-microsoft-com:office:word" xmlns:w="http://schemas.openxmlformats.org/wordprocessingml/2006/main" xmlns:w14="http://schemas.microsoft.com/office/word/2010/wordml" xmlns:w15="http://schemas.microsoft.com/office/word/2012/wordml" xmlns:w16se="http://schemas.microsoft.com/office/word/2015/wordml/symex" xmlns:wpg="http://schemas.microsoft.com/office/word/2010/wordprocessingGroup" xmlns:wpi="http://schemas.microsoft.com/office/word/2010/wordprocessingInk" xmlns:wne="http://schemas.microsoft.com/office/word/2006/wordml" xmlns:wps="http://schemas.microsoft.com/office/word/2010/wordprocessingShape" mc:Ignorable="w14 w15 w16se wp14">
+<w:endnotes xmlns:wpc="http://schemas.microsoft.com/office/word/2010/wordprocessingCanvas" xmlns:cx="http://schemas.microsoft.com/office/drawing/2014/chartex" xmlns:cx1="http://schemas.microsoft.com/office/drawing/2015/9/8/chartex" xmlns:cx2="http://schemas.microsoft.com/office/drawing/2015/10/21/chartex" xmlns:cx3="http://schemas.microsoft.com/office/drawing/2016/5/9/chartex" xmlns:cx4="http://schemas.microsoft.com/office/drawing/2016/5/10/chartex" xmlns:cx5="http://schemas.microsoft.com/office/drawing/2016/5/11/chartex" xmlns:cx6="http://schemas.microsoft.com/office/drawing/2016/5/12/chartex" xmlns:cx7="http://schemas.microsoft.com/office/drawing/2016/5/13/chartex" xmlns:cx8="http://schemas.microsoft.com/office/drawing/2016/5/14/chartex" xmlns:mc="http://schemas.openxmlformats.org/markup-compatibility/2006" xmlns:aink="http://schemas.microsoft.com/office/drawing/2016/ink" xmlns:am3d="http://schemas.microsoft.com/office/drawing/2017/model3d" xmlns:o="urn:schemas-microsoft-com:office:office" xmlns:oel="http://schemas.microsoft.com/office/2019/extlst" xmlns:r="http://schemas.openxmlformats.org/officeDocument/2006/relationships" xmlns:m="http://schemas.openxmlformats.org/officeDocument/2006/math" xmlns:v="urn:schemas-microsoft-com:vml" xmlns:wp14="http://schemas.microsoft.com/office/word/2010/wordprocessingDrawing" xmlns:wp="http://schemas.openxmlformats.org/drawingml/2006/wordprocessingDrawing" xmlns:w10="urn:schemas-microsoft-com:office:word" xmlns:w="http://schemas.openxmlformats.org/wordprocessingml/2006/main" xmlns:w14="http://schemas.microsoft.com/office/word/2010/wordml" xmlns:w15="http://schemas.microsoft.com/office/word/2012/wordml" xmlns:w16cex="http://schemas.microsoft.com/office/word/2018/wordml/cex" xmlns:w16cid="http://schemas.microsoft.com/office/word/2016/wordml/cid" xmlns:w16="http://schemas.microsoft.com/office/word/2018/wordml" xmlns:w16du="http://schemas.microsoft.com/office/word/2023/wordml/word16du" xmlns:w16sdtdh="http://schemas.microsoft.com/office/word/2020/wordml/sdtdatahash" xmlns:w16sdtfl="http://schemas.microsoft.com/office/word/2024/wordml/sdtformatlock" xmlns:w16se="http://schemas.microsoft.com/office/word/2015/wordml/symex" xmlns:wpg="http://schemas.microsoft.com/office/word/2010/wordprocessingGroup" xmlns:wpi="http://schemas.microsoft.com/office/word/2010/wordprocessingInk" xmlns:wne="http://schemas.microsoft.com/office/word/2006/wordml" xmlns:wps="http://schemas.microsoft.com/office/word/2010/wordprocessingShape" mc:Ignorable="w14 w15 w16se w16cid w16 w16cex w16sdtdh w16sdtfl w16du wp14">
   <w:endnote w:type="separator" w:id="-1">
     <w:p>
       <w:r>
@@ -4626,7 +4390,7 @@
 </file>
 
 <file path=word/footnotes.xml><?xml version="1.0" encoding="utf-8"?>
-<w:footnotes xmlns:wpc="http://schemas.microsoft.com/office/word/2010/wordprocessingCanvas" xmlns:cx="http://schemas.microsoft.com/office/drawing/2014/chartex" xmlns:cx1="http://schemas.microsoft.com/office/drawing/2015/9/8/chartex" xmlns:mc="http://schemas.openxmlformats.org/markup-compatibility/2006" xmlns:o="urn:schemas-microsoft-com:office:office" xmlns:r="http://schemas.openxmlformats.org/officeDocument/2006/relationships" xmlns:m="http://schemas.openxmlformats.org/officeDocument/2006/math" xmlns:v="urn:schemas-microsoft-com:vml" xmlns:wp14="http://schemas.microsoft.com/office/word/2010/wordprocessingDrawing" xmlns:wp="http://schemas.openxmlformats.org/drawingml/2006/wordprocessingDrawing" xmlns:w10="urn:schemas-microsoft-com:office:word" xmlns:w="http://schemas.openxmlformats.org/wordprocessingml/2006/main" xmlns:w14="http://schemas.microsoft.com/office/word/2010/wordml" xmlns:w15="http://schemas.microsoft.com/office/word/2012/wordml" xmlns:w16se="http://schemas.microsoft.com/office/word/2015/wordml/symex" xmlns:wpg="http://schemas.microsoft.com/office/word/2010/wordprocessingGroup" xmlns:wpi="http://schemas.microsoft.com/office/word/2010/wordprocessingInk" xmlns:wne="http://schemas.microsoft.com/office/word/2006/wordml" xmlns:wps="http://schemas.microsoft.com/office/word/2010/wordprocessingShape" mc:Ignorable="w14 w15 w16se wp14">
+<w:footnotes xmlns:wpc="http://schemas.microsoft.com/office/word/2010/wordprocessingCanvas" xmlns:cx="http://schemas.microsoft.com/office/drawing/2014/chartex" xmlns:cx1="http://schemas.microsoft.com/office/drawing/2015/9/8/chartex" xmlns:cx2="http://schemas.microsoft.com/office/drawing/2015/10/21/chartex" xmlns:cx3="http://schemas.microsoft.com/office/drawing/2016/5/9/chartex" xmlns:cx4="http://schemas.microsoft.com/office/drawing/2016/5/10/chartex" xmlns:cx5="http://schemas.microsoft.com/office/drawing/2016/5/11/chartex" xmlns:cx6="http://schemas.microsoft.com/office/drawing/2016/5/12/chartex" xmlns:cx7="http://schemas.microsoft.com/office/drawing/2016/5/13/chartex" xmlns:cx8="http://schemas.microsoft.com/office/drawing/2016/5/14/chartex" xmlns:mc="http://schemas.openxmlformats.org/markup-compatibility/2006" xmlns:aink="http://schemas.microsoft.com/office/drawing/2016/ink" xmlns:am3d="http://schemas.microsoft.com/office/drawing/2017/model3d" xmlns:o="urn:schemas-microsoft-com:office:office" xmlns:oel="http://schemas.microsoft.com/office/2019/extlst" xmlns:r="http://schemas.openxmlformats.org/officeDocument/2006/relationships" xmlns:m="http://schemas.openxmlformats.org/officeDocument/2006/math" xmlns:v="urn:schemas-microsoft-com:vml" xmlns:wp14="http://schemas.microsoft.com/office/word/2010/wordprocessingDrawing" xmlns:wp="http://schemas.openxmlformats.org/drawingml/2006/wordprocessingDrawing" xmlns:w10="urn:schemas-microsoft-com:office:word" xmlns:w="http://schemas.openxmlformats.org/wordprocessingml/2006/main" xmlns:w14="http://schemas.microsoft.com/office/word/2010/wordml" xmlns:w15="http://schemas.microsoft.com/office/word/2012/wordml" xmlns:w16cex="http://schemas.microsoft.com/office/word/2018/wordml/cex" xmlns:w16cid="http://schemas.microsoft.com/office/word/2016/wordml/cid" xmlns:w16="http://schemas.microsoft.com/office/word/2018/wordml" xmlns:w16du="http://schemas.microsoft.com/office/word/2023/wordml/word16du" xmlns:w16sdtdh="http://schemas.microsoft.com/office/word/2020/wordml/sdtdatahash" xmlns:w16sdtfl="http://schemas.microsoft.com/office/word/2024/wordml/sdtformatlock" xmlns:w16se="http://schemas.microsoft.com/office/word/2015/wordml/symex" xmlns:wpg="http://schemas.microsoft.com/office/word/2010/wordprocessingGroup" xmlns:wpi="http://schemas.microsoft.com/office/word/2010/wordprocessingInk" xmlns:wne="http://schemas.microsoft.com/office/word/2006/wordml" xmlns:wps="http://schemas.microsoft.com/office/word/2010/wordprocessingShape" mc:Ignorable="w14 w15 w16se w16cid w16 w16cex w16sdtdh w16sdtfl w16du wp14">
   <w:footnote w:type="separator" w:id="-1">
     <w:p>
       <w:r>
@@ -4645,7 +4409,7 @@
 </file>
 
 <file path=word/header1.xml><?xml version="1.0" encoding="utf-8"?>
-<w:hdr xmlns:wpc="http://schemas.microsoft.com/office/word/2010/wordprocessingCanvas" xmlns:cx="http://schemas.microsoft.com/office/drawing/2014/chartex" xmlns:cx1="http://schemas.microsoft.com/office/drawing/2015/9/8/chartex" xmlns:mc="http://schemas.openxmlformats.org/markup-compatibility/2006" xmlns:o="urn:schemas-microsoft-com:office:office" xmlns:r="http://schemas.openxmlformats.org/officeDocument/2006/relationships" xmlns:m="http://schemas.openxmlformats.org/officeDocument/2006/math" xmlns:v="urn:schemas-microsoft-com:vml" xmlns:wp14="http://schemas.microsoft.com/office/word/2010/wordprocessingDrawing" xmlns:wp="http://schemas.openxmlformats.org/drawingml/2006/wordprocessingDrawing" xmlns:w10="urn:schemas-microsoft-com:office:word" xmlns:w="http://schemas.openxmlformats.org/wordprocessingml/2006/main" xmlns:w14="http://schemas.microsoft.com/office/word/2010/wordml" xmlns:w15="http://schemas.microsoft.com/office/word/2012/wordml" xmlns:w16se="http://schemas.microsoft.com/office/word/2015/wordml/symex" xmlns:wpg="http://schemas.microsoft.com/office/word/2010/wordprocessingGroup" xmlns:wpi="http://schemas.microsoft.com/office/word/2010/wordprocessingInk" xmlns:wne="http://schemas.microsoft.com/office/word/2006/wordml" xmlns:wps="http://schemas.microsoft.com/office/word/2010/wordprocessingShape" mc:Ignorable="w14 w15 w16se wp14">
+<w:hdr xmlns:wpc="http://schemas.microsoft.com/office/word/2010/wordprocessingCanvas" xmlns:cx="http://schemas.microsoft.com/office/drawing/2014/chartex" xmlns:cx1="http://schemas.microsoft.com/office/drawing/2015/9/8/chartex" xmlns:cx2="http://schemas.microsoft.com/office/drawing/2015/10/21/chartex" xmlns:cx3="http://schemas.microsoft.com/office/drawing/2016/5/9/chartex" xmlns:cx4="http://schemas.microsoft.com/office/drawing/2016/5/10/chartex" xmlns:cx5="http://schemas.microsoft.com/office/drawing/2016/5/11/chartex" xmlns:cx6="http://schemas.microsoft.com/office/drawing/2016/5/12/chartex" xmlns:cx7="http://schemas.microsoft.com/office/drawing/2016/5/13/chartex" xmlns:cx8="http://schemas.microsoft.com/office/drawing/2016/5/14/chartex" xmlns:mc="http://schemas.openxmlformats.org/markup-compatibility/2006" xmlns:aink="http://schemas.microsoft.com/office/drawing/2016/ink" xmlns:am3d="http://schemas.microsoft.com/office/drawing/2017/model3d" xmlns:o="urn:schemas-microsoft-com:office:office" xmlns:oel="http://schemas.microsoft.com/office/2019/extlst" xmlns:r="http://schemas.openxmlformats.org/officeDocument/2006/relationships" xmlns:m="http://schemas.openxmlformats.org/officeDocument/2006/math" xmlns:v="urn:schemas-microsoft-com:vml" xmlns:wp14="http://schemas.microsoft.com/office/word/2010/wordprocessingDrawing" xmlns:wp="http://schemas.openxmlformats.org/drawingml/2006/wordprocessingDrawing" xmlns:w10="urn:schemas-microsoft-com:office:word" xmlns:w="http://schemas.openxmlformats.org/wordprocessingml/2006/main" xmlns:w14="http://schemas.microsoft.com/office/word/2010/wordml" xmlns:w15="http://schemas.microsoft.com/office/word/2012/wordml" xmlns:w16cex="http://schemas.microsoft.com/office/word/2018/wordml/cex" xmlns:w16cid="http://schemas.microsoft.com/office/word/2016/wordml/cid" xmlns:w16="http://schemas.microsoft.com/office/word/2018/wordml" xmlns:w16du="http://schemas.microsoft.com/office/word/2023/wordml/word16du" xmlns:w16sdtdh="http://schemas.microsoft.com/office/word/2020/wordml/sdtdatahash" xmlns:w16sdtfl="http://schemas.microsoft.com/office/word/2024/wordml/sdtformatlock" xmlns:w16se="http://schemas.microsoft.com/office/word/2015/wordml/symex" xmlns:wpg="http://schemas.microsoft.com/office/word/2010/wordprocessingGroup" xmlns:wpi="http://schemas.microsoft.com/office/word/2010/wordprocessingInk" xmlns:wne="http://schemas.microsoft.com/office/word/2006/wordml" xmlns:wps="http://schemas.microsoft.com/office/word/2010/wordprocessingShape" mc:Ignorable="w14 w15 w16se w16cid w16 w16cex w16sdtdh w16sdtfl w16du wp14">
   <w:p>
     <w:pPr>
       <w:pStyle w:val="a4"/>
@@ -4657,7 +4421,7 @@
       <mc:AlternateContent>
         <mc:Choice Requires="wpg">
           <w:drawing>
-            <wp:anchor distT="0" distB="0" distL="114300" distR="114300" simplePos="0" relativeHeight="251661312" behindDoc="0" locked="0" layoutInCell="1" allowOverlap="1">
+            <wp:anchor distT="0" distB="0" distL="114300" distR="114300" simplePos="0" relativeHeight="251661312" behindDoc="0" locked="0" layoutInCell="1" allowOverlap="1" wp14:anchorId="176D8C2D" wp14:editId="60A74BA6">
               <wp:simplePos x="0" y="0"/>
               <wp:positionH relativeFrom="column">
                 <wp:posOffset>5361305</wp:posOffset>
@@ -5094,7 +4858,7 @@
       <mc:AlternateContent>
         <mc:Choice Requires="wps">
           <w:drawing>
-            <wp:anchor distT="0" distB="0" distL="114300" distR="114300" simplePos="0" relativeHeight="251662336" behindDoc="0" locked="0" layoutInCell="1" allowOverlap="1">
+            <wp:anchor distT="0" distB="0" distL="114300" distR="114300" simplePos="0" relativeHeight="251662336" behindDoc="0" locked="0" layoutInCell="1" allowOverlap="1" wp14:anchorId="0D0E0D14" wp14:editId="6F186FB6">
               <wp:simplePos x="0" y="0"/>
               <wp:positionH relativeFrom="column">
                 <wp:posOffset>-102235</wp:posOffset>
@@ -5144,7 +4908,7 @@
                           <w:pPr>
                             <w:jc w:val="distribute"/>
                             <w:rPr>
-                              <w:rFonts w:ascii="微软雅黑" w:eastAsia="微软雅黑" w:hAnsi="微软雅黑" w:cs="微软雅黑"/>
+                              <w:rFonts w:ascii="微软雅黑" w:eastAsia="微软雅黑" w:hAnsi="微软雅黑" w:cs="微软雅黑" w:hint="eastAsia"/>
                               <w:b/>
                               <w:bCs/>
                               <w:color w:val="FFFFFF" w:themeColor="background1"/>
@@ -5173,18 +4937,18 @@
         </mc:Choice>
         <mc:Fallback>
           <w:pict>
-            <v:shapetype id="_x0000_t202" coordsize="21600,21600" o:spt="202" path="m,l,21600r21600,l21600,xe">
+            <v:shapetype w14:anchorId="0D0E0D14" id="_x0000_t202" coordsize="21600,21600" o:spt="202" path="m,l,21600r21600,l21600,xe">
               <v:stroke joinstyle="miter"/>
               <v:path gradientshapeok="t" o:connecttype="rect"/>
             </v:shapetype>
-            <v:shape id="文本框 34" o:spid="_x0000_s1062" type="#_x0000_t202" style="position:absolute;left:0;text-align:left;margin-left:-8.05pt;margin-top:-3.25pt;width:125.65pt;height:22.5pt;z-index:251662336;visibility:visible;mso-wrap-style:square;mso-wrap-distance-left:9pt;mso-wrap-distance-top:0;mso-wrap-distance-right:9pt;mso-wrap-distance-bottom:0;mso-position-horizontal:absolute;mso-position-horizontal-relative:text;mso-position-vertical:absolute;mso-position-vertical-relative:text;v-text-anchor:top" o:gfxdata="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" filled="f" stroked="f" strokeweight=".5pt">
+            <v:shape id="文本框 34" o:spid="_x0000_s1062" type="#_x0000_t202" style="position:absolute;left:0;text-align:left;margin-left:-8.05pt;margin-top:-3.25pt;width:125.65pt;height:22.5pt;z-index:251662336;visibility:visible;mso-wrap-style:square;mso-wrap-distance-left:9pt;mso-wrap-distance-top:0;mso-wrap-distance-right:9pt;mso-wrap-distance-bottom:0;mso-position-horizontal:absolute;mso-position-horizontal-relative:text;mso-position-vertical:absolute;mso-position-vertical-relative:text;v-text-anchor:top" o:gfxdata="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" filled="f" stroked="f" strokeweight=".5pt">
               <v:textbox>
                 <w:txbxContent>
                   <w:p>
                     <w:pPr>
                       <w:jc w:val="distribute"/>
                       <w:rPr>
-                        <w:rFonts w:ascii="微软雅黑" w:eastAsia="微软雅黑" w:hAnsi="微软雅黑" w:cs="微软雅黑"/>
+                        <w:rFonts w:ascii="微软雅黑" w:eastAsia="微软雅黑" w:hAnsi="微软雅黑" w:cs="微软雅黑" w:hint="eastAsia"/>
                         <w:b/>
                         <w:bCs/>
                         <w:color w:val="FFFFFF" w:themeColor="background1"/>
@@ -5214,7 +4978,7 @@
       <mc:AlternateContent>
         <mc:Choice Requires="wps">
           <w:drawing>
-            <wp:anchor distT="0" distB="0" distL="114300" distR="114300" simplePos="0" relativeHeight="251660288" behindDoc="0" locked="0" layoutInCell="1" allowOverlap="1">
+            <wp:anchor distT="0" distB="0" distL="114300" distR="114300" simplePos="0" relativeHeight="251660288" behindDoc="0" locked="0" layoutInCell="1" allowOverlap="1" wp14:anchorId="178282D8" wp14:editId="04E25756">
               <wp:simplePos x="0" y="0"/>
               <wp:positionH relativeFrom="column">
                 <wp:posOffset>-509905</wp:posOffset>
@@ -5285,7 +5049,7 @@
 </file>
 
 <file path=word/numbering.xml><?xml version="1.0" encoding="utf-8"?>
-<w:numbering xmlns:wpc="http://schemas.microsoft.com/office/word/2010/wordprocessingCanvas" xmlns:cx="http://schemas.microsoft.com/office/drawing/2014/chartex" xmlns:cx1="http://schemas.microsoft.com/office/drawing/2015/9/8/chartex" xmlns:mc="http://schemas.openxmlformats.org/markup-compatibility/2006" xmlns:o="urn:schemas-microsoft-com:office:office" xmlns:r="http://schemas.openxmlformats.org/officeDocument/2006/relationships" xmlns:m="http://schemas.openxmlformats.org/officeDocument/2006/math" xmlns:v="urn:schemas-microsoft-com:vml" xmlns:wp14="http://schemas.microsoft.com/office/word/2010/wordprocessingDrawing" xmlns:wp="http://schemas.openxmlformats.org/drawingml/2006/wordprocessingDrawing" xmlns:w10="urn:schemas-microsoft-com:office:word" xmlns:w="http://schemas.openxmlformats.org/wordprocessingml/2006/main" xmlns:w14="http://schemas.microsoft.com/office/word/2010/wordml" xmlns:w15="http://schemas.microsoft.com/office/word/2012/wordml" xmlns:w16se="http://schemas.microsoft.com/office/word/2015/wordml/symex" xmlns:wpg="http://schemas.microsoft.com/office/word/2010/wordprocessingGroup" xmlns:wpi="http://schemas.microsoft.com/office/word/2010/wordprocessingInk" xmlns:wne="http://schemas.microsoft.com/office/word/2006/wordml" xmlns:wps="http://schemas.microsoft.com/office/word/2010/wordprocessingShape" mc:Ignorable="w14 w15 w16se wp14">
+<w:numbering xmlns:wpc="http://schemas.microsoft.com/office/word/2010/wordprocessingCanvas" xmlns:cx="http://schemas.microsoft.com/office/drawing/2014/chartex" xmlns:cx1="http://schemas.microsoft.com/office/drawing/2015/9/8/chartex" xmlns:cx2="http://schemas.microsoft.com/office/drawing/2015/10/21/chartex" xmlns:cx3="http://schemas.microsoft.com/office/drawing/2016/5/9/chartex" xmlns:cx4="http://schemas.microsoft.com/office/drawing/2016/5/10/chartex" xmlns:cx5="http://schemas.microsoft.com/office/drawing/2016/5/11/chartex" xmlns:cx6="http://schemas.microsoft.com/office/drawing/2016/5/12/chartex" xmlns:cx7="http://schemas.microsoft.com/office/drawing/2016/5/13/chartex" xmlns:cx8="http://schemas.microsoft.com/office/drawing/2016/5/14/chartex" xmlns:mc="http://schemas.openxmlformats.org/markup-compatibility/2006" xmlns:aink="http://schemas.microsoft.com/office/drawing/2016/ink" xmlns:am3d="http://schemas.microsoft.com/office/drawing/2017/model3d" xmlns:o="urn:schemas-microsoft-com:office:office" xmlns:oel="http://schemas.microsoft.com/office/2019/extlst" xmlns:r="http://schemas.openxmlformats.org/officeDocument/2006/relationships" xmlns:m="http://schemas.openxmlformats.org/officeDocument/2006/math" xmlns:v="urn:schemas-microsoft-com:vml" xmlns:wp14="http://schemas.microsoft.com/office/word/2010/wordprocessingDrawing" xmlns:wp="http://schemas.openxmlformats.org/drawingml/2006/wordprocessingDrawing" xmlns:w10="urn:schemas-microsoft-com:office:word" xmlns:w="http://schemas.openxmlformats.org/wordprocessingml/2006/main" xmlns:w14="http://schemas.microsoft.com/office/word/2010/wordml" xmlns:w15="http://schemas.microsoft.com/office/word/2012/wordml" xmlns:w16cex="http://schemas.microsoft.com/office/word/2018/wordml/cex" xmlns:w16cid="http://schemas.microsoft.com/office/word/2016/wordml/cid" xmlns:w16="http://schemas.microsoft.com/office/word/2018/wordml" xmlns:w16du="http://schemas.microsoft.com/office/word/2023/wordml/word16du" xmlns:w16sdtdh="http://schemas.microsoft.com/office/word/2020/wordml/sdtdatahash" xmlns:w16sdtfl="http://schemas.microsoft.com/office/word/2024/wordml/sdtformatlock" xmlns:w16se="http://schemas.microsoft.com/office/word/2015/wordml/symex" xmlns:wpg="http://schemas.microsoft.com/office/word/2010/wordprocessingGroup" xmlns:wpi="http://schemas.microsoft.com/office/word/2010/wordprocessingInk" xmlns:wne="http://schemas.microsoft.com/office/word/2006/wordml" xmlns:wps="http://schemas.microsoft.com/office/word/2010/wordprocessingShape" mc:Ignorable="w14 w15 w16se w16cid w16 w16cex w16sdtdh w16sdtfl w16du wp14">
   <w:abstractNum w:abstractNumId="0" w15:restartNumberingAfterBreak="0">
     <w:nsid w:val="07894158"/>
     <w:multiLevelType w:val="hybridMultilevel"/>
@@ -5549,6 +5313,95 @@
     </w:lvl>
   </w:abstractNum>
   <w:abstractNum w:abstractNumId="2" w15:restartNumberingAfterBreak="0">
+    <w:nsid w:val="0CBF3AC9"/>
+    <w:multiLevelType w:val="hybridMultilevel"/>
+    <w:tmpl w:val="0312391E"/>
+    <w:lvl w:ilvl="0" w:tplc="F0A463DA">
+      <w:start w:val="1"/>
+      <w:numFmt w:val="decimal"/>
+      <w:lvlText w:val="%1."/>
+      <w:lvlJc w:val="left"/>
+      <w:pPr>
+        <w:ind w:left="780" w:hanging="360"/>
+      </w:pPr>
+      <w:rPr>
+        <w:rFonts w:hint="default"/>
+      </w:rPr>
+    </w:lvl>
+    <w:lvl w:ilvl="1" w:tplc="04090019" w:tentative="1">
+      <w:start w:val="1"/>
+      <w:numFmt w:val="lowerLetter"/>
+      <w:lvlText w:val="%2)"/>
+      <w:lvlJc w:val="left"/>
+      <w:pPr>
+        <w:ind w:left="1300" w:hanging="440"/>
+      </w:pPr>
+    </w:lvl>
+    <w:lvl w:ilvl="2" w:tplc="0409001B" w:tentative="1">
+      <w:start w:val="1"/>
+      <w:numFmt w:val="lowerRoman"/>
+      <w:lvlText w:val="%3."/>
+      <w:lvlJc w:val="right"/>
+      <w:pPr>
+        <w:ind w:left="1740" w:hanging="440"/>
+      </w:pPr>
+    </w:lvl>
+    <w:lvl w:ilvl="3" w:tplc="0409000F" w:tentative="1">
+      <w:start w:val="1"/>
+      <w:numFmt w:val="decimal"/>
+      <w:lvlText w:val="%4."/>
+      <w:lvlJc w:val="left"/>
+      <w:pPr>
+        <w:ind w:left="2180" w:hanging="440"/>
+      </w:pPr>
+    </w:lvl>
+    <w:lvl w:ilvl="4" w:tplc="04090019" w:tentative="1">
+      <w:start w:val="1"/>
+      <w:numFmt w:val="lowerLetter"/>
+      <w:lvlText w:val="%5)"/>
+      <w:lvlJc w:val="left"/>
+      <w:pPr>
+        <w:ind w:left="2620" w:hanging="440"/>
+      </w:pPr>
+    </w:lvl>
+    <w:lvl w:ilvl="5" w:tplc="0409001B" w:tentative="1">
+      <w:start w:val="1"/>
+      <w:numFmt w:val="lowerRoman"/>
+      <w:lvlText w:val="%6."/>
+      <w:lvlJc w:val="right"/>
+      <w:pPr>
+        <w:ind w:left="3060" w:hanging="440"/>
+      </w:pPr>
+    </w:lvl>
+    <w:lvl w:ilvl="6" w:tplc="0409000F" w:tentative="1">
+      <w:start w:val="1"/>
+      <w:numFmt w:val="decimal"/>
+      <w:lvlText w:val="%7."/>
+      <w:lvlJc w:val="left"/>
+      <w:pPr>
+        <w:ind w:left="3500" w:hanging="440"/>
+      </w:pPr>
+    </w:lvl>
+    <w:lvl w:ilvl="7" w:tplc="04090019" w:tentative="1">
+      <w:start w:val="1"/>
+      <w:numFmt w:val="lowerLetter"/>
+      <w:lvlText w:val="%8)"/>
+      <w:lvlJc w:val="left"/>
+      <w:pPr>
+        <w:ind w:left="3940" w:hanging="440"/>
+      </w:pPr>
+    </w:lvl>
+    <w:lvl w:ilvl="8" w:tplc="0409001B" w:tentative="1">
+      <w:start w:val="1"/>
+      <w:numFmt w:val="lowerRoman"/>
+      <w:lvlText w:val="%9."/>
+      <w:lvlJc w:val="right"/>
+      <w:pPr>
+        <w:ind w:left="4380" w:hanging="440"/>
+      </w:pPr>
+    </w:lvl>
+  </w:abstractNum>
+  <w:abstractNum w:abstractNumId="3" w15:restartNumberingAfterBreak="0">
     <w:nsid w:val="145D6AF2"/>
     <w:multiLevelType w:val="hybridMultilevel"/>
     <w:tmpl w:val="3E70C222"/>
@@ -5661,7 +5514,7 @@
       </w:rPr>
     </w:lvl>
   </w:abstractNum>
-  <w:abstractNum w:abstractNumId="3" w15:restartNumberingAfterBreak="0">
+  <w:abstractNum w:abstractNumId="4" w15:restartNumberingAfterBreak="0">
     <w:nsid w:val="19CC6568"/>
     <w:multiLevelType w:val="multilevel"/>
     <w:tmpl w:val="37CC1730"/>
@@ -5774,7 +5627,7 @@
       </w:pPr>
     </w:lvl>
   </w:abstractNum>
-  <w:abstractNum w:abstractNumId="4" w15:restartNumberingAfterBreak="0">
+  <w:abstractNum w:abstractNumId="5" w15:restartNumberingAfterBreak="0">
     <w:nsid w:val="2B5C1979"/>
     <w:multiLevelType w:val="hybridMultilevel"/>
     <w:tmpl w:val="A0F42D3E"/>
@@ -5863,7 +5716,7 @@
       </w:pPr>
     </w:lvl>
   </w:abstractNum>
-  <w:abstractNum w:abstractNumId="5" w15:restartNumberingAfterBreak="0">
+  <w:abstractNum w:abstractNumId="6" w15:restartNumberingAfterBreak="0">
     <w:nsid w:val="2BFD5459"/>
     <w:multiLevelType w:val="hybridMultilevel"/>
     <w:tmpl w:val="0C50A30A"/>
@@ -5952,7 +5805,7 @@
       </w:pPr>
     </w:lvl>
   </w:abstractNum>
-  <w:abstractNum w:abstractNumId="6" w15:restartNumberingAfterBreak="0">
+  <w:abstractNum w:abstractNumId="7" w15:restartNumberingAfterBreak="0">
     <w:nsid w:val="36DF37CD"/>
     <w:multiLevelType w:val="multilevel"/>
     <w:tmpl w:val="D3FE4752"/>
@@ -6065,7 +5918,7 @@
       </w:pPr>
     </w:lvl>
   </w:abstractNum>
-  <w:abstractNum w:abstractNumId="7" w15:restartNumberingAfterBreak="0">
+  <w:abstractNum w:abstractNumId="8" w15:restartNumberingAfterBreak="0">
     <w:nsid w:val="45227931"/>
     <w:multiLevelType w:val="hybridMultilevel"/>
     <w:tmpl w:val="18EC716E"/>
@@ -6178,7 +6031,7 @@
       </w:rPr>
     </w:lvl>
   </w:abstractNum>
-  <w:abstractNum w:abstractNumId="8" w15:restartNumberingAfterBreak="0">
+  <w:abstractNum w:abstractNumId="9" w15:restartNumberingAfterBreak="0">
     <w:nsid w:val="4AAF58F7"/>
     <w:multiLevelType w:val="hybridMultilevel"/>
     <w:tmpl w:val="239EA9AE"/>
@@ -6267,7 +6120,7 @@
       </w:pPr>
     </w:lvl>
   </w:abstractNum>
-  <w:abstractNum w:abstractNumId="9" w15:restartNumberingAfterBreak="0">
+  <w:abstractNum w:abstractNumId="10" w15:restartNumberingAfterBreak="0">
     <w:nsid w:val="57854D35"/>
     <w:multiLevelType w:val="multilevel"/>
     <w:tmpl w:val="76D8CA8E"/>
@@ -6416,7 +6269,7 @@
       </w:rPr>
     </w:lvl>
   </w:abstractNum>
-  <w:abstractNum w:abstractNumId="10" w15:restartNumberingAfterBreak="0">
+  <w:abstractNum w:abstractNumId="11" w15:restartNumberingAfterBreak="0">
     <w:nsid w:val="5D8577E2"/>
     <w:multiLevelType w:val="hybridMultilevel"/>
     <w:tmpl w:val="EA16FFBA"/>
@@ -6505,7 +6358,7 @@
       </w:pPr>
     </w:lvl>
   </w:abstractNum>
-  <w:abstractNum w:abstractNumId="11" w15:restartNumberingAfterBreak="0">
+  <w:abstractNum w:abstractNumId="12" w15:restartNumberingAfterBreak="0">
     <w:nsid w:val="63AD325A"/>
     <w:multiLevelType w:val="hybridMultilevel"/>
     <w:tmpl w:val="BC80FEDA"/>
@@ -6618,7 +6471,7 @@
       </w:rPr>
     </w:lvl>
   </w:abstractNum>
-  <w:abstractNum w:abstractNumId="12" w15:restartNumberingAfterBreak="0">
+  <w:abstractNum w:abstractNumId="13" w15:restartNumberingAfterBreak="0">
     <w:nsid w:val="653A30F2"/>
     <w:multiLevelType w:val="multilevel"/>
     <w:tmpl w:val="05F25DAA"/>
@@ -6731,7 +6584,96 @@
       </w:pPr>
     </w:lvl>
   </w:abstractNum>
-  <w:abstractNum w:abstractNumId="13" w15:restartNumberingAfterBreak="0">
+  <w:abstractNum w:abstractNumId="14" w15:restartNumberingAfterBreak="0">
+    <w:nsid w:val="664949FA"/>
+    <w:multiLevelType w:val="hybridMultilevel"/>
+    <w:tmpl w:val="EA009A42"/>
+    <w:lvl w:ilvl="0" w:tplc="929022F8">
+      <w:start w:val="1"/>
+      <w:numFmt w:val="decimal"/>
+      <w:lvlText w:val="%1."/>
+      <w:lvlJc w:val="left"/>
+      <w:pPr>
+        <w:ind w:left="360" w:hanging="360"/>
+      </w:pPr>
+      <w:rPr>
+        <w:rFonts w:hint="default"/>
+      </w:rPr>
+    </w:lvl>
+    <w:lvl w:ilvl="1" w:tplc="04090019" w:tentative="1">
+      <w:start w:val="1"/>
+      <w:numFmt w:val="lowerLetter"/>
+      <w:lvlText w:val="%2)"/>
+      <w:lvlJc w:val="left"/>
+      <w:pPr>
+        <w:ind w:left="880" w:hanging="440"/>
+      </w:pPr>
+    </w:lvl>
+    <w:lvl w:ilvl="2" w:tplc="0409001B" w:tentative="1">
+      <w:start w:val="1"/>
+      <w:numFmt w:val="lowerRoman"/>
+      <w:lvlText w:val="%3."/>
+      <w:lvlJc w:val="right"/>
+      <w:pPr>
+        <w:ind w:left="1320" w:hanging="440"/>
+      </w:pPr>
+    </w:lvl>
+    <w:lvl w:ilvl="3" w:tplc="0409000F" w:tentative="1">
+      <w:start w:val="1"/>
+      <w:numFmt w:val="decimal"/>
+      <w:lvlText w:val="%4."/>
+      <w:lvlJc w:val="left"/>
+      <w:pPr>
+        <w:ind w:left="1760" w:hanging="440"/>
+      </w:pPr>
+    </w:lvl>
+    <w:lvl w:ilvl="4" w:tplc="04090019" w:tentative="1">
+      <w:start w:val="1"/>
+      <w:numFmt w:val="lowerLetter"/>
+      <w:lvlText w:val="%5)"/>
+      <w:lvlJc w:val="left"/>
+      <w:pPr>
+        <w:ind w:left="2200" w:hanging="440"/>
+      </w:pPr>
+    </w:lvl>
+    <w:lvl w:ilvl="5" w:tplc="0409001B" w:tentative="1">
+      <w:start w:val="1"/>
+      <w:numFmt w:val="lowerRoman"/>
+      <w:lvlText w:val="%6."/>
+      <w:lvlJc w:val="right"/>
+      <w:pPr>
+        <w:ind w:left="2640" w:hanging="440"/>
+      </w:pPr>
+    </w:lvl>
+    <w:lvl w:ilvl="6" w:tplc="0409000F" w:tentative="1">
+      <w:start w:val="1"/>
+      <w:numFmt w:val="decimal"/>
+      <w:lvlText w:val="%7."/>
+      <w:lvlJc w:val="left"/>
+      <w:pPr>
+        <w:ind w:left="3080" w:hanging="440"/>
+      </w:pPr>
+    </w:lvl>
+    <w:lvl w:ilvl="7" w:tplc="04090019" w:tentative="1">
+      <w:start w:val="1"/>
+      <w:numFmt w:val="lowerLetter"/>
+      <w:lvlText w:val="%8)"/>
+      <w:lvlJc w:val="left"/>
+      <w:pPr>
+        <w:ind w:left="3520" w:hanging="440"/>
+      </w:pPr>
+    </w:lvl>
+    <w:lvl w:ilvl="8" w:tplc="0409001B" w:tentative="1">
+      <w:start w:val="1"/>
+      <w:numFmt w:val="lowerRoman"/>
+      <w:lvlText w:val="%9."/>
+      <w:lvlJc w:val="right"/>
+      <w:pPr>
+        <w:ind w:left="3960" w:hanging="440"/>
+      </w:pPr>
+    </w:lvl>
+  </w:abstractNum>
+  <w:abstractNum w:abstractNumId="15" w15:restartNumberingAfterBreak="0">
     <w:nsid w:val="67F86857"/>
     <w:multiLevelType w:val="hybridMultilevel"/>
     <w:tmpl w:val="42C4CE5C"/>
@@ -6844,7 +6786,96 @@
       </w:rPr>
     </w:lvl>
   </w:abstractNum>
-  <w:abstractNum w:abstractNumId="14" w15:restartNumberingAfterBreak="0">
+  <w:abstractNum w:abstractNumId="16" w15:restartNumberingAfterBreak="0">
+    <w:nsid w:val="6B806D8F"/>
+    <w:multiLevelType w:val="hybridMultilevel"/>
+    <w:tmpl w:val="B27E3110"/>
+    <w:lvl w:ilvl="0" w:tplc="4384A580">
+      <w:start w:val="1"/>
+      <w:numFmt w:val="decimal"/>
+      <w:lvlText w:val="%1."/>
+      <w:lvlJc w:val="left"/>
+      <w:pPr>
+        <w:ind w:left="780" w:hanging="360"/>
+      </w:pPr>
+      <w:rPr>
+        <w:rFonts w:hint="default"/>
+      </w:rPr>
+    </w:lvl>
+    <w:lvl w:ilvl="1" w:tplc="04090019" w:tentative="1">
+      <w:start w:val="1"/>
+      <w:numFmt w:val="lowerLetter"/>
+      <w:lvlText w:val="%2)"/>
+      <w:lvlJc w:val="left"/>
+      <w:pPr>
+        <w:ind w:left="1300" w:hanging="440"/>
+      </w:pPr>
+    </w:lvl>
+    <w:lvl w:ilvl="2" w:tplc="0409001B" w:tentative="1">
+      <w:start w:val="1"/>
+      <w:numFmt w:val="lowerRoman"/>
+      <w:lvlText w:val="%3."/>
+      <w:lvlJc w:val="right"/>
+      <w:pPr>
+        <w:ind w:left="1740" w:hanging="440"/>
+      </w:pPr>
+    </w:lvl>
+    <w:lvl w:ilvl="3" w:tplc="0409000F" w:tentative="1">
+      <w:start w:val="1"/>
+      <w:numFmt w:val="decimal"/>
+      <w:lvlText w:val="%4."/>
+      <w:lvlJc w:val="left"/>
+      <w:pPr>
+        <w:ind w:left="2180" w:hanging="440"/>
+      </w:pPr>
+    </w:lvl>
+    <w:lvl w:ilvl="4" w:tplc="04090019" w:tentative="1">
+      <w:start w:val="1"/>
+      <w:numFmt w:val="lowerLetter"/>
+      <w:lvlText w:val="%5)"/>
+      <w:lvlJc w:val="left"/>
+      <w:pPr>
+        <w:ind w:left="2620" w:hanging="440"/>
+      </w:pPr>
+    </w:lvl>
+    <w:lvl w:ilvl="5" w:tplc="0409001B" w:tentative="1">
+      <w:start w:val="1"/>
+      <w:numFmt w:val="lowerRoman"/>
+      <w:lvlText w:val="%6."/>
+      <w:lvlJc w:val="right"/>
+      <w:pPr>
+        <w:ind w:left="3060" w:hanging="440"/>
+      </w:pPr>
+    </w:lvl>
+    <w:lvl w:ilvl="6" w:tplc="0409000F" w:tentative="1">
+      <w:start w:val="1"/>
+      <w:numFmt w:val="decimal"/>
+      <w:lvlText w:val="%7."/>
+      <w:lvlJc w:val="left"/>
+      <w:pPr>
+        <w:ind w:left="3500" w:hanging="440"/>
+      </w:pPr>
+    </w:lvl>
+    <w:lvl w:ilvl="7" w:tplc="04090019" w:tentative="1">
+      <w:start w:val="1"/>
+      <w:numFmt w:val="lowerLetter"/>
+      <w:lvlText w:val="%8)"/>
+      <w:lvlJc w:val="left"/>
+      <w:pPr>
+        <w:ind w:left="3940" w:hanging="440"/>
+      </w:pPr>
+    </w:lvl>
+    <w:lvl w:ilvl="8" w:tplc="0409001B" w:tentative="1">
+      <w:start w:val="1"/>
+      <w:numFmt w:val="lowerRoman"/>
+      <w:lvlText w:val="%9."/>
+      <w:lvlJc w:val="right"/>
+      <w:pPr>
+        <w:ind w:left="4380" w:hanging="440"/>
+      </w:pPr>
+    </w:lvl>
+  </w:abstractNum>
+  <w:abstractNum w:abstractNumId="17" w15:restartNumberingAfterBreak="0">
     <w:nsid w:val="6F1832A9"/>
     <w:multiLevelType w:val="multilevel"/>
     <w:tmpl w:val="55C86FA4"/>
@@ -6957,7 +6988,7 @@
       </w:pPr>
     </w:lvl>
   </w:abstractNum>
-  <w:abstractNum w:abstractNumId="15" w15:restartNumberingAfterBreak="0">
+  <w:abstractNum w:abstractNumId="18" w15:restartNumberingAfterBreak="0">
     <w:nsid w:val="7C760A5A"/>
     <w:multiLevelType w:val="hybridMultilevel"/>
     <w:tmpl w:val="807A6584"/>
@@ -7070,59 +7101,68 @@
       </w:rPr>
     </w:lvl>
   </w:abstractNum>
-  <w:num w:numId="1">
+  <w:num w:numId="1" w16cid:durableId="1269239140">
+    <w:abstractNumId w:val="18"/>
+  </w:num>
+  <w:num w:numId="2" w16cid:durableId="879241371">
+    <w:abstractNumId w:val="8"/>
+  </w:num>
+  <w:num w:numId="3" w16cid:durableId="144861895">
+    <w:abstractNumId w:val="12"/>
+  </w:num>
+  <w:num w:numId="4" w16cid:durableId="1817261114">
     <w:abstractNumId w:val="15"/>
   </w:num>
-  <w:num w:numId="2">
+  <w:num w:numId="5" w16cid:durableId="1580363519">
+    <w:abstractNumId w:val="3"/>
+  </w:num>
+  <w:num w:numId="6" w16cid:durableId="1690646184">
+    <w:abstractNumId w:val="0"/>
+  </w:num>
+  <w:num w:numId="7" w16cid:durableId="765270866">
+    <w:abstractNumId w:val="1"/>
+  </w:num>
+  <w:num w:numId="8" w16cid:durableId="179198478">
+    <w:abstractNumId w:val="10"/>
+  </w:num>
+  <w:num w:numId="9" w16cid:durableId="675032449">
+    <w:abstractNumId w:val="9"/>
+  </w:num>
+  <w:num w:numId="10" w16cid:durableId="910851834">
+    <w:abstractNumId w:val="13"/>
+  </w:num>
+  <w:num w:numId="11" w16cid:durableId="1974868332">
+    <w:abstractNumId w:val="4"/>
+  </w:num>
+  <w:num w:numId="12" w16cid:durableId="1205606135">
     <w:abstractNumId w:val="7"/>
   </w:num>
-  <w:num w:numId="3">
+  <w:num w:numId="13" w16cid:durableId="1937522595">
+    <w:abstractNumId w:val="17"/>
+  </w:num>
+  <w:num w:numId="14" w16cid:durableId="1135488916">
     <w:abstractNumId w:val="11"/>
   </w:num>
-  <w:num w:numId="4">
-    <w:abstractNumId w:val="13"/>
+  <w:num w:numId="15" w16cid:durableId="815613214">
+    <w:abstractNumId w:val="5"/>
   </w:num>
-  <w:num w:numId="5">
+  <w:num w:numId="16" w16cid:durableId="1671063362">
+    <w:abstractNumId w:val="6"/>
+  </w:num>
+  <w:num w:numId="17" w16cid:durableId="28993024">
+    <w:abstractNumId w:val="14"/>
+  </w:num>
+  <w:num w:numId="18" w16cid:durableId="770664257">
     <w:abstractNumId w:val="2"/>
   </w:num>
-  <w:num w:numId="6">
-    <w:abstractNumId w:val="0"/>
-  </w:num>
-  <w:num w:numId="7">
-    <w:abstractNumId w:val="1"/>
-  </w:num>
-  <w:num w:numId="8">
-    <w:abstractNumId w:val="9"/>
-  </w:num>
-  <w:num w:numId="9">
-    <w:abstractNumId w:val="8"/>
-  </w:num>
-  <w:num w:numId="10">
-    <w:abstractNumId w:val="12"/>
-  </w:num>
-  <w:num w:numId="11">
-    <w:abstractNumId w:val="3"/>
-  </w:num>
-  <w:num w:numId="12">
-    <w:abstractNumId w:val="6"/>
-  </w:num>
-  <w:num w:numId="13">
-    <w:abstractNumId w:val="14"/>
-  </w:num>
-  <w:num w:numId="14">
-    <w:abstractNumId w:val="10"/>
-  </w:num>
-  <w:num w:numId="15">
-    <w:abstractNumId w:val="4"/>
-  </w:num>
-  <w:num w:numId="16">
-    <w:abstractNumId w:val="5"/>
+  <w:num w:numId="19" w16cid:durableId="1778214812">
+    <w:abstractNumId w:val="16"/>
   </w:num>
 </w:numbering>
 </file>
 
 <file path=word/styles.xml><?xml version="1.0" encoding="utf-8"?>
-<w:styles xmlns:mc="http://schemas.openxmlformats.org/markup-compatibility/2006" xmlns:r="http://schemas.openxmlformats.org/officeDocument/2006/relationships" xmlns:w="http://schemas.openxmlformats.org/wordprocessingml/2006/main" xmlns:w14="http://schemas.microsoft.com/office/word/2010/wordml" xmlns:w15="http://schemas.microsoft.com/office/word/2012/wordml" xmlns:w16se="http://schemas.microsoft.com/office/word/2015/wordml/symex" mc:Ignorable="w14 w15 w16se">
+<w:styles xmlns:mc="http://schemas.openxmlformats.org/markup-compatibility/2006" xmlns:r="http://schemas.openxmlformats.org/officeDocument/2006/relationships" xmlns:w="http://schemas.openxmlformats.org/wordprocessingml/2006/main" xmlns:w14="http://schemas.microsoft.com/office/word/2010/wordml" xmlns:w15="http://schemas.microsoft.com/office/word/2012/wordml" xmlns:w16cex="http://schemas.microsoft.com/office/word/2018/wordml/cex" xmlns:w16cid="http://schemas.microsoft.com/office/word/2016/wordml/cid" xmlns:w16="http://schemas.microsoft.com/office/word/2018/wordml" xmlns:w16du="http://schemas.microsoft.com/office/word/2023/wordml/word16du" xmlns:w16sdtdh="http://schemas.microsoft.com/office/word/2020/wordml/sdtdatahash" xmlns:w16sdtfl="http://schemas.microsoft.com/office/word/2024/wordml/sdtformatlock" xmlns:w16se="http://schemas.microsoft.com/office/word/2015/wordml/symex" mc:Ignorable="w14 w15 w16se w16cid w16 w16cex w16sdtdh w16sdtfl w16du">
   <w:docDefaults>
     <w:rPrDefault>
       <w:rPr>
@@ -7132,7 +7172,7 @@
     </w:rPrDefault>
     <w:pPrDefault/>
   </w:docDefaults>
-  <w:latentStyles w:defLockedState="0" w:defUIPriority="0" w:defSemiHidden="0" w:defUnhideWhenUsed="0" w:defQFormat="0" w:count="371">
+  <w:latentStyles w:defLockedState="0" w:defUIPriority="0" w:defSemiHidden="0" w:defUnhideWhenUsed="0" w:defQFormat="0" w:count="376">
     <w:lsdException w:name="Normal" w:qFormat="1"/>
     <w:lsdException w:name="heading 1" w:qFormat="1"/>
     <w:lsdException w:name="heading 2" w:semiHidden="1" w:unhideWhenUsed="1" w:qFormat="1"/>
@@ -7416,6 +7456,11 @@
     <w:lsdException w:name="List Table 5 Dark Accent 6" w:uiPriority="50"/>
     <w:lsdException w:name="List Table 6 Colorful Accent 6" w:uiPriority="51"/>
     <w:lsdException w:name="List Table 7 Colorful Accent 6" w:uiPriority="52"/>
+    <w:lsdException w:name="Mention" w:semiHidden="1" w:uiPriority="99" w:unhideWhenUsed="1"/>
+    <w:lsdException w:name="Smart Hyperlink" w:semiHidden="1" w:uiPriority="99" w:unhideWhenUsed="1"/>
+    <w:lsdException w:name="Hashtag" w:semiHidden="1" w:uiPriority="99" w:unhideWhenUsed="1"/>
+    <w:lsdException w:name="Unresolved Mention" w:semiHidden="1" w:uiPriority="99" w:unhideWhenUsed="1"/>
+    <w:lsdException w:name="Smart Link" w:semiHidden="1" w:uiPriority="99" w:unhideWhenUsed="1"/>
   </w:latentStyles>
   <w:style w:type="paragraph" w:default="1" w:styleId="a">
     <w:name w:val="Normal"/>
@@ -7449,6 +7494,29 @@
       <w:kern w:val="44"/>
       <w:sz w:val="44"/>
       <w:szCs w:val="44"/>
+    </w:rPr>
+  </w:style>
+  <w:style w:type="paragraph" w:styleId="2">
+    <w:name w:val="heading 2"/>
+    <w:basedOn w:val="a"/>
+    <w:next w:val="a"/>
+    <w:link w:val="20"/>
+    <w:semiHidden/>
+    <w:unhideWhenUsed/>
+    <w:qFormat/>
+    <w:rsid w:val="00646D3D"/>
+    <w:pPr>
+      <w:keepNext/>
+      <w:keepLines/>
+      <w:spacing w:before="260" w:after="260" w:line="416" w:lineRule="auto"/>
+      <w:outlineLvl w:val="1"/>
+    </w:pPr>
+    <w:rPr>
+      <w:rFonts w:asciiTheme="majorHAnsi" w:eastAsiaTheme="majorEastAsia" w:hAnsiTheme="majorHAnsi" w:cstheme="majorBidi"/>
+      <w:b/>
+      <w:bCs/>
+      <w:sz w:val="32"/>
+      <w:szCs w:val="32"/>
     </w:rPr>
   </w:style>
   <w:style w:type="paragraph" w:styleId="3">
@@ -7775,6 +7843,21 @@
       <w:u w:val="single"/>
     </w:rPr>
   </w:style>
+  <w:style w:type="character" w:customStyle="1" w:styleId="20">
+    <w:name w:val="标题 2 字符"/>
+    <w:basedOn w:val="a0"/>
+    <w:link w:val="2"/>
+    <w:semiHidden/>
+    <w:rsid w:val="00646D3D"/>
+    <w:rPr>
+      <w:rFonts w:asciiTheme="majorHAnsi" w:eastAsiaTheme="majorEastAsia" w:hAnsiTheme="majorHAnsi" w:cstheme="majorBidi"/>
+      <w:b/>
+      <w:bCs/>
+      <w:kern w:val="2"/>
+      <w:sz w:val="32"/>
+      <w:szCs w:val="32"/>
+    </w:rPr>
+  </w:style>
 </w:styles>
 </file>
 
@@ -8027,6 +8110,10 @@
 </file>
 
 <file path=customXml/item1.xml><?xml version="1.0" encoding="utf-8"?>
+<b:Sources xmlns:b="http://schemas.openxmlformats.org/officeDocument/2006/bibliography" xmlns="http://schemas.openxmlformats.org/officeDocument/2006/bibliography" SelectedStyle="\APASixthEditionOfficeOnline.xsl" StyleName="APA" Version="6"/>
+</file>
+
+<file path=customXml/item2.xml><?xml version="1.0" encoding="utf-8"?>
 <s:customData xmlns="http://www.wps.cn/officeDocument/2013/wpsCustomData" xmlns:s="http://www.wps.cn/officeDocument/2013/wpsCustomData">
   <customSectProps/>
   <customShpExts>
@@ -8035,22 +8122,18 @@
 </s:customData>
 </file>
 
-<file path=customXml/item2.xml><?xml version="1.0" encoding="utf-8"?>
-<b:Sources xmlns:b="http://schemas.openxmlformats.org/officeDocument/2006/bibliography" xmlns="http://schemas.openxmlformats.org/officeDocument/2006/bibliography" SelectedStyle="\APASixthEditionOfficeOnline.xsl" StyleName="APA" Version="6"/>
+<file path=customXml/itemProps1.xml><?xml version="1.0" encoding="utf-8"?>
+<ds:datastoreItem xmlns:ds="http://schemas.openxmlformats.org/officeDocument/2006/customXml" ds:itemID="{620B9935-4C46-49A3-B193-3D97E9375C32}">
+  <ds:schemaRefs>
+    <ds:schemaRef ds:uri="http://schemas.openxmlformats.org/officeDocument/2006/bibliography"/>
+  </ds:schemaRefs>
+</ds:datastoreItem>
 </file>
 
-<file path=customXml/itemProps1.xml><?xml version="1.0" encoding="utf-8"?>
+<file path=customXml/itemProps2.xml><?xml version="1.0" encoding="utf-8"?>
 <ds:datastoreItem xmlns:ds="http://schemas.openxmlformats.org/officeDocument/2006/customXml" ds:itemID="{B1977F7D-205B-4081-913C-38D41E755F92}">
   <ds:schemaRefs>
     <ds:schemaRef ds:uri="http://www.wps.cn/officeDocument/2013/wpsCustomData"/>
   </ds:schemaRefs>
 </ds:datastoreItem>
-</file>
-
-<file path=customXml/itemProps2.xml><?xml version="1.0" encoding="utf-8"?>
-<ds:datastoreItem xmlns:ds="http://schemas.openxmlformats.org/officeDocument/2006/customXml" ds:itemID="{620B9935-4C46-49A3-B193-3D97E9375C32}">
-  <ds:schemaRefs>
-    <ds:schemaRef ds:uri="http://schemas.openxmlformats.org/officeDocument/2006/bibliography"/>
-  </ds:schemaRefs>
-</ds:datastoreItem>
 </file>
--- a/白蓝清新通用行业招聘面试简历.docx
+++ b/白蓝清新通用行业招聘面试简历.docx
@@ -1,13 +1,13 @@
 
 <file path=word/document.xml><?xml version="1.0" encoding="utf-8"?>
-<w:document xmlns:wpc="http://schemas.microsoft.com/office/word/2010/wordprocessingCanvas" xmlns:cx="http://schemas.microsoft.com/office/drawing/2014/chartex" xmlns:cx1="http://schemas.microsoft.com/office/drawing/2015/9/8/chartex" xmlns:cx2="http://schemas.microsoft.com/office/drawing/2015/10/21/chartex" xmlns:cx3="http://schemas.microsoft.com/office/drawing/2016/5/9/chartex" xmlns:cx4="http://schemas.microsoft.com/office/drawing/2016/5/10/chartex" xmlns:cx5="http://schemas.microsoft.com/office/drawing/2016/5/11/chartex" xmlns:cx6="http://schemas.microsoft.com/office/drawing/2016/5/12/chartex" xmlns:cx7="http://schemas.microsoft.com/office/drawing/2016/5/13/chartex" xmlns:cx8="http://schemas.microsoft.com/office/drawing/2016/5/14/chartex" xmlns:mc="http://schemas.openxmlformats.org/markup-compatibility/2006" xmlns:aink="http://schemas.microsoft.com/office/drawing/2016/ink" xmlns:am3d="http://schemas.microsoft.com/office/drawing/2017/model3d" xmlns:o="urn:schemas-microsoft-com:office:office" xmlns:oel="http://schemas.microsoft.com/office/2019/extlst" xmlns:r="http://schemas.openxmlformats.org/officeDocument/2006/relationships" xmlns:m="http://schemas.openxmlformats.org/officeDocument/2006/math" xmlns:v="urn:schemas-microsoft-com:vml" xmlns:wp14="http://schemas.microsoft.com/office/word/2010/wordprocessingDrawing" xmlns:wp="http://schemas.openxmlformats.org/drawingml/2006/wordprocessingDrawing" xmlns:w10="urn:schemas-microsoft-com:office:word" xmlns:w="http://schemas.openxmlformats.org/wordprocessingml/2006/main" xmlns:w14="http://schemas.microsoft.com/office/word/2010/wordml" xmlns:w15="http://schemas.microsoft.com/office/word/2012/wordml" xmlns:w16cex="http://schemas.microsoft.com/office/word/2018/wordml/cex" xmlns:w16cid="http://schemas.microsoft.com/office/word/2016/wordml/cid" xmlns:w16="http://schemas.microsoft.com/office/word/2018/wordml" xmlns:w16du="http://schemas.microsoft.com/office/word/2023/wordml/word16du" xmlns:w16sdtdh="http://schemas.microsoft.com/office/word/2020/wordml/sdtdatahash" xmlns:w16sdtfl="http://schemas.microsoft.com/office/word/2024/wordml/sdtformatlock" xmlns:w16se="http://schemas.microsoft.com/office/word/2015/wordml/symex" xmlns:wpg="http://schemas.microsoft.com/office/word/2010/wordprocessingGroup" xmlns:wpi="http://schemas.microsoft.com/office/word/2010/wordprocessingInk" xmlns:wne="http://schemas.microsoft.com/office/word/2006/wordml" xmlns:wps="http://schemas.microsoft.com/office/word/2010/wordprocessingShape" mc:Ignorable="w14 w15 w16se w16cid w16 w16cex w16sdtdh w16sdtfl w16du wp14">
+<w:document xmlns:wpc="http://schemas.microsoft.com/office/word/2010/wordprocessingCanvas" xmlns:cx="http://schemas.microsoft.com/office/drawing/2014/chartex" xmlns:cx1="http://schemas.microsoft.com/office/drawing/2015/9/8/chartex" xmlns:mc="http://schemas.openxmlformats.org/markup-compatibility/2006" xmlns:o="urn:schemas-microsoft-com:office:office" xmlns:r="http://schemas.openxmlformats.org/officeDocument/2006/relationships" xmlns:m="http://schemas.openxmlformats.org/officeDocument/2006/math" xmlns:v="urn:schemas-microsoft-com:vml" xmlns:wp14="http://schemas.microsoft.com/office/word/2010/wordprocessingDrawing" xmlns:wp="http://schemas.openxmlformats.org/drawingml/2006/wordprocessingDrawing" xmlns:w10="urn:schemas-microsoft-com:office:word" xmlns:w="http://schemas.openxmlformats.org/wordprocessingml/2006/main" xmlns:w14="http://schemas.microsoft.com/office/word/2010/wordml" xmlns:w15="http://schemas.microsoft.com/office/word/2012/wordml" xmlns:w16se="http://schemas.microsoft.com/office/word/2015/wordml/symex" xmlns:wpg="http://schemas.microsoft.com/office/word/2010/wordprocessingGroup" xmlns:wpi="http://schemas.microsoft.com/office/word/2010/wordprocessingInk" xmlns:wne="http://schemas.microsoft.com/office/word/2006/wordml" xmlns:wps="http://schemas.microsoft.com/office/word/2010/wordprocessingShape" mc:Ignorable="w14 w15 w16se wp14">
   <w:body>
     <w:p>
       <w:pPr>
         <w:pStyle w:val="a5"/>
         <w:spacing w:before="156"/>
         <w:rPr>
-          <w:rFonts w:ascii="MiSans" w:eastAsia="MiSans" w:hAnsi="MiSans" w:cs="MiSans" w:hint="eastAsia"/>
+          <w:rFonts w:ascii="MiSans" w:eastAsia="MiSans" w:hAnsi="MiSans" w:cs="MiSans"/>
           <w:sz w:val="24"/>
           <w:szCs w:val="24"/>
         </w:rPr>
@@ -76,6 +76,7 @@
           </wp:anchor>
         </w:drawing>
       </w:r>
+      <w:proofErr w:type="gramStart"/>
       <w:r>
         <w:rPr>
           <w:rStyle w:val="Char"/>
@@ -83,6 +84,7 @@
         </w:rPr>
         <w:t>毛智明</w:t>
       </w:r>
+      <w:proofErr w:type="gramEnd"/>
       <w:r>
         <w:rPr>
           <w:rFonts w:ascii="MiSans" w:eastAsia="MiSans" w:hAnsi="MiSans" w:cs="MiSans" w:hint="eastAsia"/>
@@ -124,7 +126,27 @@
           <w:b/>
           <w:bCs/>
         </w:rPr>
-        <w:t>数据开发工程师、数仓开发工程师</w:t>
+        <w:t>数据开发工程师、</w:t>
+      </w:r>
+      <w:proofErr w:type="gramStart"/>
+      <w:r>
+        <w:rPr>
+          <w:rStyle w:val="11"/>
+          <w:rFonts w:ascii="MiSans" w:eastAsia="MiSans" w:hAnsi="MiSans" w:cs="MiSans" w:hint="eastAsia"/>
+          <w:b/>
+          <w:bCs/>
+        </w:rPr>
+        <w:t>数仓开发</w:t>
+      </w:r>
+      <w:proofErr w:type="gramEnd"/>
+      <w:r>
+        <w:rPr>
+          <w:rStyle w:val="11"/>
+          <w:rFonts w:ascii="MiSans" w:eastAsia="MiSans" w:hAnsi="MiSans" w:cs="MiSans" w:hint="eastAsia"/>
+          <w:b/>
+          <w:bCs/>
+        </w:rPr>
+        <w:t>工程师</w:t>
       </w:r>
     </w:p>
     <w:p>
@@ -135,7 +157,7 @@
           <w:tab w:val="left" w:pos="2900"/>
         </w:tabs>
         <w:rPr>
-          <w:rFonts w:ascii="MiSans" w:eastAsia="MiSans" w:hAnsi="MiSans" w:cs="MiSans" w:hint="eastAsia"/>
+          <w:rFonts w:ascii="MiSans" w:eastAsia="MiSans" w:hAnsi="MiSans" w:cs="MiSans"/>
         </w:rPr>
       </w:pPr>
       <w:r>
@@ -170,7 +192,7 @@
           <w:tab w:val="clear" w:pos="3780"/>
         </w:tabs>
         <w:rPr>
-          <w:rFonts w:ascii="MiSans" w:eastAsia="MiSans" w:hAnsi="MiSans" w:cs="MiSans" w:hint="eastAsia"/>
+          <w:rFonts w:ascii="MiSans" w:eastAsia="MiSans" w:hAnsi="MiSans" w:cs="MiSans"/>
         </w:rPr>
       </w:pPr>
       <w:r>
@@ -194,7 +216,7 @@
           <w:tab w:val="left" w:pos="2900"/>
         </w:tabs>
         <w:rPr>
-          <w:rFonts w:ascii="MiSans" w:eastAsia="MiSans" w:hAnsi="MiSans" w:cs="MiSans" w:hint="eastAsia"/>
+          <w:rFonts w:ascii="MiSans" w:eastAsia="MiSans" w:hAnsi="MiSans" w:cs="MiSans"/>
         </w:rPr>
       </w:pPr>
       <w:r>
@@ -202,12 +224,6 @@
           <w:rFonts w:ascii="MiSans" w:eastAsia="MiSans" w:hAnsi="MiSans" w:cs="MiSans" w:hint="eastAsia"/>
         </w:rPr>
         <w:t>专业证书：CET-4、计算机二级证书</w:t>
-      </w:r>
-      <w:r>
-        <w:rPr>
-          <w:rFonts w:ascii="MiSans" w:eastAsia="MiSans" w:hAnsi="MiSans" w:cs="MiSans"/>
-        </w:rPr>
-        <w:tab/>
       </w:r>
     </w:p>
     <w:p>
@@ -219,15 +235,36 @@
         </w:tabs>
         <w:ind w:firstLineChars="500" w:firstLine="1100"/>
         <w:rPr>
-          <w:rFonts w:ascii="MiSans" w:eastAsia="MiSans" w:hAnsi="MiSans" w:cs="MiSans" w:hint="eastAsia"/>
-        </w:rPr>
-      </w:pPr>
-      <w:r>
-        <w:rPr>
-          <w:rFonts w:ascii="MiSans" w:eastAsia="MiSans" w:hAnsi="MiSans" w:cs="MiSans" w:hint="eastAsia"/>
-        </w:rPr>
-        <w:t>华为ICT学院数据管理与分析认证</w:t>
-      </w:r>
+          <w:rFonts w:ascii="MiSans" w:eastAsia="MiSans" w:hAnsi="MiSans" w:cs="MiSans"/>
+        </w:rPr>
+      </w:pPr>
+      <w:proofErr w:type="gramStart"/>
+      <w:r>
+        <w:rPr>
+          <w:rFonts w:ascii="MiSans" w:eastAsia="MiSans" w:hAnsi="MiSans" w:cs="MiSans" w:hint="eastAsia"/>
+        </w:rPr>
+        <w:t>帆软</w:t>
+      </w:r>
+      <w:proofErr w:type="spellStart"/>
+      <w:proofErr w:type="gramEnd"/>
+      <w:r>
+        <w:rPr>
+          <w:rFonts w:ascii="Consolas" w:hAnsi="Consolas"/>
+          <w:color w:val="0F1115"/>
+          <w:sz w:val="24"/>
+          <w:szCs w:val="21"/>
+          <w14:textFill>
+            <w14:solidFill>
+              <w14:srgbClr w14:val="0F1115">
+                <w14:lumMod w14:val="65000"/>
+                <w14:lumOff w14:val="35000"/>
+              </w14:srgbClr>
+            </w14:solidFill>
+          </w14:textFill>
+        </w:rPr>
+        <w:t>FineReport</w:t>
+      </w:r>
+      <w:proofErr w:type="spellEnd"/>
     </w:p>
     <w:p>
       <w:pPr>
@@ -238,7 +275,7 @@
         </w:tabs>
         <w:ind w:firstLineChars="500" w:firstLine="1100"/>
         <w:rPr>
-          <w:rFonts w:ascii="MiSans" w:eastAsia="MiSans" w:hAnsi="MiSans" w:cs="MiSans" w:hint="eastAsia"/>
+          <w:rFonts w:ascii="MiSans" w:eastAsia="MiSans" w:hAnsi="MiSans" w:cs="MiSans"/>
         </w:rPr>
       </w:pPr>
       <w:r>
@@ -256,7 +293,7 @@
           <w:tab w:val="left" w:pos="2900"/>
         </w:tabs>
         <w:rPr>
-          <w:rFonts w:ascii="MiSans" w:eastAsia="MiSans" w:hAnsi="MiSans" w:cs="MiSans" w:hint="eastAsia"/>
+          <w:rFonts w:ascii="MiSans" w:eastAsia="MiSans" w:hAnsi="MiSans" w:cs="MiSans"/>
         </w:rPr>
       </w:pPr>
       <w:r>
@@ -271,7 +308,7 @@
         <w:pStyle w:val="a8"/>
         <w:spacing w:before="374" w:after="93"/>
         <w:rPr>
-          <w:rFonts w:ascii="MiSans" w:eastAsia="MiSans" w:hAnsi="MiSans" w:cs="MiSans" w:hint="eastAsia"/>
+          <w:rFonts w:ascii="MiSans" w:eastAsia="MiSans" w:hAnsi="MiSans" w:cs="MiSans"/>
         </w:rPr>
       </w:pPr>
       <w:r>
@@ -392,9 +429,6 @@
                               <w:p>
                                 <w:pPr>
                                   <w:pStyle w:val="a7"/>
-                                  <w:rPr>
-                                    <w:rFonts w:hint="eastAsia"/>
-                                  </w:rPr>
                                 </w:pPr>
                                 <w:r>
                                   <w:rPr>
@@ -472,7 +506,7 @@
                           <a:blip r:embed="rId10">
                             <a:extLst>
                               <a:ext uri="{96DAC541-7B7A-43D3-8B79-37D633B846F1}">
-                                <asvg:svgBlip xmlns:asvg="http://schemas.microsoft.com/office/drawing/2016/SVG/main" r:embed="rId11"/>
+                                <asvg:svgBlip xmlns:asvg="http://schemas.microsoft.com/office/drawing/2016/SVG/main" xmlns:w16sdtfl="http://schemas.microsoft.com/office/word/2024/wordml/sdtformatlock" xmlns:w16sdtdh="http://schemas.microsoft.com/office/word/2020/wordml/sdtdatahash" xmlns:w16du="http://schemas.microsoft.com/office/word/2023/wordml/word16du" xmlns:w16="http://schemas.microsoft.com/office/word/2018/wordml" xmlns:w16cid="http://schemas.microsoft.com/office/word/2016/wordml/cid" xmlns:w16cex="http://schemas.microsoft.com/office/word/2018/wordml/cex" xmlns:w="http://schemas.openxmlformats.org/wordprocessingml/2006/main" xmlns:w10="urn:schemas-microsoft-com:office:word" xmlns:v="urn:schemas-microsoft-com:vml" xmlns:oel="http://schemas.microsoft.com/office/2019/extlst" xmlns:o="urn:schemas-microsoft-com:office:office" xmlns:am3d="http://schemas.microsoft.com/office/drawing/2017/model3d" xmlns:aink="http://schemas.microsoft.com/office/drawing/2016/ink" xmlns:cx8="http://schemas.microsoft.com/office/drawing/2016/5/14/chartex" xmlns:cx7="http://schemas.microsoft.com/office/drawing/2016/5/13/chartex" xmlns:cx6="http://schemas.microsoft.com/office/drawing/2016/5/12/chartex" xmlns:cx5="http://schemas.microsoft.com/office/drawing/2016/5/11/chartex" xmlns:cx4="http://schemas.microsoft.com/office/drawing/2016/5/10/chartex" xmlns:cx3="http://schemas.microsoft.com/office/drawing/2016/5/9/chartex" xmlns:cx2="http://schemas.microsoft.com/office/drawing/2015/10/21/chartex" xmlns="" r:embed="rId11"/>
                               </a:ext>
                             </a:extLst>
                           </a:blip>
@@ -497,7 +531,7 @@
               </wp:inline>
             </w:drawing>
           </mc:Choice>
-          <mc:Fallback>
+          <mc:Fallback xmlns:w16sdtfl="http://schemas.microsoft.com/office/word/2024/wordml/sdtformatlock" xmlns:w16sdtdh="http://schemas.microsoft.com/office/word/2020/wordml/sdtdatahash" xmlns:w16du="http://schemas.microsoft.com/office/word/2023/wordml/word16du" xmlns:w16="http://schemas.microsoft.com/office/word/2018/wordml" xmlns:w16cid="http://schemas.microsoft.com/office/word/2016/wordml/cid" xmlns:w16cex="http://schemas.microsoft.com/office/word/2018/wordml/cex" xmlns:oel="http://schemas.microsoft.com/office/2019/extlst" xmlns:am3d="http://schemas.microsoft.com/office/drawing/2017/model3d" xmlns:aink="http://schemas.microsoft.com/office/drawing/2016/ink" xmlns:cx8="http://schemas.microsoft.com/office/drawing/2016/5/14/chartex" xmlns:cx7="http://schemas.microsoft.com/office/drawing/2016/5/13/chartex" xmlns:cx6="http://schemas.microsoft.com/office/drawing/2016/5/12/chartex" xmlns:cx5="http://schemas.microsoft.com/office/drawing/2016/5/11/chartex" xmlns:cx4="http://schemas.microsoft.com/office/drawing/2016/5/10/chartex" xmlns:cx3="http://schemas.microsoft.com/office/drawing/2016/5/9/chartex" xmlns:cx2="http://schemas.microsoft.com/office/drawing/2015/10/21/chartex">
             <w:pict>
               <v:group w14:anchorId="429D95E8" id="组合 37" o:spid="_x0000_s1026" style="width:522.4pt;height:25.8pt;mso-position-horizontal-relative:char;mso-position-vertical-relative:line" coordorigin="5462,4054" coordsize="10448,516" o:gfxdata="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">
                 <v:group id="组合 36" o:spid="_x0000_s1027" style="position:absolute;left:5462;top:4054;width:10448;height:516" coordorigin="5462,4054" coordsize="10448,516" o:gfxdata="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">
@@ -592,7 +626,7 @@
       <w:pPr>
         <w:pStyle w:val="a9"/>
         <w:rPr>
-          <w:rFonts w:ascii="MiSans" w:eastAsia="MiSans" w:hAnsi="MiSans" w:cs="MiSans" w:hint="eastAsia"/>
+          <w:rFonts w:ascii="MiSans" w:eastAsia="MiSans" w:hAnsi="MiSans" w:cs="MiSans"/>
         </w:rPr>
       </w:pPr>
       <w:r>
@@ -678,7 +712,7 @@
       <w:pPr>
         <w:pStyle w:val="aa"/>
         <w:rPr>
-          <w:rFonts w:ascii="MiSans" w:eastAsia="MiSans" w:hAnsi="MiSans" w:cs="MiSans" w:hint="eastAsia"/>
+          <w:rFonts w:ascii="MiSans" w:eastAsia="MiSans" w:hAnsi="MiSans" w:cs="MiSans"/>
         </w:rPr>
       </w:pPr>
       <w:r>
@@ -692,7 +726,7 @@
       <w:pPr>
         <w:pStyle w:val="aa"/>
         <w:rPr>
-          <w:rFonts w:ascii="MiSans" w:eastAsia="MiSans" w:hAnsi="MiSans" w:cs="MiSans" w:hint="eastAsia"/>
+          <w:rFonts w:ascii="MiSans" w:eastAsia="MiSans" w:hAnsi="MiSans" w:cs="MiSans"/>
         </w:rPr>
       </w:pPr>
       <w:r>
@@ -765,7 +799,21 @@
         <w:rPr>
           <w:rFonts w:ascii="MiSans" w:eastAsia="MiSans" w:hAnsi="MiSans" w:cs="MiSans" w:hint="eastAsia"/>
         </w:rPr>
-        <w:t>、liunx操作系统、MYSQL数据库原理</w:t>
+        <w:t>、</w:t>
+      </w:r>
+      <w:proofErr w:type="spellStart"/>
+      <w:r>
+        <w:rPr>
+          <w:rFonts w:ascii="MiSans" w:eastAsia="MiSans" w:hAnsi="MiSans" w:cs="MiSans" w:hint="eastAsia"/>
+        </w:rPr>
+        <w:t>liunx</w:t>
+      </w:r>
+      <w:proofErr w:type="spellEnd"/>
+      <w:r>
+        <w:rPr>
+          <w:rFonts w:ascii="MiSans" w:eastAsia="MiSans" w:hAnsi="MiSans" w:cs="MiSans" w:hint="eastAsia"/>
+        </w:rPr>
+        <w:t>操作系统、MYSQL数据库原理</w:t>
       </w:r>
     </w:p>
     <w:p>
@@ -773,7 +821,7 @@
         <w:pStyle w:val="a8"/>
         <w:spacing w:before="374" w:after="93"/>
         <w:rPr>
-          <w:rFonts w:ascii="MiSans" w:eastAsia="MiSans" w:hAnsi="MiSans" w:cs="MiSans" w:hint="eastAsia"/>
+          <w:rFonts w:ascii="MiSans" w:eastAsia="MiSans" w:hAnsi="MiSans" w:cs="MiSans"/>
         </w:rPr>
       </w:pPr>
       <w:r>
@@ -892,9 +940,6 @@
                               <w:p>
                                 <w:pPr>
                                   <w:pStyle w:val="a7"/>
-                                  <w:rPr>
-                                    <w:rFonts w:hint="eastAsia"/>
-                                  </w:rPr>
                                 </w:pPr>
                                 <w:r>
                                   <w:rPr>
@@ -972,7 +1017,7 @@
                           <a:blip r:embed="rId13">
                             <a:extLst>
                               <a:ext uri="{96DAC541-7B7A-43D3-8B79-37D633B846F1}">
-                                <asvg:svgBlip xmlns:asvg="http://schemas.microsoft.com/office/drawing/2016/SVG/main" r:embed="rId14"/>
+                                <asvg:svgBlip xmlns:asvg="http://schemas.microsoft.com/office/drawing/2016/SVG/main" xmlns:w16sdtfl="http://schemas.microsoft.com/office/word/2024/wordml/sdtformatlock" xmlns:w16sdtdh="http://schemas.microsoft.com/office/word/2020/wordml/sdtdatahash" xmlns:w16du="http://schemas.microsoft.com/office/word/2023/wordml/word16du" xmlns:w16="http://schemas.microsoft.com/office/word/2018/wordml" xmlns:w16cid="http://schemas.microsoft.com/office/word/2016/wordml/cid" xmlns:w16cex="http://schemas.microsoft.com/office/word/2018/wordml/cex" xmlns:w="http://schemas.openxmlformats.org/wordprocessingml/2006/main" xmlns:w10="urn:schemas-microsoft-com:office:word" xmlns:v="urn:schemas-microsoft-com:vml" xmlns:oel="http://schemas.microsoft.com/office/2019/extlst" xmlns:o="urn:schemas-microsoft-com:office:office" xmlns:am3d="http://schemas.microsoft.com/office/drawing/2017/model3d" xmlns:aink="http://schemas.microsoft.com/office/drawing/2016/ink" xmlns:cx8="http://schemas.microsoft.com/office/drawing/2016/5/14/chartex" xmlns:cx7="http://schemas.microsoft.com/office/drawing/2016/5/13/chartex" xmlns:cx6="http://schemas.microsoft.com/office/drawing/2016/5/12/chartex" xmlns:cx5="http://schemas.microsoft.com/office/drawing/2016/5/11/chartex" xmlns:cx4="http://schemas.microsoft.com/office/drawing/2016/5/10/chartex" xmlns:cx3="http://schemas.microsoft.com/office/drawing/2016/5/9/chartex" xmlns:cx2="http://schemas.microsoft.com/office/drawing/2015/10/21/chartex" xmlns="" r:embed="rId14"/>
                               </a:ext>
                             </a:extLst>
                           </a:blip>
@@ -997,7 +1042,7 @@
               </wp:inline>
             </w:drawing>
           </mc:Choice>
-          <mc:Fallback>
+          <mc:Fallback xmlns:w16sdtfl="http://schemas.microsoft.com/office/word/2024/wordml/sdtformatlock" xmlns:w16sdtdh="http://schemas.microsoft.com/office/word/2020/wordml/sdtdatahash" xmlns:w16du="http://schemas.microsoft.com/office/word/2023/wordml/word16du" xmlns:w16="http://schemas.microsoft.com/office/word/2018/wordml" xmlns:w16cid="http://schemas.microsoft.com/office/word/2016/wordml/cid" xmlns:w16cex="http://schemas.microsoft.com/office/word/2018/wordml/cex" xmlns:oel="http://schemas.microsoft.com/office/2019/extlst" xmlns:am3d="http://schemas.microsoft.com/office/drawing/2017/model3d" xmlns:aink="http://schemas.microsoft.com/office/drawing/2016/ink" xmlns:cx8="http://schemas.microsoft.com/office/drawing/2016/5/14/chartex" xmlns:cx7="http://schemas.microsoft.com/office/drawing/2016/5/13/chartex" xmlns:cx6="http://schemas.microsoft.com/office/drawing/2016/5/12/chartex" xmlns:cx5="http://schemas.microsoft.com/office/drawing/2016/5/11/chartex" xmlns:cx4="http://schemas.microsoft.com/office/drawing/2016/5/10/chartex" xmlns:cx3="http://schemas.microsoft.com/office/drawing/2016/5/9/chartex" xmlns:cx2="http://schemas.microsoft.com/office/drawing/2015/10/21/chartex">
             <w:pict>
               <v:group w14:anchorId="430A65C2" id="组合 52" o:spid="_x0000_s1032" style="width:522.4pt;height:25.8pt;mso-position-horizontal-relative:char;mso-position-vertical-relative:line" coordorigin="2622,11180" coordsize="10448,516" o:gfxdata="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">
                 <v:group id="组合 38" o:spid="_x0000_s1033" style="position:absolute;left:2622;top:11180;width:10448;height:516" coordorigin="5462,4054" coordsize="10448,516" o:gfxdata="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">
@@ -1050,7 +1095,7 @@
       <w:pPr>
         <w:pStyle w:val="ab"/>
         <w:rPr>
-          <w:rFonts w:ascii="MiSans" w:eastAsia="MiSans" w:hAnsi="MiSans" w:cs="MiSans" w:hint="eastAsia"/>
+          <w:rFonts w:ascii="MiSans" w:eastAsia="MiSans" w:hAnsi="MiSans" w:cs="MiSans"/>
         </w:rPr>
       </w:pPr>
       <w:r>
@@ -1063,8 +1108,31 @@
         <w:rPr>
           <w:rFonts w:ascii="MiSans" w:eastAsia="MiSans" w:hAnsi="MiSans" w:cs="MiSans" w:hint="eastAsia"/>
         </w:rPr>
-        <w:t>熟悉hadoop数仓工具（</w:t>
-      </w:r>
+        <w:t>熟悉</w:t>
+      </w:r>
+      <w:proofErr w:type="spellStart"/>
+      <w:r>
+        <w:rPr>
+          <w:rFonts w:ascii="MiSans" w:eastAsia="MiSans" w:hAnsi="MiSans" w:cs="MiSans" w:hint="eastAsia"/>
+        </w:rPr>
+        <w:t>hadoop</w:t>
+      </w:r>
+      <w:proofErr w:type="spellEnd"/>
+      <w:proofErr w:type="gramStart"/>
+      <w:r>
+        <w:rPr>
+          <w:rFonts w:ascii="MiSans" w:eastAsia="MiSans" w:hAnsi="MiSans" w:cs="MiSans" w:hint="eastAsia"/>
+        </w:rPr>
+        <w:t>数仓工具</w:t>
+      </w:r>
+      <w:proofErr w:type="gramEnd"/>
+      <w:r>
+        <w:rPr>
+          <w:rFonts w:ascii="MiSans" w:eastAsia="MiSans" w:hAnsi="MiSans" w:cs="MiSans" w:hint="eastAsia"/>
+        </w:rPr>
+        <w:t>（</w:t>
+      </w:r>
+      <w:proofErr w:type="spellStart"/>
       <w:r>
         <w:rPr>
           <w:rFonts w:ascii="MiSans" w:eastAsia="MiSans" w:hAnsi="MiSans" w:cs="MiSans"/>
@@ -1075,7 +1143,28 @@
         <w:rPr>
           <w:rFonts w:ascii="MiSans" w:eastAsia="MiSans" w:hAnsi="MiSans" w:cs="MiSans" w:hint="eastAsia"/>
         </w:rPr>
-        <w:t>dfs、MapReduce、</w:t>
+        <w:t>dfs</w:t>
+      </w:r>
+      <w:proofErr w:type="spellEnd"/>
+      <w:r>
+        <w:rPr>
+          <w:rFonts w:ascii="MiSans" w:eastAsia="MiSans" w:hAnsi="MiSans" w:cs="MiSans" w:hint="eastAsia"/>
+        </w:rPr>
+        <w:t>、</w:t>
+      </w:r>
+      <w:proofErr w:type="spellStart"/>
+      <w:r>
+        <w:rPr>
+          <w:rFonts w:ascii="MiSans" w:eastAsia="MiSans" w:hAnsi="MiSans" w:cs="MiSans" w:hint="eastAsia"/>
+        </w:rPr>
+        <w:t>MapReduce</w:t>
+      </w:r>
+      <w:proofErr w:type="spellEnd"/>
+      <w:r>
+        <w:rPr>
+          <w:rFonts w:ascii="MiSans" w:eastAsia="MiSans" w:hAnsi="MiSans" w:cs="MiSans" w:hint="eastAsia"/>
+        </w:rPr>
+        <w:t>、</w:t>
       </w:r>
       <w:r>
         <w:rPr>
@@ -1095,6 +1184,7 @@
         </w:rPr>
         <w:t>、</w:t>
       </w:r>
+      <w:proofErr w:type="spellStart"/>
       <w:r>
         <w:rPr>
           <w:rFonts w:ascii="MiSans" w:eastAsia="MiSans" w:hAnsi="MiSans" w:cs="MiSans" w:hint="eastAsia"/>
@@ -1107,12 +1197,14 @@
         </w:rPr>
         <w:t>ivesql</w:t>
       </w:r>
+      <w:proofErr w:type="spellEnd"/>
       <w:r>
         <w:rPr>
           <w:rFonts w:ascii="MiSans" w:eastAsia="MiSans" w:hAnsi="MiSans" w:cs="MiSans" w:hint="eastAsia"/>
         </w:rPr>
         <w:t>、</w:t>
       </w:r>
+      <w:proofErr w:type="spellStart"/>
       <w:r>
         <w:rPr>
           <w:rFonts w:ascii="MiSans" w:eastAsia="MiSans" w:hAnsi="MiSans" w:cs="MiSans" w:hint="eastAsia"/>
@@ -1125,12 +1217,13 @@
         </w:rPr>
         <w:t>parksql</w:t>
       </w:r>
+      <w:proofErr w:type="spellEnd"/>
     </w:p>
     <w:p>
       <w:pPr>
         <w:pStyle w:val="ab"/>
         <w:rPr>
-          <w:rFonts w:ascii="MiSans" w:eastAsia="MiSans" w:hAnsi="MiSans" w:cs="MiSans" w:hint="eastAsia"/>
+          <w:rFonts w:ascii="MiSans" w:eastAsia="MiSans" w:hAnsi="MiSans" w:cs="MiSans"/>
         </w:rPr>
       </w:pPr>
       <w:r>
@@ -1145,6 +1238,7 @@
         </w:rPr>
         <w:t>熟悉hive生态 包括</w:t>
       </w:r>
+      <w:proofErr w:type="spellStart"/>
       <w:r>
         <w:rPr>
           <w:rFonts w:ascii="MiSans" w:eastAsia="MiSans" w:hAnsi="MiSans" w:cs="MiSans" w:hint="eastAsia"/>
@@ -1155,7 +1249,14 @@
         <w:rPr>
           <w:rFonts w:ascii="MiSans" w:eastAsia="MiSans" w:hAnsi="MiSans" w:cs="MiSans" w:hint="eastAsia"/>
         </w:rPr>
-        <w:t>ivesql自定义函数编写、</w:t>
+        <w:t>ivesql</w:t>
+      </w:r>
+      <w:proofErr w:type="spellEnd"/>
+      <w:r>
+        <w:rPr>
+          <w:rFonts w:ascii="MiSans" w:eastAsia="MiSans" w:hAnsi="MiSans" w:cs="MiSans" w:hint="eastAsia"/>
+        </w:rPr>
+        <w:t>自定义函数编写、</w:t>
       </w:r>
       <w:r>
         <w:rPr>
@@ -1174,7 +1275,7 @@
       <w:pPr>
         <w:pStyle w:val="ab"/>
         <w:rPr>
-          <w:rFonts w:ascii="MiSans" w:eastAsia="MiSans" w:hAnsi="MiSans" w:cs="MiSans" w:hint="eastAsia"/>
+          <w:rFonts w:ascii="MiSans" w:eastAsia="MiSans" w:hAnsi="MiSans" w:cs="MiSans"/>
         </w:rPr>
       </w:pPr>
       <w:r>
@@ -1187,7 +1288,21 @@
         <w:rPr>
           <w:rFonts w:ascii="MiSans" w:eastAsia="MiSans" w:hAnsi="MiSans" w:cs="MiSans" w:hint="eastAsia"/>
         </w:rPr>
-        <w:t>熟悉liunx操作系统（</w:t>
+        <w:t>熟悉</w:t>
+      </w:r>
+      <w:proofErr w:type="spellStart"/>
+      <w:r>
+        <w:rPr>
+          <w:rFonts w:ascii="MiSans" w:eastAsia="MiSans" w:hAnsi="MiSans" w:cs="MiSans" w:hint="eastAsia"/>
+        </w:rPr>
+        <w:t>liunx</w:t>
+      </w:r>
+      <w:proofErr w:type="spellEnd"/>
+      <w:r>
+        <w:rPr>
+          <w:rFonts w:ascii="MiSans" w:eastAsia="MiSans" w:hAnsi="MiSans" w:cs="MiSans" w:hint="eastAsia"/>
+        </w:rPr>
+        <w:t>操作系统（</w:t>
       </w:r>
       <w:r>
         <w:rPr>
@@ -1206,7 +1321,7 @@
       <w:pPr>
         <w:pStyle w:val="ab"/>
         <w:rPr>
-          <w:rFonts w:ascii="MiSans" w:eastAsia="MiSans" w:hAnsi="MiSans" w:cs="MiSans" w:hint="eastAsia"/>
+          <w:rFonts w:ascii="MiSans" w:eastAsia="MiSans" w:hAnsi="MiSans" w:cs="MiSans"/>
         </w:rPr>
       </w:pPr>
       <w:r>
@@ -1219,7 +1334,21 @@
         <w:rPr>
           <w:rFonts w:ascii="MiSans" w:eastAsia="MiSans" w:hAnsi="MiSans" w:cs="MiSans" w:hint="eastAsia"/>
         </w:rPr>
-        <w:t>熟悉etl工具：</w:t>
+        <w:t>熟悉</w:t>
+      </w:r>
+      <w:proofErr w:type="spellStart"/>
+      <w:r>
+        <w:rPr>
+          <w:rFonts w:ascii="MiSans" w:eastAsia="MiSans" w:hAnsi="MiSans" w:cs="MiSans" w:hint="eastAsia"/>
+        </w:rPr>
+        <w:t>etl</w:t>
+      </w:r>
+      <w:proofErr w:type="spellEnd"/>
+      <w:r>
+        <w:rPr>
+          <w:rFonts w:ascii="MiSans" w:eastAsia="MiSans" w:hAnsi="MiSans" w:cs="MiSans" w:hint="eastAsia"/>
+        </w:rPr>
+        <w:t>工具：</w:t>
       </w:r>
       <w:r>
         <w:rPr>
@@ -1233,6 +1362,7 @@
         </w:rPr>
         <w:t>ettle、</w:t>
       </w:r>
+      <w:proofErr w:type="spellStart"/>
       <w:r>
         <w:rPr>
           <w:rFonts w:ascii="MiSans" w:eastAsia="MiSans" w:hAnsi="MiSans" w:cs="MiSans"/>
@@ -1243,8 +1373,16 @@
         <w:rPr>
           <w:rFonts w:ascii="MiSans" w:eastAsia="MiSans" w:hAnsi="MiSans" w:cs="MiSans" w:hint="eastAsia"/>
         </w:rPr>
-        <w:t>qoop、</w:t>
-      </w:r>
+        <w:t>qoop</w:t>
+      </w:r>
+      <w:proofErr w:type="spellEnd"/>
+      <w:r>
+        <w:rPr>
+          <w:rFonts w:ascii="MiSans" w:eastAsia="MiSans" w:hAnsi="MiSans" w:cs="MiSans" w:hint="eastAsia"/>
+        </w:rPr>
+        <w:t>、</w:t>
+      </w:r>
+      <w:proofErr w:type="spellStart"/>
       <w:r>
         <w:rPr>
           <w:rFonts w:ascii="MiSans" w:eastAsia="MiSans" w:hAnsi="MiSans" w:cs="MiSans"/>
@@ -1257,12 +1395,13 @@
         </w:rPr>
         <w:t>atdx</w:t>
       </w:r>
+      <w:proofErr w:type="spellEnd"/>
     </w:p>
     <w:p>
       <w:pPr>
         <w:pStyle w:val="ab"/>
         <w:rPr>
-          <w:rFonts w:ascii="MiSans" w:eastAsia="MiSans" w:hAnsi="MiSans" w:cs="MiSans" w:hint="eastAsia"/>
+          <w:rFonts w:ascii="MiSans" w:eastAsia="MiSans" w:hAnsi="MiSans" w:cs="MiSans"/>
         </w:rPr>
       </w:pPr>
       <w:r>
@@ -1275,8 +1414,30 @@
         <w:rPr>
           <w:rFonts w:ascii="MiSans" w:eastAsia="MiSans" w:hAnsi="MiSans" w:cs="MiSans" w:hint="eastAsia"/>
         </w:rPr>
-        <w:t>熟练使用数据库 oracle、存储过程（pl/sql</w:t>
-      </w:r>
+        <w:t>熟练使用数据库 oracle、存储过程（</w:t>
+      </w:r>
+      <w:proofErr w:type="spellStart"/>
+      <w:r>
+        <w:rPr>
+          <w:rFonts w:ascii="MiSans" w:eastAsia="MiSans" w:hAnsi="MiSans" w:cs="MiSans" w:hint="eastAsia"/>
+        </w:rPr>
+        <w:t>pl</w:t>
+      </w:r>
+      <w:proofErr w:type="spellEnd"/>
+      <w:r>
+        <w:rPr>
+          <w:rFonts w:ascii="MiSans" w:eastAsia="MiSans" w:hAnsi="MiSans" w:cs="MiSans" w:hint="eastAsia"/>
+        </w:rPr>
+        <w:t>/</w:t>
+      </w:r>
+      <w:proofErr w:type="spellStart"/>
+      <w:r>
+        <w:rPr>
+          <w:rFonts w:ascii="MiSans" w:eastAsia="MiSans" w:hAnsi="MiSans" w:cs="MiSans" w:hint="eastAsia"/>
+        </w:rPr>
+        <w:t>sql</w:t>
+      </w:r>
+      <w:proofErr w:type="spellEnd"/>
       <w:r>
         <w:rPr>
           <w:rFonts w:ascii="MiSans" w:eastAsia="MiSans" w:hAnsi="MiSans" w:cs="MiSans" w:hint="eastAsia"/>
@@ -1287,14 +1448,28 @@
         <w:rPr>
           <w:rFonts w:ascii="MiSans" w:eastAsia="MiSans" w:hAnsi="MiSans" w:cs="MiSans" w:hint="eastAsia"/>
         </w:rPr>
-        <w:t>、sql调优</w:t>
+        <w:t>、</w:t>
+      </w:r>
+      <w:proofErr w:type="spellStart"/>
+      <w:r>
+        <w:rPr>
+          <w:rFonts w:ascii="MiSans" w:eastAsia="MiSans" w:hAnsi="MiSans" w:cs="MiSans" w:hint="eastAsia"/>
+        </w:rPr>
+        <w:t>sql</w:t>
+      </w:r>
+      <w:proofErr w:type="spellEnd"/>
+      <w:r>
+        <w:rPr>
+          <w:rFonts w:ascii="MiSans" w:eastAsia="MiSans" w:hAnsi="MiSans" w:cs="MiSans" w:hint="eastAsia"/>
+        </w:rPr>
+        <w:t>调优</w:t>
       </w:r>
     </w:p>
     <w:p>
       <w:pPr>
         <w:pStyle w:val="ab"/>
         <w:rPr>
-          <w:rFonts w:ascii="MiSans" w:eastAsia="MiSans" w:hAnsi="MiSans" w:cs="MiSans" w:hint="eastAsia"/>
+          <w:rFonts w:ascii="MiSans" w:eastAsia="MiSans" w:hAnsi="MiSans" w:cs="MiSans"/>
         </w:rPr>
       </w:pPr>
       <w:r>
@@ -1321,6 +1496,7 @@
         </w:rPr>
         <w:t>l/</w:t>
       </w:r>
+      <w:proofErr w:type="spellStart"/>
       <w:r>
         <w:rPr>
           <w:rFonts w:ascii="MiSans" w:eastAsia="MiSans" w:hAnsi="MiSans" w:cs="MiSans"/>
@@ -1331,7 +1507,14 @@
         <w:rPr>
           <w:rFonts w:ascii="MiSans" w:eastAsia="MiSans" w:hAnsi="MiSans" w:cs="MiSans" w:hint="eastAsia"/>
         </w:rPr>
-        <w:t>ql、</w:t>
+        <w:t>ql</w:t>
+      </w:r>
+      <w:proofErr w:type="spellEnd"/>
+      <w:r>
+        <w:rPr>
+          <w:rFonts w:ascii="MiSans" w:eastAsia="MiSans" w:hAnsi="MiSans" w:cs="MiSans" w:hint="eastAsia"/>
+        </w:rPr>
+        <w:t>、</w:t>
       </w:r>
       <w:r>
         <w:rPr>
@@ -1350,7 +1533,7 @@
       <w:pPr>
         <w:pStyle w:val="ab"/>
         <w:rPr>
-          <w:rFonts w:ascii="MiSans" w:eastAsia="MiSans" w:hAnsi="MiSans" w:cs="MiSans" w:hint="eastAsia"/>
+          <w:rFonts w:ascii="MiSans" w:eastAsia="MiSans" w:hAnsi="MiSans" w:cs="MiSans"/>
         </w:rPr>
       </w:pPr>
       <w:r>
@@ -1388,7 +1571,7 @@
       <w:pPr>
         <w:pStyle w:val="ab"/>
         <w:rPr>
-          <w:rFonts w:ascii="MiSans" w:eastAsia="MiSans" w:hAnsi="MiSans" w:cs="MiSans" w:hint="eastAsia"/>
+          <w:rFonts w:ascii="MiSans" w:eastAsia="MiSans" w:hAnsi="MiSans" w:cs="MiSans"/>
         </w:rPr>
       </w:pPr>
       <w:r>
@@ -1403,12 +1586,14 @@
         </w:rPr>
         <w:t>阿里云</w:t>
       </w:r>
+      <w:proofErr w:type="spellStart"/>
       <w:r>
         <w:rPr>
           <w:rFonts w:ascii="MiSans" w:eastAsia="MiSans" w:hAnsi="MiSans" w:cs="MiSans"/>
         </w:rPr>
         <w:t>DataWorks</w:t>
       </w:r>
+      <w:proofErr w:type="spellEnd"/>
       <w:r>
         <w:rPr>
           <w:rFonts w:ascii="MiSans" w:eastAsia="MiSans" w:hAnsi="MiSans" w:cs="MiSans" w:hint="eastAsia"/>
@@ -1420,7 +1605,7 @@
       <w:pPr>
         <w:pStyle w:val="ab"/>
         <w:rPr>
-          <w:rFonts w:ascii="MiSans" w:eastAsia="MiSans" w:hAnsi="MiSans" w:cs="MiSans" w:hint="eastAsia"/>
+          <w:rFonts w:ascii="MiSans" w:eastAsia="MiSans" w:hAnsi="MiSans" w:cs="MiSans"/>
         </w:rPr>
       </w:pPr>
       <w:r>
@@ -1439,8 +1624,17 @@
         <w:rPr>
           <w:rFonts w:ascii="MiSans" w:eastAsia="MiSans" w:hAnsi="MiSans" w:cs="MiSans" w:hint="eastAsia"/>
         </w:rPr>
-        <w:t>熟悉可视化工具 帆软</w:t>
-      </w:r>
+        <w:t xml:space="preserve">熟悉可视化工具 </w:t>
+      </w:r>
+      <w:proofErr w:type="gramStart"/>
+      <w:r>
+        <w:rPr>
+          <w:rFonts w:ascii="MiSans" w:eastAsia="MiSans" w:hAnsi="MiSans" w:cs="MiSans" w:hint="eastAsia"/>
+        </w:rPr>
+        <w:t>帆软</w:t>
+      </w:r>
+      <w:proofErr w:type="spellStart"/>
+      <w:proofErr w:type="gramEnd"/>
       <w:r>
         <w:rPr>
           <w:rFonts w:ascii="MiSans" w:eastAsia="MiSans" w:hAnsi="MiSans" w:cs="MiSans" w:hint="eastAsia"/>
@@ -1451,7 +1645,14 @@
         <w:rPr>
           <w:rFonts w:ascii="MiSans" w:eastAsia="MiSans" w:hAnsi="MiSans" w:cs="MiSans" w:hint="eastAsia"/>
         </w:rPr>
-        <w:t>inereport、</w:t>
+        <w:t>inereport</w:t>
+      </w:r>
+      <w:proofErr w:type="spellEnd"/>
+      <w:r>
+        <w:rPr>
+          <w:rFonts w:ascii="MiSans" w:eastAsia="MiSans" w:hAnsi="MiSans" w:cs="MiSans" w:hint="eastAsia"/>
+        </w:rPr>
+        <w:t>、</w:t>
       </w:r>
       <w:r>
         <w:rPr>
@@ -1470,7 +1671,7 @@
       <w:pPr>
         <w:pStyle w:val="ab"/>
         <w:rPr>
-          <w:rFonts w:ascii="MiSans" w:eastAsia="MiSans" w:hAnsi="MiSans" w:cs="MiSans" w:hint="eastAsia"/>
+          <w:rFonts w:ascii="MiSans" w:eastAsia="MiSans" w:hAnsi="MiSans" w:cs="MiSans"/>
         </w:rPr>
       </w:pPr>
       <w:r>
@@ -1496,7 +1697,7 @@
       <w:pPr>
         <w:pStyle w:val="aa"/>
         <w:rPr>
-          <w:rFonts w:ascii="MiSans" w:eastAsia="MiSans" w:hAnsi="MiSans" w:cs="MiSans" w:hint="eastAsia"/>
+          <w:rFonts w:ascii="MiSans" w:eastAsia="MiSans" w:hAnsi="MiSans" w:cs="MiSans"/>
         </w:rPr>
       </w:pPr>
       <w:r>
@@ -1615,9 +1816,6 @@
                               <w:p>
                                 <w:pPr>
                                   <w:pStyle w:val="a7"/>
-                                  <w:rPr>
-                                    <w:rFonts w:hint="eastAsia"/>
-                                  </w:rPr>
                                 </w:pPr>
                                 <w:r>
                                   <w:rPr>
@@ -1695,7 +1893,7 @@
                           <a:blip r:embed="rId16">
                             <a:extLst>
                               <a:ext uri="{96DAC541-7B7A-43D3-8B79-37D633B846F1}">
-                                <asvg:svgBlip xmlns:asvg="http://schemas.microsoft.com/office/drawing/2016/SVG/main" r:embed="rId17"/>
+                                <asvg:svgBlip xmlns:asvg="http://schemas.microsoft.com/office/drawing/2016/SVG/main" xmlns:w16sdtfl="http://schemas.microsoft.com/office/word/2024/wordml/sdtformatlock" xmlns:w16sdtdh="http://schemas.microsoft.com/office/word/2020/wordml/sdtdatahash" xmlns:w16du="http://schemas.microsoft.com/office/word/2023/wordml/word16du" xmlns:w16="http://schemas.microsoft.com/office/word/2018/wordml" xmlns:w16cid="http://schemas.microsoft.com/office/word/2016/wordml/cid" xmlns:w16cex="http://schemas.microsoft.com/office/word/2018/wordml/cex" xmlns:w="http://schemas.openxmlformats.org/wordprocessingml/2006/main" xmlns:w10="urn:schemas-microsoft-com:office:word" xmlns:v="urn:schemas-microsoft-com:vml" xmlns:oel="http://schemas.microsoft.com/office/2019/extlst" xmlns:o="urn:schemas-microsoft-com:office:office" xmlns:am3d="http://schemas.microsoft.com/office/drawing/2017/model3d" xmlns:aink="http://schemas.microsoft.com/office/drawing/2016/ink" xmlns:cx8="http://schemas.microsoft.com/office/drawing/2016/5/14/chartex" xmlns:cx7="http://schemas.microsoft.com/office/drawing/2016/5/13/chartex" xmlns:cx6="http://schemas.microsoft.com/office/drawing/2016/5/12/chartex" xmlns:cx5="http://schemas.microsoft.com/office/drawing/2016/5/11/chartex" xmlns:cx4="http://schemas.microsoft.com/office/drawing/2016/5/10/chartex" xmlns:cx3="http://schemas.microsoft.com/office/drawing/2016/5/9/chartex" xmlns:cx2="http://schemas.microsoft.com/office/drawing/2015/10/21/chartex" xmlns="" r:embed="rId17"/>
                               </a:ext>
                             </a:extLst>
                           </a:blip>
@@ -1720,7 +1918,7 @@
               </wp:inline>
             </w:drawing>
           </mc:Choice>
-          <mc:Fallback>
+          <mc:Fallback xmlns:w16sdtfl="http://schemas.microsoft.com/office/word/2024/wordml/sdtformatlock" xmlns:w16sdtdh="http://schemas.microsoft.com/office/word/2020/wordml/sdtdatahash" xmlns:w16du="http://schemas.microsoft.com/office/word/2023/wordml/word16du" xmlns:w16="http://schemas.microsoft.com/office/word/2018/wordml" xmlns:w16cid="http://schemas.microsoft.com/office/word/2016/wordml/cid" xmlns:w16cex="http://schemas.microsoft.com/office/word/2018/wordml/cex" xmlns:oel="http://schemas.microsoft.com/office/2019/extlst" xmlns:am3d="http://schemas.microsoft.com/office/drawing/2017/model3d" xmlns:aink="http://schemas.microsoft.com/office/drawing/2016/ink" xmlns:cx8="http://schemas.microsoft.com/office/drawing/2016/5/14/chartex" xmlns:cx7="http://schemas.microsoft.com/office/drawing/2016/5/13/chartex" xmlns:cx6="http://schemas.microsoft.com/office/drawing/2016/5/12/chartex" xmlns:cx5="http://schemas.microsoft.com/office/drawing/2016/5/11/chartex" xmlns:cx4="http://schemas.microsoft.com/office/drawing/2016/5/10/chartex" xmlns:cx3="http://schemas.microsoft.com/office/drawing/2016/5/9/chartex" xmlns:cx2="http://schemas.microsoft.com/office/drawing/2015/10/21/chartex">
             <w:pict>
               <v:group w14:anchorId="5A5C5327" id="组合 43" o:spid="_x0000_s1038" style="width:522.4pt;height:25.8pt;mso-position-horizontal-relative:char;mso-position-vertical-relative:line" coordorigin="4574,5959" coordsize="10448,516" o:gfxdata="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">
                 <v:group id="组合 38" o:spid="_x0000_s1039" style="position:absolute;left:4574;top:5959;width:10448;height:516" coordorigin="5462,4054" coordsize="10448,516" o:gfxdata="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">
@@ -1777,7 +1975,7 @@
           <w:tab w:val="left" w:pos="3946"/>
         </w:tabs>
         <w:rPr>
-          <w:rFonts w:ascii="MiSans" w:eastAsia="MiSans" w:hAnsi="MiSans" w:cs="MiSans" w:hint="eastAsia"/>
+          <w:rFonts w:ascii="MiSans" w:eastAsia="MiSans" w:hAnsi="MiSans" w:cs="MiSans"/>
         </w:rPr>
       </w:pPr>
       <w:r>
@@ -1845,7 +2043,7 @@
       <w:pPr>
         <w:pStyle w:val="aa"/>
         <w:rPr>
-          <w:rFonts w:ascii="MiSans" w:eastAsia="MiSans" w:hAnsi="MiSans" w:cs="MiSans" w:hint="eastAsia"/>
+          <w:rFonts w:ascii="MiSans" w:eastAsia="MiSans" w:hAnsi="MiSans" w:cs="MiSans"/>
         </w:rPr>
       </w:pPr>
       <w:r>
@@ -1865,7 +2063,7 @@
       <w:pPr>
         <w:pStyle w:val="ab"/>
         <w:rPr>
-          <w:rFonts w:ascii="MiSans" w:eastAsia="MiSans" w:hAnsi="MiSans" w:cs="MiSans" w:hint="eastAsia"/>
+          <w:rFonts w:ascii="MiSans" w:eastAsia="MiSans" w:hAnsi="MiSans" w:cs="MiSans"/>
         </w:rPr>
       </w:pPr>
       <w:r>
@@ -1897,7 +2095,7 @@
       <w:pPr>
         <w:pStyle w:val="ab"/>
         <w:rPr>
-          <w:rFonts w:ascii="MiSans" w:eastAsia="MiSans" w:hAnsi="MiSans" w:cs="MiSans" w:hint="eastAsia"/>
+          <w:rFonts w:ascii="MiSans" w:eastAsia="MiSans" w:hAnsi="MiSans" w:cs="MiSans"/>
         </w:rPr>
       </w:pPr>
       <w:r>
@@ -1922,8 +2120,16 @@
         <w:rPr>
           <w:rFonts w:ascii="MiSans" w:eastAsia="MiSans" w:hAnsi="MiSans" w:cs="MiSans"/>
         </w:rPr>
-        <w:t>平台的开发和维护，掌握Hive、Spark、Flink</w:t>
-      </w:r>
+        <w:t>平台的开发和维护，掌握Hive、Spark、</w:t>
+      </w:r>
+      <w:proofErr w:type="spellStart"/>
+      <w:r>
+        <w:rPr>
+          <w:rFonts w:ascii="MiSans" w:eastAsia="MiSans" w:hAnsi="MiSans" w:cs="MiSans"/>
+        </w:rPr>
+        <w:t>Flink</w:t>
+      </w:r>
+      <w:proofErr w:type="spellEnd"/>
       <w:r>
         <w:rPr>
           <w:rFonts w:ascii="MiSans" w:eastAsia="MiSans" w:hAnsi="MiSans" w:cs="MiSans"/>
@@ -1941,7 +2147,7 @@
       <w:pPr>
         <w:pStyle w:val="ab"/>
         <w:rPr>
-          <w:rFonts w:ascii="MiSans" w:eastAsia="MiSans" w:hAnsi="MiSans" w:cs="MiSans" w:hint="eastAsia"/>
+          <w:rFonts w:ascii="MiSans" w:eastAsia="MiSans" w:hAnsi="MiSans" w:cs="MiSans"/>
         </w:rPr>
       </w:pPr>
       <w:r>
@@ -1955,7 +2161,7 @@
       <w:pPr>
         <w:pStyle w:val="ab"/>
         <w:rPr>
-          <w:rFonts w:ascii="MiSans" w:eastAsia="MiSans" w:hAnsi="MiSans" w:cs="MiSans" w:hint="eastAsia"/>
+          <w:rFonts w:ascii="MiSans" w:eastAsia="MiSans" w:hAnsi="MiSans" w:cs="MiSans"/>
         </w:rPr>
       </w:pPr>
       <w:r>
@@ -1992,13 +2198,27 @@
         <w:rPr>
           <w:rFonts w:ascii="MiSans" w:eastAsia="MiSans" w:hAnsi="MiSans" w:cs="MiSans" w:hint="eastAsia"/>
         </w:rPr>
-        <w:t>将数据接入</w:t>
-      </w:r>
-      <w:r>
-        <w:rPr>
-          <w:rFonts w:ascii="MiSans" w:eastAsia="MiSans" w:hAnsi="MiSans" w:cs="MiSans"/>
-        </w:rPr>
-        <w:t>数仓各层（ODS、DWD</w:t>
+        <w:t>将数据</w:t>
+      </w:r>
+      <w:proofErr w:type="gramStart"/>
+      <w:r>
+        <w:rPr>
+          <w:rFonts w:ascii="MiSans" w:eastAsia="MiSans" w:hAnsi="MiSans" w:cs="MiSans" w:hint="eastAsia"/>
+        </w:rPr>
+        <w:t>接入</w:t>
+      </w:r>
+      <w:r>
+        <w:rPr>
+          <w:rFonts w:ascii="MiSans" w:eastAsia="MiSans" w:hAnsi="MiSans" w:cs="MiSans"/>
+        </w:rPr>
+        <w:t>数仓</w:t>
+      </w:r>
+      <w:proofErr w:type="gramEnd"/>
+      <w:r>
+        <w:rPr>
+          <w:rFonts w:ascii="MiSans" w:eastAsia="MiSans" w:hAnsi="MiSans" w:cs="MiSans"/>
+        </w:rPr>
+        <w:t>各层（ODS、DWD</w:t>
       </w:r>
       <w:r>
         <w:rPr>
@@ -2029,7 +2249,7 @@
       <w:pPr>
         <w:pStyle w:val="ab"/>
         <w:rPr>
-          <w:rFonts w:ascii="MiSans" w:eastAsia="MiSans" w:hAnsi="MiSans" w:cs="MiSans" w:hint="eastAsia"/>
+          <w:rFonts w:ascii="MiSans" w:eastAsia="MiSans" w:hAnsi="MiSans" w:cs="MiSans"/>
         </w:rPr>
       </w:pPr>
       <w:r>
@@ -2148,9 +2368,6 @@
                               <w:p>
                                 <w:pPr>
                                   <w:pStyle w:val="a7"/>
-                                  <w:rPr>
-                                    <w:rFonts w:hint="eastAsia"/>
-                                  </w:rPr>
                                 </w:pPr>
                                 <w:r>
                                   <w:rPr>
@@ -2228,7 +2445,7 @@
                           <a:blip r:embed="rId16">
                             <a:extLst>
                               <a:ext uri="{96DAC541-7B7A-43D3-8B79-37D633B846F1}">
-                                <asvg:svgBlip xmlns:asvg="http://schemas.microsoft.com/office/drawing/2016/SVG/main" r:embed="rId17"/>
+                                <asvg:svgBlip xmlns:asvg="http://schemas.microsoft.com/office/drawing/2016/SVG/main" xmlns:w16sdtfl="http://schemas.microsoft.com/office/word/2024/wordml/sdtformatlock" xmlns:w16sdtdh="http://schemas.microsoft.com/office/word/2020/wordml/sdtdatahash" xmlns:w16du="http://schemas.microsoft.com/office/word/2023/wordml/word16du" xmlns:w16="http://schemas.microsoft.com/office/word/2018/wordml" xmlns:w16cid="http://schemas.microsoft.com/office/word/2016/wordml/cid" xmlns:w16cex="http://schemas.microsoft.com/office/word/2018/wordml/cex" xmlns:w="http://schemas.openxmlformats.org/wordprocessingml/2006/main" xmlns:w10="urn:schemas-microsoft-com:office:word" xmlns:v="urn:schemas-microsoft-com:vml" xmlns:oel="http://schemas.microsoft.com/office/2019/extlst" xmlns:o="urn:schemas-microsoft-com:office:office" xmlns:am3d="http://schemas.microsoft.com/office/drawing/2017/model3d" xmlns:aink="http://schemas.microsoft.com/office/drawing/2016/ink" xmlns:cx8="http://schemas.microsoft.com/office/drawing/2016/5/14/chartex" xmlns:cx7="http://schemas.microsoft.com/office/drawing/2016/5/13/chartex" xmlns:cx6="http://schemas.microsoft.com/office/drawing/2016/5/12/chartex" xmlns:cx5="http://schemas.microsoft.com/office/drawing/2016/5/11/chartex" xmlns:cx4="http://schemas.microsoft.com/office/drawing/2016/5/10/chartex" xmlns:cx3="http://schemas.microsoft.com/office/drawing/2016/5/9/chartex" xmlns:cx2="http://schemas.microsoft.com/office/drawing/2015/10/21/chartex" xmlns="" r:embed="rId17"/>
                               </a:ext>
                             </a:extLst>
                           </a:blip>
@@ -2253,7 +2470,7 @@
               </wp:inline>
             </w:drawing>
           </mc:Choice>
-          <mc:Fallback>
+          <mc:Fallback xmlns:w16sdtfl="http://schemas.microsoft.com/office/word/2024/wordml/sdtformatlock" xmlns:w16sdtdh="http://schemas.microsoft.com/office/word/2020/wordml/sdtdatahash" xmlns:w16du="http://schemas.microsoft.com/office/word/2023/wordml/word16du" xmlns:w16="http://schemas.microsoft.com/office/word/2018/wordml" xmlns:w16cid="http://schemas.microsoft.com/office/word/2016/wordml/cid" xmlns:w16cex="http://schemas.microsoft.com/office/word/2018/wordml/cex" xmlns:oel="http://schemas.microsoft.com/office/2019/extlst" xmlns:am3d="http://schemas.microsoft.com/office/drawing/2017/model3d" xmlns:aink="http://schemas.microsoft.com/office/drawing/2016/ink" xmlns:cx8="http://schemas.microsoft.com/office/drawing/2016/5/14/chartex" xmlns:cx7="http://schemas.microsoft.com/office/drawing/2016/5/13/chartex" xmlns:cx6="http://schemas.microsoft.com/office/drawing/2016/5/12/chartex" xmlns:cx5="http://schemas.microsoft.com/office/drawing/2016/5/11/chartex" xmlns:cx4="http://schemas.microsoft.com/office/drawing/2016/5/10/chartex" xmlns:cx3="http://schemas.microsoft.com/office/drawing/2016/5/9/chartex" xmlns:cx2="http://schemas.microsoft.com/office/drawing/2015/10/21/chartex">
             <w:pict>
               <v:group w14:anchorId="765428DF" id="组合 1" o:spid="_x0000_s1044" style="width:518.8pt;height:25.6pt;mso-position-horizontal-relative:char;mso-position-vertical-relative:line" coordorigin="4574,5959" coordsize="10448,516" o:gfxdata="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">
                 <v:group id="组合 2" o:spid="_x0000_s1045" style="position:absolute;left:4574;top:5959;width:10448;height:516" coordorigin="5462,4054" coordsize="10448,516" o:gfxdata="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">
@@ -2307,16 +2524,14 @@
         <w:pStyle w:val="a5"/>
         <w:spacing w:before="156"/>
         <w:rPr>
+          <w:sz w:val="28"/>
+        </w:rPr>
+      </w:pPr>
+      <w:r>
+        <w:rPr>
           <w:rFonts w:hint="eastAsia"/>
           <w:sz w:val="28"/>
         </w:rPr>
-      </w:pPr>
-      <w:r>
-        <w:rPr>
-          <w:rFonts w:hint="eastAsia"/>
-          <w:sz w:val="28"/>
-        </w:rPr>
-        <w:lastRenderedPageBreak/>
         <w:t>华安财险</w:t>
       </w:r>
       <w:r>
@@ -2348,13 +2563,14 @@
           <w:numId w:val="6"/>
         </w:numPr>
         <w:rPr>
-          <w:rFonts w:ascii="MiSans" w:eastAsia="MiSans" w:hAnsi="MiSans" w:cs="MiSans" w:hint="eastAsia"/>
-        </w:rPr>
-      </w:pPr>
-      <w:r>
-        <w:rPr>
-          <w:rFonts w:ascii="MiSans" w:eastAsia="MiSans" w:hAnsi="MiSans" w:cs="MiSans" w:hint="eastAsia"/>
-        </w:rPr>
+          <w:rFonts w:ascii="MiSans" w:eastAsia="MiSans" w:hAnsi="MiSans" w:cs="MiSans"/>
+        </w:rPr>
+      </w:pPr>
+      <w:r>
+        <w:rPr>
+          <w:rFonts w:ascii="MiSans" w:eastAsia="MiSans" w:hAnsi="MiSans" w:cs="MiSans" w:hint="eastAsia"/>
+        </w:rPr>
+        <w:lastRenderedPageBreak/>
         <w:t>项目介绍</w:t>
       </w:r>
     </w:p>
@@ -2362,14 +2578,28 @@
       <w:pPr>
         <w:pStyle w:val="ab"/>
         <w:rPr>
-          <w:rFonts w:ascii="MiSans" w:eastAsia="MiSans" w:hAnsi="MiSans" w:cs="MiSans" w:hint="eastAsia"/>
-        </w:rPr>
-      </w:pPr>
-      <w:r>
-        <w:rPr>
-          <w:rFonts w:ascii="MiSans" w:eastAsia="MiSans" w:hAnsi="MiSans" w:cs="MiSans" w:hint="eastAsia"/>
-        </w:rPr>
-        <w:t>华安财险贵州分公司收展团队规模超200人，原有考核依赖手工报表，存在数据分散、口径不一、过程管理缺失等问题，为此启动收展人员经营考核数据仓库及大数据分析平台建设，旨在打通承保、佣金、活动量等多源数据，实现考核指标的系统化自动加工与多维度可视化，以数据驱动队伍精细化管理与业务结构优化。</w:t>
+          <w:rFonts w:ascii="MiSans" w:eastAsia="MiSans" w:hAnsi="MiSans" w:cs="MiSans"/>
+        </w:rPr>
+      </w:pPr>
+      <w:r>
+        <w:rPr>
+          <w:rFonts w:ascii="MiSans" w:eastAsia="MiSans" w:hAnsi="MiSans" w:cs="MiSans" w:hint="eastAsia"/>
+        </w:rPr>
+        <w:t>华安财险贵州分公司收展团队规模超200人，原有考核依赖手工报表，存在数据分散、口径不一、过程管理缺失等问题，为此启动收</w:t>
+      </w:r>
+      <w:proofErr w:type="gramStart"/>
+      <w:r>
+        <w:rPr>
+          <w:rFonts w:ascii="MiSans" w:eastAsia="MiSans" w:hAnsi="MiSans" w:cs="MiSans" w:hint="eastAsia"/>
+        </w:rPr>
+        <w:t>展人员</w:t>
+      </w:r>
+      <w:proofErr w:type="gramEnd"/>
+      <w:r>
+        <w:rPr>
+          <w:rFonts w:ascii="MiSans" w:eastAsia="MiSans" w:hAnsi="MiSans" w:cs="MiSans" w:hint="eastAsia"/>
+        </w:rPr>
+        <w:t>经营考核数据仓库及大数据分析平台建设，旨在打通承保、佣金、活动量等多源数据，实现考核指标的系统化自动加工与多维度可视化，以数据驱动队伍精细化管理与业务结构优化。</w:t>
       </w:r>
     </w:p>
     <w:p>
@@ -2380,20 +2610,80 @@
           <w:numId w:val="6"/>
         </w:numPr>
         <w:rPr>
-          <w:rFonts w:ascii="MiSans" w:eastAsia="MiSans" w:hAnsi="MiSans" w:cs="MiSans" w:hint="eastAsia"/>
-        </w:rPr>
-      </w:pPr>
-      <w:r>
-        <w:rPr>
-          <w:rFonts w:ascii="MiSans" w:eastAsia="MiSans" w:hAnsi="MiSans" w:cs="MiSans" w:hint="eastAsia"/>
-        </w:rPr>
-        <w:t>技术栈</w:t>
-      </w:r>
+          <w:rFonts w:ascii="MiSans" w:eastAsia="MiSans" w:hAnsi="MiSans" w:cs="MiSans"/>
+        </w:rPr>
+      </w:pPr>
+      <w:r>
+        <w:rPr>
+          <w:rFonts w:ascii="MiSans" w:eastAsia="MiSans" w:hAnsi="MiSans" w:cs="MiSans" w:hint="eastAsia"/>
+        </w:rPr>
+        <w:t>技术</w:t>
+      </w:r>
+      <w:proofErr w:type="gramStart"/>
+      <w:r>
+        <w:rPr>
+          <w:rFonts w:ascii="MiSans" w:eastAsia="MiSans" w:hAnsi="MiSans" w:cs="MiSans" w:hint="eastAsia"/>
+        </w:rPr>
+        <w:t>栈</w:t>
+      </w:r>
+      <w:proofErr w:type="gramEnd"/>
     </w:p>
     <w:p>
       <w:pPr>
         <w:pStyle w:val="ab"/>
         <w:ind w:firstLine="420"/>
+        <w:rPr>
+          <w:rFonts w:ascii="Consolas" w:hAnsi="Consolas"/>
+          <w:color w:val="0F1115"/>
+          <w:sz w:val="24"/>
+          <w:szCs w:val="21"/>
+          <w14:textFill>
+            <w14:solidFill>
+              <w14:srgbClr w14:val="0F1115">
+                <w14:lumMod w14:val="65000"/>
+                <w14:lumOff w14:val="35000"/>
+              </w14:srgbClr>
+            </w14:solidFill>
+          </w14:textFill>
+        </w:rPr>
+      </w:pPr>
+      <w:r>
+        <w:rPr>
+          <w:rFonts w:ascii="Consolas" w:hAnsi="Consolas"/>
+          <w:color w:val="0F1115"/>
+          <w:sz w:val="24"/>
+          <w:szCs w:val="21"/>
+          <w14:textFill>
+            <w14:solidFill>
+              <w14:srgbClr w14:val="0F1115">
+                <w14:lumMod w14:val="65000"/>
+                <w14:lumOff w14:val="35000"/>
+              </w14:srgbClr>
+            </w14:solidFill>
+          </w14:textFill>
+        </w:rPr>
+        <w:t xml:space="preserve">Hadoop HDFS + Hive + </w:t>
+      </w:r>
+      <w:proofErr w:type="spellStart"/>
+      <w:r>
+        <w:rPr>
+          <w:rFonts w:ascii="Consolas" w:hAnsi="Consolas"/>
+          <w:color w:val="0F1115"/>
+          <w:sz w:val="24"/>
+          <w:szCs w:val="21"/>
+          <w14:textFill>
+            <w14:solidFill>
+              <w14:srgbClr w14:val="0F1115">
+                <w14:lumMod w14:val="65000"/>
+                <w14:lumOff w14:val="35000"/>
+              </w14:srgbClr>
+            </w14:solidFill>
+          </w14:textFill>
+        </w:rPr>
+        <w:t>Sqoop</w:t>
+      </w:r>
+      <w:proofErr w:type="spellEnd"/>
+      <w:r>
         <w:rPr>
           <w:rFonts w:ascii="Consolas" w:hAnsi="Consolas" w:hint="eastAsia"/>
           <w:color w:val="0F1115"/>
@@ -2408,7 +2698,44 @@
             </w14:solidFill>
           </w14:textFill>
         </w:rPr>
-      </w:pPr>
+        <w:t xml:space="preserve"> +</w:t>
+      </w:r>
+      <w:r>
+        <w:rPr>
+          <w:rFonts w:ascii="Consolas" w:hAnsi="Consolas" w:hint="eastAsia"/>
+          <w:color w:val="0F1115"/>
+          <w:sz w:val="24"/>
+          <w:szCs w:val="21"/>
+          <w14:textFill>
+            <w14:solidFill>
+              <w14:srgbClr w14:val="0F1115">
+                <w14:lumMod w14:val="65000"/>
+                <w14:lumOff w14:val="35000"/>
+              </w14:srgbClr>
+            </w14:solidFill>
+          </w14:textFill>
+        </w:rPr>
+        <w:t xml:space="preserve"> </w:t>
+      </w:r>
+      <w:proofErr w:type="spellStart"/>
+      <w:r>
+        <w:rPr>
+          <w:rFonts w:ascii="Consolas" w:hAnsi="Consolas" w:hint="eastAsia"/>
+          <w:color w:val="0F1115"/>
+          <w:sz w:val="24"/>
+          <w:szCs w:val="21"/>
+          <w14:textFill>
+            <w14:solidFill>
+              <w14:srgbClr w14:val="0F1115">
+                <w14:lumMod w14:val="65000"/>
+                <w14:lumOff w14:val="35000"/>
+              </w14:srgbClr>
+            </w14:solidFill>
+          </w14:textFill>
+        </w:rPr>
+        <w:t>DBeaver</w:t>
+      </w:r>
+      <w:proofErr w:type="spellEnd"/>
       <w:r>
         <w:rPr>
           <w:rFonts w:ascii="Consolas" w:hAnsi="Consolas"/>
@@ -2424,8 +2751,35 @@
             </w14:solidFill>
           </w14:textFill>
         </w:rPr>
-        <w:t>Hadoop HDFS + Hive + Sqoop</w:t>
-      </w:r>
+        <w:t xml:space="preserve"> + Shell + </w:t>
+      </w:r>
+      <w:proofErr w:type="gramStart"/>
+      <w:r>
+        <w:rPr>
+          <w:rFonts w:ascii="MiSans" w:eastAsia="MiSans" w:hAnsi="MiSans" w:cs="MiSans"/>
+        </w:rPr>
+        <w:t>帆软</w:t>
+      </w:r>
+      <w:proofErr w:type="spellStart"/>
+      <w:proofErr w:type="gramEnd"/>
+      <w:r>
+        <w:rPr>
+          <w:rFonts w:ascii="Consolas" w:hAnsi="Consolas"/>
+          <w:color w:val="0F1115"/>
+          <w:sz w:val="24"/>
+          <w:szCs w:val="21"/>
+          <w14:textFill>
+            <w14:solidFill>
+              <w14:srgbClr w14:val="0F1115">
+                <w14:lumMod w14:val="65000"/>
+                <w14:lumOff w14:val="35000"/>
+              </w14:srgbClr>
+            </w14:solidFill>
+          </w14:textFill>
+        </w:rPr>
+        <w:t>FineReport</w:t>
+      </w:r>
+      <w:proofErr w:type="spellEnd"/>
       <w:r>
         <w:rPr>
           <w:rFonts w:ascii="Consolas" w:hAnsi="Consolas" w:hint="eastAsia"/>
@@ -2445,37 +2799,14 @@
       </w:r>
       <w:r>
         <w:rPr>
-          <w:rFonts w:ascii="Consolas" w:hAnsi="Consolas" w:hint="eastAsia"/>
+          <w:rFonts w:ascii="Segoe UI" w:eastAsiaTheme="minorEastAsia" w:hAnsi="Segoe UI" w:cs="Segoe UI"/>
           <w:color w:val="0F1115"/>
-          <w:sz w:val="24"/>
-          <w:szCs w:val="21"/>
-          <w14:textFill>
-            <w14:solidFill>
-              <w14:srgbClr w14:val="0F1115">
-                <w14:lumMod w14:val="65000"/>
-                <w14:lumOff w14:val="35000"/>
-              </w14:srgbClr>
-            </w14:solidFill>
-          </w14:textFill>
+          <w:kern w:val="2"/>
+          <w:sz w:val="21"/>
+          <w:szCs w:val="24"/>
+          <w:shd w:val="clear" w:color="auto" w:fill="FFFFFF"/>
         </w:rPr>
         <w:t xml:space="preserve"> </w:t>
-      </w:r>
-      <w:r>
-        <w:rPr>
-          <w:rFonts w:ascii="Consolas" w:hAnsi="Consolas" w:hint="eastAsia"/>
-          <w:color w:val="0F1115"/>
-          <w:sz w:val="24"/>
-          <w:szCs w:val="21"/>
-          <w14:textFill>
-            <w14:solidFill>
-              <w14:srgbClr w14:val="0F1115">
-                <w14:lumMod w14:val="65000"/>
-                <w14:lumOff w14:val="35000"/>
-              </w14:srgbClr>
-            </w14:solidFill>
-          </w14:textFill>
-        </w:rPr>
-        <w:t>DBeaver</w:t>
       </w:r>
       <w:r>
         <w:rPr>
@@ -2492,74 +2823,6 @@
             </w14:solidFill>
           </w14:textFill>
         </w:rPr>
-        <w:t xml:space="preserve"> + Shell + </w:t>
-      </w:r>
-      <w:r>
-        <w:rPr>
-          <w:rFonts w:ascii="MiSans" w:eastAsia="MiSans" w:hAnsi="MiSans" w:cs="MiSans"/>
-        </w:rPr>
-        <w:t>帆软</w:t>
-      </w:r>
-      <w:r>
-        <w:rPr>
-          <w:rFonts w:ascii="Consolas" w:hAnsi="Consolas"/>
-          <w:color w:val="0F1115"/>
-          <w:sz w:val="24"/>
-          <w:szCs w:val="21"/>
-          <w14:textFill>
-            <w14:solidFill>
-              <w14:srgbClr w14:val="0F1115">
-                <w14:lumMod w14:val="65000"/>
-                <w14:lumOff w14:val="35000"/>
-              </w14:srgbClr>
-            </w14:solidFill>
-          </w14:textFill>
-        </w:rPr>
-        <w:t>FineReport</w:t>
-      </w:r>
-      <w:r>
-        <w:rPr>
-          <w:rFonts w:ascii="Consolas" w:hAnsi="Consolas" w:hint="eastAsia"/>
-          <w:color w:val="0F1115"/>
-          <w:sz w:val="24"/>
-          <w:szCs w:val="21"/>
-          <w14:textFill>
-            <w14:solidFill>
-              <w14:srgbClr w14:val="0F1115">
-                <w14:lumMod w14:val="65000"/>
-                <w14:lumOff w14:val="35000"/>
-              </w14:srgbClr>
-            </w14:solidFill>
-          </w14:textFill>
-        </w:rPr>
-        <w:t xml:space="preserve"> +</w:t>
-      </w:r>
-      <w:r>
-        <w:rPr>
-          <w:rFonts w:ascii="Segoe UI" w:eastAsiaTheme="minorEastAsia" w:hAnsi="Segoe UI" w:cs="Segoe UI"/>
-          <w:color w:val="0F1115"/>
-          <w:kern w:val="2"/>
-          <w:sz w:val="21"/>
-          <w:szCs w:val="24"/>
-          <w:shd w:val="clear" w:color="auto" w:fill="FFFFFF"/>
-        </w:rPr>
-        <w:t xml:space="preserve"> </w:t>
-      </w:r>
-      <w:r>
-        <w:rPr>
-          <w:rFonts w:ascii="Consolas" w:hAnsi="Consolas"/>
-          <w:color w:val="0F1115"/>
-          <w:sz w:val="24"/>
-          <w:szCs w:val="21"/>
-          <w14:textFill>
-            <w14:solidFill>
-              <w14:srgbClr w14:val="0F1115">
-                <w14:lumMod w14:val="65000"/>
-                <w14:lumOff w14:val="35000"/>
-              </w14:srgbClr>
-            </w14:solidFill>
-          </w14:textFill>
-        </w:rPr>
         <w:t>Azkaban</w:t>
       </w:r>
     </w:p>
@@ -2571,7 +2834,7 @@
           <w:numId w:val="6"/>
         </w:numPr>
         <w:rPr>
-          <w:rFonts w:ascii="MiSans" w:eastAsia="MiSans" w:hAnsi="MiSans" w:cs="MiSans" w:hint="eastAsia"/>
+          <w:rFonts w:ascii="MiSans" w:eastAsia="MiSans" w:hAnsi="MiSans" w:cs="MiSans"/>
         </w:rPr>
       </w:pPr>
       <w:r>
@@ -2589,7 +2852,7 @@
           <w:numId w:val="9"/>
         </w:numPr>
         <w:rPr>
-          <w:rFonts w:ascii="MiSans" w:eastAsia="MiSans" w:hAnsi="MiSans" w:cs="MiSans" w:hint="eastAsia"/>
+          <w:rFonts w:ascii="MiSans" w:eastAsia="MiSans" w:hAnsi="MiSans" w:cs="MiSans"/>
         </w:rPr>
       </w:pPr>
       <w:r>
@@ -2612,6 +2875,7 @@
         </w:rPr>
         <w:t>参会转化率、有效参会人数、</w:t>
       </w:r>
+      <w:proofErr w:type="gramStart"/>
       <w:r>
         <w:rPr>
           <w:rFonts w:ascii="MiSans" w:eastAsia="MiSans" w:hAnsi="MiSans" w:cs="MiSans"/>
@@ -2626,6 +2890,7 @@
         </w:rPr>
         <w:t>情况</w:t>
       </w:r>
+      <w:proofErr w:type="gramEnd"/>
       <w:r>
         <w:rPr>
           <w:rFonts w:ascii="MiSans" w:eastAsia="MiSans" w:hAnsi="MiSans" w:cs="MiSans"/>
@@ -2659,7 +2924,7 @@
           <w:numId w:val="9"/>
         </w:numPr>
         <w:rPr>
-          <w:rFonts w:ascii="MiSans" w:eastAsia="MiSans" w:hAnsi="MiSans" w:cs="MiSans" w:hint="eastAsia"/>
+          <w:rFonts w:ascii="MiSans" w:eastAsia="MiSans" w:hAnsi="MiSans" w:cs="MiSans"/>
         </w:rPr>
       </w:pPr>
       <w:r>
@@ -2672,8 +2937,16 @@
         <w:rPr>
           <w:rFonts w:ascii="MiSans" w:eastAsia="MiSans" w:hAnsi="MiSans" w:cs="MiSans"/>
         </w:rPr>
-        <w:t>表结构设计、取样规则、表间关联关系及字段计算逻辑，重点定义达星</w:t>
-      </w:r>
+        <w:t>表结构设计、取样规则、表间关联关系及字段计算逻辑，重点</w:t>
+      </w:r>
+      <w:proofErr w:type="gramStart"/>
+      <w:r>
+        <w:rPr>
+          <w:rFonts w:ascii="MiSans" w:eastAsia="MiSans" w:hAnsi="MiSans" w:cs="MiSans"/>
+        </w:rPr>
+        <w:t>定义达星</w:t>
+      </w:r>
+      <w:proofErr w:type="gramEnd"/>
       <w:r>
         <w:rPr>
           <w:rFonts w:ascii="MiSans" w:eastAsia="MiSans" w:hAnsi="MiSans" w:cs="MiSans"/>
@@ -2689,14 +2962,42 @@
           <w:numId w:val="9"/>
         </w:numPr>
         <w:rPr>
-          <w:rFonts w:ascii="MiSans" w:eastAsia="MiSans" w:hAnsi="MiSans" w:cs="MiSans" w:hint="eastAsia"/>
-        </w:rPr>
-      </w:pPr>
-      <w:r>
-        <w:rPr>
-          <w:rFonts w:ascii="MiSans" w:eastAsia="MiSans" w:hAnsi="MiSans" w:cs="MiSans"/>
-        </w:rPr>
-        <w:t>编写Sqoop脚本将承保、佣金、CRM、考勤等6套</w:t>
+          <w:rFonts w:ascii="MiSans" w:eastAsia="MiSans" w:hAnsi="MiSans" w:cs="MiSans"/>
+        </w:rPr>
+      </w:pPr>
+      <w:r>
+        <w:rPr>
+          <w:rFonts w:ascii="MiSans" w:eastAsia="MiSans" w:hAnsi="MiSans" w:cs="MiSans"/>
+        </w:rPr>
+        <w:t>编写</w:t>
+      </w:r>
+      <w:proofErr w:type="spellStart"/>
+      <w:r>
+        <w:rPr>
+          <w:rFonts w:ascii="MiSans" w:eastAsia="MiSans" w:hAnsi="MiSans" w:cs="MiSans"/>
+        </w:rPr>
+        <w:t>Sqoop</w:t>
+      </w:r>
+      <w:proofErr w:type="spellEnd"/>
+      <w:r>
+        <w:rPr>
+          <w:rFonts w:ascii="MiSans" w:eastAsia="MiSans" w:hAnsi="MiSans" w:cs="MiSans"/>
+        </w:rPr>
+        <w:t>脚本将承保、佣金、CRM、考勤等</w:t>
+      </w:r>
+      <w:r>
+        <w:rPr>
+          <w:rFonts w:ascii="MiSans" w:eastAsia="MiSans" w:hAnsi="MiSans" w:cs="MiSans" w:hint="eastAsia"/>
+        </w:rPr>
+        <w:t>多</w:t>
+      </w:r>
+      <w:bookmarkStart w:id="0" w:name="_GoBack"/>
+      <w:bookmarkEnd w:id="0"/>
+      <w:r>
+        <w:rPr>
+          <w:rFonts w:ascii="MiSans" w:eastAsia="MiSans" w:hAnsi="MiSans" w:cs="MiSans"/>
+        </w:rPr>
+        <w:t>套</w:t>
       </w:r>
       <w:r>
         <w:rPr>
@@ -2720,8 +3021,16 @@
         <w:rPr>
           <w:rFonts w:ascii="MiSans" w:eastAsia="MiSans" w:hAnsi="MiSans" w:cs="MiSans"/>
         </w:rPr>
-        <w:t>对手机号、身份证号等敏感字段进行哈希加密脱敏，保障数据安全与合规</w:t>
-      </w:r>
+        <w:t>对手机号、身份证号等敏感字段进行哈希加密脱敏，保障数据安全与合</w:t>
+      </w:r>
+      <w:proofErr w:type="gramStart"/>
+      <w:r>
+        <w:rPr>
+          <w:rFonts w:ascii="MiSans" w:eastAsia="MiSans" w:hAnsi="MiSans" w:cs="MiSans"/>
+        </w:rPr>
+        <w:t>规</w:t>
+      </w:r>
+      <w:proofErr w:type="gramEnd"/>
     </w:p>
     <w:p>
       <w:pPr>
@@ -2731,7 +3040,7 @@
           <w:numId w:val="9"/>
         </w:numPr>
         <w:rPr>
-          <w:rFonts w:ascii="MiSans" w:eastAsia="MiSans" w:hAnsi="MiSans" w:cs="MiSans" w:hint="eastAsia"/>
+          <w:rFonts w:ascii="MiSans" w:eastAsia="MiSans" w:hAnsi="MiSans" w:cs="MiSans"/>
         </w:rPr>
       </w:pPr>
       <w:r>
@@ -2788,7 +3097,21 @@
         <w:rPr>
           <w:rFonts w:ascii="MiSans" w:eastAsia="MiSans" w:hAnsi="MiSans" w:cs="MiSans"/>
         </w:rPr>
-        <w:t>为核心的一体化维度模型，生成包含收展员基础信息、日常活动、业绩产出的明细宽表，支撑后续多维分析</w:t>
+        <w:t>为核心的一体化维度模型，生成</w:t>
+      </w:r>
+      <w:proofErr w:type="gramStart"/>
+      <w:r>
+        <w:rPr>
+          <w:rFonts w:ascii="MiSans" w:eastAsia="MiSans" w:hAnsi="MiSans" w:cs="MiSans"/>
+        </w:rPr>
+        <w:t>包含收展员基础</w:t>
+      </w:r>
+      <w:proofErr w:type="gramEnd"/>
+      <w:r>
+        <w:rPr>
+          <w:rFonts w:ascii="MiSans" w:eastAsia="MiSans" w:hAnsi="MiSans" w:cs="MiSans"/>
+        </w:rPr>
+        <w:t>信息、日常活动、业绩产出的明细宽表，支撑后续多维分析</w:t>
       </w:r>
     </w:p>
     <w:p>
@@ -2799,64 +3122,28 @@
           <w:numId w:val="9"/>
         </w:numPr>
         <w:rPr>
-          <w:rFonts w:ascii="MiSans" w:eastAsia="MiSans" w:hAnsi="MiSans" w:cs="MiSans" w:hint="eastAsia"/>
-        </w:rPr>
-      </w:pPr>
-      <w:r>
-        <w:rPr>
-          <w:rFonts w:ascii="MiSans" w:eastAsia="MiSans" w:hAnsi="MiSans" w:cs="MiSans"/>
-        </w:rPr>
-        <w:t>基于明细宽表，编写Hive SQL实现汇总层指标计算，核心逻辑包括：</w:t>
-      </w:r>
-      <w:r>
-        <w:rPr>
-          <w:rFonts w:ascii="MiSans" w:eastAsia="MiSans" w:hAnsi="MiSans" w:cs="MiSans"/>
-          <w:bCs/>
-        </w:rPr>
-        <w:t>老收展员达星判定</w:t>
-      </w:r>
-      <w:r>
-        <w:rPr>
-          <w:rFonts w:ascii="MiSans" w:eastAsia="MiSans" w:hAnsi="MiSans" w:cs="MiSans"/>
-        </w:rPr>
-        <w:t>（按月汇总入司超12月人员的FYC，自动标记是否达星并统计连续未达星月数）、</w:t>
-      </w:r>
-      <w:r>
-        <w:rPr>
-          <w:rFonts w:ascii="MiSans" w:eastAsia="MiSans" w:hAnsi="MiSans" w:cs="MiSans"/>
-          <w:bCs/>
-        </w:rPr>
-        <w:t>新人达Q追踪</w:t>
-      </w:r>
-      <w:r>
-        <w:rPr>
-          <w:rFonts w:ascii="MiSans" w:eastAsia="MiSans" w:hAnsi="MiSans" w:cs="MiSans"/>
-        </w:rPr>
-        <w:t>（按日累计新人举绩件数与FYC</w:t>
-      </w:r>
-      <w:r>
-        <w:rPr>
-          <w:rFonts w:ascii="MiSans" w:eastAsia="MiSans" w:hAnsi="MiSans" w:cs="MiSans"/>
-        </w:rPr>
-        <w:t>，判定转正条件</w:t>
-      </w:r>
-      <w:r>
-        <w:rPr>
-          <w:rFonts w:ascii="MiSans" w:eastAsia="MiSans" w:hAnsi="MiSans" w:cs="MiSans"/>
-        </w:rPr>
-        <w:t>）、以及有效拜访数</w:t>
-      </w:r>
-      <w:r>
-        <w:rPr>
-          <w:rFonts w:ascii="MiSans" w:eastAsia="MiSans" w:hAnsi="MiSans" w:cs="MiSans"/>
-        </w:rPr>
-        <w:t>、</w:t>
-      </w:r>
-      <w:r>
-        <w:rPr>
-          <w:rFonts w:ascii="MiSans" w:eastAsia="MiSans" w:hAnsi="MiSans" w:cs="MiSans"/>
-        </w:rPr>
-        <w:t>等过程指标的多周期汇总</w:t>
+          <w:rFonts w:ascii="MiSans" w:eastAsia="MiSans" w:hAnsi="MiSans" w:cs="MiSans"/>
+        </w:rPr>
+      </w:pPr>
+      <w:r>
+        <w:rPr>
+          <w:rFonts w:ascii="MiSans" w:eastAsia="MiSans" w:hAnsi="MiSans" w:cs="MiSans"/>
+        </w:rPr>
+        <w:t>基于明细宽表，编写Hive SQL实现汇总</w:t>
+      </w:r>
+      <w:proofErr w:type="gramStart"/>
+      <w:r>
+        <w:rPr>
+          <w:rFonts w:ascii="MiSans" w:eastAsia="MiSans" w:hAnsi="MiSans" w:cs="MiSans"/>
+        </w:rPr>
+        <w:t>层指标</w:t>
+      </w:r>
+      <w:proofErr w:type="gramEnd"/>
+      <w:r>
+        <w:rPr>
+          <w:rFonts w:ascii="MiSans" w:eastAsia="MiSans" w:hAnsi="MiSans" w:cs="MiSans"/>
+        </w:rPr>
+        <w:t>计算</w:t>
       </w:r>
     </w:p>
     <w:p>
@@ -2867,14 +3154,56 @@
           <w:numId w:val="9"/>
         </w:numPr>
         <w:rPr>
-          <w:rFonts w:ascii="MiSans" w:eastAsia="MiSans" w:hAnsi="MiSans" w:cs="MiSans" w:hint="eastAsia"/>
-        </w:rPr>
-      </w:pPr>
-      <w:r>
-        <w:rPr>
-          <w:rFonts w:ascii="MiSans" w:eastAsia="MiSans" w:hAnsi="MiSans" w:cs="MiSans"/>
-        </w:rPr>
-        <w:t>针对大宽表多表连接导致的性能瓶颈，采用按“代理人团队”字段进行分桶处理，将大任务拆分为多个并行子任务，减少全表扫描与Shuffle开销，显著提升Hive查询效率，保障每日T+1出数时效</w:t>
+          <w:rFonts w:ascii="MiSans" w:eastAsia="MiSans" w:hAnsi="MiSans" w:cs="MiSans"/>
+        </w:rPr>
+      </w:pPr>
+      <w:r>
+        <w:rPr>
+          <w:rFonts w:ascii="MiSans" w:eastAsia="MiSans" w:hAnsi="MiSans" w:cs="MiSans"/>
+        </w:rPr>
+        <w:t>针对</w:t>
+      </w:r>
+      <w:proofErr w:type="gramStart"/>
+      <w:r>
+        <w:rPr>
+          <w:rFonts w:ascii="MiSans" w:eastAsia="MiSans" w:hAnsi="MiSans" w:cs="MiSans"/>
+        </w:rPr>
+        <w:t>大宽表多表</w:t>
+      </w:r>
+      <w:proofErr w:type="gramEnd"/>
+      <w:r>
+        <w:rPr>
+          <w:rFonts w:ascii="MiSans" w:eastAsia="MiSans" w:hAnsi="MiSans" w:cs="MiSans"/>
+        </w:rPr>
+        <w:t>连接导致的性能瓶颈，采用按“代理人团队”字段</w:t>
+      </w:r>
+      <w:proofErr w:type="gramStart"/>
+      <w:r>
+        <w:rPr>
+          <w:rFonts w:ascii="MiSans" w:eastAsia="MiSans" w:hAnsi="MiSans" w:cs="MiSans"/>
+        </w:rPr>
+        <w:t>进行分桶处理</w:t>
+      </w:r>
+      <w:proofErr w:type="gramEnd"/>
+      <w:r>
+        <w:rPr>
+          <w:rFonts w:ascii="MiSans" w:eastAsia="MiSans" w:hAnsi="MiSans" w:cs="MiSans"/>
+        </w:rPr>
+        <w:t>，将大任务拆分为多个并行子任务，</w:t>
+      </w:r>
+      <w:proofErr w:type="gramStart"/>
+      <w:r>
+        <w:rPr>
+          <w:rFonts w:ascii="MiSans" w:eastAsia="MiSans" w:hAnsi="MiSans" w:cs="MiSans"/>
+        </w:rPr>
+        <w:t>减少全表扫描</w:t>
+      </w:r>
+      <w:proofErr w:type="gramEnd"/>
+      <w:r>
+        <w:rPr>
+          <w:rFonts w:ascii="MiSans" w:eastAsia="MiSans" w:hAnsi="MiSans" w:cs="MiSans"/>
+        </w:rPr>
+        <w:t>与Shuffle开销，显著提升Hive查询效率</w:t>
       </w:r>
     </w:p>
     <w:p>
@@ -2885,14 +3214,28 @@
           <w:numId w:val="9"/>
         </w:numPr>
         <w:rPr>
-          <w:rFonts w:ascii="MiSans" w:eastAsia="MiSans" w:hAnsi="MiSans" w:cs="MiSans" w:hint="eastAsia"/>
-        </w:rPr>
-      </w:pPr>
-      <w:r>
-        <w:rPr>
-          <w:rFonts w:ascii="MiSans" w:eastAsia="MiSans" w:hAnsi="MiSans" w:cs="MiSans"/>
-        </w:rPr>
-        <w:t>根据业务方需求对宽表层数据进行</w:t>
+          <w:rFonts w:ascii="MiSans" w:eastAsia="MiSans" w:hAnsi="MiSans" w:cs="MiSans"/>
+        </w:rPr>
+      </w:pPr>
+      <w:r>
+        <w:rPr>
+          <w:rFonts w:ascii="MiSans" w:eastAsia="MiSans" w:hAnsi="MiSans" w:cs="MiSans"/>
+        </w:rPr>
+        <w:t>根据业务</w:t>
+      </w:r>
+      <w:proofErr w:type="gramStart"/>
+      <w:r>
+        <w:rPr>
+          <w:rFonts w:ascii="MiSans" w:eastAsia="MiSans" w:hAnsi="MiSans" w:cs="MiSans"/>
+        </w:rPr>
+        <w:t>方需求</w:t>
+      </w:r>
+      <w:proofErr w:type="gramEnd"/>
+      <w:r>
+        <w:rPr>
+          <w:rFonts w:ascii="MiSans" w:eastAsia="MiSans" w:hAnsi="MiSans" w:cs="MiSans"/>
+        </w:rPr>
+        <w:t>对宽表层数据进行</w:t>
       </w:r>
       <w:r>
         <w:rPr>
@@ -2921,7 +3264,7 @@
           <w:numId w:val="9"/>
         </w:numPr>
         <w:rPr>
-          <w:rFonts w:ascii="MiSans" w:eastAsia="MiSans" w:hAnsi="MiSans" w:cs="MiSans" w:hint="eastAsia"/>
+          <w:rFonts w:ascii="MiSans" w:eastAsia="MiSans" w:hAnsi="MiSans" w:cs="MiSans"/>
         </w:rPr>
       </w:pPr>
       <w:r>
@@ -2963,7 +3306,7 @@
           <w:numId w:val="6"/>
         </w:numPr>
         <w:rPr>
-          <w:rFonts w:ascii="MiSans" w:eastAsia="MiSans" w:hAnsi="MiSans" w:cs="MiSans" w:hint="eastAsia"/>
+          <w:rFonts w:ascii="MiSans" w:eastAsia="MiSans" w:hAnsi="MiSans" w:cs="MiSans"/>
         </w:rPr>
       </w:pPr>
       <w:r>
@@ -2981,14 +3324,56 @@
           <w:numId w:val="14"/>
         </w:numPr>
         <w:rPr>
-          <w:rFonts w:ascii="MiSans" w:eastAsia="MiSans" w:hAnsi="MiSans" w:cs="MiSans" w:hint="eastAsia"/>
-        </w:rPr>
-      </w:pPr>
-      <w:r>
-        <w:rPr>
-          <w:rFonts w:ascii="MiSans" w:eastAsia="MiSans" w:hAnsi="MiSans" w:cs="MiSans" w:hint="eastAsia"/>
-        </w:rPr>
-        <w:t>帮助业务团队快速分析每个收展员的“有效参会人数”、“有效拜访人数“、“达星”情况等数据的分析，使客户团队的参会转化率增加了1</w:t>
+          <w:rFonts w:ascii="MiSans" w:eastAsia="MiSans" w:hAnsi="MiSans" w:cs="MiSans"/>
+        </w:rPr>
+      </w:pPr>
+      <w:r>
+        <w:rPr>
+          <w:rFonts w:ascii="MiSans" w:eastAsia="MiSans" w:hAnsi="MiSans" w:cs="MiSans" w:hint="eastAsia"/>
+        </w:rPr>
+        <w:t>帮助业务团队快速分析</w:t>
+      </w:r>
+      <w:proofErr w:type="gramStart"/>
+      <w:r>
+        <w:rPr>
+          <w:rFonts w:ascii="MiSans" w:eastAsia="MiSans" w:hAnsi="MiSans" w:cs="MiSans" w:hint="eastAsia"/>
+        </w:rPr>
+        <w:t>每个收展员</w:t>
+      </w:r>
+      <w:proofErr w:type="gramEnd"/>
+      <w:r>
+        <w:rPr>
+          <w:rFonts w:ascii="MiSans" w:eastAsia="MiSans" w:hAnsi="MiSans" w:cs="MiSans" w:hint="eastAsia"/>
+        </w:rPr>
+        <w:t>的“有效参会人数”、</w:t>
+      </w:r>
+      <w:proofErr w:type="gramStart"/>
+      <w:r>
+        <w:rPr>
+          <w:rFonts w:ascii="MiSans" w:eastAsia="MiSans" w:hAnsi="MiSans" w:cs="MiSans" w:hint="eastAsia"/>
+        </w:rPr>
+        <w:t>“</w:t>
+      </w:r>
+      <w:proofErr w:type="gramEnd"/>
+      <w:r>
+        <w:rPr>
+          <w:rFonts w:ascii="MiSans" w:eastAsia="MiSans" w:hAnsi="MiSans" w:cs="MiSans" w:hint="eastAsia"/>
+        </w:rPr>
+        <w:t>有效拜访人数</w:t>
+      </w:r>
+      <w:proofErr w:type="gramStart"/>
+      <w:r>
+        <w:rPr>
+          <w:rFonts w:ascii="MiSans" w:eastAsia="MiSans" w:hAnsi="MiSans" w:cs="MiSans" w:hint="eastAsia"/>
+        </w:rPr>
+        <w:t>“</w:t>
+      </w:r>
+      <w:proofErr w:type="gramEnd"/>
+      <w:r>
+        <w:rPr>
+          <w:rFonts w:ascii="MiSans" w:eastAsia="MiSans" w:hAnsi="MiSans" w:cs="MiSans" w:hint="eastAsia"/>
+        </w:rPr>
+        <w:t>、“达星”情况等数据的分析，使客户团队的参会转化率增加了1</w:t>
       </w:r>
       <w:r>
         <w:rPr>
@@ -3023,7 +3408,7 @@
           <w:numId w:val="14"/>
         </w:numPr>
         <w:rPr>
-          <w:rFonts w:ascii="MiSans" w:eastAsia="MiSans" w:hAnsi="MiSans" w:cs="MiSans" w:hint="eastAsia"/>
+          <w:rFonts w:ascii="MiSans" w:eastAsia="MiSans" w:hAnsi="MiSans" w:cs="MiSans"/>
         </w:rPr>
       </w:pPr>
       <w:r>
@@ -3037,7 +3422,7 @@
       <w:pPr>
         <w:pStyle w:val="ab"/>
         <w:rPr>
-          <w:rFonts w:ascii="MiSans" w:eastAsia="MiSans" w:hAnsi="MiSans" w:cs="MiSans" w:hint="eastAsia"/>
+          <w:rFonts w:ascii="MiSans" w:eastAsia="MiSans" w:hAnsi="MiSans" w:cs="MiSans"/>
         </w:rPr>
       </w:pPr>
       <w:r>
@@ -3156,9 +3541,6 @@
                               <w:p>
                                 <w:pPr>
                                   <w:pStyle w:val="a7"/>
-                                  <w:rPr>
-                                    <w:rFonts w:hint="eastAsia"/>
-                                  </w:rPr>
                                 </w:pPr>
                                 <w:r>
                                   <w:rPr>
@@ -3236,7 +3618,7 @@
                           <a:blip r:embed="rId16">
                             <a:extLst>
                               <a:ext uri="{96DAC541-7B7A-43D3-8B79-37D633B846F1}">
-                                <asvg:svgBlip xmlns:asvg="http://schemas.microsoft.com/office/drawing/2016/SVG/main" r:embed="rId17"/>
+                                <asvg:svgBlip xmlns:asvg="http://schemas.microsoft.com/office/drawing/2016/SVG/main" xmlns:w16sdtfl="http://schemas.microsoft.com/office/word/2024/wordml/sdtformatlock" xmlns:w16sdtdh="http://schemas.microsoft.com/office/word/2020/wordml/sdtdatahash" xmlns:w16du="http://schemas.microsoft.com/office/word/2023/wordml/word16du" xmlns:w16="http://schemas.microsoft.com/office/word/2018/wordml" xmlns:w16cid="http://schemas.microsoft.com/office/word/2016/wordml/cid" xmlns:w16cex="http://schemas.microsoft.com/office/word/2018/wordml/cex" xmlns:w="http://schemas.openxmlformats.org/wordprocessingml/2006/main" xmlns:w10="urn:schemas-microsoft-com:office:word" xmlns:v="urn:schemas-microsoft-com:vml" xmlns:oel="http://schemas.microsoft.com/office/2019/extlst" xmlns:o="urn:schemas-microsoft-com:office:office" xmlns:am3d="http://schemas.microsoft.com/office/drawing/2017/model3d" xmlns:aink="http://schemas.microsoft.com/office/drawing/2016/ink" xmlns:cx8="http://schemas.microsoft.com/office/drawing/2016/5/14/chartex" xmlns:cx7="http://schemas.microsoft.com/office/drawing/2016/5/13/chartex" xmlns:cx6="http://schemas.microsoft.com/office/drawing/2016/5/12/chartex" xmlns:cx5="http://schemas.microsoft.com/office/drawing/2016/5/11/chartex" xmlns:cx4="http://schemas.microsoft.com/office/drawing/2016/5/10/chartex" xmlns:cx3="http://schemas.microsoft.com/office/drawing/2016/5/9/chartex" xmlns:cx2="http://schemas.microsoft.com/office/drawing/2015/10/21/chartex" xmlns="" r:embed="rId17"/>
                               </a:ext>
                             </a:extLst>
                           </a:blip>
@@ -3261,7 +3643,7 @@
               </wp:inline>
             </w:drawing>
           </mc:Choice>
-          <mc:Fallback>
+          <mc:Fallback xmlns:w16sdtfl="http://schemas.microsoft.com/office/word/2024/wordml/sdtformatlock" xmlns:w16sdtdh="http://schemas.microsoft.com/office/word/2020/wordml/sdtdatahash" xmlns:w16du="http://schemas.microsoft.com/office/word/2023/wordml/word16du" xmlns:w16="http://schemas.microsoft.com/office/word/2018/wordml" xmlns:w16cid="http://schemas.microsoft.com/office/word/2016/wordml/cid" xmlns:w16cex="http://schemas.microsoft.com/office/word/2018/wordml/cex" xmlns:oel="http://schemas.microsoft.com/office/2019/extlst" xmlns:am3d="http://schemas.microsoft.com/office/drawing/2017/model3d" xmlns:aink="http://schemas.microsoft.com/office/drawing/2016/ink" xmlns:cx8="http://schemas.microsoft.com/office/drawing/2016/5/14/chartex" xmlns:cx7="http://schemas.microsoft.com/office/drawing/2016/5/13/chartex" xmlns:cx6="http://schemas.microsoft.com/office/drawing/2016/5/12/chartex" xmlns:cx5="http://schemas.microsoft.com/office/drawing/2016/5/11/chartex" xmlns:cx4="http://schemas.microsoft.com/office/drawing/2016/5/10/chartex" xmlns:cx3="http://schemas.microsoft.com/office/drawing/2016/5/9/chartex" xmlns:cx2="http://schemas.microsoft.com/office/drawing/2015/10/21/chartex">
             <w:pict>
               <v:group w14:anchorId="6EC93E7C" id="组合 35" o:spid="_x0000_s1050" style="width:518.8pt;height:25.6pt;mso-position-horizontal-relative:char;mso-position-vertical-relative:line" coordorigin="4574,5959" coordsize="10448,516" o:gfxdata="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">
                 <v:group id="组合 44" o:spid="_x0000_s1051" style="position:absolute;left:4574;top:5959;width:10448;height:516" coordorigin="5462,4054" coordsize="10448,516" o:gfxdata="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">
@@ -3315,22 +3697,44 @@
         <w:pStyle w:val="a5"/>
         <w:spacing w:before="156"/>
         <w:rPr>
+          <w:sz w:val="28"/>
+        </w:rPr>
+      </w:pPr>
+      <w:r>
+        <w:rPr>
+          <w:sz w:val="28"/>
+        </w:rPr>
+        <w:t>都</w:t>
+      </w:r>
+      <w:proofErr w:type="gramStart"/>
+      <w:r>
+        <w:rPr>
+          <w:sz w:val="28"/>
+        </w:rPr>
+        <w:t>邦</w:t>
+      </w:r>
+      <w:proofErr w:type="gramEnd"/>
+      <w:r>
+        <w:rPr>
+          <w:sz w:val="28"/>
+        </w:rPr>
+        <w:t>财险</w:t>
+      </w:r>
+      <w:proofErr w:type="gramStart"/>
+      <w:r>
+        <w:rPr>
           <w:rFonts w:hint="eastAsia"/>
           <w:sz w:val="28"/>
         </w:rPr>
-      </w:pPr>
-      <w:r>
-        <w:rPr>
-          <w:sz w:val="28"/>
-        </w:rPr>
-        <w:t>都邦财险</w:t>
-      </w:r>
+        <w:t>个客场景化标签</w:t>
+      </w:r>
+      <w:proofErr w:type="gramEnd"/>
       <w:r>
         <w:rPr>
           <w:rFonts w:hint="eastAsia"/>
           <w:sz w:val="28"/>
         </w:rPr>
-        <w:t>个客场景化标签建设项目</w:t>
+        <w:t>建设项目</w:t>
       </w:r>
     </w:p>
     <w:p>
@@ -3341,14 +3745,13 @@
           <w:numId w:val="6"/>
         </w:numPr>
         <w:rPr>
-          <w:rFonts w:ascii="MiSans" w:eastAsia="MiSans" w:hAnsi="MiSans" w:cs="MiSans" w:hint="eastAsia"/>
-        </w:rPr>
-      </w:pPr>
-      <w:r>
-        <w:rPr>
-          <w:rFonts w:ascii="MiSans" w:eastAsia="MiSans" w:hAnsi="MiSans" w:cs="MiSans" w:hint="eastAsia"/>
-        </w:rPr>
-        <w:lastRenderedPageBreak/>
+          <w:rFonts w:ascii="MiSans" w:eastAsia="MiSans" w:hAnsi="MiSans" w:cs="MiSans"/>
+        </w:rPr>
+      </w:pPr>
+      <w:r>
+        <w:rPr>
+          <w:rFonts w:ascii="MiSans" w:eastAsia="MiSans" w:hAnsi="MiSans" w:cs="MiSans" w:hint="eastAsia"/>
+        </w:rPr>
         <w:t>项目介绍</w:t>
       </w:r>
     </w:p>
@@ -3357,14 +3760,28 @@
         <w:pStyle w:val="ab"/>
         <w:ind w:left="420"/>
         <w:rPr>
-          <w:rFonts w:ascii="MiSans" w:eastAsia="MiSans" w:hAnsi="MiSans" w:cs="MiSans" w:hint="eastAsia"/>
-        </w:rPr>
-      </w:pPr>
-      <w:r>
-        <w:rPr>
-          <w:rFonts w:ascii="MiSans" w:eastAsia="MiSans" w:hAnsi="MiSans" w:cs="MiSans"/>
-        </w:rPr>
-        <w:t>都邦财险</w:t>
+          <w:rFonts w:ascii="MiSans" w:eastAsia="MiSans" w:hAnsi="MiSans" w:cs="MiSans"/>
+        </w:rPr>
+      </w:pPr>
+      <w:r>
+        <w:rPr>
+          <w:rFonts w:ascii="MiSans" w:eastAsia="MiSans" w:hAnsi="MiSans" w:cs="MiSans"/>
+        </w:rPr>
+        <w:t>都</w:t>
+      </w:r>
+      <w:proofErr w:type="gramStart"/>
+      <w:r>
+        <w:rPr>
+          <w:rFonts w:ascii="MiSans" w:eastAsia="MiSans" w:hAnsi="MiSans" w:cs="MiSans"/>
+        </w:rPr>
+        <w:t>邦</w:t>
+      </w:r>
+      <w:proofErr w:type="gramEnd"/>
+      <w:r>
+        <w:rPr>
+          <w:rFonts w:ascii="MiSans" w:eastAsia="MiSans" w:hAnsi="MiSans" w:cs="MiSans"/>
+        </w:rPr>
+        <w:t>财险</w:t>
       </w:r>
       <w:r>
         <w:rPr>
@@ -3412,7 +3829,21 @@
         <w:rPr>
           <w:rFonts w:ascii="MiSans" w:eastAsia="MiSans" w:hAnsi="MiSans" w:cs="MiSans"/>
         </w:rPr>
-        <w:t>为此启动客户画像标签体系与数据仓库建设，整合全量客户数据，构建多维度标签体系，支撑精准营销与差异化运营。</w:t>
+        <w:t>为此启动客户画像标签体系与数据仓库建设，</w:t>
+      </w:r>
+      <w:proofErr w:type="gramStart"/>
+      <w:r>
+        <w:rPr>
+          <w:rFonts w:ascii="MiSans" w:eastAsia="MiSans" w:hAnsi="MiSans" w:cs="MiSans"/>
+        </w:rPr>
+        <w:t>整合全量客户</w:t>
+      </w:r>
+      <w:proofErr w:type="gramEnd"/>
+      <w:r>
+        <w:rPr>
+          <w:rFonts w:ascii="MiSans" w:eastAsia="MiSans" w:hAnsi="MiSans" w:cs="MiSans"/>
+        </w:rPr>
+        <w:t>数据，构建多维度标签体系，支撑精准营销与差异化运营。</w:t>
       </w:r>
     </w:p>
     <w:p>
@@ -3423,20 +3854,153 @@
           <w:numId w:val="6"/>
         </w:numPr>
         <w:rPr>
-          <w:rFonts w:ascii="MiSans" w:eastAsia="MiSans" w:hAnsi="MiSans" w:cs="MiSans" w:hint="eastAsia"/>
-        </w:rPr>
-      </w:pPr>
-      <w:r>
-        <w:rPr>
-          <w:rFonts w:ascii="MiSans" w:eastAsia="MiSans" w:hAnsi="MiSans" w:cs="MiSans" w:hint="eastAsia"/>
-        </w:rPr>
-        <w:t>技术栈</w:t>
-      </w:r>
+          <w:rFonts w:ascii="MiSans" w:eastAsia="MiSans" w:hAnsi="MiSans" w:cs="MiSans"/>
+        </w:rPr>
+      </w:pPr>
+      <w:r>
+        <w:rPr>
+          <w:rFonts w:ascii="MiSans" w:eastAsia="MiSans" w:hAnsi="MiSans" w:cs="MiSans" w:hint="eastAsia"/>
+        </w:rPr>
+        <w:lastRenderedPageBreak/>
+        <w:t>技术</w:t>
+      </w:r>
+      <w:proofErr w:type="gramStart"/>
+      <w:r>
+        <w:rPr>
+          <w:rFonts w:ascii="MiSans" w:eastAsia="MiSans" w:hAnsi="MiSans" w:cs="MiSans" w:hint="eastAsia"/>
+        </w:rPr>
+        <w:t>栈</w:t>
+      </w:r>
+      <w:proofErr w:type="gramEnd"/>
     </w:p>
     <w:p>
       <w:pPr>
         <w:pStyle w:val="ab"/>
         <w:ind w:firstLine="420"/>
+        <w:rPr>
+          <w:rFonts w:ascii="Consolas" w:hAnsi="Consolas"/>
+          <w:color w:val="0F1115"/>
+          <w:sz w:val="24"/>
+          <w:szCs w:val="21"/>
+          <w14:textFill>
+            <w14:solidFill>
+              <w14:srgbClr w14:val="0F1115">
+                <w14:lumMod w14:val="65000"/>
+                <w14:lumOff w14:val="35000"/>
+              </w14:srgbClr>
+            </w14:solidFill>
+          </w14:textFill>
+        </w:rPr>
+      </w:pPr>
+      <w:r>
+        <w:rPr>
+          <w:rFonts w:ascii="Consolas" w:hAnsi="Consolas"/>
+          <w:color w:val="0F1115"/>
+          <w:sz w:val="24"/>
+          <w:szCs w:val="21"/>
+          <w14:textFill>
+            <w14:solidFill>
+              <w14:srgbClr w14:val="0F1115">
+                <w14:lumMod w14:val="65000"/>
+                <w14:lumOff w14:val="35000"/>
+              </w14:srgbClr>
+            </w14:solidFill>
+          </w14:textFill>
+        </w:rPr>
+        <w:t>阿里云</w:t>
+      </w:r>
+      <w:proofErr w:type="spellStart"/>
+      <w:r>
+        <w:rPr>
+          <w:rFonts w:ascii="Consolas" w:hAnsi="Consolas"/>
+          <w:color w:val="0F1115"/>
+          <w:sz w:val="24"/>
+          <w:szCs w:val="21"/>
+          <w14:textFill>
+            <w14:solidFill>
+              <w14:srgbClr w14:val="0F1115">
+                <w14:lumMod w14:val="65000"/>
+                <w14:lumOff w14:val="35000"/>
+              </w14:srgbClr>
+            </w14:solidFill>
+          </w14:textFill>
+        </w:rPr>
+        <w:t>MaxCompute</w:t>
+      </w:r>
+      <w:proofErr w:type="spellEnd"/>
+      <w:r>
+        <w:rPr>
+          <w:rFonts w:ascii="Consolas" w:hAnsi="Consolas"/>
+          <w:color w:val="0F1115"/>
+          <w:sz w:val="24"/>
+          <w:szCs w:val="21"/>
+          <w14:textFill>
+            <w14:solidFill>
+              <w14:srgbClr w14:val="0F1115">
+                <w14:lumMod w14:val="65000"/>
+                <w14:lumOff w14:val="35000"/>
+              </w14:srgbClr>
+            </w14:solidFill>
+          </w14:textFill>
+        </w:rPr>
+        <w:t xml:space="preserve"> + </w:t>
+      </w:r>
+      <w:proofErr w:type="spellStart"/>
+      <w:r>
+        <w:rPr>
+          <w:rFonts w:ascii="Consolas" w:hAnsi="Consolas"/>
+          <w:color w:val="0F1115"/>
+          <w:sz w:val="24"/>
+          <w:szCs w:val="21"/>
+          <w14:textFill>
+            <w14:solidFill>
+              <w14:srgbClr w14:val="0F1115">
+                <w14:lumMod w14:val="65000"/>
+                <w14:lumOff w14:val="35000"/>
+              </w14:srgbClr>
+            </w14:solidFill>
+          </w14:textFill>
+        </w:rPr>
+        <w:t>DataWorks</w:t>
+      </w:r>
+      <w:proofErr w:type="spellEnd"/>
+      <w:r>
+        <w:rPr>
+          <w:rFonts w:ascii="Consolas" w:hAnsi="Consolas"/>
+          <w:color w:val="0F1115"/>
+          <w:sz w:val="24"/>
+          <w:szCs w:val="21"/>
+          <w14:textFill>
+            <w14:solidFill>
+              <w14:srgbClr w14:val="0F1115">
+                <w14:lumMod w14:val="65000"/>
+                <w14:lumOff w14:val="35000"/>
+              </w14:srgbClr>
+            </w14:solidFill>
+          </w14:textFill>
+        </w:rPr>
+        <w:t xml:space="preserve"> + </w:t>
+      </w:r>
+      <w:proofErr w:type="spellStart"/>
+      <w:r>
+        <w:rPr>
+          <w:rFonts w:ascii="Consolas" w:hAnsi="Consolas"/>
+          <w:color w:val="0F1115"/>
+          <w:sz w:val="24"/>
+          <w:szCs w:val="21"/>
+          <w14:textFill>
+            <w14:solidFill>
+              <w14:srgbClr w14:val="0F1115">
+                <w14:lumMod w14:val="65000"/>
+                <w14:lumOff w14:val="35000"/>
+              </w14:srgbClr>
+            </w14:solidFill>
+          </w14:textFill>
+        </w:rPr>
+        <w:t>DataX</w:t>
+      </w:r>
+      <w:proofErr w:type="spellEnd"/>
+      <w:r>
         <w:rPr>
           <w:rFonts w:ascii="Consolas" w:hAnsi="Consolas" w:hint="eastAsia"/>
           <w:color w:val="0F1115"/>
@@ -3451,7 +4015,8 @@
             </w14:solidFill>
           </w14:textFill>
         </w:rPr>
-      </w:pPr>
+        <w:t xml:space="preserve"> </w:t>
+      </w:r>
       <w:r>
         <w:rPr>
           <w:rFonts w:ascii="Consolas" w:hAnsi="Consolas"/>
@@ -3467,24 +4032,7 @@
             </w14:solidFill>
           </w14:textFill>
         </w:rPr>
-        <w:t>阿里云</w:t>
-      </w:r>
-      <w:r>
-        <w:rPr>
-          <w:rFonts w:ascii="Consolas" w:hAnsi="Consolas"/>
-          <w:color w:val="0F1115"/>
-          <w:sz w:val="24"/>
-          <w:szCs w:val="21"/>
-          <w14:textFill>
-            <w14:solidFill>
-              <w14:srgbClr w14:val="0F1115">
-                <w14:lumMod w14:val="65000"/>
-                <w14:lumOff w14:val="35000"/>
-              </w14:srgbClr>
-            </w14:solidFill>
-          </w14:textFill>
-        </w:rPr>
-        <w:t>MaxCompute + DataWorks + DataX</w:t>
+        <w:t>+</w:t>
       </w:r>
       <w:r>
         <w:rPr>
@@ -3501,24 +4049,7 @@
             </w14:solidFill>
           </w14:textFill>
         </w:rPr>
-        <w:t xml:space="preserve"> </w:t>
-      </w:r>
-      <w:r>
-        <w:rPr>
-          <w:rFonts w:ascii="Consolas" w:hAnsi="Consolas"/>
-          <w:color w:val="0F1115"/>
-          <w:sz w:val="24"/>
-          <w:szCs w:val="21"/>
-          <w14:textFill>
-            <w14:solidFill>
-              <w14:srgbClr w14:val="0F1115">
-                <w14:lumMod w14:val="65000"/>
-                <w14:lumOff w14:val="35000"/>
-              </w14:srgbClr>
-            </w14:solidFill>
-          </w14:textFill>
-        </w:rPr>
-        <w:t>+</w:t>
+        <w:t xml:space="preserve"> DI</w:t>
       </w:r>
       <w:r>
         <w:rPr>
@@ -3535,7 +4066,7 @@
             </w14:solidFill>
           </w14:textFill>
         </w:rPr>
-        <w:t xml:space="preserve"> DI</w:t>
+        <w:t>离线同步</w:t>
       </w:r>
       <w:r>
         <w:rPr>
@@ -3552,7 +4083,7 @@
             </w14:solidFill>
           </w14:textFill>
         </w:rPr>
-        <w:t>离线同步</w:t>
+        <w:t xml:space="preserve"> </w:t>
       </w:r>
       <w:r>
         <w:rPr>
@@ -3569,7 +4100,7 @@
             </w14:solidFill>
           </w14:textFill>
         </w:rPr>
-        <w:t xml:space="preserve"> </w:t>
+        <w:t>+</w:t>
       </w:r>
       <w:r>
         <w:rPr>
@@ -3586,23 +4117,6 @@
             </w14:solidFill>
           </w14:textFill>
         </w:rPr>
-        <w:t>+</w:t>
-      </w:r>
-      <w:r>
-        <w:rPr>
-          <w:rFonts w:ascii="Consolas" w:hAnsi="Consolas" w:hint="eastAsia"/>
-          <w:color w:val="0F1115"/>
-          <w:sz w:val="24"/>
-          <w:szCs w:val="21"/>
-          <w14:textFill>
-            <w14:solidFill>
-              <w14:srgbClr w14:val="0F1115">
-                <w14:lumMod w14:val="65000"/>
-                <w14:lumOff w14:val="35000"/>
-              </w14:srgbClr>
-            </w14:solidFill>
-          </w14:textFill>
-        </w:rPr>
         <w:t xml:space="preserve"> </w:t>
       </w:r>
       <w:r>
@@ -3611,6 +4125,20 @@
         </w:rPr>
         <w:t>Quick BI</w:t>
       </w:r>
+      <w:r>
+        <w:rPr>
+          <w:rFonts w:ascii="MiSans" w:eastAsia="MiSans" w:hAnsi="MiSans" w:cs="MiSans"/>
+        </w:rPr>
+        <w:t xml:space="preserve"> + </w:t>
+      </w:r>
+      <w:proofErr w:type="spellStart"/>
+      <w:r>
+        <w:rPr>
+          <w:rFonts w:ascii="MiSans" w:eastAsia="MiSans" w:hAnsi="MiSans" w:cs="MiSans"/>
+        </w:rPr>
+        <w:t>DophinScheduler</w:t>
+      </w:r>
+      <w:proofErr w:type="spellEnd"/>
     </w:p>
     <w:p>
       <w:pPr>
@@ -3620,7 +4148,7 @@
           <w:numId w:val="6"/>
         </w:numPr>
         <w:rPr>
-          <w:rFonts w:ascii="MiSans" w:eastAsia="MiSans" w:hAnsi="MiSans" w:cs="MiSans" w:hint="eastAsia"/>
+          <w:rFonts w:ascii="MiSans" w:eastAsia="MiSans" w:hAnsi="MiSans" w:cs="MiSans"/>
         </w:rPr>
       </w:pPr>
       <w:r>
@@ -3638,7 +4166,7 @@
           <w:numId w:val="15"/>
         </w:numPr>
         <w:rPr>
-          <w:rFonts w:ascii="MiSans" w:eastAsia="MiSans" w:hAnsi="MiSans" w:cs="MiSans" w:hint="eastAsia"/>
+          <w:rFonts w:ascii="MiSans" w:eastAsia="MiSans" w:hAnsi="MiSans" w:cs="MiSans"/>
         </w:rPr>
       </w:pPr>
       <w:r>
@@ -3656,14 +4184,70 @@
           <w:numId w:val="15"/>
         </w:numPr>
         <w:rPr>
-          <w:rFonts w:ascii="MiSans" w:eastAsia="MiSans" w:hAnsi="MiSans" w:cs="MiSans" w:hint="eastAsia"/>
-        </w:rPr>
-      </w:pPr>
-      <w:r>
-        <w:rPr>
-          <w:rFonts w:ascii="MiSans" w:eastAsia="MiSans" w:hAnsi="MiSans" w:cs="MiSans"/>
-        </w:rPr>
-        <w:t>使用DataX将承保、理赔、续期、客服工单、官网埋点5套源系统数据同步至MaxCompute ODS层，并编写SQL完成清洗脱敏；以统一客户ID为主键关联多张事实表，构建包含基础属性、投保汇总、理赔特征、续保记录、在线行为等字段的客户全景明细宽表</w:t>
+          <w:rFonts w:ascii="MiSans" w:eastAsia="MiSans" w:hAnsi="MiSans" w:cs="MiSans"/>
+        </w:rPr>
+      </w:pPr>
+      <w:r>
+        <w:rPr>
+          <w:rFonts w:ascii="MiSans" w:eastAsia="MiSans" w:hAnsi="MiSans" w:cs="MiSans"/>
+        </w:rPr>
+        <w:t>使用</w:t>
+      </w:r>
+      <w:proofErr w:type="spellStart"/>
+      <w:r>
+        <w:rPr>
+          <w:rFonts w:ascii="MiSans" w:eastAsia="MiSans" w:hAnsi="MiSans" w:cs="MiSans"/>
+        </w:rPr>
+        <w:t>DataX</w:t>
+      </w:r>
+      <w:proofErr w:type="spellEnd"/>
+      <w:r>
+        <w:rPr>
+          <w:rFonts w:ascii="MiSans" w:eastAsia="MiSans" w:hAnsi="MiSans" w:cs="MiSans"/>
+        </w:rPr>
+        <w:t>将承保、理赔、续期、</w:t>
+      </w:r>
+      <w:proofErr w:type="gramStart"/>
+      <w:r>
+        <w:rPr>
+          <w:rFonts w:ascii="MiSans" w:eastAsia="MiSans" w:hAnsi="MiSans" w:cs="MiSans"/>
+        </w:rPr>
+        <w:t>客服工单</w:t>
+      </w:r>
+      <w:proofErr w:type="gramEnd"/>
+      <w:r>
+        <w:rPr>
+          <w:rFonts w:ascii="MiSans" w:eastAsia="MiSans" w:hAnsi="MiSans" w:cs="MiSans"/>
+        </w:rPr>
+        <w:t>、</w:t>
+      </w:r>
+      <w:proofErr w:type="gramStart"/>
+      <w:r>
+        <w:rPr>
+          <w:rFonts w:ascii="MiSans" w:eastAsia="MiSans" w:hAnsi="MiSans" w:cs="MiSans"/>
+        </w:rPr>
+        <w:t>官网埋点5套源</w:t>
+      </w:r>
+      <w:proofErr w:type="gramEnd"/>
+      <w:r>
+        <w:rPr>
+          <w:rFonts w:ascii="MiSans" w:eastAsia="MiSans" w:hAnsi="MiSans" w:cs="MiSans"/>
+        </w:rPr>
+        <w:t>系统数据同步至</w:t>
+      </w:r>
+      <w:proofErr w:type="spellStart"/>
+      <w:r>
+        <w:rPr>
+          <w:rFonts w:ascii="MiSans" w:eastAsia="MiSans" w:hAnsi="MiSans" w:cs="MiSans"/>
+        </w:rPr>
+        <w:t>MaxCompute</w:t>
+      </w:r>
+      <w:proofErr w:type="spellEnd"/>
+      <w:r>
+        <w:rPr>
+          <w:rFonts w:ascii="MiSans" w:eastAsia="MiSans" w:hAnsi="MiSans" w:cs="MiSans"/>
+        </w:rPr>
+        <w:t xml:space="preserve"> ODS层，并编写SQL完成清洗脱敏；以统一客户ID为主键关联多张事实表，构建包含基础属性、投保汇总、理赔特征、续保记录、在线行为等字段的客户全景明细宽表</w:t>
       </w:r>
     </w:p>
     <w:p>
@@ -3674,14 +4258,30 @@
           <w:numId w:val="15"/>
         </w:numPr>
         <w:rPr>
-          <w:rFonts w:ascii="MiSans" w:eastAsia="MiSans" w:hAnsi="MiSans" w:cs="MiSans" w:hint="eastAsia"/>
-        </w:rPr>
-      </w:pPr>
-      <w:r>
-        <w:rPr>
-          <w:rFonts w:ascii="MiSans" w:eastAsia="MiSans" w:hAnsi="MiSans" w:cs="MiSans"/>
-        </w:rPr>
-        <w:t>基于宽表编写MaxCompute SQL</w:t>
+          <w:rFonts w:ascii="MiSans" w:eastAsia="MiSans" w:hAnsi="MiSans" w:cs="MiSans"/>
+        </w:rPr>
+      </w:pPr>
+      <w:proofErr w:type="gramStart"/>
+      <w:r>
+        <w:rPr>
+          <w:rFonts w:ascii="MiSans" w:eastAsia="MiSans" w:hAnsi="MiSans" w:cs="MiSans"/>
+        </w:rPr>
+        <w:t>基于宽表编写</w:t>
+      </w:r>
+      <w:proofErr w:type="spellStart"/>
+      <w:proofErr w:type="gramEnd"/>
+      <w:r>
+        <w:rPr>
+          <w:rFonts w:ascii="MiSans" w:eastAsia="MiSans" w:hAnsi="MiSans" w:cs="MiSans"/>
+        </w:rPr>
+        <w:t>MaxCompute</w:t>
+      </w:r>
+      <w:proofErr w:type="spellEnd"/>
+      <w:r>
+        <w:rPr>
+          <w:rFonts w:ascii="MiSans" w:eastAsia="MiSans" w:hAnsi="MiSans" w:cs="MiSans"/>
+        </w:rPr>
+        <w:t xml:space="preserve"> SQL</w:t>
       </w:r>
       <w:r>
         <w:rPr>
@@ -3698,7 +4298,7 @@
           <w:numId w:val="15"/>
         </w:numPr>
         <w:rPr>
-          <w:rFonts w:ascii="MiSans" w:eastAsia="MiSans" w:hAnsi="MiSans" w:cs="MiSans" w:hint="eastAsia"/>
+          <w:rFonts w:ascii="MiSans" w:eastAsia="MiSans" w:hAnsi="MiSans" w:cs="MiSans"/>
         </w:rPr>
       </w:pPr>
       <w:r>
@@ -3711,13 +4311,27 @@
         <w:rPr>
           <w:rFonts w:ascii="MiSans" w:eastAsia="MiSans" w:hAnsi="MiSans" w:cs="MiSans" w:hint="eastAsia"/>
         </w:rPr>
-        <w:t>汇总层的表</w:t>
-      </w:r>
-      <w:r>
-        <w:rPr>
-          <w:rFonts w:ascii="MiSans" w:eastAsia="MiSans" w:hAnsi="MiSans" w:cs="MiSans" w:hint="eastAsia"/>
-        </w:rPr>
-        <w:t>加工到</w:t>
+        <w:t>汇总层的</w:t>
+      </w:r>
+      <w:proofErr w:type="gramStart"/>
+      <w:r>
+        <w:rPr>
+          <w:rFonts w:ascii="MiSans" w:eastAsia="MiSans" w:hAnsi="MiSans" w:cs="MiSans" w:hint="eastAsia"/>
+        </w:rPr>
+        <w:t>表</w:t>
+      </w:r>
+      <w:r>
+        <w:rPr>
+          <w:rFonts w:ascii="MiSans" w:eastAsia="MiSans" w:hAnsi="MiSans" w:cs="MiSans" w:hint="eastAsia"/>
+        </w:rPr>
+        <w:t>加工</w:t>
+      </w:r>
+      <w:proofErr w:type="gramEnd"/>
+      <w:r>
+        <w:rPr>
+          <w:rFonts w:ascii="MiSans" w:eastAsia="MiSans" w:hAnsi="MiSans" w:cs="MiSans" w:hint="eastAsia"/>
+        </w:rPr>
+        <w:t>到</w:t>
       </w:r>
       <w:r>
         <w:rPr>
@@ -3772,7 +4386,7 @@
           <w:numId w:val="6"/>
         </w:numPr>
         <w:rPr>
-          <w:rFonts w:ascii="MiSans" w:eastAsia="MiSans" w:hAnsi="MiSans" w:cs="MiSans" w:hint="eastAsia"/>
+          <w:rFonts w:ascii="MiSans" w:eastAsia="MiSans" w:hAnsi="MiSans" w:cs="MiSans"/>
         </w:rPr>
       </w:pPr>
       <w:r>
@@ -3790,14 +4404,28 @@
           <w:numId w:val="16"/>
         </w:numPr>
         <w:rPr>
-          <w:rFonts w:ascii="MiSans" w:eastAsia="MiSans" w:hAnsi="MiSans" w:cs="MiSans" w:hint="eastAsia"/>
-        </w:rPr>
-      </w:pPr>
-      <w:r>
-        <w:rPr>
-          <w:rFonts w:ascii="MiSans" w:eastAsia="MiSans" w:hAnsi="MiSans" w:cs="MiSans"/>
-        </w:rPr>
-        <w:t>基于流失预警与续保意向标签实施差异化续保，整体续保率提升约8个百分点；利用产品偏好标签精准推荐非车险产品，交叉销售转化率提升约20%，客均持有保单数由1.3件增至1.7件。</w:t>
+          <w:rFonts w:ascii="MiSans" w:eastAsia="MiSans" w:hAnsi="MiSans" w:cs="MiSans"/>
+        </w:rPr>
+      </w:pPr>
+      <w:r>
+        <w:rPr>
+          <w:rFonts w:ascii="MiSans" w:eastAsia="MiSans" w:hAnsi="MiSans" w:cs="MiSans"/>
+        </w:rPr>
+        <w:t>基于流失预警与续保意向标签实施差异化续保，整体续保率提升约8个百分点；利用产品偏好标签精准</w:t>
+      </w:r>
+      <w:proofErr w:type="gramStart"/>
+      <w:r>
+        <w:rPr>
+          <w:rFonts w:ascii="MiSans" w:eastAsia="MiSans" w:hAnsi="MiSans" w:cs="MiSans"/>
+        </w:rPr>
+        <w:t>推荐非</w:t>
+      </w:r>
+      <w:proofErr w:type="gramEnd"/>
+      <w:r>
+        <w:rPr>
+          <w:rFonts w:ascii="MiSans" w:eastAsia="MiSans" w:hAnsi="MiSans" w:cs="MiSans"/>
+        </w:rPr>
+        <w:t>车险产品，交叉销售转化率提升约20%，客均持有保单数由1.3件增至1.7件。</w:t>
       </w:r>
     </w:p>
     <w:p>
@@ -3808,7 +4436,7 @@
           <w:numId w:val="16"/>
         </w:numPr>
         <w:rPr>
-          <w:rFonts w:ascii="MiSans" w:eastAsia="MiSans" w:hAnsi="MiSans" w:cs="MiSans" w:hint="eastAsia"/>
+          <w:rFonts w:ascii="MiSans" w:eastAsia="MiSans" w:hAnsi="MiSans" w:cs="MiSans"/>
         </w:rPr>
       </w:pPr>
       <w:r>
@@ -3946,9 +4574,6 @@
                               <w:p>
                                 <w:pPr>
                                   <w:pStyle w:val="a7"/>
-                                  <w:rPr>
-                                    <w:rFonts w:hint="eastAsia"/>
-                                  </w:rPr>
                                 </w:pPr>
                                 <w:r>
                                   <w:rPr>
@@ -4013,7 +4638,7 @@
                           <a:blip r:embed="rId16">
                             <a:extLst>
                               <a:ext uri="{96DAC541-7B7A-43D3-8B79-37D633B846F1}">
-                                <asvg:svgBlip xmlns:asvg="http://schemas.microsoft.com/office/drawing/2016/SVG/main" r:embed="rId17"/>
+                                <asvg:svgBlip xmlns:asvg="http://schemas.microsoft.com/office/drawing/2016/SVG/main" xmlns:w16sdtfl="http://schemas.microsoft.com/office/word/2024/wordml/sdtformatlock" xmlns:w16sdtdh="http://schemas.microsoft.com/office/word/2020/wordml/sdtdatahash" xmlns:w16du="http://schemas.microsoft.com/office/word/2023/wordml/word16du" xmlns:w16="http://schemas.microsoft.com/office/word/2018/wordml" xmlns:w16cid="http://schemas.microsoft.com/office/word/2016/wordml/cid" xmlns:w16cex="http://schemas.microsoft.com/office/word/2018/wordml/cex" xmlns:w="http://schemas.openxmlformats.org/wordprocessingml/2006/main" xmlns:w10="urn:schemas-microsoft-com:office:word" xmlns:v="urn:schemas-microsoft-com:vml" xmlns:oel="http://schemas.microsoft.com/office/2019/extlst" xmlns:o="urn:schemas-microsoft-com:office:office" xmlns:am3d="http://schemas.microsoft.com/office/drawing/2017/model3d" xmlns:aink="http://schemas.microsoft.com/office/drawing/2016/ink" xmlns:cx8="http://schemas.microsoft.com/office/drawing/2016/5/14/chartex" xmlns:cx7="http://schemas.microsoft.com/office/drawing/2016/5/13/chartex" xmlns:cx6="http://schemas.microsoft.com/office/drawing/2016/5/12/chartex" xmlns:cx5="http://schemas.microsoft.com/office/drawing/2016/5/11/chartex" xmlns:cx4="http://schemas.microsoft.com/office/drawing/2016/5/10/chartex" xmlns:cx3="http://schemas.microsoft.com/office/drawing/2016/5/9/chartex" xmlns:cx2="http://schemas.microsoft.com/office/drawing/2015/10/21/chartex" xmlns="" r:embed="rId17"/>
                               </a:ext>
                             </a:extLst>
                           </a:blip>
@@ -4038,7 +4663,7 @@
               </wp:inline>
             </w:drawing>
           </mc:Choice>
-          <mc:Fallback>
+          <mc:Fallback xmlns:w16sdtfl="http://schemas.microsoft.com/office/word/2024/wordml/sdtformatlock" xmlns:w16sdtdh="http://schemas.microsoft.com/office/word/2020/wordml/sdtdatahash" xmlns:w16du="http://schemas.microsoft.com/office/word/2023/wordml/word16du" xmlns:w16="http://schemas.microsoft.com/office/word/2018/wordml" xmlns:w16cid="http://schemas.microsoft.com/office/word/2016/wordml/cid" xmlns:w16cex="http://schemas.microsoft.com/office/word/2018/wordml/cex" xmlns:oel="http://schemas.microsoft.com/office/2019/extlst" xmlns:am3d="http://schemas.microsoft.com/office/drawing/2017/model3d" xmlns:aink="http://schemas.microsoft.com/office/drawing/2016/ink" xmlns:cx8="http://schemas.microsoft.com/office/drawing/2016/5/14/chartex" xmlns:cx7="http://schemas.microsoft.com/office/drawing/2016/5/13/chartex" xmlns:cx6="http://schemas.microsoft.com/office/drawing/2016/5/12/chartex" xmlns:cx5="http://schemas.microsoft.com/office/drawing/2016/5/11/chartex" xmlns:cx4="http://schemas.microsoft.com/office/drawing/2016/5/10/chartex" xmlns:cx3="http://schemas.microsoft.com/office/drawing/2016/5/9/chartex" xmlns:cx2="http://schemas.microsoft.com/office/drawing/2015/10/21/chartex">
             <w:pict>
               <v:group w14:anchorId="68A9E9E9" id="组合 62" o:spid="_x0000_s1056" style="width:518.8pt;height:25.6pt;mso-position-horizontal-relative:char;mso-position-vertical-relative:line" coordorigin="4574,5959" coordsize="10448,516" o:gfxdata="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">
                 <v:group id="组合 63" o:spid="_x0000_s1057" style="position:absolute;left:4574;top:5959;width:10448;height:516" coordorigin="5462,4054" coordsize="10448,516" o:gfxdata="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">
@@ -4099,7 +4724,21 @@
         <w:rPr>
           <w:sz w:val="28"/>
         </w:rPr>
-        <w:t>贵州省农村信用社联合社信贷风险数仓与经营指标分析平台</w:t>
+        <w:t>贵州省农村信用社联合社信贷</w:t>
+      </w:r>
+      <w:proofErr w:type="gramStart"/>
+      <w:r>
+        <w:rPr>
+          <w:sz w:val="28"/>
+        </w:rPr>
+        <w:t>风险数仓与</w:t>
+      </w:r>
+      <w:proofErr w:type="gramEnd"/>
+      <w:r>
+        <w:rPr>
+          <w:sz w:val="28"/>
+        </w:rPr>
+        <w:t>经营指标分析平台</w:t>
       </w:r>
     </w:p>
     <w:p>
@@ -4124,7 +4763,7 @@
       <w:pPr>
         <w:pStyle w:val="ab"/>
         <w:rPr>
-          <w:rFonts w:ascii="MiSans" w:eastAsia="MiSans" w:hAnsi="MiSans" w:cs="MiSans" w:hint="eastAsia"/>
+          <w:rFonts w:ascii="MiSans" w:eastAsia="MiSans" w:hAnsi="MiSans" w:cs="MiSans"/>
         </w:rPr>
       </w:pPr>
       <w:r>
@@ -4148,28 +4787,108 @@
           <w:numId w:val="6"/>
         </w:numPr>
         <w:rPr>
-          <w:rFonts w:ascii="MiSans" w:eastAsia="MiSans" w:hAnsi="MiSans" w:cs="MiSans" w:hint="eastAsia"/>
-        </w:rPr>
-      </w:pPr>
-      <w:r>
-        <w:rPr>
-          <w:rFonts w:ascii="MiSans" w:eastAsia="MiSans" w:hAnsi="MiSans" w:cs="MiSans" w:hint="eastAsia"/>
-        </w:rPr>
-        <w:t>技术栈</w:t>
-      </w:r>
+          <w:rFonts w:ascii="MiSans" w:eastAsia="MiSans" w:hAnsi="MiSans" w:cs="MiSans"/>
+        </w:rPr>
+      </w:pPr>
+      <w:r>
+        <w:rPr>
+          <w:rFonts w:ascii="MiSans" w:eastAsia="MiSans" w:hAnsi="MiSans" w:cs="MiSans" w:hint="eastAsia"/>
+        </w:rPr>
+        <w:t>技术</w:t>
+      </w:r>
+      <w:proofErr w:type="gramStart"/>
+      <w:r>
+        <w:rPr>
+          <w:rFonts w:ascii="MiSans" w:eastAsia="MiSans" w:hAnsi="MiSans" w:cs="MiSans" w:hint="eastAsia"/>
+        </w:rPr>
+        <w:t>栈</w:t>
+      </w:r>
+      <w:proofErr w:type="gramEnd"/>
     </w:p>
     <w:p>
       <w:pPr>
         <w:pStyle w:val="ab"/>
         <w:rPr>
-          <w:rFonts w:ascii="MiSans" w:eastAsia="MiSans" w:hAnsi="MiSans" w:cs="MiSans" w:hint="eastAsia"/>
-        </w:rPr>
-      </w:pPr>
-      <w:r>
-        <w:rPr>
-          <w:rFonts w:ascii="MiSans" w:eastAsia="MiSans" w:hAnsi="MiSans" w:cs="MiSans"/>
-        </w:rPr>
-        <w:t>OceanBase + DataX + Hive + Dolphin Scheduler + Hadoop + Sqoop + DBeaver + Shell + 帆软FineReport + SVN</w:t>
+          <w:rFonts w:ascii="MiSans" w:eastAsia="MiSans" w:hAnsi="MiSans" w:cs="MiSans"/>
+        </w:rPr>
+      </w:pPr>
+      <w:proofErr w:type="spellStart"/>
+      <w:r>
+        <w:rPr>
+          <w:rFonts w:ascii="MiSans" w:eastAsia="MiSans" w:hAnsi="MiSans" w:cs="MiSans"/>
+        </w:rPr>
+        <w:t>OceanBase</w:t>
+      </w:r>
+      <w:proofErr w:type="spellEnd"/>
+      <w:r>
+        <w:rPr>
+          <w:rFonts w:ascii="MiSans" w:eastAsia="MiSans" w:hAnsi="MiSans" w:cs="MiSans"/>
+        </w:rPr>
+        <w:t xml:space="preserve"> + </w:t>
+      </w:r>
+      <w:proofErr w:type="spellStart"/>
+      <w:r>
+        <w:rPr>
+          <w:rFonts w:ascii="MiSans" w:eastAsia="MiSans" w:hAnsi="MiSans" w:cs="MiSans"/>
+        </w:rPr>
+        <w:t>DataX</w:t>
+      </w:r>
+      <w:proofErr w:type="spellEnd"/>
+      <w:r>
+        <w:rPr>
+          <w:rFonts w:ascii="MiSans" w:eastAsia="MiSans" w:hAnsi="MiSans" w:cs="MiSans"/>
+        </w:rPr>
+        <w:t xml:space="preserve"> + Hive + Dolphin Scheduler + Hadoop + </w:t>
+      </w:r>
+      <w:proofErr w:type="spellStart"/>
+      <w:r>
+        <w:rPr>
+          <w:rFonts w:ascii="MiSans" w:eastAsia="MiSans" w:hAnsi="MiSans" w:cs="MiSans"/>
+        </w:rPr>
+        <w:t>Sqoop</w:t>
+      </w:r>
+      <w:proofErr w:type="spellEnd"/>
+      <w:r>
+        <w:rPr>
+          <w:rFonts w:ascii="MiSans" w:eastAsia="MiSans" w:hAnsi="MiSans" w:cs="MiSans"/>
+        </w:rPr>
+        <w:t xml:space="preserve"> + </w:t>
+      </w:r>
+      <w:proofErr w:type="spellStart"/>
+      <w:r>
+        <w:rPr>
+          <w:rFonts w:ascii="MiSans" w:eastAsia="MiSans" w:hAnsi="MiSans" w:cs="MiSans"/>
+        </w:rPr>
+        <w:t>DBeaver</w:t>
+      </w:r>
+      <w:proofErr w:type="spellEnd"/>
+      <w:r>
+        <w:rPr>
+          <w:rFonts w:ascii="MiSans" w:eastAsia="MiSans" w:hAnsi="MiSans" w:cs="MiSans"/>
+        </w:rPr>
+        <w:t xml:space="preserve"> + Shell + </w:t>
+      </w:r>
+      <w:proofErr w:type="gramStart"/>
+      <w:r>
+        <w:rPr>
+          <w:rFonts w:ascii="MiSans" w:eastAsia="MiSans" w:hAnsi="MiSans" w:cs="MiSans"/>
+        </w:rPr>
+        <w:t>帆软</w:t>
+      </w:r>
+      <w:proofErr w:type="spellStart"/>
+      <w:proofErr w:type="gramEnd"/>
+      <w:r>
+        <w:rPr>
+          <w:rFonts w:ascii="MiSans" w:eastAsia="MiSans" w:hAnsi="MiSans" w:cs="MiSans"/>
+        </w:rPr>
+        <w:t>FineReport</w:t>
+      </w:r>
+      <w:proofErr w:type="spellEnd"/>
+      <w:r>
+        <w:rPr>
+          <w:rFonts w:ascii="MiSans" w:eastAsia="MiSans" w:hAnsi="MiSans" w:cs="MiSans"/>
+        </w:rPr>
+        <w:t xml:space="preserve"> + SVN</w:t>
       </w:r>
     </w:p>
     <w:p>
@@ -4180,7 +4899,7 @@
           <w:numId w:val="6"/>
         </w:numPr>
         <w:rPr>
-          <w:rFonts w:ascii="MiSans" w:eastAsia="MiSans" w:hAnsi="MiSans" w:cs="MiSans" w:hint="eastAsia"/>
+          <w:rFonts w:ascii="MiSans" w:eastAsia="MiSans" w:hAnsi="MiSans" w:cs="MiSans"/>
         </w:rPr>
       </w:pPr>
       <w:r>
@@ -4223,7 +4942,51 @@
         <w:rPr>
           <w:rFonts w:ascii="MiSans" w:eastAsia="MiSans" w:hAnsi="MiSans" w:cs="MiSans"/>
         </w:rPr>
-        <w:t>使用DataX将源端OceanBase核心业务与信贷管理系统数据同步至Hadoop HDFS，使用Sqoop抽取MySQL系统数据至Hive ODS层</w:t>
+        <w:t>使用</w:t>
+      </w:r>
+      <w:proofErr w:type="spellStart"/>
+      <w:r>
+        <w:rPr>
+          <w:rFonts w:ascii="MiSans" w:eastAsia="MiSans" w:hAnsi="MiSans" w:cs="MiSans"/>
+        </w:rPr>
+        <w:t>DataX</w:t>
+      </w:r>
+      <w:proofErr w:type="spellEnd"/>
+      <w:proofErr w:type="gramStart"/>
+      <w:r>
+        <w:rPr>
+          <w:rFonts w:ascii="MiSans" w:eastAsia="MiSans" w:hAnsi="MiSans" w:cs="MiSans"/>
+        </w:rPr>
+        <w:t>将源端</w:t>
+      </w:r>
+      <w:proofErr w:type="spellStart"/>
+      <w:proofErr w:type="gramEnd"/>
+      <w:r>
+        <w:rPr>
+          <w:rFonts w:ascii="MiSans" w:eastAsia="MiSans" w:hAnsi="MiSans" w:cs="MiSans"/>
+        </w:rPr>
+        <w:t>OceanBase</w:t>
+      </w:r>
+      <w:proofErr w:type="spellEnd"/>
+      <w:r>
+        <w:rPr>
+          <w:rFonts w:ascii="MiSans" w:eastAsia="MiSans" w:hAnsi="MiSans" w:cs="MiSans"/>
+        </w:rPr>
+        <w:t>核心业务与信贷管理系统数据同步至Hadoop HDFS，使用</w:t>
+      </w:r>
+      <w:proofErr w:type="spellStart"/>
+      <w:r>
+        <w:rPr>
+          <w:rFonts w:ascii="MiSans" w:eastAsia="MiSans" w:hAnsi="MiSans" w:cs="MiSans"/>
+        </w:rPr>
+        <w:t>Sqoop</w:t>
+      </w:r>
+      <w:proofErr w:type="spellEnd"/>
+      <w:r>
+        <w:rPr>
+          <w:rFonts w:ascii="MiSans" w:eastAsia="MiSans" w:hAnsi="MiSans" w:cs="MiSans"/>
+        </w:rPr>
+        <w:t>抽取MySQL系统数据至Hive ODS层</w:t>
       </w:r>
     </w:p>
     <w:p>
@@ -4237,11 +5000,33 @@
           <w:rFonts w:ascii="MiSans" w:eastAsia="MiSans" w:hAnsi="MiSans" w:cs="MiSans"/>
         </w:rPr>
       </w:pPr>
-      <w:r>
-        <w:rPr>
-          <w:rFonts w:ascii="MiSans" w:eastAsia="MiSans" w:hAnsi="MiSans" w:cs="MiSans"/>
-        </w:rPr>
-        <w:t>基于宽表编写Hive SQL实现DWS层指标汇总</w:t>
+      <w:proofErr w:type="gramStart"/>
+      <w:r>
+        <w:rPr>
+          <w:rFonts w:ascii="MiSans" w:eastAsia="MiSans" w:hAnsi="MiSans" w:cs="MiSans"/>
+        </w:rPr>
+        <w:t>基于宽表编写</w:t>
+      </w:r>
+      <w:proofErr w:type="gramEnd"/>
+      <w:r>
+        <w:rPr>
+          <w:rFonts w:ascii="MiSans" w:eastAsia="MiSans" w:hAnsi="MiSans" w:cs="MiSans"/>
+        </w:rPr>
+        <w:t>Hive SQL实现DWS</w:t>
+      </w:r>
+      <w:proofErr w:type="gramStart"/>
+      <w:r>
+        <w:rPr>
+          <w:rFonts w:ascii="MiSans" w:eastAsia="MiSans" w:hAnsi="MiSans" w:cs="MiSans"/>
+        </w:rPr>
+        <w:t>层指标</w:t>
+      </w:r>
+      <w:proofErr w:type="gramEnd"/>
+      <w:r>
+        <w:rPr>
+          <w:rFonts w:ascii="MiSans" w:eastAsia="MiSans" w:hAnsi="MiSans" w:cs="MiSans"/>
+        </w:rPr>
+        <w:t>汇总</w:t>
       </w:r>
     </w:p>
     <w:p>
@@ -4259,8 +5044,21 @@
         <w:rPr>
           <w:rFonts w:ascii="MiSans" w:eastAsia="MiSans" w:hAnsi="MiSans" w:cs="MiSans"/>
         </w:rPr>
-        <w:lastRenderedPageBreak/>
-        <w:t>将汇总结果输出至ADS层业绩考核表与资产质量监控表，使用FineReport连接Hive开发信贷投放进度、不良率趋势、联社资产质量排名、客户经理绩效排名、监管报送指标等看板，SQL脚本与报表模板通过SVN管理</w:t>
+        <w:t>将汇总结果输出至ADS层业绩考核表与资产质量监控表，使用</w:t>
+      </w:r>
+      <w:proofErr w:type="spellStart"/>
+      <w:r>
+        <w:rPr>
+          <w:rFonts w:ascii="MiSans" w:eastAsia="MiSans" w:hAnsi="MiSans" w:cs="MiSans"/>
+        </w:rPr>
+        <w:t>FineReport</w:t>
+      </w:r>
+      <w:proofErr w:type="spellEnd"/>
+      <w:r>
+        <w:rPr>
+          <w:rFonts w:ascii="MiSans" w:eastAsia="MiSans" w:hAnsi="MiSans" w:cs="MiSans"/>
+        </w:rPr>
+        <w:t>连接Hive开发信贷投放进度、不良率趋势、联社资产质量排名、客户经理绩效排名、监管报送指标等看板，SQL脚本与报表模板通过SVN管理</w:t>
       </w:r>
     </w:p>
     <w:p>
@@ -4271,14 +5069,70 @@
           <w:numId w:val="18"/>
         </w:numPr>
         <w:rPr>
-          <w:rFonts w:ascii="MiSans" w:eastAsia="MiSans" w:hAnsi="MiSans" w:cs="MiSans" w:hint="eastAsia"/>
-        </w:rPr>
-      </w:pPr>
-      <w:r>
-        <w:rPr>
-          <w:rFonts w:ascii="MiSans" w:eastAsia="MiSans" w:hAnsi="MiSans" w:cs="MiSans"/>
-        </w:rPr>
-        <w:t>使用Dolphin Scheduler编排全链路DAG工作流实现每日自动调度与告警，编写Shell脚本配合Hive SQL稽核贷款总额一致性与不良率口径合规性，每日跑批后输出质量报告</w:t>
+          <w:rFonts w:ascii="MiSans" w:eastAsia="MiSans" w:hAnsi="MiSans" w:cs="MiSans"/>
+        </w:rPr>
+      </w:pPr>
+      <w:r>
+        <w:rPr>
+          <w:rFonts w:ascii="MiSans" w:eastAsia="MiSans" w:hAnsi="MiSans" w:cs="MiSans"/>
+        </w:rPr>
+        <w:t>使用Dolphin Scheduler</w:t>
+      </w:r>
+      <w:proofErr w:type="gramStart"/>
+      <w:r>
+        <w:rPr>
+          <w:rFonts w:ascii="MiSans" w:eastAsia="MiSans" w:hAnsi="MiSans" w:cs="MiSans"/>
+        </w:rPr>
+        <w:t>编排全</w:t>
+      </w:r>
+      <w:proofErr w:type="gramEnd"/>
+      <w:r>
+        <w:rPr>
+          <w:rFonts w:ascii="MiSans" w:eastAsia="MiSans" w:hAnsi="MiSans" w:cs="MiSans"/>
+        </w:rPr>
+        <w:t>链路DAG工作</w:t>
+      </w:r>
+      <w:proofErr w:type="gramStart"/>
+      <w:r>
+        <w:rPr>
+          <w:rFonts w:ascii="MiSans" w:eastAsia="MiSans" w:hAnsi="MiSans" w:cs="MiSans"/>
+        </w:rPr>
+        <w:t>流实现</w:t>
+      </w:r>
+      <w:proofErr w:type="gramEnd"/>
+      <w:r>
+        <w:rPr>
+          <w:rFonts w:ascii="MiSans" w:eastAsia="MiSans" w:hAnsi="MiSans" w:cs="MiSans"/>
+        </w:rPr>
+        <w:t>每日自动调度与告警，编写Shell脚本配合Hive SQL稽核贷款总额一致性与不良率口径合</w:t>
+      </w:r>
+      <w:proofErr w:type="gramStart"/>
+      <w:r>
+        <w:rPr>
+          <w:rFonts w:ascii="MiSans" w:eastAsia="MiSans" w:hAnsi="MiSans" w:cs="MiSans"/>
+        </w:rPr>
+        <w:t>规</w:t>
+      </w:r>
+      <w:proofErr w:type="gramEnd"/>
+      <w:r>
+        <w:rPr>
+          <w:rFonts w:ascii="MiSans" w:eastAsia="MiSans" w:hAnsi="MiSans" w:cs="MiSans"/>
+        </w:rPr>
+        <w:t>性，</w:t>
+      </w:r>
+      <w:proofErr w:type="gramStart"/>
+      <w:r>
+        <w:rPr>
+          <w:rFonts w:ascii="MiSans" w:eastAsia="MiSans" w:hAnsi="MiSans" w:cs="MiSans"/>
+        </w:rPr>
+        <w:t>每日跑批后</w:t>
+      </w:r>
+      <w:proofErr w:type="gramEnd"/>
+      <w:r>
+        <w:rPr>
+          <w:rFonts w:ascii="MiSans" w:eastAsia="MiSans" w:hAnsi="MiSans" w:cs="MiSans"/>
+        </w:rPr>
+        <w:t>输出质量报告</w:t>
       </w:r>
     </w:p>
     <w:p>
@@ -4289,13 +5143,14 @@
           <w:numId w:val="6"/>
         </w:numPr>
         <w:rPr>
-          <w:rFonts w:ascii="MiSans" w:eastAsia="MiSans" w:hAnsi="MiSans" w:cs="MiSans" w:hint="eastAsia"/>
-        </w:rPr>
-      </w:pPr>
-      <w:r>
-        <w:rPr>
-          <w:rFonts w:ascii="MiSans" w:eastAsia="MiSans" w:hAnsi="MiSans" w:cs="MiSans" w:hint="eastAsia"/>
-        </w:rPr>
+          <w:rFonts w:ascii="MiSans" w:eastAsia="MiSans" w:hAnsi="MiSans" w:cs="MiSans"/>
+        </w:rPr>
+      </w:pPr>
+      <w:r>
+        <w:rPr>
+          <w:rFonts w:ascii="MiSans" w:eastAsia="MiSans" w:hAnsi="MiSans" w:cs="MiSans" w:hint="eastAsia"/>
+        </w:rPr>
+        <w:lastRenderedPageBreak/>
         <w:t>业务成果</w:t>
       </w:r>
     </w:p>
@@ -4325,14 +5180,36 @@
           <w:numId w:val="19"/>
         </w:numPr>
         <w:rPr>
-          <w:rFonts w:ascii="MiSans" w:eastAsia="MiSans" w:hAnsi="MiSans" w:cs="MiSans" w:hint="eastAsia"/>
-        </w:rPr>
-      </w:pPr>
-      <w:r>
-        <w:rPr>
-          <w:rFonts w:ascii="MiSans" w:eastAsia="MiSans" w:hAnsi="MiSans" w:cs="MiSans"/>
-        </w:rPr>
-        <w:t>通过日度不良率预警机制提前识别高风险贷款，全社不良贷款率下降0.8个百分点；监管报送数据准确率提升</w:t>
+          <w:rFonts w:ascii="MiSans" w:eastAsia="MiSans" w:hAnsi="MiSans" w:cs="MiSans"/>
+        </w:rPr>
+      </w:pPr>
+      <w:proofErr w:type="gramStart"/>
+      <w:r>
+        <w:rPr>
+          <w:rFonts w:ascii="MiSans" w:eastAsia="MiSans" w:hAnsi="MiSans" w:cs="MiSans"/>
+        </w:rPr>
+        <w:t>通过日度不良率</w:t>
+      </w:r>
+      <w:proofErr w:type="gramEnd"/>
+      <w:r>
+        <w:rPr>
+          <w:rFonts w:ascii="MiSans" w:eastAsia="MiSans" w:hAnsi="MiSans" w:cs="MiSans"/>
+        </w:rPr>
+        <w:t>预警机制提前</w:t>
+      </w:r>
+      <w:proofErr w:type="gramStart"/>
+      <w:r>
+        <w:rPr>
+          <w:rFonts w:ascii="MiSans" w:eastAsia="MiSans" w:hAnsi="MiSans" w:cs="MiSans"/>
+        </w:rPr>
+        <w:t>识别高</w:t>
+      </w:r>
+      <w:proofErr w:type="gramEnd"/>
+      <w:r>
+        <w:rPr>
+          <w:rFonts w:ascii="MiSans" w:eastAsia="MiSans" w:hAnsi="MiSans" w:cs="MiSans"/>
+        </w:rPr>
+        <w:t>风险贷款，全社不良贷款率下降0.8个百分点；监管报送数据准确率提升</w:t>
       </w:r>
       <w:r>
         <w:rPr>
@@ -4355,7 +5232,7 @@
         <w:pStyle w:val="ab"/>
         <w:ind w:left="420"/>
         <w:rPr>
-          <w:rFonts w:ascii="MiSans" w:eastAsia="MiSans" w:hAnsi="MiSans" w:cs="MiSans" w:hint="eastAsia"/>
+          <w:rFonts w:ascii="MiSans" w:eastAsia="MiSans" w:hAnsi="MiSans" w:cs="MiSans"/>
         </w:rPr>
       </w:pPr>
     </w:p>
@@ -4371,7 +5248,7 @@
 </file>
 
 <file path=word/endnotes.xml><?xml version="1.0" encoding="utf-8"?>
-<w:endnotes xmlns:wpc="http://schemas.microsoft.com/office/word/2010/wordprocessingCanvas" xmlns:cx="http://schemas.microsoft.com/office/drawing/2014/chartex" xmlns:cx1="http://schemas.microsoft.com/office/drawing/2015/9/8/chartex" xmlns:cx2="http://schemas.microsoft.com/office/drawing/2015/10/21/chartex" xmlns:cx3="http://schemas.microsoft.com/office/drawing/2016/5/9/chartex" xmlns:cx4="http://schemas.microsoft.com/office/drawing/2016/5/10/chartex" xmlns:cx5="http://schemas.microsoft.com/office/drawing/2016/5/11/chartex" xmlns:cx6="http://schemas.microsoft.com/office/drawing/2016/5/12/chartex" xmlns:cx7="http://schemas.microsoft.com/office/drawing/2016/5/13/chartex" xmlns:cx8="http://schemas.microsoft.com/office/drawing/2016/5/14/chartex" xmlns:mc="http://schemas.openxmlformats.org/markup-compatibility/2006" xmlns:aink="http://schemas.microsoft.com/office/drawing/2016/ink" xmlns:am3d="http://schemas.microsoft.com/office/drawing/2017/model3d" xmlns:o="urn:schemas-microsoft-com:office:office" xmlns:oel="http://schemas.microsoft.com/office/2019/extlst" xmlns:r="http://schemas.openxmlformats.org/officeDocument/2006/relationships" xmlns:m="http://schemas.openxmlformats.org/officeDocument/2006/math" xmlns:v="urn:schemas-microsoft-com:vml" xmlns:wp14="http://schemas.microsoft.com/office/word/2010/wordprocessingDrawing" xmlns:wp="http://schemas.openxmlformats.org/drawingml/2006/wordprocessingDrawing" xmlns:w10="urn:schemas-microsoft-com:office:word" xmlns:w="http://schemas.openxmlformats.org/wordprocessingml/2006/main" xmlns:w14="http://schemas.microsoft.com/office/word/2010/wordml" xmlns:w15="http://schemas.microsoft.com/office/word/2012/wordml" xmlns:w16cex="http://schemas.microsoft.com/office/word/2018/wordml/cex" xmlns:w16cid="http://schemas.microsoft.com/office/word/2016/wordml/cid" xmlns:w16="http://schemas.microsoft.com/office/word/2018/wordml" xmlns:w16du="http://schemas.microsoft.com/office/word/2023/wordml/word16du" xmlns:w16sdtdh="http://schemas.microsoft.com/office/word/2020/wordml/sdtdatahash" xmlns:w16sdtfl="http://schemas.microsoft.com/office/word/2024/wordml/sdtformatlock" xmlns:w16se="http://schemas.microsoft.com/office/word/2015/wordml/symex" xmlns:wpg="http://schemas.microsoft.com/office/word/2010/wordprocessingGroup" xmlns:wpi="http://schemas.microsoft.com/office/word/2010/wordprocessingInk" xmlns:wne="http://schemas.microsoft.com/office/word/2006/wordml" xmlns:wps="http://schemas.microsoft.com/office/word/2010/wordprocessingShape" mc:Ignorable="w14 w15 w16se w16cid w16 w16cex w16sdtdh w16sdtfl w16du wp14">
+<w:endnotes xmlns:wpc="http://schemas.microsoft.com/office/word/2010/wordprocessingCanvas" xmlns:cx="http://schemas.microsoft.com/office/drawing/2014/chartex" xmlns:cx1="http://schemas.microsoft.com/office/drawing/2015/9/8/chartex" xmlns:mc="http://schemas.openxmlformats.org/markup-compatibility/2006" xmlns:o="urn:schemas-microsoft-com:office:office" xmlns:r="http://schemas.openxmlformats.org/officeDocument/2006/relationships" xmlns:m="http://schemas.openxmlformats.org/officeDocument/2006/math" xmlns:v="urn:schemas-microsoft-com:vml" xmlns:wp14="http://schemas.microsoft.com/office/word/2010/wordprocessingDrawing" xmlns:wp="http://schemas.openxmlformats.org/drawingml/2006/wordprocessingDrawing" xmlns:w10="urn:schemas-microsoft-com:office:word" xmlns:w="http://schemas.openxmlformats.org/wordprocessingml/2006/main" xmlns:w14="http://schemas.microsoft.com/office/word/2010/wordml" xmlns:w15="http://schemas.microsoft.com/office/word/2012/wordml" xmlns:w16se="http://schemas.microsoft.com/office/word/2015/wordml/symex" xmlns:wpg="http://schemas.microsoft.com/office/word/2010/wordprocessingGroup" xmlns:wpi="http://schemas.microsoft.com/office/word/2010/wordprocessingInk" xmlns:wne="http://schemas.microsoft.com/office/word/2006/wordml" xmlns:wps="http://schemas.microsoft.com/office/word/2010/wordprocessingShape" mc:Ignorable="w14 w15 w16se wp14">
   <w:endnote w:type="separator" w:id="-1">
     <w:p>
       <w:r>
@@ -4390,7 +5267,7 @@
 </file>
 
 <file path=word/footnotes.xml><?xml version="1.0" encoding="utf-8"?>
-<w:footnotes xmlns:wpc="http://schemas.microsoft.com/office/word/2010/wordprocessingCanvas" xmlns:cx="http://schemas.microsoft.com/office/drawing/2014/chartex" xmlns:cx1="http://schemas.microsoft.com/office/drawing/2015/9/8/chartex" xmlns:cx2="http://schemas.microsoft.com/office/drawing/2015/10/21/chartex" xmlns:cx3="http://schemas.microsoft.com/office/drawing/2016/5/9/chartex" xmlns:cx4="http://schemas.microsoft.com/office/drawing/2016/5/10/chartex" xmlns:cx5="http://schemas.microsoft.com/office/drawing/2016/5/11/chartex" xmlns:cx6="http://schemas.microsoft.com/office/drawing/2016/5/12/chartex" xmlns:cx7="http://schemas.microsoft.com/office/drawing/2016/5/13/chartex" xmlns:cx8="http://schemas.microsoft.com/office/drawing/2016/5/14/chartex" xmlns:mc="http://schemas.openxmlformats.org/markup-compatibility/2006" xmlns:aink="http://schemas.microsoft.com/office/drawing/2016/ink" xmlns:am3d="http://schemas.microsoft.com/office/drawing/2017/model3d" xmlns:o="urn:schemas-microsoft-com:office:office" xmlns:oel="http://schemas.microsoft.com/office/2019/extlst" xmlns:r="http://schemas.openxmlformats.org/officeDocument/2006/relationships" xmlns:m="http://schemas.openxmlformats.org/officeDocument/2006/math" xmlns:v="urn:schemas-microsoft-com:vml" xmlns:wp14="http://schemas.microsoft.com/office/word/2010/wordprocessingDrawing" xmlns:wp="http://schemas.openxmlformats.org/drawingml/2006/wordprocessingDrawing" xmlns:w10="urn:schemas-microsoft-com:office:word" xmlns:w="http://schemas.openxmlformats.org/wordprocessingml/2006/main" xmlns:w14="http://schemas.microsoft.com/office/word/2010/wordml" xmlns:w15="http://schemas.microsoft.com/office/word/2012/wordml" xmlns:w16cex="http://schemas.microsoft.com/office/word/2018/wordml/cex" xmlns:w16cid="http://schemas.microsoft.com/office/word/2016/wordml/cid" xmlns:w16="http://schemas.microsoft.com/office/word/2018/wordml" xmlns:w16du="http://schemas.microsoft.com/office/word/2023/wordml/word16du" xmlns:w16sdtdh="http://schemas.microsoft.com/office/word/2020/wordml/sdtdatahash" xmlns:w16sdtfl="http://schemas.microsoft.com/office/word/2024/wordml/sdtformatlock" xmlns:w16se="http://schemas.microsoft.com/office/word/2015/wordml/symex" xmlns:wpg="http://schemas.microsoft.com/office/word/2010/wordprocessingGroup" xmlns:wpi="http://schemas.microsoft.com/office/word/2010/wordprocessingInk" xmlns:wne="http://schemas.microsoft.com/office/word/2006/wordml" xmlns:wps="http://schemas.microsoft.com/office/word/2010/wordprocessingShape" mc:Ignorable="w14 w15 w16se w16cid w16 w16cex w16sdtdh w16sdtfl w16du wp14">
+<w:footnotes xmlns:wpc="http://schemas.microsoft.com/office/word/2010/wordprocessingCanvas" xmlns:cx="http://schemas.microsoft.com/office/drawing/2014/chartex" xmlns:cx1="http://schemas.microsoft.com/office/drawing/2015/9/8/chartex" xmlns:mc="http://schemas.openxmlformats.org/markup-compatibility/2006" xmlns:o="urn:schemas-microsoft-com:office:office" xmlns:r="http://schemas.openxmlformats.org/officeDocument/2006/relationships" xmlns:m="http://schemas.openxmlformats.org/officeDocument/2006/math" xmlns:v="urn:schemas-microsoft-com:vml" xmlns:wp14="http://schemas.microsoft.com/office/word/2010/wordprocessingDrawing" xmlns:wp="http://schemas.openxmlformats.org/drawingml/2006/wordprocessingDrawing" xmlns:w10="urn:schemas-microsoft-com:office:word" xmlns:w="http://schemas.openxmlformats.org/wordprocessingml/2006/main" xmlns:w14="http://schemas.microsoft.com/office/word/2010/wordml" xmlns:w15="http://schemas.microsoft.com/office/word/2012/wordml" xmlns:w16se="http://schemas.microsoft.com/office/word/2015/wordml/symex" xmlns:wpg="http://schemas.microsoft.com/office/word/2010/wordprocessingGroup" xmlns:wpi="http://schemas.microsoft.com/office/word/2010/wordprocessingInk" xmlns:wne="http://schemas.microsoft.com/office/word/2006/wordml" xmlns:wps="http://schemas.microsoft.com/office/word/2010/wordprocessingShape" mc:Ignorable="w14 w15 w16se wp14">
   <w:footnote w:type="separator" w:id="-1">
     <w:p>
       <w:r>
@@ -4409,7 +5286,7 @@
 </file>
 
 <file path=word/header1.xml><?xml version="1.0" encoding="utf-8"?>
-<w:hdr xmlns:wpc="http://schemas.microsoft.com/office/word/2010/wordprocessingCanvas" xmlns:cx="http://schemas.microsoft.com/office/drawing/2014/chartex" xmlns:cx1="http://schemas.microsoft.com/office/drawing/2015/9/8/chartex" xmlns:cx2="http://schemas.microsoft.com/office/drawing/2015/10/21/chartex" xmlns:cx3="http://schemas.microsoft.com/office/drawing/2016/5/9/chartex" xmlns:cx4="http://schemas.microsoft.com/office/drawing/2016/5/10/chartex" xmlns:cx5="http://schemas.microsoft.com/office/drawing/2016/5/11/chartex" xmlns:cx6="http://schemas.microsoft.com/office/drawing/2016/5/12/chartex" xmlns:cx7="http://schemas.microsoft.com/office/drawing/2016/5/13/chartex" xmlns:cx8="http://schemas.microsoft.com/office/drawing/2016/5/14/chartex" xmlns:mc="http://schemas.openxmlformats.org/markup-compatibility/2006" xmlns:aink="http://schemas.microsoft.com/office/drawing/2016/ink" xmlns:am3d="http://schemas.microsoft.com/office/drawing/2017/model3d" xmlns:o="urn:schemas-microsoft-com:office:office" xmlns:oel="http://schemas.microsoft.com/office/2019/extlst" xmlns:r="http://schemas.openxmlformats.org/officeDocument/2006/relationships" xmlns:m="http://schemas.openxmlformats.org/officeDocument/2006/math" xmlns:v="urn:schemas-microsoft-com:vml" xmlns:wp14="http://schemas.microsoft.com/office/word/2010/wordprocessingDrawing" xmlns:wp="http://schemas.openxmlformats.org/drawingml/2006/wordprocessingDrawing" xmlns:w10="urn:schemas-microsoft-com:office:word" xmlns:w="http://schemas.openxmlformats.org/wordprocessingml/2006/main" xmlns:w14="http://schemas.microsoft.com/office/word/2010/wordml" xmlns:w15="http://schemas.microsoft.com/office/word/2012/wordml" xmlns:w16cex="http://schemas.microsoft.com/office/word/2018/wordml/cex" xmlns:w16cid="http://schemas.microsoft.com/office/word/2016/wordml/cid" xmlns:w16="http://schemas.microsoft.com/office/word/2018/wordml" xmlns:w16du="http://schemas.microsoft.com/office/word/2023/wordml/word16du" xmlns:w16sdtdh="http://schemas.microsoft.com/office/word/2020/wordml/sdtdatahash" xmlns:w16sdtfl="http://schemas.microsoft.com/office/word/2024/wordml/sdtformatlock" xmlns:w16se="http://schemas.microsoft.com/office/word/2015/wordml/symex" xmlns:wpg="http://schemas.microsoft.com/office/word/2010/wordprocessingGroup" xmlns:wpi="http://schemas.microsoft.com/office/word/2010/wordprocessingInk" xmlns:wne="http://schemas.microsoft.com/office/word/2006/wordml" xmlns:wps="http://schemas.microsoft.com/office/word/2010/wordprocessingShape" mc:Ignorable="w14 w15 w16se w16cid w16 w16cex w16sdtdh w16sdtfl w16du wp14">
+<w:hdr xmlns:wpc="http://schemas.microsoft.com/office/word/2010/wordprocessingCanvas" xmlns:cx="http://schemas.microsoft.com/office/drawing/2014/chartex" xmlns:cx1="http://schemas.microsoft.com/office/drawing/2015/9/8/chartex" xmlns:mc="http://schemas.openxmlformats.org/markup-compatibility/2006" xmlns:o="urn:schemas-microsoft-com:office:office" xmlns:r="http://schemas.openxmlformats.org/officeDocument/2006/relationships" xmlns:m="http://schemas.openxmlformats.org/officeDocument/2006/math" xmlns:v="urn:schemas-microsoft-com:vml" xmlns:wp14="http://schemas.microsoft.com/office/word/2010/wordprocessingDrawing" xmlns:wp="http://schemas.openxmlformats.org/drawingml/2006/wordprocessingDrawing" xmlns:w10="urn:schemas-microsoft-com:office:word" xmlns:w="http://schemas.openxmlformats.org/wordprocessingml/2006/main" xmlns:w14="http://schemas.microsoft.com/office/word/2010/wordml" xmlns:w15="http://schemas.microsoft.com/office/word/2012/wordml" xmlns:w16se="http://schemas.microsoft.com/office/word/2015/wordml/symex" xmlns:wpg="http://schemas.microsoft.com/office/word/2010/wordprocessingGroup" xmlns:wpi="http://schemas.microsoft.com/office/word/2010/wordprocessingInk" xmlns:wne="http://schemas.microsoft.com/office/word/2006/wordml" xmlns:wps="http://schemas.microsoft.com/office/word/2010/wordprocessingShape" mc:Ignorable="w14 w15 w16se wp14">
   <w:p>
     <w:pPr>
       <w:pStyle w:val="a4"/>
@@ -4812,7 +5689,7 @@
             </wp:anchor>
           </w:drawing>
         </mc:Choice>
-        <mc:Fallback>
+        <mc:Fallback xmlns:w16sdtfl="http://schemas.microsoft.com/office/word/2024/wordml/sdtformatlock" xmlns:w16sdtdh="http://schemas.microsoft.com/office/word/2020/wordml/sdtdatahash" xmlns:w16du="http://schemas.microsoft.com/office/word/2023/wordml/word16du" xmlns:w16="http://schemas.microsoft.com/office/word/2018/wordml" xmlns:w16cid="http://schemas.microsoft.com/office/word/2016/wordml/cid" xmlns:w16cex="http://schemas.microsoft.com/office/word/2018/wordml/cex" xmlns:oel="http://schemas.microsoft.com/office/2019/extlst" xmlns:am3d="http://schemas.microsoft.com/office/drawing/2017/model3d" xmlns:aink="http://schemas.microsoft.com/office/drawing/2016/ink" xmlns:cx8="http://schemas.microsoft.com/office/drawing/2016/5/14/chartex" xmlns:cx7="http://schemas.microsoft.com/office/drawing/2016/5/13/chartex" xmlns:cx6="http://schemas.microsoft.com/office/drawing/2016/5/12/chartex" xmlns:cx5="http://schemas.microsoft.com/office/drawing/2016/5/11/chartex" xmlns:cx4="http://schemas.microsoft.com/office/drawing/2016/5/10/chartex" xmlns:cx3="http://schemas.microsoft.com/office/drawing/2016/5/9/chartex" xmlns:cx2="http://schemas.microsoft.com/office/drawing/2015/10/21/chartex">
           <w:pict>
             <v:group w14:anchorId="720023E3" id="组合 32" o:spid="_x0000_s1026" style="position:absolute;left:0;text-align:left;margin-left:422.15pt;margin-top:-1.05pt;width:102.55pt;height:20.9pt;z-index:251661312" coordorigin="9665,292" coordsize="1880,344" o:gfxdata="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">
               <v:shapetype id="_x0000_t7" coordsize="21600,21600" o:spt="7" adj="5400" path="m@0,l,21600@1,21600,21600,xe">
@@ -4908,7 +5785,7 @@
                           <w:pPr>
                             <w:jc w:val="distribute"/>
                             <w:rPr>
-                              <w:rFonts w:ascii="微软雅黑" w:eastAsia="微软雅黑" w:hAnsi="微软雅黑" w:cs="微软雅黑" w:hint="eastAsia"/>
+                              <w:rFonts w:ascii="微软雅黑" w:eastAsia="微软雅黑" w:hAnsi="微软雅黑" w:cs="微软雅黑"/>
                               <w:b/>
                               <w:bCs/>
                               <w:color w:val="FFFFFF" w:themeColor="background1"/>
@@ -4935,7 +5812,7 @@
             </wp:anchor>
           </w:drawing>
         </mc:Choice>
-        <mc:Fallback>
+        <mc:Fallback xmlns:w16sdtfl="http://schemas.microsoft.com/office/word/2024/wordml/sdtformatlock" xmlns:w16sdtdh="http://schemas.microsoft.com/office/word/2020/wordml/sdtdatahash" xmlns:w16du="http://schemas.microsoft.com/office/word/2023/wordml/word16du" xmlns:w16="http://schemas.microsoft.com/office/word/2018/wordml" xmlns:w16cid="http://schemas.microsoft.com/office/word/2016/wordml/cid" xmlns:w16cex="http://schemas.microsoft.com/office/word/2018/wordml/cex" xmlns:oel="http://schemas.microsoft.com/office/2019/extlst" xmlns:am3d="http://schemas.microsoft.com/office/drawing/2017/model3d" xmlns:aink="http://schemas.microsoft.com/office/drawing/2016/ink" xmlns:cx8="http://schemas.microsoft.com/office/drawing/2016/5/14/chartex" xmlns:cx7="http://schemas.microsoft.com/office/drawing/2016/5/13/chartex" xmlns:cx6="http://schemas.microsoft.com/office/drawing/2016/5/12/chartex" xmlns:cx5="http://schemas.microsoft.com/office/drawing/2016/5/11/chartex" xmlns:cx4="http://schemas.microsoft.com/office/drawing/2016/5/10/chartex" xmlns:cx3="http://schemas.microsoft.com/office/drawing/2016/5/9/chartex" xmlns:cx2="http://schemas.microsoft.com/office/drawing/2015/10/21/chartex">
           <w:pict>
             <v:shapetype w14:anchorId="0D0E0D14" id="_x0000_t202" coordsize="21600,21600" o:spt="202" path="m,l,21600r21600,l21600,xe">
               <v:stroke joinstyle="miter"/>
@@ -5037,7 +5914,7 @@
             </wp:anchor>
           </w:drawing>
         </mc:Choice>
-        <mc:Fallback>
+        <mc:Fallback xmlns:w16sdtfl="http://schemas.microsoft.com/office/word/2024/wordml/sdtformatlock" xmlns:w16sdtdh="http://schemas.microsoft.com/office/word/2020/wordml/sdtdatahash" xmlns:w16du="http://schemas.microsoft.com/office/word/2023/wordml/word16du" xmlns:w16="http://schemas.microsoft.com/office/word/2018/wordml" xmlns:w16cid="http://schemas.microsoft.com/office/word/2016/wordml/cid" xmlns:w16cex="http://schemas.microsoft.com/office/word/2018/wordml/cex" xmlns:oel="http://schemas.microsoft.com/office/2019/extlst" xmlns:am3d="http://schemas.microsoft.com/office/drawing/2017/model3d" xmlns:aink="http://schemas.microsoft.com/office/drawing/2016/ink" xmlns:cx8="http://schemas.microsoft.com/office/drawing/2016/5/14/chartex" xmlns:cx7="http://schemas.microsoft.com/office/drawing/2016/5/13/chartex" xmlns:cx6="http://schemas.microsoft.com/office/drawing/2016/5/12/chartex" xmlns:cx5="http://schemas.microsoft.com/office/drawing/2016/5/11/chartex" xmlns:cx4="http://schemas.microsoft.com/office/drawing/2016/5/10/chartex" xmlns:cx3="http://schemas.microsoft.com/office/drawing/2016/5/9/chartex" xmlns:cx2="http://schemas.microsoft.com/office/drawing/2015/10/21/chartex">
           <w:pict>
             <v:rect w14:anchorId="15462363" id="矩形 4" o:spid="_x0000_s1026" style="position:absolute;left:0;text-align:left;margin-left:-40.15pt;margin-top:-2.55pt;width:599.1pt;height:21.95pt;z-index:251660288;visibility:visible;mso-wrap-style:square;mso-wrap-distance-left:9pt;mso-wrap-distance-top:0;mso-wrap-distance-right:9pt;mso-wrap-distance-bottom:0;mso-position-horizontal:absolute;mso-position-horizontal-relative:text;mso-position-vertical:absolute;mso-position-vertical-relative:text;v-text-anchor:middle" o:gfxdata="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" fillcolor="#5a6e8b [2415]" stroked="f" strokeweight="1pt"/>
           </w:pict>
@@ -5049,7 +5926,7 @@
 </file>
 
 <file path=word/numbering.xml><?xml version="1.0" encoding="utf-8"?>
-<w:numbering xmlns:wpc="http://schemas.microsoft.com/office/word/2010/wordprocessingCanvas" xmlns:cx="http://schemas.microsoft.com/office/drawing/2014/chartex" xmlns:cx1="http://schemas.microsoft.com/office/drawing/2015/9/8/chartex" xmlns:cx2="http://schemas.microsoft.com/office/drawing/2015/10/21/chartex" xmlns:cx3="http://schemas.microsoft.com/office/drawing/2016/5/9/chartex" xmlns:cx4="http://schemas.microsoft.com/office/drawing/2016/5/10/chartex" xmlns:cx5="http://schemas.microsoft.com/office/drawing/2016/5/11/chartex" xmlns:cx6="http://schemas.microsoft.com/office/drawing/2016/5/12/chartex" xmlns:cx7="http://schemas.microsoft.com/office/drawing/2016/5/13/chartex" xmlns:cx8="http://schemas.microsoft.com/office/drawing/2016/5/14/chartex" xmlns:mc="http://schemas.openxmlformats.org/markup-compatibility/2006" xmlns:aink="http://schemas.microsoft.com/office/drawing/2016/ink" xmlns:am3d="http://schemas.microsoft.com/office/drawing/2017/model3d" xmlns:o="urn:schemas-microsoft-com:office:office" xmlns:oel="http://schemas.microsoft.com/office/2019/extlst" xmlns:r="http://schemas.openxmlformats.org/officeDocument/2006/relationships" xmlns:m="http://schemas.openxmlformats.org/officeDocument/2006/math" xmlns:v="urn:schemas-microsoft-com:vml" xmlns:wp14="http://schemas.microsoft.com/office/word/2010/wordprocessingDrawing" xmlns:wp="http://schemas.openxmlformats.org/drawingml/2006/wordprocessingDrawing" xmlns:w10="urn:schemas-microsoft-com:office:word" xmlns:w="http://schemas.openxmlformats.org/wordprocessingml/2006/main" xmlns:w14="http://schemas.microsoft.com/office/word/2010/wordml" xmlns:w15="http://schemas.microsoft.com/office/word/2012/wordml" xmlns:w16cex="http://schemas.microsoft.com/office/word/2018/wordml/cex" xmlns:w16cid="http://schemas.microsoft.com/office/word/2016/wordml/cid" xmlns:w16="http://schemas.microsoft.com/office/word/2018/wordml" xmlns:w16du="http://schemas.microsoft.com/office/word/2023/wordml/word16du" xmlns:w16sdtdh="http://schemas.microsoft.com/office/word/2020/wordml/sdtdatahash" xmlns:w16sdtfl="http://schemas.microsoft.com/office/word/2024/wordml/sdtformatlock" xmlns:w16se="http://schemas.microsoft.com/office/word/2015/wordml/symex" xmlns:wpg="http://schemas.microsoft.com/office/word/2010/wordprocessingGroup" xmlns:wpi="http://schemas.microsoft.com/office/word/2010/wordprocessingInk" xmlns:wne="http://schemas.microsoft.com/office/word/2006/wordml" xmlns:wps="http://schemas.microsoft.com/office/word/2010/wordprocessingShape" mc:Ignorable="w14 w15 w16se w16cid w16 w16cex w16sdtdh w16sdtfl w16du wp14">
+<w:numbering xmlns:wpc="http://schemas.microsoft.com/office/word/2010/wordprocessingCanvas" xmlns:cx="http://schemas.microsoft.com/office/drawing/2014/chartex" xmlns:cx1="http://schemas.microsoft.com/office/drawing/2015/9/8/chartex" xmlns:mc="http://schemas.openxmlformats.org/markup-compatibility/2006" xmlns:o="urn:schemas-microsoft-com:office:office" xmlns:r="http://schemas.openxmlformats.org/officeDocument/2006/relationships" xmlns:m="http://schemas.openxmlformats.org/officeDocument/2006/math" xmlns:v="urn:schemas-microsoft-com:vml" xmlns:wp14="http://schemas.microsoft.com/office/word/2010/wordprocessingDrawing" xmlns:wp="http://schemas.openxmlformats.org/drawingml/2006/wordprocessingDrawing" xmlns:w10="urn:schemas-microsoft-com:office:word" xmlns:w="http://schemas.openxmlformats.org/wordprocessingml/2006/main" xmlns:w14="http://schemas.microsoft.com/office/word/2010/wordml" xmlns:w15="http://schemas.microsoft.com/office/word/2012/wordml" xmlns:w16se="http://schemas.microsoft.com/office/word/2015/wordml/symex" xmlns:wpg="http://schemas.microsoft.com/office/word/2010/wordprocessingGroup" xmlns:wpi="http://schemas.microsoft.com/office/word/2010/wordprocessingInk" xmlns:wne="http://schemas.microsoft.com/office/word/2006/wordml" xmlns:wps="http://schemas.microsoft.com/office/word/2010/wordprocessingShape" mc:Ignorable="w14 w15 w16se wp14">
   <w:abstractNum w:abstractNumId="0" w15:restartNumberingAfterBreak="0">
     <w:nsid w:val="07894158"/>
     <w:multiLevelType w:val="hybridMultilevel"/>
@@ -7101,68 +7978,68 @@
       </w:rPr>
     </w:lvl>
   </w:abstractNum>
-  <w:num w:numId="1" w16cid:durableId="1269239140">
+  <w:num w:numId="1">
     <w:abstractNumId w:val="18"/>
   </w:num>
-  <w:num w:numId="2" w16cid:durableId="879241371">
+  <w:num w:numId="2">
     <w:abstractNumId w:val="8"/>
   </w:num>
-  <w:num w:numId="3" w16cid:durableId="144861895">
+  <w:num w:numId="3">
     <w:abstractNumId w:val="12"/>
   </w:num>
-  <w:num w:numId="4" w16cid:durableId="1817261114">
+  <w:num w:numId="4">
     <w:abstractNumId w:val="15"/>
   </w:num>
-  <w:num w:numId="5" w16cid:durableId="1580363519">
+  <w:num w:numId="5">
     <w:abstractNumId w:val="3"/>
   </w:num>
-  <w:num w:numId="6" w16cid:durableId="1690646184">
+  <w:num w:numId="6">
     <w:abstractNumId w:val="0"/>
   </w:num>
-  <w:num w:numId="7" w16cid:durableId="765270866">
+  <w:num w:numId="7">
     <w:abstractNumId w:val="1"/>
   </w:num>
-  <w:num w:numId="8" w16cid:durableId="179198478">
+  <w:num w:numId="8">
     <w:abstractNumId w:val="10"/>
   </w:num>
-  <w:num w:numId="9" w16cid:durableId="675032449">
+  <w:num w:numId="9">
     <w:abstractNumId w:val="9"/>
   </w:num>
-  <w:num w:numId="10" w16cid:durableId="910851834">
+  <w:num w:numId="10">
     <w:abstractNumId w:val="13"/>
   </w:num>
-  <w:num w:numId="11" w16cid:durableId="1974868332">
+  <w:num w:numId="11">
     <w:abstractNumId w:val="4"/>
   </w:num>
-  <w:num w:numId="12" w16cid:durableId="1205606135">
+  <w:num w:numId="12">
     <w:abstractNumId w:val="7"/>
   </w:num>
-  <w:num w:numId="13" w16cid:durableId="1937522595">
+  <w:num w:numId="13">
     <w:abstractNumId w:val="17"/>
   </w:num>
-  <w:num w:numId="14" w16cid:durableId="1135488916">
+  <w:num w:numId="14">
     <w:abstractNumId w:val="11"/>
   </w:num>
-  <w:num w:numId="15" w16cid:durableId="815613214">
+  <w:num w:numId="15">
     <w:abstractNumId w:val="5"/>
   </w:num>
-  <w:num w:numId="16" w16cid:durableId="1671063362">
+  <w:num w:numId="16">
     <w:abstractNumId w:val="6"/>
   </w:num>
-  <w:num w:numId="17" w16cid:durableId="28993024">
+  <w:num w:numId="17">
     <w:abstractNumId w:val="14"/>
   </w:num>
-  <w:num w:numId="18" w16cid:durableId="770664257">
+  <w:num w:numId="18">
     <w:abstractNumId w:val="2"/>
   </w:num>
-  <w:num w:numId="19" w16cid:durableId="1778214812">
+  <w:num w:numId="19">
     <w:abstractNumId w:val="16"/>
   </w:num>
 </w:numbering>
 </file>
 
 <file path=word/styles.xml><?xml version="1.0" encoding="utf-8"?>
-<w:styles xmlns:mc="http://schemas.openxmlformats.org/markup-compatibility/2006" xmlns:r="http://schemas.openxmlformats.org/officeDocument/2006/relationships" xmlns:w="http://schemas.openxmlformats.org/wordprocessingml/2006/main" xmlns:w14="http://schemas.microsoft.com/office/word/2010/wordml" xmlns:w15="http://schemas.microsoft.com/office/word/2012/wordml" xmlns:w16cex="http://schemas.microsoft.com/office/word/2018/wordml/cex" xmlns:w16cid="http://schemas.microsoft.com/office/word/2016/wordml/cid" xmlns:w16="http://schemas.microsoft.com/office/word/2018/wordml" xmlns:w16du="http://schemas.microsoft.com/office/word/2023/wordml/word16du" xmlns:w16sdtdh="http://schemas.microsoft.com/office/word/2020/wordml/sdtdatahash" xmlns:w16sdtfl="http://schemas.microsoft.com/office/word/2024/wordml/sdtformatlock" xmlns:w16se="http://schemas.microsoft.com/office/word/2015/wordml/symex" mc:Ignorable="w14 w15 w16se w16cid w16 w16cex w16sdtdh w16sdtfl w16du">
+<w:styles xmlns:mc="http://schemas.openxmlformats.org/markup-compatibility/2006" xmlns:r="http://schemas.openxmlformats.org/officeDocument/2006/relationships" xmlns:w="http://schemas.openxmlformats.org/wordprocessingml/2006/main" xmlns:w14="http://schemas.microsoft.com/office/word/2010/wordml" xmlns:w15="http://schemas.microsoft.com/office/word/2012/wordml" xmlns:w16se="http://schemas.microsoft.com/office/word/2015/wordml/symex" mc:Ignorable="w14 w15 w16se">
   <w:docDefaults>
     <w:rPrDefault>
       <w:rPr>
@@ -7172,7 +8049,7 @@
     </w:rPrDefault>
     <w:pPrDefault/>
   </w:docDefaults>
-  <w:latentStyles w:defLockedState="0" w:defUIPriority="0" w:defSemiHidden="0" w:defUnhideWhenUsed="0" w:defQFormat="0" w:count="376">
+  <w:latentStyles w:defLockedState="0" w:defUIPriority="0" w:defSemiHidden="0" w:defUnhideWhenUsed="0" w:defQFormat="0" w:count="371">
     <w:lsdException w:name="Normal" w:qFormat="1"/>
     <w:lsdException w:name="heading 1" w:qFormat="1"/>
     <w:lsdException w:name="heading 2" w:semiHidden="1" w:unhideWhenUsed="1" w:qFormat="1"/>
@@ -7456,11 +8333,6 @@
     <w:lsdException w:name="List Table 5 Dark Accent 6" w:uiPriority="50"/>
     <w:lsdException w:name="List Table 6 Colorful Accent 6" w:uiPriority="51"/>
     <w:lsdException w:name="List Table 7 Colorful Accent 6" w:uiPriority="52"/>
-    <w:lsdException w:name="Mention" w:semiHidden="1" w:uiPriority="99" w:unhideWhenUsed="1"/>
-    <w:lsdException w:name="Smart Hyperlink" w:semiHidden="1" w:uiPriority="99" w:unhideWhenUsed="1"/>
-    <w:lsdException w:name="Hashtag" w:semiHidden="1" w:uiPriority="99" w:unhideWhenUsed="1"/>
-    <w:lsdException w:name="Unresolved Mention" w:semiHidden="1" w:uiPriority="99" w:unhideWhenUsed="1"/>
-    <w:lsdException w:name="Smart Link" w:semiHidden="1" w:uiPriority="99" w:unhideWhenUsed="1"/>
   </w:latentStyles>
   <w:style w:type="paragraph" w:default="1" w:styleId="a">
     <w:name w:val="Normal"/>
@@ -7544,6 +8416,7 @@
   <w:style w:type="character" w:default="1" w:styleId="a0">
     <w:name w:val="Default Paragraph Font"/>
     <w:uiPriority w:val="1"/>
+    <w:semiHidden/>
     <w:unhideWhenUsed/>
   </w:style>
   <w:style w:type="table" w:default="1" w:styleId="a1">
@@ -8110,10 +8983,6 @@
 </file>
 
 <file path=customXml/item1.xml><?xml version="1.0" encoding="utf-8"?>
-<b:Sources xmlns:b="http://schemas.openxmlformats.org/officeDocument/2006/bibliography" xmlns="http://schemas.openxmlformats.org/officeDocument/2006/bibliography" SelectedStyle="\APASixthEditionOfficeOnline.xsl" StyleName="APA" Version="6"/>
-</file>
-
-<file path=customXml/item2.xml><?xml version="1.0" encoding="utf-8"?>
 <s:customData xmlns="http://www.wps.cn/officeDocument/2013/wpsCustomData" xmlns:s="http://www.wps.cn/officeDocument/2013/wpsCustomData">
   <customSectProps/>
   <customShpExts>
@@ -8122,18 +8991,22 @@
 </s:customData>
 </file>
 
+<file path=customXml/item2.xml><?xml version="1.0" encoding="utf-8"?>
+<b:Sources xmlns:b="http://schemas.openxmlformats.org/officeDocument/2006/bibliography" xmlns="http://schemas.openxmlformats.org/officeDocument/2006/bibliography" SelectedStyle="\APASixthEditionOfficeOnline.xsl" StyleName="APA" Version="6"/>
+</file>
+
 <file path=customXml/itemProps1.xml><?xml version="1.0" encoding="utf-8"?>
-<ds:datastoreItem xmlns:ds="http://schemas.openxmlformats.org/officeDocument/2006/customXml" ds:itemID="{620B9935-4C46-49A3-B193-3D97E9375C32}">
+<ds:datastoreItem xmlns:ds="http://schemas.openxmlformats.org/officeDocument/2006/customXml" ds:itemID="{B1977F7D-205B-4081-913C-38D41E755F92}">
   <ds:schemaRefs>
-    <ds:schemaRef ds:uri="http://schemas.openxmlformats.org/officeDocument/2006/bibliography"/>
+    <ds:schemaRef ds:uri="http://www.wps.cn/officeDocument/2013/wpsCustomData"/>
   </ds:schemaRefs>
 </ds:datastoreItem>
 </file>
 
 <file path=customXml/itemProps2.xml><?xml version="1.0" encoding="utf-8"?>
-<ds:datastoreItem xmlns:ds="http://schemas.openxmlformats.org/officeDocument/2006/customXml" ds:itemID="{B1977F7D-205B-4081-913C-38D41E755F92}">
+<ds:datastoreItem xmlns:ds="http://schemas.openxmlformats.org/officeDocument/2006/customXml" ds:itemID="{8E7260F1-9019-4909-9CA9-FA98C7180957}">
   <ds:schemaRefs>
-    <ds:schemaRef ds:uri="http://www.wps.cn/officeDocument/2013/wpsCustomData"/>
+    <ds:schemaRef ds:uri="http://schemas.openxmlformats.org/officeDocument/2006/bibliography"/>
   </ds:schemaRefs>
 </ds:datastoreItem>
 </file>